--- a/exam-part1.docx
+++ b/exam-part1.docx
@@ -13780,7 +13780,75 @@
           <w:sz w:val="32"/>
           <w:szCs w:val="32"/>
         </w:rPr>
-        <w:t xml:space="preserve"> Prices of some(1) essential food items, such as rice and cooking oil, have raised(2) by 5% to as much(3) as 20% in recent(4) months.</w:t>
+        <w:t xml:space="preserve"> Prices of </w:t>
+      </w:r>
+      <w:r>
+        <w:rPr>
+          <w:rFonts w:ascii="TH SarabunPSK" w:hAnsi="TH SarabunPSK" w:cs="TH SarabunPSK" w:hint="cs"/>
+          <w:sz w:val="32"/>
+          <w:szCs w:val="32"/>
+          <w:u w:val="single"/>
+        </w:rPr>
+        <w:t>some</w:t>
+      </w:r>
+      <w:r>
+        <w:rPr>
+          <w:rFonts w:ascii="TH SarabunPSK" w:hAnsi="TH SarabunPSK" w:cs="TH SarabunPSK" w:hint="cs"/>
+          <w:sz w:val="32"/>
+          <w:szCs w:val="32"/>
+        </w:rPr>
+        <w:t xml:space="preserve">(1) essential food items, such as rice and cooking oil, have </w:t>
+      </w:r>
+      <w:r>
+        <w:rPr>
+          <w:rFonts w:ascii="TH SarabunPSK" w:hAnsi="TH SarabunPSK" w:cs="TH SarabunPSK" w:hint="cs"/>
+          <w:sz w:val="32"/>
+          <w:szCs w:val="32"/>
+          <w:u w:val="single"/>
+        </w:rPr>
+        <w:t>raise</w:t>
+      </w:r>
+      <w:r>
+        <w:rPr>
+          <w:rFonts w:ascii="TH SarabunPSK" w:hAnsi="TH SarabunPSK" w:cs="TH SarabunPSK" w:hint="cs"/>
+          <w:sz w:val="32"/>
+          <w:szCs w:val="32"/>
+        </w:rPr>
+        <w:t xml:space="preserve">d(2) by 5% to as </w:t>
+      </w:r>
+      <w:r>
+        <w:rPr>
+          <w:rFonts w:ascii="TH SarabunPSK" w:hAnsi="TH SarabunPSK" w:cs="TH SarabunPSK" w:hint="cs"/>
+          <w:sz w:val="32"/>
+          <w:szCs w:val="32"/>
+          <w:u w:val="single"/>
+        </w:rPr>
+        <w:t>much</w:t>
+      </w:r>
+      <w:r>
+        <w:rPr>
+          <w:rFonts w:ascii="TH SarabunPSK" w:hAnsi="TH SarabunPSK" w:cs="TH SarabunPSK" w:hint="cs"/>
+          <w:sz w:val="32"/>
+          <w:szCs w:val="32"/>
+        </w:rPr>
+        <w:t xml:space="preserve">(3) as 20% in </w:t>
+      </w:r>
+      <w:r>
+        <w:rPr>
+          <w:rFonts w:ascii="TH SarabunPSK" w:hAnsi="TH SarabunPSK" w:cs="TH SarabunPSK" w:hint="cs"/>
+          <w:sz w:val="32"/>
+          <w:szCs w:val="32"/>
+          <w:u w:val="single"/>
+        </w:rPr>
+        <w:t>recent</w:t>
+      </w:r>
+      <w:r>
+        <w:rPr>
+          <w:rFonts w:ascii="TH SarabunPSK" w:hAnsi="TH SarabunPSK" w:cs="TH SarabunPSK" w:hint="cs"/>
+          <w:sz w:val="32"/>
+          <w:szCs w:val="32"/>
+        </w:rPr>
+        <w:t>(4) months.</w:t>
       </w:r>
     </w:p>
     <w:p>
@@ -13873,7 +13941,75 @@
           <w:sz w:val="32"/>
           <w:szCs w:val="32"/>
         </w:rPr>
-        <w:t xml:space="preserve"> The expert committee on(1) COVID-19 vaccination has recommended(2) that the two(3) mRNA vaccines can be used interchangeable(4).</w:t>
+        <w:t xml:space="preserve"> The expert committee </w:t>
+      </w:r>
+      <w:r>
+        <w:rPr>
+          <w:rFonts w:ascii="TH SarabunPSK" w:hAnsi="TH SarabunPSK" w:cs="TH SarabunPSK" w:hint="cs"/>
+          <w:sz w:val="32"/>
+          <w:szCs w:val="32"/>
+          <w:u w:val="single"/>
+        </w:rPr>
+        <w:t>on</w:t>
+      </w:r>
+      <w:r>
+        <w:rPr>
+          <w:rFonts w:ascii="TH SarabunPSK" w:hAnsi="TH SarabunPSK" w:cs="TH SarabunPSK" w:hint="cs"/>
+          <w:sz w:val="32"/>
+          <w:szCs w:val="32"/>
+        </w:rPr>
+        <w:t xml:space="preserve">(1) COVID-19 vaccination </w:t>
+      </w:r>
+      <w:r>
+        <w:rPr>
+          <w:rFonts w:ascii="TH SarabunPSK" w:hAnsi="TH SarabunPSK" w:cs="TH SarabunPSK" w:hint="cs"/>
+          <w:sz w:val="32"/>
+          <w:szCs w:val="32"/>
+          <w:u w:val="single"/>
+        </w:rPr>
+        <w:t>has recommended</w:t>
+      </w:r>
+      <w:r>
+        <w:rPr>
+          <w:rFonts w:ascii="TH SarabunPSK" w:hAnsi="TH SarabunPSK" w:cs="TH SarabunPSK" w:hint="cs"/>
+          <w:sz w:val="32"/>
+          <w:szCs w:val="32"/>
+        </w:rPr>
+        <w:t xml:space="preserve">(2) that </w:t>
+      </w:r>
+      <w:r>
+        <w:rPr>
+          <w:rFonts w:ascii="TH SarabunPSK" w:hAnsi="TH SarabunPSK" w:cs="TH SarabunPSK" w:hint="cs"/>
+          <w:sz w:val="32"/>
+          <w:szCs w:val="32"/>
+          <w:u w:val="single"/>
+        </w:rPr>
+        <w:t>the two</w:t>
+      </w:r>
+      <w:r>
+        <w:rPr>
+          <w:rFonts w:ascii="TH SarabunPSK" w:hAnsi="TH SarabunPSK" w:cs="TH SarabunPSK" w:hint="cs"/>
+          <w:sz w:val="32"/>
+          <w:szCs w:val="32"/>
+        </w:rPr>
+        <w:t xml:space="preserve">(3) mRNA vaccines can be used </w:t>
+      </w:r>
+      <w:r>
+        <w:rPr>
+          <w:rFonts w:ascii="TH SarabunPSK" w:hAnsi="TH SarabunPSK" w:cs="TH SarabunPSK" w:hint="cs"/>
+          <w:sz w:val="32"/>
+          <w:szCs w:val="32"/>
+          <w:u w:val="single"/>
+        </w:rPr>
+        <w:t>interchangeab</w:t>
+      </w:r>
+      <w:r>
+        <w:rPr>
+          <w:rFonts w:ascii="TH SarabunPSK" w:hAnsi="TH SarabunPSK" w:cs="TH SarabunPSK" w:hint="cs"/>
+          <w:sz w:val="32"/>
+          <w:szCs w:val="32"/>
+        </w:rPr>
+        <w:t>le(4).</w:t>
       </w:r>
     </w:p>
     <w:p>
@@ -13966,7 +14102,75 @@
           <w:sz w:val="32"/>
           <w:szCs w:val="32"/>
         </w:rPr>
-        <w:t xml:space="preserve"> Because of(1) raspberries easily absorb water, it is(2) best to wash them with(3) cool water immediately before eating(4).</w:t>
+        <w:t xml:space="preserve"> </w:t>
+      </w:r>
+      <w:r>
+        <w:rPr>
+          <w:rFonts w:ascii="TH SarabunPSK" w:hAnsi="TH SarabunPSK" w:cs="TH SarabunPSK" w:hint="cs"/>
+          <w:sz w:val="32"/>
+          <w:szCs w:val="32"/>
+          <w:u w:val="single"/>
+        </w:rPr>
+        <w:t>Because of</w:t>
+      </w:r>
+      <w:r>
+        <w:rPr>
+          <w:rFonts w:ascii="TH SarabunPSK" w:hAnsi="TH SarabunPSK" w:cs="TH SarabunPSK" w:hint="cs"/>
+          <w:sz w:val="32"/>
+          <w:szCs w:val="32"/>
+        </w:rPr>
+        <w:t xml:space="preserve">(1) raspberries easily absorb water, </w:t>
+      </w:r>
+      <w:r>
+        <w:rPr>
+          <w:rFonts w:ascii="TH SarabunPSK" w:hAnsi="TH SarabunPSK" w:cs="TH SarabunPSK" w:hint="cs"/>
+          <w:sz w:val="32"/>
+          <w:szCs w:val="32"/>
+          <w:u w:val="single"/>
+        </w:rPr>
+        <w:t>it is</w:t>
+      </w:r>
+      <w:r>
+        <w:rPr>
+          <w:rFonts w:ascii="TH SarabunPSK" w:hAnsi="TH SarabunPSK" w:cs="TH SarabunPSK" w:hint="cs"/>
+          <w:sz w:val="32"/>
+          <w:szCs w:val="32"/>
+        </w:rPr>
+        <w:t xml:space="preserve">(2) best to wash them </w:t>
+      </w:r>
+      <w:r>
+        <w:rPr>
+          <w:rFonts w:ascii="TH SarabunPSK" w:hAnsi="TH SarabunPSK" w:cs="TH SarabunPSK" w:hint="cs"/>
+          <w:sz w:val="32"/>
+          <w:szCs w:val="32"/>
+          <w:u w:val="single"/>
+        </w:rPr>
+        <w:t>with</w:t>
+      </w:r>
+      <w:r>
+        <w:rPr>
+          <w:rFonts w:ascii="TH SarabunPSK" w:hAnsi="TH SarabunPSK" w:cs="TH SarabunPSK" w:hint="cs"/>
+          <w:sz w:val="32"/>
+          <w:szCs w:val="32"/>
+        </w:rPr>
+        <w:t xml:space="preserve">(3) cool water immediately before </w:t>
+      </w:r>
+      <w:r>
+        <w:rPr>
+          <w:rFonts w:ascii="TH SarabunPSK" w:hAnsi="TH SarabunPSK" w:cs="TH SarabunPSK" w:hint="cs"/>
+          <w:sz w:val="32"/>
+          <w:szCs w:val="32"/>
+          <w:u w:val="single"/>
+        </w:rPr>
+        <w:t>eating</w:t>
+      </w:r>
+      <w:r>
+        <w:rPr>
+          <w:rFonts w:ascii="TH SarabunPSK" w:hAnsi="TH SarabunPSK" w:cs="TH SarabunPSK" w:hint="cs"/>
+          <w:sz w:val="32"/>
+          <w:szCs w:val="32"/>
+        </w:rPr>
+        <w:t>(4)</w:t>
       </w:r>
     </w:p>
     <w:p>
@@ -14059,7 +14263,75 @@
           <w:sz w:val="32"/>
           <w:szCs w:val="32"/>
         </w:rPr>
-        <w:t xml:space="preserve"> Gardeners are encouraged(1) to plant endemic species in a(2) bid to help saving(3) dwindling native Australian(4) bee populations.</w:t>
+        <w:t xml:space="preserve"> Gardeners are </w:t>
+      </w:r>
+      <w:r>
+        <w:rPr>
+          <w:rFonts w:ascii="TH SarabunPSK" w:hAnsi="TH SarabunPSK" w:cs="TH SarabunPSK" w:hint="cs"/>
+          <w:sz w:val="32"/>
+          <w:szCs w:val="32"/>
+          <w:u w:val="single"/>
+        </w:rPr>
+        <w:t>encouraged</w:t>
+      </w:r>
+      <w:r>
+        <w:rPr>
+          <w:rFonts w:ascii="TH SarabunPSK" w:hAnsi="TH SarabunPSK" w:cs="TH SarabunPSK" w:hint="cs"/>
+          <w:sz w:val="32"/>
+          <w:szCs w:val="32"/>
+        </w:rPr>
+        <w:t xml:space="preserve">(1) to plant endemic species in </w:t>
+      </w:r>
+      <w:r>
+        <w:rPr>
+          <w:rFonts w:ascii="TH SarabunPSK" w:hAnsi="TH SarabunPSK" w:cs="TH SarabunPSK" w:hint="cs"/>
+          <w:sz w:val="32"/>
+          <w:szCs w:val="32"/>
+          <w:u w:val="single"/>
+        </w:rPr>
+        <w:t>a</w:t>
+      </w:r>
+      <w:r>
+        <w:rPr>
+          <w:rFonts w:ascii="TH SarabunPSK" w:hAnsi="TH SarabunPSK" w:cs="TH SarabunPSK" w:hint="cs"/>
+          <w:sz w:val="32"/>
+          <w:szCs w:val="32"/>
+        </w:rPr>
+        <w:t xml:space="preserve">(2) bid to help </w:t>
+      </w:r>
+      <w:r>
+        <w:rPr>
+          <w:rFonts w:ascii="TH SarabunPSK" w:hAnsi="TH SarabunPSK" w:cs="TH SarabunPSK" w:hint="cs"/>
+          <w:sz w:val="32"/>
+          <w:szCs w:val="32"/>
+          <w:u w:val="single"/>
+        </w:rPr>
+        <w:t>saving</w:t>
+      </w:r>
+      <w:r>
+        <w:rPr>
+          <w:rFonts w:ascii="TH SarabunPSK" w:hAnsi="TH SarabunPSK" w:cs="TH SarabunPSK" w:hint="cs"/>
+          <w:sz w:val="32"/>
+          <w:szCs w:val="32"/>
+        </w:rPr>
+        <w:t xml:space="preserve">(3) dwindling </w:t>
+      </w:r>
+      <w:r>
+        <w:rPr>
+          <w:rFonts w:ascii="TH SarabunPSK" w:hAnsi="TH SarabunPSK" w:cs="TH SarabunPSK" w:hint="cs"/>
+          <w:sz w:val="32"/>
+          <w:szCs w:val="32"/>
+          <w:u w:val="single"/>
+        </w:rPr>
+        <w:t>native Australian</w:t>
+      </w:r>
+      <w:r>
+        <w:rPr>
+          <w:rFonts w:ascii="TH SarabunPSK" w:hAnsi="TH SarabunPSK" w:cs="TH SarabunPSK" w:hint="cs"/>
+          <w:sz w:val="32"/>
+          <w:szCs w:val="32"/>
+        </w:rPr>
+        <w:t>(4) bee populations.</w:t>
       </w:r>
     </w:p>
     <w:p>
@@ -14152,7 +14424,75 @@
           <w:sz w:val="32"/>
           <w:szCs w:val="32"/>
         </w:rPr>
-        <w:t xml:space="preserve"> Museums are(1) places filled with relics of the past(2) and interested(3) exhibits filled with knowledge waiting(4) to be learned.</w:t>
+        <w:t xml:space="preserve"> Museums </w:t>
+      </w:r>
+      <w:r>
+        <w:rPr>
+          <w:rFonts w:ascii="TH SarabunPSK" w:hAnsi="TH SarabunPSK" w:cs="TH SarabunPSK" w:hint="cs"/>
+          <w:sz w:val="32"/>
+          <w:szCs w:val="32"/>
+          <w:u w:val="single"/>
+        </w:rPr>
+        <w:t>are</w:t>
+      </w:r>
+      <w:r>
+        <w:rPr>
+          <w:rFonts w:ascii="TH SarabunPSK" w:hAnsi="TH SarabunPSK" w:cs="TH SarabunPSK" w:hint="cs"/>
+          <w:sz w:val="32"/>
+          <w:szCs w:val="32"/>
+        </w:rPr>
+        <w:t xml:space="preserve">(1) places filled with relics of </w:t>
+      </w:r>
+      <w:r>
+        <w:rPr>
+          <w:rFonts w:ascii="TH SarabunPSK" w:hAnsi="TH SarabunPSK" w:cs="TH SarabunPSK" w:hint="cs"/>
+          <w:sz w:val="32"/>
+          <w:szCs w:val="32"/>
+          <w:u w:val="single"/>
+        </w:rPr>
+        <w:t>the past</w:t>
+      </w:r>
+      <w:r>
+        <w:rPr>
+          <w:rFonts w:ascii="TH SarabunPSK" w:hAnsi="TH SarabunPSK" w:cs="TH SarabunPSK" w:hint="cs"/>
+          <w:sz w:val="32"/>
+          <w:szCs w:val="32"/>
+        </w:rPr>
+        <w:t xml:space="preserve">(2) and </w:t>
+      </w:r>
+      <w:r>
+        <w:rPr>
+          <w:rFonts w:ascii="TH SarabunPSK" w:hAnsi="TH SarabunPSK" w:cs="TH SarabunPSK" w:hint="cs"/>
+          <w:sz w:val="32"/>
+          <w:szCs w:val="32"/>
+          <w:u w:val="single"/>
+        </w:rPr>
+        <w:t>interested</w:t>
+      </w:r>
+      <w:r>
+        <w:rPr>
+          <w:rFonts w:ascii="TH SarabunPSK" w:hAnsi="TH SarabunPSK" w:cs="TH SarabunPSK" w:hint="cs"/>
+          <w:sz w:val="32"/>
+          <w:szCs w:val="32"/>
+        </w:rPr>
+        <w:t xml:space="preserve">(3) exhibits filled with knowledge </w:t>
+      </w:r>
+      <w:r>
+        <w:rPr>
+          <w:rFonts w:ascii="TH SarabunPSK" w:hAnsi="TH SarabunPSK" w:cs="TH SarabunPSK" w:hint="cs"/>
+          <w:sz w:val="32"/>
+          <w:szCs w:val="32"/>
+          <w:u w:val="single"/>
+        </w:rPr>
+        <w:t>waiting</w:t>
+      </w:r>
+      <w:r>
+        <w:rPr>
+          <w:rFonts w:ascii="TH SarabunPSK" w:hAnsi="TH SarabunPSK" w:cs="TH SarabunPSK" w:hint="cs"/>
+          <w:sz w:val="32"/>
+          <w:szCs w:val="32"/>
+        </w:rPr>
+        <w:t>(4) to be learned.</w:t>
       </w:r>
     </w:p>
     <w:p>
@@ -14245,7 +14585,75 @@
           <w:sz w:val="32"/>
           <w:szCs w:val="32"/>
         </w:rPr>
-        <w:t xml:space="preserve"> Experts say having(1) close friends at work can have(2) beneficial for your job satisfaction, but they can negatively(3) influence you if(4) they are unhappy.</w:t>
+        <w:t xml:space="preserve"> Experts say </w:t>
+      </w:r>
+      <w:r>
+        <w:rPr>
+          <w:rFonts w:ascii="TH SarabunPSK" w:hAnsi="TH SarabunPSK" w:cs="TH SarabunPSK" w:hint="cs"/>
+          <w:sz w:val="32"/>
+          <w:szCs w:val="32"/>
+          <w:u w:val="single"/>
+        </w:rPr>
+        <w:t>having</w:t>
+      </w:r>
+      <w:r>
+        <w:rPr>
+          <w:rFonts w:ascii="TH SarabunPSK" w:hAnsi="TH SarabunPSK" w:cs="TH SarabunPSK" w:hint="cs"/>
+          <w:sz w:val="32"/>
+          <w:szCs w:val="32"/>
+        </w:rPr>
+        <w:t xml:space="preserve">(1) close friends at work can </w:t>
+      </w:r>
+      <w:r>
+        <w:rPr>
+          <w:rFonts w:ascii="TH SarabunPSK" w:hAnsi="TH SarabunPSK" w:cs="TH SarabunPSK" w:hint="cs"/>
+          <w:sz w:val="32"/>
+          <w:szCs w:val="32"/>
+          <w:u w:val="single"/>
+        </w:rPr>
+        <w:t>have</w:t>
+      </w:r>
+      <w:r>
+        <w:rPr>
+          <w:rFonts w:ascii="TH SarabunPSK" w:hAnsi="TH SarabunPSK" w:cs="TH SarabunPSK" w:hint="cs"/>
+          <w:sz w:val="32"/>
+          <w:szCs w:val="32"/>
+        </w:rPr>
+        <w:t xml:space="preserve">(2) beneficial for your job satisfaction, but they can </w:t>
+      </w:r>
+      <w:r>
+        <w:rPr>
+          <w:rFonts w:ascii="TH SarabunPSK" w:hAnsi="TH SarabunPSK" w:cs="TH SarabunPSK" w:hint="cs"/>
+          <w:sz w:val="32"/>
+          <w:szCs w:val="32"/>
+          <w:u w:val="single"/>
+        </w:rPr>
+        <w:t>negatively</w:t>
+      </w:r>
+      <w:r>
+        <w:rPr>
+          <w:rFonts w:ascii="TH SarabunPSK" w:hAnsi="TH SarabunPSK" w:cs="TH SarabunPSK" w:hint="cs"/>
+          <w:sz w:val="32"/>
+          <w:szCs w:val="32"/>
+        </w:rPr>
+        <w:t xml:space="preserve">(3) influence you </w:t>
+      </w:r>
+      <w:r>
+        <w:rPr>
+          <w:rFonts w:ascii="TH SarabunPSK" w:hAnsi="TH SarabunPSK" w:cs="TH SarabunPSK" w:hint="cs"/>
+          <w:sz w:val="32"/>
+          <w:szCs w:val="32"/>
+          <w:u w:val="single"/>
+        </w:rPr>
+        <w:t>if</w:t>
+      </w:r>
+      <w:r>
+        <w:rPr>
+          <w:rFonts w:ascii="TH SarabunPSK" w:hAnsi="TH SarabunPSK" w:cs="TH SarabunPSK" w:hint="cs"/>
+          <w:sz w:val="32"/>
+          <w:szCs w:val="32"/>
+        </w:rPr>
+        <w:t>(4) they are unhappy.</w:t>
       </w:r>
     </w:p>
     <w:p>
@@ -14339,7 +14747,75 @@
           <w:sz w:val="32"/>
           <w:szCs w:val="32"/>
         </w:rPr>
-        <w:t xml:space="preserve"> Archaeologists(1) in eastern Newfoundland have(2) unearthed which(3) could be the oldest English coin ever found(4) in Canada.</w:t>
+        <w:t xml:space="preserve"> </w:t>
+      </w:r>
+      <w:r>
+        <w:rPr>
+          <w:rFonts w:ascii="TH SarabunPSK" w:hAnsi="TH SarabunPSK" w:cs="TH SarabunPSK" w:hint="cs"/>
+          <w:sz w:val="32"/>
+          <w:szCs w:val="32"/>
+          <w:u w:val="single"/>
+        </w:rPr>
+        <w:t>Archaeologists</w:t>
+      </w:r>
+      <w:r>
+        <w:rPr>
+          <w:rFonts w:ascii="TH SarabunPSK" w:hAnsi="TH SarabunPSK" w:cs="TH SarabunPSK" w:hint="cs"/>
+          <w:sz w:val="32"/>
+          <w:szCs w:val="32"/>
+        </w:rPr>
+        <w:t xml:space="preserve">(1) in eastern Newfoundland </w:t>
+      </w:r>
+      <w:r>
+        <w:rPr>
+          <w:rFonts w:ascii="TH SarabunPSK" w:hAnsi="TH SarabunPSK" w:cs="TH SarabunPSK" w:hint="cs"/>
+          <w:sz w:val="32"/>
+          <w:szCs w:val="32"/>
+          <w:u w:val="single"/>
+        </w:rPr>
+        <w:t>have</w:t>
+      </w:r>
+      <w:r>
+        <w:rPr>
+          <w:rFonts w:ascii="TH SarabunPSK" w:hAnsi="TH SarabunPSK" w:cs="TH SarabunPSK" w:hint="cs"/>
+          <w:sz w:val="32"/>
+          <w:szCs w:val="32"/>
+        </w:rPr>
+        <w:t xml:space="preserve">(2) unearthed </w:t>
+      </w:r>
+      <w:r>
+        <w:rPr>
+          <w:rFonts w:ascii="TH SarabunPSK" w:hAnsi="TH SarabunPSK" w:cs="TH SarabunPSK" w:hint="cs"/>
+          <w:sz w:val="32"/>
+          <w:szCs w:val="32"/>
+          <w:u w:val="single"/>
+        </w:rPr>
+        <w:t>which</w:t>
+      </w:r>
+      <w:r>
+        <w:rPr>
+          <w:rFonts w:ascii="TH SarabunPSK" w:hAnsi="TH SarabunPSK" w:cs="TH SarabunPSK" w:hint="cs"/>
+          <w:sz w:val="32"/>
+          <w:szCs w:val="32"/>
+        </w:rPr>
+        <w:t xml:space="preserve">(3) could be the oldest English coin </w:t>
+      </w:r>
+      <w:r>
+        <w:rPr>
+          <w:rFonts w:ascii="TH SarabunPSK" w:hAnsi="TH SarabunPSK" w:cs="TH SarabunPSK" w:hint="cs"/>
+          <w:sz w:val="32"/>
+          <w:szCs w:val="32"/>
+          <w:u w:val="single"/>
+        </w:rPr>
+        <w:t>ever found</w:t>
+      </w:r>
+      <w:r>
+        <w:rPr>
+          <w:rFonts w:ascii="TH SarabunPSK" w:hAnsi="TH SarabunPSK" w:cs="TH SarabunPSK" w:hint="cs"/>
+          <w:sz w:val="32"/>
+          <w:szCs w:val="32"/>
+        </w:rPr>
+        <w:t>(4) in Canada.</w:t>
       </w:r>
     </w:p>
     <w:p>
@@ -14432,7 +14908,75 @@
           <w:sz w:val="32"/>
           <w:szCs w:val="32"/>
         </w:rPr>
-        <w:t xml:space="preserve"> Poorer nations need financial support to help it(1) move towards greener energy; for instance(2), the US, EU and UK recently provided $8.5 bn to help(3) South Africa phase out coal use(4).</w:t>
+        <w:t xml:space="preserve"> Poorer nations need financial support to help </w:t>
+      </w:r>
+      <w:r>
+        <w:rPr>
+          <w:rFonts w:ascii="TH SarabunPSK" w:hAnsi="TH SarabunPSK" w:cs="TH SarabunPSK" w:hint="cs"/>
+          <w:sz w:val="32"/>
+          <w:szCs w:val="32"/>
+          <w:u w:val="single"/>
+        </w:rPr>
+        <w:t>it</w:t>
+      </w:r>
+      <w:r>
+        <w:rPr>
+          <w:rFonts w:ascii="TH SarabunPSK" w:hAnsi="TH SarabunPSK" w:cs="TH SarabunPSK" w:hint="cs"/>
+          <w:sz w:val="32"/>
+          <w:szCs w:val="32"/>
+        </w:rPr>
+        <w:t xml:space="preserve">(1) move towards greener energy; </w:t>
+      </w:r>
+      <w:r>
+        <w:rPr>
+          <w:rFonts w:ascii="TH SarabunPSK" w:hAnsi="TH SarabunPSK" w:cs="TH SarabunPSK" w:hint="cs"/>
+          <w:sz w:val="32"/>
+          <w:szCs w:val="32"/>
+          <w:u w:val="single"/>
+        </w:rPr>
+        <w:t>for instance</w:t>
+      </w:r>
+      <w:r>
+        <w:rPr>
+          <w:rFonts w:ascii="TH SarabunPSK" w:hAnsi="TH SarabunPSK" w:cs="TH SarabunPSK" w:hint="cs"/>
+          <w:sz w:val="32"/>
+          <w:szCs w:val="32"/>
+        </w:rPr>
+        <w:t xml:space="preserve">(2), the US, EU and UK recently provided $8.5 bn </w:t>
+      </w:r>
+      <w:r>
+        <w:rPr>
+          <w:rFonts w:ascii="TH SarabunPSK" w:hAnsi="TH SarabunPSK" w:cs="TH SarabunPSK" w:hint="cs"/>
+          <w:sz w:val="32"/>
+          <w:szCs w:val="32"/>
+          <w:u w:val="single"/>
+        </w:rPr>
+        <w:t>to help</w:t>
+      </w:r>
+      <w:r>
+        <w:rPr>
+          <w:rFonts w:ascii="TH SarabunPSK" w:hAnsi="TH SarabunPSK" w:cs="TH SarabunPSK" w:hint="cs"/>
+          <w:sz w:val="32"/>
+          <w:szCs w:val="32"/>
+        </w:rPr>
+        <w:t xml:space="preserve">(3) South Africa phase out coal </w:t>
+      </w:r>
+      <w:r>
+        <w:rPr>
+          <w:rFonts w:ascii="TH SarabunPSK" w:hAnsi="TH SarabunPSK" w:cs="TH SarabunPSK" w:hint="cs"/>
+          <w:sz w:val="32"/>
+          <w:szCs w:val="32"/>
+          <w:u w:val="single"/>
+        </w:rPr>
+        <w:t>use</w:t>
+      </w:r>
+      <w:r>
+        <w:rPr>
+          <w:rFonts w:ascii="TH SarabunPSK" w:hAnsi="TH SarabunPSK" w:cs="TH SarabunPSK" w:hint="cs"/>
+          <w:sz w:val="32"/>
+          <w:szCs w:val="32"/>
+        </w:rPr>
+        <w:t>(4).</w:t>
       </w:r>
     </w:p>
     <w:p>

--- a/exam-part1.docx
+++ b/exam-part1.docx
@@ -12678,26 +12678,23 @@
         <w:jc w:val="thaiDistribute"/>
         <w:rPr>
           <w:rFonts w:ascii="TH SarabunPSK" w:hAnsi="TH SarabunPSK" w:cs="TH SarabunPSK" w:hint="cs"/>
-          <w:kern w:val="0"/>
-          <w:sz w:val="32"/>
-          <w:szCs w:val="32"/>
-          <w:lang w:val="en-US"/>
-        </w:rPr>
-      </w:pPr>
-      <w:r>
-        <w:rPr>
-          <w:rFonts w:ascii="TH SarabunPSK" w:hAnsi="TH SarabunPSK" w:cs="TH SarabunPSK"/>
-          <w:kern w:val="0"/>
-          <w:sz w:val="32"/>
-          <w:szCs w:val="32"/>
-          <w:lang w:val="en-US"/>
-        </w:rPr>
-        <w:tab/>
-      </w:r>
-      <w:r>
-        <w:rPr>
-          <w:rFonts w:ascii="TH SarabunPSK" w:hAnsi="TH SarabunPSK" w:cs="TH SarabunPSK" w:hint="cs"/>
-          <w:kern w:val="0"/>
+          <w:sz w:val="32"/>
+          <w:szCs w:val="32"/>
+          <w:lang w:val="en-US"/>
+        </w:rPr>
+      </w:pPr>
+      <w:r>
+        <w:rPr>
+          <w:rFonts w:ascii="TH SarabunPSK" w:hAnsi="TH SarabunPSK" w:cs="TH SarabunPSK"/>
+          <w:sz w:val="32"/>
+          <w:szCs w:val="32"/>
+          <w:lang w:val="en-US"/>
+        </w:rPr>
+        <w:tab/>
+      </w:r>
+      <w:r>
+        <w:rPr>
+          <w:rFonts w:ascii="TH SarabunPSK" w:hAnsi="TH SarabunPSK" w:cs="TH SarabunPSK" w:hint="cs"/>
           <w:sz w:val="32"/>
           <w:szCs w:val="32"/>
           <w:lang w:val="en-US"/>
@@ -12707,7 +12704,6 @@
       <w:r>
         <w:rPr>
           <w:rFonts w:ascii="TH SarabunPSK" w:hAnsi="TH SarabunPSK" w:cs="TH SarabunPSK"/>
-          <w:kern w:val="0"/>
           <w:sz w:val="32"/>
           <w:szCs w:val="32"/>
           <w:lang w:val="en-US"/>
@@ -12717,7 +12713,6 @@
       <w:r>
         <w:rPr>
           <w:rFonts w:ascii="TH SarabunPSK" w:hAnsi="TH SarabunPSK" w:cs="TH SarabunPSK" w:hint="cs"/>
-          <w:kern w:val="0"/>
           <w:sz w:val="32"/>
           <w:szCs w:val="32"/>
           <w:lang w:val="en-US"/>
@@ -12728,7 +12723,6 @@
       <w:r>
         <w:rPr>
           <w:rFonts w:ascii="TH SarabunPSK" w:hAnsi="TH SarabunPSK" w:cs="TH SarabunPSK" w:hint="cs"/>
-          <w:kern w:val="0"/>
           <w:sz w:val="32"/>
           <w:szCs w:val="32"/>
           <w:lang w:val="en-US"/>
@@ -12739,7 +12733,6 @@
       <w:r>
         <w:rPr>
           <w:rFonts w:ascii="TH SarabunPSK" w:hAnsi="TH SarabunPSK" w:cs="TH SarabunPSK" w:hint="cs"/>
-          <w:kern w:val="0"/>
           <w:sz w:val="32"/>
           <w:szCs w:val="32"/>
           <w:lang w:val="en-US"/>
@@ -12769,26 +12762,23 @@
         <w:jc w:val="thaiDistribute"/>
         <w:rPr>
           <w:rFonts w:ascii="TH SarabunPSK" w:hAnsi="TH SarabunPSK" w:cs="TH SarabunPSK" w:hint="cs"/>
-          <w:kern w:val="0"/>
-          <w:sz w:val="32"/>
-          <w:szCs w:val="32"/>
-          <w:lang w:val="en-US"/>
-        </w:rPr>
-      </w:pPr>
-      <w:r>
-        <w:rPr>
-          <w:rFonts w:ascii="TH SarabunPSK" w:hAnsi="TH SarabunPSK" w:cs="TH SarabunPSK"/>
-          <w:kern w:val="0"/>
-          <w:sz w:val="32"/>
-          <w:szCs w:val="32"/>
-          <w:lang w:val="en-US"/>
-        </w:rPr>
-        <w:tab/>
-      </w:r>
-      <w:r>
-        <w:rPr>
-          <w:rFonts w:ascii="TH SarabunPSK" w:hAnsi="TH SarabunPSK" w:cs="TH SarabunPSK" w:hint="cs"/>
-          <w:kern w:val="0"/>
+          <w:sz w:val="32"/>
+          <w:szCs w:val="32"/>
+          <w:lang w:val="en-US"/>
+        </w:rPr>
+      </w:pPr>
+      <w:r>
+        <w:rPr>
+          <w:rFonts w:ascii="TH SarabunPSK" w:hAnsi="TH SarabunPSK" w:cs="TH SarabunPSK"/>
+          <w:sz w:val="32"/>
+          <w:szCs w:val="32"/>
+          <w:lang w:val="en-US"/>
+        </w:rPr>
+        <w:tab/>
+      </w:r>
+      <w:r>
+        <w:rPr>
+          <w:rFonts w:ascii="TH SarabunPSK" w:hAnsi="TH SarabunPSK" w:cs="TH SarabunPSK" w:hint="cs"/>
           <w:sz w:val="32"/>
           <w:szCs w:val="32"/>
           <w:lang w:val="en-US"/>
@@ -12798,7 +12788,6 @@
       <w:r>
         <w:rPr>
           <w:rFonts w:ascii="TH SarabunPSK" w:hAnsi="TH SarabunPSK" w:cs="TH SarabunPSK"/>
-          <w:kern w:val="0"/>
           <w:sz w:val="32"/>
           <w:szCs w:val="32"/>
           <w:lang w:val="en-US"/>
@@ -12808,7 +12797,6 @@
       <w:r>
         <w:rPr>
           <w:rFonts w:ascii="TH SarabunPSK" w:hAnsi="TH SarabunPSK" w:cs="TH SarabunPSK" w:hint="cs"/>
-          <w:kern w:val="0"/>
           <w:sz w:val="32"/>
           <w:szCs w:val="32"/>
           <w:lang w:val="en-US"/>
@@ -12838,16 +12826,14 @@
         <w:jc w:val="thaiDistribute"/>
         <w:rPr>
           <w:rFonts w:ascii="TH SarabunPSK" w:hAnsi="TH SarabunPSK" w:cs="TH SarabunPSK" w:hint="cs"/>
-          <w:kern w:val="0"/>
-          <w:sz w:val="32"/>
-          <w:szCs w:val="32"/>
-          <w:lang w:val="en-US"/>
-        </w:rPr>
-      </w:pPr>
-      <w:r>
-        <w:rPr>
-          <w:rFonts w:ascii="TH SarabunPSK" w:hAnsi="TH SarabunPSK" w:cs="TH SarabunPSK"/>
-          <w:kern w:val="0"/>
+          <w:sz w:val="32"/>
+          <w:szCs w:val="32"/>
+          <w:lang w:val="en-US"/>
+        </w:rPr>
+      </w:pPr>
+      <w:r>
+        <w:rPr>
+          <w:rFonts w:ascii="TH SarabunPSK" w:hAnsi="TH SarabunPSK" w:cs="TH SarabunPSK"/>
           <w:sz w:val="32"/>
           <w:szCs w:val="32"/>
           <w:lang w:val="en-US"/>
@@ -12857,7 +12843,6 @@
       <w:r>
         <w:rPr>
           <w:rFonts w:ascii="TH SarabunPSK" w:hAnsi="TH SarabunPSK" w:cs="TH SarabunPSK" w:hint="cs"/>
-          <w:kern w:val="0"/>
           <w:sz w:val="32"/>
           <w:szCs w:val="32"/>
           <w:lang w:val="en-US"/>
@@ -12867,7 +12852,6 @@
       <w:r>
         <w:rPr>
           <w:rFonts w:ascii="TH SarabunPSK" w:hAnsi="TH SarabunPSK" w:cs="TH SarabunPSK"/>
-          <w:kern w:val="0"/>
           <w:sz w:val="32"/>
           <w:szCs w:val="32"/>
           <w:lang w:val="en-US"/>
@@ -12877,7 +12861,6 @@
       <w:r>
         <w:rPr>
           <w:rFonts w:ascii="TH SarabunPSK" w:hAnsi="TH SarabunPSK" w:cs="TH SarabunPSK" w:hint="cs"/>
-          <w:kern w:val="0"/>
           <w:sz w:val="32"/>
           <w:szCs w:val="32"/>
           <w:lang w:val="en-US"/>
@@ -12907,16 +12890,14 @@
         <w:jc w:val="thaiDistribute"/>
         <w:rPr>
           <w:rFonts w:ascii="TH SarabunPSK" w:hAnsi="TH SarabunPSK" w:cs="TH SarabunPSK" w:hint="cs"/>
-          <w:kern w:val="0"/>
-          <w:sz w:val="32"/>
-          <w:szCs w:val="32"/>
-          <w:lang w:val="en-US"/>
-        </w:rPr>
-      </w:pPr>
-      <w:r>
-        <w:rPr>
-          <w:rFonts w:ascii="TH SarabunPSK" w:hAnsi="TH SarabunPSK" w:cs="TH SarabunPSK"/>
-          <w:kern w:val="0"/>
+          <w:sz w:val="32"/>
+          <w:szCs w:val="32"/>
+          <w:lang w:val="en-US"/>
+        </w:rPr>
+      </w:pPr>
+      <w:r>
+        <w:rPr>
+          <w:rFonts w:ascii="TH SarabunPSK" w:hAnsi="TH SarabunPSK" w:cs="TH SarabunPSK"/>
           <w:sz w:val="32"/>
           <w:szCs w:val="32"/>
           <w:lang w:val="en-US"/>
@@ -12927,7 +12908,6 @@
       <w:r>
         <w:rPr>
           <w:rFonts w:ascii="TH SarabunPSK" w:hAnsi="TH SarabunPSK" w:cs="TH SarabunPSK" w:hint="cs"/>
-          <w:kern w:val="0"/>
           <w:sz w:val="32"/>
           <w:szCs w:val="32"/>
           <w:lang w:val="en-US"/>
@@ -12938,7 +12918,6 @@
       <w:r>
         <w:rPr>
           <w:rFonts w:ascii="TH SarabunPSK" w:hAnsi="TH SarabunPSK" w:cs="TH SarabunPSK" w:hint="cs"/>
-          <w:kern w:val="0"/>
           <w:sz w:val="32"/>
           <w:szCs w:val="32"/>
           <w:lang w:val="en-US"/>
@@ -12949,7 +12928,6 @@
       <w:r>
         <w:rPr>
           <w:rFonts w:ascii="TH SarabunPSK" w:hAnsi="TH SarabunPSK" w:cs="TH SarabunPSK" w:hint="cs"/>
-          <w:kern w:val="0"/>
           <w:sz w:val="32"/>
           <w:szCs w:val="32"/>
           <w:lang w:val="en-US"/>
@@ -12961,7 +12939,6 @@
       <w:r>
         <w:rPr>
           <w:rFonts w:ascii="TH SarabunPSK" w:hAnsi="TH SarabunPSK" w:cs="TH SarabunPSK" w:hint="cs"/>
-          <w:kern w:val="0"/>
           <w:sz w:val="32"/>
           <w:szCs w:val="32"/>
           <w:lang w:val="en-US"/>
@@ -12973,7 +12950,6 @@
       <w:r>
         <w:rPr>
           <w:rFonts w:ascii="TH SarabunPSK" w:hAnsi="TH SarabunPSK" w:cs="TH SarabunPSK" w:hint="cs"/>
-          <w:kern w:val="0"/>
           <w:sz w:val="32"/>
           <w:szCs w:val="32"/>
           <w:lang w:val="en-US"/>
@@ -12985,7 +12961,6 @@
           <w:rFonts w:ascii="TH SarabunPSK" w:hAnsi="TH SarabunPSK" w:cs="TH SarabunPSK" w:hint="cs"/>
           <w:b/>
           <w:bCs/>
-          <w:kern w:val="0"/>
           <w:sz w:val="32"/>
           <w:szCs w:val="32"/>
           <w:lang w:val="en-US"/>
@@ -13014,7 +12989,6 @@
         <w:adjustRightInd w:val="0"/>
         <w:rPr>
           <w:rFonts w:ascii="TH SarabunPSK" w:hAnsi="TH SarabunPSK" w:cs="TH SarabunPSK"/>
-          <w:kern w:val="0"/>
           <w:sz w:val="32"/>
           <w:szCs w:val="32"/>
           <w:lang w:val="en-US"/>
@@ -13042,16 +13016,14 @@
         <w:adjustRightInd w:val="0"/>
         <w:rPr>
           <w:rFonts w:ascii="TH SarabunPSK" w:hAnsi="TH SarabunPSK" w:cs="TH SarabunPSK" w:hint="cs"/>
-          <w:kern w:val="0"/>
-          <w:sz w:val="32"/>
-          <w:szCs w:val="32"/>
-          <w:lang w:val="en-US"/>
-        </w:rPr>
-      </w:pPr>
-      <w:r>
-        <w:rPr>
-          <w:rFonts w:ascii="TH SarabunPSK" w:hAnsi="TH SarabunPSK" w:cs="TH SarabunPSK" w:hint="cs"/>
-          <w:kern w:val="0"/>
+          <w:sz w:val="32"/>
+          <w:szCs w:val="32"/>
+          <w:lang w:val="en-US"/>
+        </w:rPr>
+      </w:pPr>
+      <w:r>
+        <w:rPr>
+          <w:rFonts w:ascii="TH SarabunPSK" w:hAnsi="TH SarabunPSK" w:cs="TH SarabunPSK" w:hint="cs"/>
           <w:sz w:val="32"/>
           <w:szCs w:val="32"/>
           <w:lang w:val="en-US"/>
@@ -13080,26 +13052,23 @@
         <w:adjustRightInd w:val="0"/>
         <w:rPr>
           <w:rFonts w:ascii="TH SarabunPSK" w:hAnsi="TH SarabunPSK" w:cs="TH SarabunPSK" w:hint="cs"/>
-          <w:kern w:val="0"/>
-          <w:sz w:val="32"/>
-          <w:szCs w:val="32"/>
-          <w:lang w:val="en-US"/>
-        </w:rPr>
-      </w:pPr>
-      <w:r>
-        <w:rPr>
-          <w:rFonts w:ascii="TH SarabunPSK" w:hAnsi="TH SarabunPSK" w:cs="TH SarabunPSK"/>
-          <w:kern w:val="0"/>
-          <w:sz w:val="32"/>
-          <w:szCs w:val="32"/>
-          <w:lang w:val="en-US"/>
-        </w:rPr>
-        <w:tab/>
-      </w:r>
-      <w:r>
-        <w:rPr>
-          <w:rFonts w:ascii="TH SarabunPSK" w:hAnsi="TH SarabunPSK" w:cs="TH SarabunPSK" w:hint="cs"/>
-          <w:kern w:val="0"/>
+          <w:sz w:val="32"/>
+          <w:szCs w:val="32"/>
+          <w:lang w:val="en-US"/>
+        </w:rPr>
+      </w:pPr>
+      <w:r>
+        <w:rPr>
+          <w:rFonts w:ascii="TH SarabunPSK" w:hAnsi="TH SarabunPSK" w:cs="TH SarabunPSK"/>
+          <w:sz w:val="32"/>
+          <w:szCs w:val="32"/>
+          <w:lang w:val="en-US"/>
+        </w:rPr>
+        <w:tab/>
+      </w:r>
+      <w:r>
+        <w:rPr>
+          <w:rFonts w:ascii="TH SarabunPSK" w:hAnsi="TH SarabunPSK" w:cs="TH SarabunPSK" w:hint="cs"/>
           <w:sz w:val="32"/>
           <w:szCs w:val="32"/>
           <w:lang w:val="en-US"/>
@@ -13128,26 +13097,23 @@
         <w:adjustRightInd w:val="0"/>
         <w:rPr>
           <w:rFonts w:ascii="TH SarabunPSK" w:hAnsi="TH SarabunPSK" w:cs="TH SarabunPSK" w:hint="cs"/>
-          <w:kern w:val="0"/>
-          <w:sz w:val="32"/>
-          <w:szCs w:val="32"/>
-          <w:lang w:val="en-US"/>
-        </w:rPr>
-      </w:pPr>
-      <w:r>
-        <w:rPr>
-          <w:rFonts w:ascii="TH SarabunPSK" w:hAnsi="TH SarabunPSK" w:cs="TH SarabunPSK"/>
-          <w:kern w:val="0"/>
-          <w:sz w:val="32"/>
-          <w:szCs w:val="32"/>
-          <w:lang w:val="en-US"/>
-        </w:rPr>
-        <w:tab/>
-      </w:r>
-      <w:r>
-        <w:rPr>
-          <w:rFonts w:ascii="TH SarabunPSK" w:hAnsi="TH SarabunPSK" w:cs="TH SarabunPSK" w:hint="cs"/>
-          <w:kern w:val="0"/>
+          <w:sz w:val="32"/>
+          <w:szCs w:val="32"/>
+          <w:lang w:val="en-US"/>
+        </w:rPr>
+      </w:pPr>
+      <w:r>
+        <w:rPr>
+          <w:rFonts w:ascii="TH SarabunPSK" w:hAnsi="TH SarabunPSK" w:cs="TH SarabunPSK"/>
+          <w:sz w:val="32"/>
+          <w:szCs w:val="32"/>
+          <w:lang w:val="en-US"/>
+        </w:rPr>
+        <w:tab/>
+      </w:r>
+      <w:r>
+        <w:rPr>
+          <w:rFonts w:ascii="TH SarabunPSK" w:hAnsi="TH SarabunPSK" w:cs="TH SarabunPSK" w:hint="cs"/>
           <w:sz w:val="32"/>
           <w:szCs w:val="32"/>
           <w:lang w:val="en-US"/>
@@ -13176,26 +13142,23 @@
         <w:adjustRightInd w:val="0"/>
         <w:rPr>
           <w:rFonts w:ascii="TH SarabunPSK" w:hAnsi="TH SarabunPSK" w:cs="TH SarabunPSK" w:hint="cs"/>
-          <w:kern w:val="0"/>
-          <w:sz w:val="32"/>
-          <w:szCs w:val="32"/>
-          <w:lang w:val="en-US"/>
-        </w:rPr>
-      </w:pPr>
-      <w:r>
-        <w:rPr>
-          <w:rFonts w:ascii="TH SarabunPSK" w:hAnsi="TH SarabunPSK" w:cs="TH SarabunPSK"/>
-          <w:kern w:val="0"/>
-          <w:sz w:val="32"/>
-          <w:szCs w:val="32"/>
-          <w:lang w:val="en-US"/>
-        </w:rPr>
-        <w:tab/>
-      </w:r>
-      <w:r>
-        <w:rPr>
-          <w:rFonts w:ascii="TH SarabunPSK" w:hAnsi="TH SarabunPSK" w:cs="TH SarabunPSK" w:hint="cs"/>
-          <w:kern w:val="0"/>
+          <w:sz w:val="32"/>
+          <w:szCs w:val="32"/>
+          <w:lang w:val="en-US"/>
+        </w:rPr>
+      </w:pPr>
+      <w:r>
+        <w:rPr>
+          <w:rFonts w:ascii="TH SarabunPSK" w:hAnsi="TH SarabunPSK" w:cs="TH SarabunPSK"/>
+          <w:sz w:val="32"/>
+          <w:szCs w:val="32"/>
+          <w:lang w:val="en-US"/>
+        </w:rPr>
+        <w:tab/>
+      </w:r>
+      <w:r>
+        <w:rPr>
+          <w:rFonts w:ascii="TH SarabunPSK" w:hAnsi="TH SarabunPSK" w:cs="TH SarabunPSK" w:hint="cs"/>
           <w:sz w:val="32"/>
           <w:szCs w:val="32"/>
           <w:lang w:val="en-US"/>
@@ -13224,26 +13187,23 @@
         <w:adjustRightInd w:val="0"/>
         <w:rPr>
           <w:rFonts w:ascii="TH SarabunPSK" w:hAnsi="TH SarabunPSK" w:cs="TH SarabunPSK" w:hint="cs"/>
-          <w:kern w:val="0"/>
-          <w:sz w:val="32"/>
-          <w:szCs w:val="32"/>
-          <w:lang w:val="en-US"/>
-        </w:rPr>
-      </w:pPr>
-      <w:r>
-        <w:rPr>
-          <w:rFonts w:ascii="TH SarabunPSK" w:hAnsi="TH SarabunPSK" w:cs="TH SarabunPSK"/>
-          <w:kern w:val="0"/>
-          <w:sz w:val="32"/>
-          <w:szCs w:val="32"/>
-          <w:lang w:val="en-US"/>
-        </w:rPr>
-        <w:tab/>
-      </w:r>
-      <w:r>
-        <w:rPr>
-          <w:rFonts w:ascii="TH SarabunPSK" w:hAnsi="TH SarabunPSK" w:cs="TH SarabunPSK" w:hint="cs"/>
-          <w:kern w:val="0"/>
+          <w:sz w:val="32"/>
+          <w:szCs w:val="32"/>
+          <w:lang w:val="en-US"/>
+        </w:rPr>
+      </w:pPr>
+      <w:r>
+        <w:rPr>
+          <w:rFonts w:ascii="TH SarabunPSK" w:hAnsi="TH SarabunPSK" w:cs="TH SarabunPSK"/>
+          <w:sz w:val="32"/>
+          <w:szCs w:val="32"/>
+          <w:lang w:val="en-US"/>
+        </w:rPr>
+        <w:tab/>
+      </w:r>
+      <w:r>
+        <w:rPr>
+          <w:rFonts w:ascii="TH SarabunPSK" w:hAnsi="TH SarabunPSK" w:cs="TH SarabunPSK" w:hint="cs"/>
           <w:sz w:val="32"/>
           <w:szCs w:val="32"/>
           <w:lang w:val="en-US"/>
@@ -13253,7 +13213,6 @@
       <w:r>
         <w:rPr>
           <w:rFonts w:ascii="TH SarabunPSK" w:hAnsi="TH SarabunPSK" w:cs="TH SarabunPSK"/>
-          <w:kern w:val="0"/>
           <w:sz w:val="32"/>
           <w:szCs w:val="32"/>
           <w:lang w:val="en-US"/>
@@ -15088,7 +15047,7 @@
           <w:sz w:val="32"/>
           <w:szCs w:val="32"/>
         </w:rPr>
-        <w:t xml:space="preserve"> was having an effect on him. The conspirators proceeded to shoot Rasputin who, according to legend, still drew breath </w:t>
+        <w:t xml:space="preserve"> was having an effect on him. The conspirators proceeded to shoot Rasputin who, according to legend, still drew breath after a barrage of bullets and only died after he was thrown into an ice-cold river to drown. </w:t>
       </w:r>
       <w:r>
         <w:rPr>
@@ -15097,7 +15056,7 @@
           <w:szCs w:val="32"/>
         </w:rPr>
         <w:lastRenderedPageBreak/>
-        <w:t>after a barrage of bullets and only died after he was thrown into an ice-cold river to drown. However, autopsy reports show that no poison was found in Rasputin’s system and that he seems to have died from a single bullet to the head.</w:t>
+        <w:t>However, autopsy reports show that no poison was found in Rasputin’s system and that he seems to have died from a single bullet to the head.</w:t>
       </w:r>
     </w:p>
     <w:p>
@@ -15876,33 +15835,33 @@
           <w:sz w:val="32"/>
           <w:szCs w:val="32"/>
         </w:rPr>
+        <w:t>85.</w:t>
+      </w:r>
+      <w:r>
+        <w:rPr>
+          <w:rFonts w:ascii="TH SarabunPSK" w:hAnsi="TH SarabunPSK" w:cs="TH SarabunPSK" w:hint="cs"/>
+          <w:sz w:val="32"/>
+          <w:szCs w:val="32"/>
+        </w:rPr>
+        <w:t xml:space="preserve"> The word “it” (line 25) refers to ___.</w:t>
+      </w:r>
+    </w:p>
+    <w:p>
+      <w:pPr>
+        <w:rPr>
+          <w:rFonts w:ascii="TH SarabunPSK" w:hAnsi="TH SarabunPSK" w:cs="TH SarabunPSK" w:hint="cs"/>
+          <w:sz w:val="32"/>
+          <w:szCs w:val="32"/>
+        </w:rPr>
+      </w:pPr>
+      <w:r>
+        <w:rPr>
+          <w:rFonts w:ascii="TH SarabunPSK" w:hAnsi="TH SarabunPSK" w:cs="TH SarabunPSK" w:hint="cs"/>
+          <w:bCs/>
+          <w:sz w:val="32"/>
+          <w:szCs w:val="32"/>
+        </w:rPr>
         <w:lastRenderedPageBreak/>
-        <w:t>85.</w:t>
-      </w:r>
-      <w:r>
-        <w:rPr>
-          <w:rFonts w:ascii="TH SarabunPSK" w:hAnsi="TH SarabunPSK" w:cs="TH SarabunPSK" w:hint="cs"/>
-          <w:sz w:val="32"/>
-          <w:szCs w:val="32"/>
-        </w:rPr>
-        <w:t xml:space="preserve"> The word “it” (line 25) refers to ___.</w:t>
-      </w:r>
-    </w:p>
-    <w:p>
-      <w:pPr>
-        <w:rPr>
-          <w:rFonts w:ascii="TH SarabunPSK" w:hAnsi="TH SarabunPSK" w:cs="TH SarabunPSK" w:hint="cs"/>
-          <w:sz w:val="32"/>
-          <w:szCs w:val="32"/>
-        </w:rPr>
-      </w:pPr>
-      <w:r>
-        <w:rPr>
-          <w:rFonts w:ascii="TH SarabunPSK" w:hAnsi="TH SarabunPSK" w:cs="TH SarabunPSK" w:hint="cs"/>
-          <w:bCs/>
-          <w:sz w:val="32"/>
-          <w:szCs w:val="32"/>
-        </w:rPr>
         <w:tab/>
         <w:t>1.</w:t>
       </w:r>
@@ -16817,33 +16776,33 @@
           <w:sz w:val="32"/>
           <w:szCs w:val="32"/>
         </w:rPr>
+        <w:t>90.</w:t>
+      </w:r>
+      <w:r>
+        <w:rPr>
+          <w:rFonts w:ascii="TH SarabunPSK" w:hAnsi="TH SarabunPSK" w:cs="TH SarabunPSK" w:hint="cs"/>
+          <w:sz w:val="32"/>
+          <w:szCs w:val="32"/>
+        </w:rPr>
+        <w:t xml:space="preserve"> What is the tone of the text?</w:t>
+      </w:r>
+    </w:p>
+    <w:p>
+      <w:pPr>
+        <w:rPr>
+          <w:rFonts w:ascii="TH SarabunPSK" w:hAnsi="TH SarabunPSK" w:cs="TH SarabunPSK" w:hint="cs"/>
+          <w:sz w:val="32"/>
+          <w:szCs w:val="32"/>
+        </w:rPr>
+      </w:pPr>
+      <w:r>
+        <w:rPr>
+          <w:rFonts w:ascii="TH SarabunPSK" w:hAnsi="TH SarabunPSK" w:cs="TH SarabunPSK" w:hint="cs"/>
+          <w:bCs/>
+          <w:sz w:val="32"/>
+          <w:szCs w:val="32"/>
+        </w:rPr>
         <w:lastRenderedPageBreak/>
-        <w:t>90.</w:t>
-      </w:r>
-      <w:r>
-        <w:rPr>
-          <w:rFonts w:ascii="TH SarabunPSK" w:hAnsi="TH SarabunPSK" w:cs="TH SarabunPSK" w:hint="cs"/>
-          <w:sz w:val="32"/>
-          <w:szCs w:val="32"/>
-        </w:rPr>
-        <w:t xml:space="preserve"> What is the tone of the text?</w:t>
-      </w:r>
-    </w:p>
-    <w:p>
-      <w:pPr>
-        <w:rPr>
-          <w:rFonts w:ascii="TH SarabunPSK" w:hAnsi="TH SarabunPSK" w:cs="TH SarabunPSK" w:hint="cs"/>
-          <w:sz w:val="32"/>
-          <w:szCs w:val="32"/>
-        </w:rPr>
-      </w:pPr>
-      <w:r>
-        <w:rPr>
-          <w:rFonts w:ascii="TH SarabunPSK" w:hAnsi="TH SarabunPSK" w:cs="TH SarabunPSK" w:hint="cs"/>
-          <w:bCs/>
-          <w:sz w:val="32"/>
-          <w:szCs w:val="32"/>
-        </w:rPr>
         <w:tab/>
         <w:t>1.</w:t>
       </w:r>
@@ -35951,6 +35910,8137 @@
       <w:pPr>
         <w:rPr>
           <w:rFonts w:ascii="TH SarabunPSK" w:hAnsi="TH SarabunPSK" w:cs="TH SarabunPSK" w:hint="cs"/>
+          <w:sz w:val="32"/>
+          <w:szCs w:val="32"/>
+        </w:rPr>
+      </w:pPr>
+      <w:r>
+        <w:rPr>
+          <w:rFonts w:ascii="TH SarabunPSK" w:hAnsi="TH SarabunPSK" w:cs="TH SarabunPSK"/>
+          <w:b/>
+          <w:bCs/>
+          <w:sz w:val="32"/>
+          <w:szCs w:val="32"/>
+        </w:rPr>
+        <w:tab/>
+      </w:r>
+      <w:r>
+        <w:rPr>
+          <w:rFonts w:ascii="TH SarabunPSK" w:hAnsi="TH SarabunPSK" w:cs="TH SarabunPSK"/>
+          <w:b/>
+          <w:bCs/>
+          <w:sz w:val="32"/>
+          <w:szCs w:val="32"/>
+        </w:rPr>
+        <w:t>75</w:t>
+      </w:r>
+      <w:r>
+        <w:rPr>
+          <w:rFonts w:ascii="TH SarabunPSK" w:hAnsi="TH SarabunPSK" w:cs="TH SarabunPSK"/>
+          <w:sz w:val="32"/>
+          <w:szCs w:val="32"/>
+        </w:rPr>
+        <w:t xml:space="preserve"> </w:t>
+      </w:r>
+      <w:r>
+        <w:rPr>
+          <w:rStyle w:val="Strong"/>
+          <w:rFonts w:ascii="TH SarabunPSK" w:eastAsiaTheme="majorEastAsia" w:hAnsi="TH SarabunPSK" w:cs="TH SarabunPSK" w:hint="cs"/>
+          <w:sz w:val="32"/>
+          <w:szCs w:val="32"/>
+          <w:cs/>
+        </w:rPr>
+        <w:t xml:space="preserve">คำตอบที่ถูกคือข้อ </w:t>
+      </w:r>
+      <w:r>
+        <w:rPr>
+          <w:rStyle w:val="Strong"/>
+          <w:rFonts w:ascii="TH SarabunPSK" w:eastAsiaTheme="majorEastAsia" w:hAnsi="TH SarabunPSK" w:cs="TH SarabunPSK" w:hint="cs"/>
+          <w:sz w:val="32"/>
+          <w:szCs w:val="32"/>
+        </w:rPr>
+        <w:t>4</w:t>
+      </w:r>
+      <w:r>
+        <w:rPr>
+          <w:rFonts w:ascii="TH SarabunPSK" w:hAnsi="TH SarabunPSK" w:cs="TH SarabunPSK" w:hint="cs"/>
+          <w:sz w:val="32"/>
+          <w:szCs w:val="32"/>
+        </w:rPr>
+        <w:t xml:space="preserve"> could be as strong as the eruption occurring in Avellino 3,950 years ago </w:t>
+      </w:r>
+      <w:r>
+        <w:rPr>
+          <w:rFonts w:ascii="TH SarabunPSK" w:hAnsi="TH SarabunPSK" w:cs="TH SarabunPSK" w:hint="cs"/>
+          <w:sz w:val="32"/>
+          <w:szCs w:val="32"/>
+          <w:cs/>
+        </w:rPr>
+        <w:t xml:space="preserve">ผู้อ่านสามารถอนุมานได้จากย่อหน้าที่ </w:t>
+      </w:r>
+      <w:r>
+        <w:rPr>
+          <w:rFonts w:ascii="TH SarabunPSK" w:hAnsi="TH SarabunPSK" w:cs="TH SarabunPSK" w:hint="cs"/>
+          <w:sz w:val="32"/>
+          <w:szCs w:val="32"/>
+        </w:rPr>
+        <w:t xml:space="preserve">2 </w:t>
+      </w:r>
+      <w:r>
+        <w:rPr>
+          <w:rFonts w:ascii="TH SarabunPSK" w:hAnsi="TH SarabunPSK" w:cs="TH SarabunPSK" w:hint="cs"/>
+          <w:sz w:val="32"/>
+          <w:szCs w:val="32"/>
+          <w:cs/>
+        </w:rPr>
+        <w:t xml:space="preserve">ว่าการระเบิดของภูเขาไฟ </w:t>
+      </w:r>
+      <w:r>
+        <w:rPr>
+          <w:rFonts w:ascii="TH SarabunPSK" w:hAnsi="TH SarabunPSK" w:cs="TH SarabunPSK" w:hint="cs"/>
+          <w:sz w:val="32"/>
+          <w:szCs w:val="32"/>
+        </w:rPr>
+        <w:t xml:space="preserve">Vesuvius </w:t>
+      </w:r>
+      <w:r>
+        <w:rPr>
+          <w:rFonts w:ascii="TH SarabunPSK" w:hAnsi="TH SarabunPSK" w:cs="TH SarabunPSK" w:hint="cs"/>
+          <w:sz w:val="32"/>
+          <w:szCs w:val="32"/>
+          <w:cs/>
+        </w:rPr>
+        <w:t xml:space="preserve">ในอนาคตอาจรุนแรงพอ ๆ กับการระเบิดที่ </w:t>
+      </w:r>
+      <w:r>
+        <w:rPr>
+          <w:rFonts w:ascii="TH SarabunPSK" w:hAnsi="TH SarabunPSK" w:cs="TH SarabunPSK" w:hint="cs"/>
+          <w:sz w:val="32"/>
+          <w:szCs w:val="32"/>
+        </w:rPr>
+        <w:t xml:space="preserve">Avellino </w:t>
+      </w:r>
+      <w:r>
+        <w:rPr>
+          <w:rFonts w:ascii="TH SarabunPSK" w:hAnsi="TH SarabunPSK" w:cs="TH SarabunPSK" w:hint="cs"/>
+          <w:sz w:val="32"/>
+          <w:szCs w:val="32"/>
+          <w:cs/>
+        </w:rPr>
+        <w:t xml:space="preserve">ที่เกิดขึ้นเมื่อ </w:t>
+      </w:r>
+      <w:r>
+        <w:rPr>
+          <w:rFonts w:ascii="TH SarabunPSK" w:hAnsi="TH SarabunPSK" w:cs="TH SarabunPSK" w:hint="cs"/>
+          <w:sz w:val="32"/>
+          <w:szCs w:val="32"/>
+        </w:rPr>
+        <w:t xml:space="preserve">3,950 </w:t>
+      </w:r>
+      <w:r>
+        <w:rPr>
+          <w:rFonts w:ascii="TH SarabunPSK" w:hAnsi="TH SarabunPSK" w:cs="TH SarabunPSK" w:hint="cs"/>
+          <w:sz w:val="32"/>
+          <w:szCs w:val="32"/>
+          <w:cs/>
+        </w:rPr>
+        <w:t xml:space="preserve">ปีก่อน จากย่อหน้าที่ </w:t>
+      </w:r>
+      <w:r>
+        <w:rPr>
+          <w:rFonts w:ascii="TH SarabunPSK" w:hAnsi="TH SarabunPSK" w:cs="TH SarabunPSK" w:hint="cs"/>
+          <w:sz w:val="32"/>
+          <w:szCs w:val="32"/>
+        </w:rPr>
+        <w:t xml:space="preserve">2 </w:t>
+      </w:r>
+      <w:r>
+        <w:rPr>
+          <w:rFonts w:ascii="TH SarabunPSK" w:hAnsi="TH SarabunPSK" w:cs="TH SarabunPSK" w:hint="cs"/>
+          <w:sz w:val="32"/>
+          <w:szCs w:val="32"/>
+          <w:cs/>
+        </w:rPr>
+        <w:t xml:space="preserve">ระบุว่าการระเบิดที่ </w:t>
+      </w:r>
+      <w:r>
+        <w:rPr>
+          <w:rFonts w:ascii="TH SarabunPSK" w:hAnsi="TH SarabunPSK" w:cs="TH SarabunPSK" w:hint="cs"/>
+          <w:sz w:val="32"/>
+          <w:szCs w:val="32"/>
+        </w:rPr>
+        <w:t xml:space="preserve">Avellino </w:t>
+      </w:r>
+      <w:r>
+        <w:rPr>
+          <w:rFonts w:ascii="TH SarabunPSK" w:hAnsi="TH SarabunPSK" w:cs="TH SarabunPSK" w:hint="cs"/>
+          <w:sz w:val="32"/>
+          <w:szCs w:val="32"/>
+          <w:cs/>
+        </w:rPr>
+        <w:t>ถือว่าเป็นเหตุการณ์รุนแรงที่สุดที่อาจเกิดขึ้นได้สำหรับการระเบิดในอนาคต (</w:t>
+      </w:r>
+      <w:r>
+        <w:rPr>
+          <w:rFonts w:ascii="TH SarabunPSK" w:hAnsi="TH SarabunPSK" w:cs="TH SarabunPSK" w:hint="cs"/>
+          <w:sz w:val="32"/>
+          <w:szCs w:val="32"/>
+        </w:rPr>
+        <w:t xml:space="preserve">The former is considered a possible worst case scenario for future eruptions.) </w:t>
+      </w:r>
+    </w:p>
+    <w:p>
+      <w:pPr>
+        <w:rPr>
+          <w:rFonts w:ascii="TH SarabunPSK" w:hAnsi="TH SarabunPSK" w:cs="TH SarabunPSK" w:hint="cs"/>
+          <w:sz w:val="32"/>
+          <w:szCs w:val="32"/>
+        </w:rPr>
+      </w:pPr>
+      <w:r>
+        <w:rPr>
+          <w:rFonts w:ascii="TH SarabunPSK" w:hAnsi="TH SarabunPSK" w:cs="TH SarabunPSK"/>
+          <w:b/>
+          <w:bCs/>
+          <w:sz w:val="32"/>
+          <w:szCs w:val="32"/>
+        </w:rPr>
+        <w:tab/>
+      </w:r>
+      <w:r>
+        <w:rPr>
+          <w:rFonts w:ascii="TH SarabunPSK" w:hAnsi="TH SarabunPSK" w:cs="TH SarabunPSK"/>
+          <w:b/>
+          <w:bCs/>
+          <w:sz w:val="32"/>
+          <w:szCs w:val="32"/>
+        </w:rPr>
+        <w:t>76</w:t>
+      </w:r>
+      <w:r>
+        <w:rPr>
+          <w:rFonts w:ascii="TH SarabunPSK" w:hAnsi="TH SarabunPSK" w:cs="TH SarabunPSK"/>
+          <w:sz w:val="32"/>
+          <w:szCs w:val="32"/>
+        </w:rPr>
+        <w:t xml:space="preserve"> </w:t>
+      </w:r>
+      <w:r>
+        <w:rPr>
+          <w:rStyle w:val="Strong"/>
+          <w:rFonts w:ascii="TH SarabunPSK" w:eastAsiaTheme="majorEastAsia" w:hAnsi="TH SarabunPSK" w:cs="TH SarabunPSK" w:hint="cs"/>
+          <w:sz w:val="32"/>
+          <w:szCs w:val="32"/>
+          <w:cs/>
+        </w:rPr>
+        <w:t xml:space="preserve">คำตอบที่ถูกคือข้อ </w:t>
+      </w:r>
+      <w:r>
+        <w:rPr>
+          <w:rStyle w:val="Strong"/>
+          <w:rFonts w:ascii="TH SarabunPSK" w:eastAsiaTheme="majorEastAsia" w:hAnsi="TH SarabunPSK" w:cs="TH SarabunPSK" w:hint="cs"/>
+          <w:sz w:val="32"/>
+          <w:szCs w:val="32"/>
+        </w:rPr>
+        <w:t>1</w:t>
+      </w:r>
+      <w:r>
+        <w:rPr>
+          <w:rFonts w:ascii="TH SarabunPSK" w:hAnsi="TH SarabunPSK" w:cs="TH SarabunPSK" w:hint="cs"/>
+          <w:sz w:val="32"/>
+          <w:szCs w:val="32"/>
+        </w:rPr>
+        <w:t xml:space="preserve"> Their amount is less than that of zircons. </w:t>
+      </w:r>
+      <w:r>
+        <w:rPr>
+          <w:rFonts w:ascii="TH SarabunPSK" w:hAnsi="TH SarabunPSK" w:cs="TH SarabunPSK" w:hint="cs"/>
+          <w:sz w:val="32"/>
+          <w:szCs w:val="32"/>
+          <w:cs/>
+        </w:rPr>
+        <w:t xml:space="preserve">ข้อมูลที่ไม่ถูกต้องเกี่ยวกับผลึกโกเมนที่พบในแหล่งแร่ภูเขาไฟ </w:t>
+      </w:r>
+      <w:r>
+        <w:rPr>
+          <w:rFonts w:ascii="TH SarabunPSK" w:hAnsi="TH SarabunPSK" w:cs="TH SarabunPSK" w:hint="cs"/>
+          <w:sz w:val="32"/>
+          <w:szCs w:val="32"/>
+        </w:rPr>
+        <w:t xml:space="preserve">Vesuvius </w:t>
+      </w:r>
+      <w:r>
+        <w:rPr>
+          <w:rFonts w:ascii="TH SarabunPSK" w:hAnsi="TH SarabunPSK" w:cs="TH SarabunPSK" w:hint="cs"/>
+          <w:sz w:val="32"/>
+          <w:szCs w:val="32"/>
+          <w:cs/>
+        </w:rPr>
+        <w:t>คือ "ผลึกโกเมนมีปริมาณน้อยกว่าเพทาย (</w:t>
+      </w:r>
+      <w:r>
+        <w:rPr>
+          <w:rFonts w:ascii="TH SarabunPSK" w:hAnsi="TH SarabunPSK" w:cs="TH SarabunPSK" w:hint="cs"/>
+          <w:sz w:val="32"/>
+          <w:szCs w:val="32"/>
+        </w:rPr>
+        <w:t xml:space="preserve">zircons)" </w:t>
+      </w:r>
+      <w:r>
+        <w:rPr>
+          <w:rFonts w:ascii="TH SarabunPSK" w:hAnsi="TH SarabunPSK" w:cs="TH SarabunPSK" w:hint="cs"/>
+          <w:sz w:val="32"/>
+          <w:szCs w:val="32"/>
+          <w:cs/>
+        </w:rPr>
+        <w:t xml:space="preserve">เนื่องจากย่อหน้าที่ </w:t>
+      </w:r>
+      <w:r>
+        <w:rPr>
+          <w:rFonts w:ascii="TH SarabunPSK" w:hAnsi="TH SarabunPSK" w:cs="TH SarabunPSK" w:hint="cs"/>
+          <w:sz w:val="32"/>
+          <w:szCs w:val="32"/>
+        </w:rPr>
+        <w:t xml:space="preserve">3 </w:t>
+      </w:r>
+      <w:r>
+        <w:rPr>
+          <w:rFonts w:ascii="TH SarabunPSK" w:hAnsi="TH SarabunPSK" w:cs="TH SarabunPSK" w:hint="cs"/>
+          <w:sz w:val="32"/>
+          <w:szCs w:val="32"/>
+          <w:cs/>
+        </w:rPr>
+        <w:t xml:space="preserve">ระบุว่าหินหนืดจาก </w:t>
+      </w:r>
+      <w:r>
+        <w:rPr>
+          <w:rFonts w:ascii="TH SarabunPSK" w:hAnsi="TH SarabunPSK" w:cs="TH SarabunPSK" w:hint="cs"/>
+          <w:sz w:val="32"/>
+          <w:szCs w:val="32"/>
+        </w:rPr>
+        <w:t xml:space="preserve">Vesuvius </w:t>
+      </w:r>
+      <w:r>
+        <w:rPr>
+          <w:rFonts w:ascii="TH SarabunPSK" w:hAnsi="TH SarabunPSK" w:cs="TH SarabunPSK" w:hint="cs"/>
+          <w:sz w:val="32"/>
+          <w:szCs w:val="32"/>
+          <w:cs/>
+        </w:rPr>
+        <w:t>มีเพทายจำนวนน้อย แต่อุดมไปด้วยโกเมน (</w:t>
+      </w:r>
+      <w:r>
+        <w:rPr>
+          <w:rFonts w:ascii="TH SarabunPSK" w:hAnsi="TH SarabunPSK" w:cs="TH SarabunPSK" w:hint="cs"/>
+          <w:sz w:val="32"/>
+          <w:szCs w:val="32"/>
+        </w:rPr>
+        <w:t xml:space="preserve">Magma from Vesuvius, however, is lacking in zircons, but it is rich in garnet.) </w:t>
+      </w:r>
+    </w:p>
+    <w:p>
+      <w:pPr>
+        <w:rPr>
+          <w:rFonts w:ascii="TH SarabunPSK" w:hAnsi="TH SarabunPSK" w:cs="TH SarabunPSK" w:hint="cs"/>
+          <w:sz w:val="32"/>
+          <w:szCs w:val="32"/>
+        </w:rPr>
+      </w:pPr>
+      <w:r>
+        <w:rPr>
+          <w:rFonts w:ascii="TH SarabunPSK" w:hAnsi="TH SarabunPSK" w:cs="TH SarabunPSK"/>
+          <w:sz w:val="32"/>
+          <w:szCs w:val="32"/>
+        </w:rPr>
+        <w:tab/>
+      </w:r>
+      <w:r>
+        <w:rPr>
+          <w:rFonts w:ascii="TH SarabunPSK" w:hAnsi="TH SarabunPSK" w:cs="TH SarabunPSK"/>
+          <w:b/>
+          <w:bCs/>
+          <w:sz w:val="32"/>
+          <w:szCs w:val="32"/>
+        </w:rPr>
+        <w:t>77.</w:t>
+      </w:r>
+      <w:r>
+        <w:rPr>
+          <w:rFonts w:ascii="TH SarabunPSK" w:hAnsi="TH SarabunPSK" w:cs="TH SarabunPSK"/>
+          <w:sz w:val="32"/>
+          <w:szCs w:val="32"/>
+        </w:rPr>
+        <w:t xml:space="preserve"> </w:t>
+      </w:r>
+      <w:r>
+        <w:rPr>
+          <w:rStyle w:val="Strong"/>
+          <w:rFonts w:ascii="TH SarabunPSK" w:eastAsiaTheme="majorEastAsia" w:hAnsi="TH SarabunPSK" w:cs="TH SarabunPSK" w:hint="cs"/>
+          <w:sz w:val="32"/>
+          <w:szCs w:val="32"/>
+          <w:cs/>
+        </w:rPr>
+        <w:t xml:space="preserve">คำตอบที่ถูกคือข้อ </w:t>
+      </w:r>
+      <w:r>
+        <w:rPr>
+          <w:rStyle w:val="Strong"/>
+          <w:rFonts w:ascii="TH SarabunPSK" w:eastAsiaTheme="majorEastAsia" w:hAnsi="TH SarabunPSK" w:cs="TH SarabunPSK" w:hint="cs"/>
+          <w:sz w:val="32"/>
+          <w:szCs w:val="32"/>
+        </w:rPr>
+        <w:t>3</w:t>
+      </w:r>
+      <w:r>
+        <w:rPr>
+          <w:rFonts w:ascii="TH SarabunPSK" w:hAnsi="TH SarabunPSK" w:cs="TH SarabunPSK" w:hint="cs"/>
+          <w:sz w:val="32"/>
+          <w:szCs w:val="32"/>
+        </w:rPr>
+        <w:t xml:space="preserve"> To determine the age of the garnets </w:t>
+      </w:r>
+      <w:r>
+        <w:rPr>
+          <w:rFonts w:ascii="TH SarabunPSK" w:hAnsi="TH SarabunPSK" w:cs="TH SarabunPSK" w:hint="cs"/>
+          <w:sz w:val="32"/>
+          <w:szCs w:val="32"/>
+          <w:cs/>
+        </w:rPr>
+        <w:t>ข้อความที่เหมาะจะเติมลงในช่องว่างมากที่สุดคือ "เพื่อระบุอายุของโกเมนเหล่านั้น" นักวิจัยใช้กัมมันตรังสียูเรเนียมและทอเรียม</w:t>
+      </w:r>
+      <w:r>
+        <w:rPr>
+          <w:rFonts w:ascii="TH SarabunPSK" w:hAnsi="TH SarabunPSK" w:cs="TH SarabunPSK" w:hint="cs"/>
+          <w:sz w:val="32"/>
+          <w:szCs w:val="32"/>
+        </w:rPr>
+        <w:t xml:space="preserve"> </w:t>
+      </w:r>
+    </w:p>
+    <w:p>
+      <w:pPr>
+        <w:rPr>
+          <w:rFonts w:ascii="TH SarabunPSK" w:hAnsi="TH SarabunPSK" w:cs="TH SarabunPSK" w:hint="cs"/>
+          <w:sz w:val="32"/>
+          <w:szCs w:val="32"/>
+        </w:rPr>
+      </w:pPr>
+      <w:r>
+        <w:rPr>
+          <w:rFonts w:ascii="TH SarabunPSK" w:hAnsi="TH SarabunPSK" w:cs="TH SarabunPSK"/>
+          <w:sz w:val="32"/>
+          <w:szCs w:val="32"/>
+        </w:rPr>
+        <w:tab/>
+      </w:r>
+      <w:r>
+        <w:rPr>
+          <w:rFonts w:ascii="TH SarabunPSK" w:hAnsi="TH SarabunPSK" w:cs="TH SarabunPSK"/>
+          <w:b/>
+          <w:bCs/>
+          <w:sz w:val="32"/>
+          <w:szCs w:val="32"/>
+        </w:rPr>
+        <w:t>78 .</w:t>
+      </w:r>
+      <w:r>
+        <w:rPr>
+          <w:rFonts w:ascii="TH SarabunPSK" w:hAnsi="TH SarabunPSK" w:cs="TH SarabunPSK"/>
+          <w:sz w:val="32"/>
+          <w:szCs w:val="32"/>
+        </w:rPr>
+        <w:t xml:space="preserve"> </w:t>
+      </w:r>
+      <w:r>
+        <w:rPr>
+          <w:rStyle w:val="Strong"/>
+          <w:rFonts w:ascii="TH SarabunPSK" w:eastAsiaTheme="majorEastAsia" w:hAnsi="TH SarabunPSK" w:cs="TH SarabunPSK" w:hint="cs"/>
+          <w:sz w:val="32"/>
+          <w:szCs w:val="32"/>
+          <w:cs/>
+        </w:rPr>
+        <w:t xml:space="preserve">คำตอบที่ถูกคือข้อ </w:t>
+      </w:r>
+      <w:r>
+        <w:rPr>
+          <w:rStyle w:val="Strong"/>
+          <w:rFonts w:ascii="TH SarabunPSK" w:eastAsiaTheme="majorEastAsia" w:hAnsi="TH SarabunPSK" w:cs="TH SarabunPSK" w:hint="cs"/>
+          <w:sz w:val="32"/>
+          <w:szCs w:val="32"/>
+        </w:rPr>
+        <w:t>4</w:t>
+      </w:r>
+      <w:r>
+        <w:rPr>
+          <w:rFonts w:ascii="TH SarabunPSK" w:hAnsi="TH SarabunPSK" w:cs="TH SarabunPSK" w:hint="cs"/>
+          <w:sz w:val="32"/>
+          <w:szCs w:val="32"/>
+        </w:rPr>
+        <w:t xml:space="preserve"> Prohibiting people from living in close proximity to Vesuvius </w:t>
+      </w:r>
+      <w:r>
+        <w:rPr>
+          <w:rFonts w:ascii="TH SarabunPSK" w:hAnsi="TH SarabunPSK" w:cs="TH SarabunPSK" w:hint="cs"/>
+          <w:sz w:val="32"/>
+          <w:szCs w:val="32"/>
+          <w:cs/>
+        </w:rPr>
+        <w:t xml:space="preserve">สิ่งที่ไม่ใช่มาตรการป้องกันกรณีที่ภูเขาไฟ </w:t>
+      </w:r>
+      <w:r>
+        <w:rPr>
+          <w:rFonts w:ascii="TH SarabunPSK" w:hAnsi="TH SarabunPSK" w:cs="TH SarabunPSK" w:hint="cs"/>
+          <w:sz w:val="32"/>
+          <w:szCs w:val="32"/>
+        </w:rPr>
+        <w:t xml:space="preserve">Vesuvius </w:t>
+      </w:r>
+      <w:r>
+        <w:rPr>
+          <w:rFonts w:ascii="TH SarabunPSK" w:hAnsi="TH SarabunPSK" w:cs="TH SarabunPSK" w:hint="cs"/>
+          <w:sz w:val="32"/>
+          <w:szCs w:val="32"/>
+          <w:cs/>
+        </w:rPr>
+        <w:t>อาจเกิดระเบิดคือการห้ามอาศัยอยู่ใกล้บริเวณภูเขาไฟ เพราะในตอนท้ายบทความพูดถึงแผนอพยพเพื่ออพยพผู้คนจำนวนมากที่อาศัยอยู่ในพื้นที่</w:t>
+      </w:r>
+      <w:r>
+        <w:rPr>
+          <w:rFonts w:ascii="TH SarabunPSK" w:hAnsi="TH SarabunPSK" w:cs="TH SarabunPSK" w:hint="cs"/>
+          <w:sz w:val="32"/>
+          <w:szCs w:val="32"/>
+        </w:rPr>
+        <w:t xml:space="preserve"> </w:t>
+      </w:r>
+    </w:p>
+    <w:p>
+      <w:pPr>
+        <w:rPr>
+          <w:rFonts w:ascii="TH SarabunPSK" w:hAnsi="TH SarabunPSK" w:cs="TH SarabunPSK" w:hint="cs"/>
+          <w:sz w:val="32"/>
+          <w:szCs w:val="32"/>
+        </w:rPr>
+      </w:pPr>
+      <w:r>
+        <w:rPr>
+          <w:rFonts w:ascii="TH SarabunPSK" w:hAnsi="TH SarabunPSK" w:cs="TH SarabunPSK"/>
+          <w:sz w:val="32"/>
+          <w:szCs w:val="32"/>
+        </w:rPr>
+        <w:tab/>
+      </w:r>
+      <w:r>
+        <w:rPr>
+          <w:rFonts w:ascii="TH SarabunPSK" w:hAnsi="TH SarabunPSK" w:cs="TH SarabunPSK"/>
+          <w:b/>
+          <w:bCs/>
+          <w:sz w:val="32"/>
+          <w:szCs w:val="32"/>
+        </w:rPr>
+        <w:t>79.</w:t>
+      </w:r>
+      <w:r>
+        <w:rPr>
+          <w:rFonts w:ascii="TH SarabunPSK" w:hAnsi="TH SarabunPSK" w:cs="TH SarabunPSK"/>
+          <w:sz w:val="32"/>
+          <w:szCs w:val="32"/>
+        </w:rPr>
+        <w:t xml:space="preserve"> </w:t>
+      </w:r>
+      <w:r>
+        <w:rPr>
+          <w:rStyle w:val="Strong"/>
+          <w:rFonts w:ascii="TH SarabunPSK" w:eastAsiaTheme="majorEastAsia" w:hAnsi="TH SarabunPSK" w:cs="TH SarabunPSK" w:hint="cs"/>
+          <w:sz w:val="32"/>
+          <w:szCs w:val="32"/>
+          <w:cs/>
+        </w:rPr>
+        <w:t xml:space="preserve">คำตอบที่ถูกคือข้อ </w:t>
+      </w:r>
+      <w:r>
+        <w:rPr>
+          <w:rStyle w:val="Strong"/>
+          <w:rFonts w:ascii="TH SarabunPSK" w:eastAsiaTheme="majorEastAsia" w:hAnsi="TH SarabunPSK" w:cs="TH SarabunPSK" w:hint="cs"/>
+          <w:sz w:val="32"/>
+          <w:szCs w:val="32"/>
+        </w:rPr>
+        <w:t>4</w:t>
+      </w:r>
+      <w:r>
+        <w:rPr>
+          <w:rFonts w:ascii="TH SarabunPSK" w:hAnsi="TH SarabunPSK" w:cs="TH SarabunPSK" w:hint="cs"/>
+          <w:sz w:val="32"/>
+          <w:szCs w:val="32"/>
+        </w:rPr>
+        <w:t xml:space="preserve"> vigilant about </w:t>
+      </w:r>
+      <w:r>
+        <w:rPr>
+          <w:rFonts w:ascii="TH SarabunPSK" w:hAnsi="TH SarabunPSK" w:cs="TH SarabunPSK" w:hint="cs"/>
+          <w:sz w:val="32"/>
+          <w:szCs w:val="32"/>
+          <w:cs/>
+        </w:rPr>
+        <w:t xml:space="preserve">ย่อหน้าสุดท้ายกล่าวว่า มีการเฝ้าติดตาม </w:t>
+      </w:r>
+      <w:r>
+        <w:rPr>
+          <w:rFonts w:ascii="TH SarabunPSK" w:hAnsi="TH SarabunPSK" w:cs="TH SarabunPSK" w:hint="cs"/>
+          <w:sz w:val="32"/>
+          <w:szCs w:val="32"/>
+        </w:rPr>
+        <w:t xml:space="preserve">Vesuvius </w:t>
+      </w:r>
+      <w:r>
+        <w:rPr>
+          <w:rFonts w:ascii="TH SarabunPSK" w:hAnsi="TH SarabunPSK" w:cs="TH SarabunPSK" w:hint="cs"/>
+          <w:sz w:val="32"/>
+          <w:szCs w:val="32"/>
+          <w:cs/>
+        </w:rPr>
+        <w:t>และความเคลื่อนไหวของภูเขาไฟลูกนี้ตลอดเวลา (</w:t>
+      </w:r>
+      <w:r>
+        <w:rPr>
+          <w:rFonts w:ascii="TH SarabunPSK" w:hAnsi="TH SarabunPSK" w:cs="TH SarabunPSK" w:hint="cs"/>
+          <w:sz w:val="32"/>
+          <w:szCs w:val="32"/>
+        </w:rPr>
+        <w:t xml:space="preserve">Vesuvius and its activity are monitored around the clock.) </w:t>
+      </w:r>
+      <w:r>
+        <w:rPr>
+          <w:rFonts w:ascii="TH SarabunPSK" w:hAnsi="TH SarabunPSK" w:cs="TH SarabunPSK" w:hint="cs"/>
+          <w:sz w:val="32"/>
+          <w:szCs w:val="32"/>
+          <w:cs/>
+        </w:rPr>
+        <w:t xml:space="preserve">ดังนั้นจึงอาจอนุมานว่า หน่วยงานที่รับผิดชอบภูเขาไฟ </w:t>
+      </w:r>
+      <w:r>
+        <w:rPr>
+          <w:rFonts w:ascii="TH SarabunPSK" w:hAnsi="TH SarabunPSK" w:cs="TH SarabunPSK" w:hint="cs"/>
+          <w:sz w:val="32"/>
+          <w:szCs w:val="32"/>
+        </w:rPr>
+        <w:t>Vesuvius "</w:t>
+      </w:r>
+      <w:r>
+        <w:rPr>
+          <w:rFonts w:ascii="TH SarabunPSK" w:hAnsi="TH SarabunPSK" w:cs="TH SarabunPSK" w:hint="cs"/>
+          <w:sz w:val="32"/>
+          <w:szCs w:val="32"/>
+          <w:cs/>
+        </w:rPr>
+        <w:t>คอยระแวดระวัง" ภูเขาไฟลูกนี้และการเปลี่ยนแปลงต่าง ๆ ที่เกิดขึ้น</w:t>
+      </w:r>
+      <w:r>
+        <w:rPr>
+          <w:rFonts w:ascii="TH SarabunPSK" w:hAnsi="TH SarabunPSK" w:cs="TH SarabunPSK" w:hint="cs"/>
+          <w:sz w:val="32"/>
+          <w:szCs w:val="32"/>
+        </w:rPr>
+        <w:t xml:space="preserve"> </w:t>
+      </w:r>
+    </w:p>
+    <w:p>
+      <w:pPr>
+        <w:rPr>
+          <w:rFonts w:ascii="TH SarabunPSK" w:hAnsi="TH SarabunPSK" w:cs="TH SarabunPSK" w:hint="cs"/>
+          <w:sz w:val="32"/>
+          <w:szCs w:val="32"/>
+        </w:rPr>
+      </w:pPr>
+      <w:r>
+        <w:rPr>
+          <w:rFonts w:ascii="TH SarabunPSK" w:hAnsi="TH SarabunPSK" w:cs="TH SarabunPSK"/>
+          <w:sz w:val="32"/>
+          <w:szCs w:val="32"/>
+        </w:rPr>
+        <w:tab/>
+      </w:r>
+      <w:r>
+        <w:rPr>
+          <w:rFonts w:ascii="TH SarabunPSK" w:hAnsi="TH SarabunPSK" w:cs="TH SarabunPSK"/>
+          <w:b/>
+          <w:bCs/>
+          <w:sz w:val="32"/>
+          <w:szCs w:val="32"/>
+        </w:rPr>
+        <w:t>80.</w:t>
+      </w:r>
+      <w:r>
+        <w:rPr>
+          <w:rFonts w:ascii="TH SarabunPSK" w:hAnsi="TH SarabunPSK" w:cs="TH SarabunPSK"/>
+          <w:sz w:val="32"/>
+          <w:szCs w:val="32"/>
+        </w:rPr>
+        <w:t xml:space="preserve"> </w:t>
+      </w:r>
+      <w:r>
+        <w:rPr>
+          <w:rStyle w:val="Strong"/>
+          <w:rFonts w:ascii="TH SarabunPSK" w:eastAsiaTheme="majorEastAsia" w:hAnsi="TH SarabunPSK" w:cs="TH SarabunPSK" w:hint="cs"/>
+          <w:sz w:val="32"/>
+          <w:szCs w:val="32"/>
+          <w:cs/>
+        </w:rPr>
+        <w:t xml:space="preserve">คำตอบที่ถูกคือข้อ </w:t>
+      </w:r>
+      <w:r>
+        <w:rPr>
+          <w:rStyle w:val="Strong"/>
+          <w:rFonts w:ascii="TH SarabunPSK" w:eastAsiaTheme="majorEastAsia" w:hAnsi="TH SarabunPSK" w:cs="TH SarabunPSK" w:hint="cs"/>
+          <w:sz w:val="32"/>
+          <w:szCs w:val="32"/>
+        </w:rPr>
+        <w:t>1</w:t>
+      </w:r>
+      <w:r>
+        <w:rPr>
+          <w:rFonts w:ascii="TH SarabunPSK" w:hAnsi="TH SarabunPSK" w:cs="TH SarabunPSK" w:hint="cs"/>
+          <w:sz w:val="32"/>
+          <w:szCs w:val="32"/>
+        </w:rPr>
+        <w:t xml:space="preserve"> at hand </w:t>
+      </w:r>
+      <w:r>
+        <w:rPr>
+          <w:rFonts w:ascii="TH SarabunPSK" w:hAnsi="TH SarabunPSK" w:cs="TH SarabunPSK" w:hint="cs"/>
+          <w:sz w:val="32"/>
+          <w:szCs w:val="32"/>
+          <w:cs/>
+        </w:rPr>
+        <w:t xml:space="preserve">ประโยคสุดท้ายกล่าวว่า มีแผนฉุกเฉินสำหรับการอพยพผู้ที่อาศัยอยู่บริเวณ </w:t>
+      </w:r>
+      <w:r>
+        <w:rPr>
+          <w:rFonts w:ascii="TH SarabunPSK" w:hAnsi="TH SarabunPSK" w:cs="TH SarabunPSK" w:hint="cs"/>
+          <w:sz w:val="32"/>
+          <w:szCs w:val="32"/>
+        </w:rPr>
+        <w:t xml:space="preserve">the greater Naples </w:t>
+      </w:r>
+      <w:r>
+        <w:rPr>
+          <w:rFonts w:ascii="TH SarabunPSK" w:hAnsi="TH SarabunPSK" w:cs="TH SarabunPSK" w:hint="cs"/>
+          <w:sz w:val="32"/>
+          <w:szCs w:val="32"/>
+          <w:cs/>
+        </w:rPr>
+        <w:t xml:space="preserve">ถ้ามีสัญญาณจากการเฝ้าระวังชี้ว่าการระเบิดของภูเขาไฟจะเกิดขึ้นในไม่ช้า กริยาวลีที่มีความหมายคล้ายกับ </w:t>
+      </w:r>
+      <w:r>
+        <w:rPr>
+          <w:rFonts w:ascii="TH SarabunPSK" w:hAnsi="TH SarabunPSK" w:cs="TH SarabunPSK" w:hint="cs"/>
+          <w:sz w:val="32"/>
+          <w:szCs w:val="32"/>
+        </w:rPr>
+        <w:t>imminent (</w:t>
+      </w:r>
+      <w:r>
+        <w:rPr>
+          <w:rFonts w:ascii="TH SarabunPSK" w:hAnsi="TH SarabunPSK" w:cs="TH SarabunPSK" w:hint="cs"/>
+          <w:sz w:val="32"/>
+          <w:szCs w:val="32"/>
+          <w:cs/>
+        </w:rPr>
+        <w:t xml:space="preserve">ที่จะเกิดขึ้นในไม่ช้า) คือ </w:t>
+      </w:r>
+      <w:r>
+        <w:rPr>
+          <w:rFonts w:ascii="TH SarabunPSK" w:hAnsi="TH SarabunPSK" w:cs="TH SarabunPSK" w:hint="cs"/>
+          <w:sz w:val="32"/>
+          <w:szCs w:val="32"/>
+        </w:rPr>
+        <w:t xml:space="preserve">at hand </w:t>
+      </w:r>
+    </w:p>
+    <w:p>
+      <w:pPr>
+        <w:rPr>
+          <w:rFonts w:ascii="TH SarabunPSK" w:eastAsiaTheme="majorEastAsia" w:hAnsi="TH SarabunPSK" w:cs="TH SarabunPSK"/>
+          <w:sz w:val="32"/>
+          <w:szCs w:val="32"/>
+        </w:rPr>
+      </w:pPr>
+      <w:r>
+        <w:rPr>
+          <w:rFonts w:ascii="TH SarabunPSK" w:hAnsi="TH SarabunPSK" w:cs="TH SarabunPSK"/>
+          <w:sz w:val="32"/>
+          <w:szCs w:val="32"/>
+        </w:rPr>
+        <w:tab/>
+      </w:r>
+      <w:r>
+        <w:rPr>
+          <w:rFonts w:ascii="TH SarabunPSK" w:hAnsi="TH SarabunPSK" w:cs="TH SarabunPSK"/>
+          <w:b/>
+          <w:bCs/>
+          <w:sz w:val="32"/>
+          <w:szCs w:val="32"/>
+        </w:rPr>
+        <w:t>81.</w:t>
+      </w:r>
+      <w:r>
+        <w:rPr>
+          <w:rStyle w:val="Strong"/>
+          <w:rFonts w:ascii="TH SarabunPSK" w:eastAsiaTheme="majorEastAsia" w:hAnsi="TH SarabunPSK" w:cs="TH SarabunPSK" w:hint="cs"/>
+          <w:sz w:val="32"/>
+          <w:szCs w:val="32"/>
+          <w:cs/>
+        </w:rPr>
+        <w:t xml:space="preserve"> </w:t>
+      </w:r>
+      <w:r>
+        <w:rPr>
+          <w:rFonts w:ascii="TH SarabunPSK" w:eastAsiaTheme="majorEastAsia" w:hAnsi="TH SarabunPSK" w:cs="TH SarabunPSK"/>
+          <w:b/>
+          <w:bCs/>
+          <w:sz w:val="32"/>
+          <w:szCs w:val="32"/>
+          <w:cs/>
+        </w:rPr>
+        <w:t xml:space="preserve">คำตอบที่ถูกคือข้อ </w:t>
+      </w:r>
+      <w:r>
+        <w:rPr>
+          <w:rFonts w:ascii="TH SarabunPSK" w:eastAsiaTheme="majorEastAsia" w:hAnsi="TH SarabunPSK" w:cs="TH SarabunPSK"/>
+          <w:b/>
+          <w:bCs/>
+          <w:sz w:val="32"/>
+          <w:szCs w:val="32"/>
+        </w:rPr>
+        <w:t xml:space="preserve">1 </w:t>
+      </w:r>
+      <w:r>
+        <w:rPr>
+          <w:rFonts w:ascii="TH SarabunPSK" w:eastAsiaTheme="majorEastAsia" w:hAnsi="TH SarabunPSK" w:cs="TH SarabunPSK"/>
+          <w:sz w:val="32"/>
+          <w:szCs w:val="32"/>
+          <w:cs/>
+        </w:rPr>
+        <w:t xml:space="preserve">คำถามข้อนี้ถามว่า ข้อใดน่าจะเป็นชื่อที่เหมาะสมที่สุดสำหรับบทความนี้ คำตอบที่ถูกต้องคือข้อ </w:t>
+      </w:r>
+      <w:r>
+        <w:rPr>
+          <w:rFonts w:ascii="TH SarabunPSK" w:eastAsiaTheme="majorEastAsia" w:hAnsi="TH SarabunPSK" w:cs="TH SarabunPSK"/>
+          <w:sz w:val="32"/>
+          <w:szCs w:val="32"/>
+        </w:rPr>
+        <w:t xml:space="preserve">1 </w:t>
+      </w:r>
+      <w:r>
+        <w:rPr>
+          <w:rFonts w:ascii="TH SarabunPSK" w:eastAsiaTheme="majorEastAsia" w:hAnsi="TH SarabunPSK" w:cs="TH SarabunPSK"/>
+          <w:sz w:val="32"/>
+          <w:szCs w:val="32"/>
+          <w:cs/>
+        </w:rPr>
+        <w:t xml:space="preserve">เนื่องจากบทความนี้เป็นเรื่องราวชีวิตของ </w:t>
+      </w:r>
+      <w:r>
+        <w:rPr>
+          <w:rFonts w:ascii="TH SarabunPSK" w:eastAsiaTheme="majorEastAsia" w:hAnsi="TH SarabunPSK" w:cs="TH SarabunPSK"/>
+          <w:sz w:val="32"/>
+          <w:szCs w:val="32"/>
+        </w:rPr>
+        <w:t xml:space="preserve">Rasputin </w:t>
+      </w:r>
+      <w:r>
+        <w:rPr>
+          <w:rFonts w:ascii="TH SarabunPSK" w:eastAsiaTheme="majorEastAsia" w:hAnsi="TH SarabunPSK" w:cs="TH SarabunPSK"/>
+          <w:sz w:val="32"/>
+          <w:szCs w:val="32"/>
+          <w:cs/>
+        </w:rPr>
+        <w:t>ตั้งแต่เกิดจนถึงวาระสุดท้ายในชีวิต คำตอบข้อนี้จึงครอบคลุมเนื้อหาสำคัญของบทความได้อย่างครบถ้วน</w:t>
+      </w:r>
+    </w:p>
+    <w:p>
+      <w:pPr>
+        <w:rPr>
+          <w:rFonts w:ascii="TH SarabunPSK" w:hAnsi="TH SarabunPSK" w:cs="TH SarabunPSK"/>
+          <w:sz w:val="32"/>
+          <w:szCs w:val="32"/>
+        </w:rPr>
+      </w:pPr>
+      <w:r>
+        <w:rPr>
+          <w:rFonts w:ascii="TH SarabunPSK" w:hAnsi="TH SarabunPSK" w:cs="TH SarabunPSK"/>
+          <w:sz w:val="32"/>
+          <w:szCs w:val="32"/>
+          <w:lang w:val="en-US"/>
+        </w:rPr>
+        <w:tab/>
+        <w:t xml:space="preserve">82. </w:t>
+      </w:r>
+      <w:r>
+        <w:rPr>
+          <w:rFonts w:ascii="TH SarabunPSK" w:hAnsi="TH SarabunPSK" w:cs="TH SarabunPSK"/>
+          <w:b/>
+          <w:bCs/>
+          <w:sz w:val="32"/>
+          <w:szCs w:val="32"/>
+          <w:cs/>
+          <w:lang w:val="en-US"/>
+        </w:rPr>
+        <w:t xml:space="preserve">คำตอบที่ถูกคือข้อ </w:t>
+      </w:r>
+      <w:r>
+        <w:rPr>
+          <w:rFonts w:ascii="TH SarabunPSK" w:hAnsi="TH SarabunPSK" w:cs="TH SarabunPSK"/>
+          <w:b/>
+          <w:bCs/>
+          <w:sz w:val="32"/>
+          <w:szCs w:val="32"/>
+        </w:rPr>
+        <w:t>3</w:t>
+      </w:r>
+      <w:r>
+        <w:rPr>
+          <w:rFonts w:ascii="TH SarabunPSK" w:hAnsi="TH SarabunPSK" w:cs="TH SarabunPSK"/>
+          <w:sz w:val="32"/>
+          <w:szCs w:val="32"/>
+        </w:rPr>
+        <w:t xml:space="preserve"> </w:t>
+      </w:r>
+      <w:r>
+        <w:rPr>
+          <w:rFonts w:ascii="TH SarabunPSK" w:hAnsi="TH SarabunPSK" w:cs="TH SarabunPSK"/>
+          <w:sz w:val="32"/>
+          <w:szCs w:val="32"/>
+          <w:cs/>
+          <w:lang w:val="en-US"/>
+        </w:rPr>
+        <w:t xml:space="preserve">คำถามข้อนี้ถามว่า คำว่า </w:t>
+      </w:r>
+      <w:r>
+        <w:rPr>
+          <w:rFonts w:ascii="TH SarabunPSK" w:hAnsi="TH SarabunPSK" w:cs="TH SarabunPSK"/>
+          <w:sz w:val="32"/>
+          <w:szCs w:val="32"/>
+        </w:rPr>
+        <w:t xml:space="preserve">wanderings </w:t>
+      </w:r>
+      <w:r>
+        <w:rPr>
+          <w:rFonts w:ascii="TH SarabunPSK" w:hAnsi="TH SarabunPSK" w:cs="TH SarabunPSK"/>
+          <w:sz w:val="32"/>
+          <w:szCs w:val="32"/>
+          <w:cs/>
+          <w:lang w:val="en-US"/>
+        </w:rPr>
+        <w:t xml:space="preserve">ในบรรทัดที่ </w:t>
+      </w:r>
+      <w:r>
+        <w:rPr>
+          <w:rFonts w:ascii="TH SarabunPSK" w:hAnsi="TH SarabunPSK" w:cs="TH SarabunPSK"/>
+          <w:sz w:val="32"/>
+          <w:szCs w:val="32"/>
+        </w:rPr>
+        <w:t xml:space="preserve">8 </w:t>
+      </w:r>
+      <w:r>
+        <w:rPr>
+          <w:rFonts w:ascii="TH SarabunPSK" w:hAnsi="TH SarabunPSK" w:cs="TH SarabunPSK"/>
+          <w:sz w:val="32"/>
+          <w:szCs w:val="32"/>
+          <w:cs/>
+          <w:lang w:val="en-US"/>
+        </w:rPr>
+        <w:t xml:space="preserve">มีความหมายใกล้เคียงกับคำใดมากที่สุด คำตอบที่ถูกต้องคือข้อ </w:t>
+      </w:r>
+      <w:r>
+        <w:rPr>
+          <w:rFonts w:ascii="TH SarabunPSK" w:hAnsi="TH SarabunPSK" w:cs="TH SarabunPSK"/>
+          <w:sz w:val="32"/>
+          <w:szCs w:val="32"/>
+        </w:rPr>
+        <w:t xml:space="preserve">3 journeys </w:t>
+      </w:r>
+      <w:r>
+        <w:rPr>
+          <w:rFonts w:ascii="TH SarabunPSK" w:hAnsi="TH SarabunPSK" w:cs="TH SarabunPSK"/>
+          <w:sz w:val="32"/>
+          <w:szCs w:val="32"/>
+          <w:cs/>
+          <w:lang w:val="en-US"/>
+        </w:rPr>
+        <w:t xml:space="preserve">ซึ่งหมายถึงการเดินทางเช่นเดียวกับคำว่า </w:t>
+      </w:r>
+      <w:r>
+        <w:rPr>
+          <w:rFonts w:ascii="TH SarabunPSK" w:hAnsi="TH SarabunPSK" w:cs="TH SarabunPSK"/>
+          <w:sz w:val="32"/>
+          <w:szCs w:val="32"/>
+        </w:rPr>
+        <w:t xml:space="preserve">wanderings </w:t>
+      </w:r>
+    </w:p>
+    <w:p>
+      <w:pPr>
+        <w:rPr>
+          <w:rFonts w:ascii="TH SarabunPSK" w:hAnsi="TH SarabunPSK" w:cs="TH SarabunPSK"/>
+          <w:sz w:val="32"/>
+          <w:szCs w:val="32"/>
+        </w:rPr>
+      </w:pPr>
+      <w:r>
+        <w:rPr>
+          <w:rFonts w:ascii="TH SarabunPSK" w:hAnsi="TH SarabunPSK" w:cs="TH SarabunPSK"/>
+          <w:sz w:val="32"/>
+          <w:szCs w:val="32"/>
+        </w:rPr>
+        <w:lastRenderedPageBreak/>
+        <w:t xml:space="preserve">83. </w:t>
+      </w:r>
+      <w:r>
+        <w:rPr>
+          <w:rFonts w:ascii="TH SarabunPSK" w:hAnsi="TH SarabunPSK" w:cs="TH SarabunPSK"/>
+          <w:b/>
+          <w:bCs/>
+          <w:sz w:val="32"/>
+          <w:szCs w:val="32"/>
+          <w:cs/>
+          <w:lang w:val="en-US"/>
+        </w:rPr>
+        <w:t xml:space="preserve">คำตอบที่ถูกคือข้อ </w:t>
+      </w:r>
+      <w:r>
+        <w:rPr>
+          <w:rFonts w:ascii="TH SarabunPSK" w:hAnsi="TH SarabunPSK" w:cs="TH SarabunPSK"/>
+          <w:b/>
+          <w:bCs/>
+          <w:sz w:val="32"/>
+          <w:szCs w:val="32"/>
+        </w:rPr>
+        <w:t>4</w:t>
+      </w:r>
+      <w:r>
+        <w:rPr>
+          <w:rFonts w:ascii="TH SarabunPSK" w:hAnsi="TH SarabunPSK" w:cs="TH SarabunPSK"/>
+          <w:sz w:val="32"/>
+          <w:szCs w:val="32"/>
+        </w:rPr>
+        <w:t xml:space="preserve"> </w:t>
+      </w:r>
+      <w:r>
+        <w:rPr>
+          <w:rFonts w:ascii="TH SarabunPSK" w:hAnsi="TH SarabunPSK" w:cs="TH SarabunPSK"/>
+          <w:sz w:val="32"/>
+          <w:szCs w:val="32"/>
+          <w:cs/>
+          <w:lang w:val="en-US"/>
+        </w:rPr>
+        <w:t xml:space="preserve">คำถามข้อนี้ถามว่า ข้อใดที่อนุมานได้จากย่อหน้าที่ </w:t>
+      </w:r>
+      <w:r>
+        <w:rPr>
+          <w:rFonts w:ascii="TH SarabunPSK" w:hAnsi="TH SarabunPSK" w:cs="TH SarabunPSK"/>
+          <w:sz w:val="32"/>
+          <w:szCs w:val="32"/>
+        </w:rPr>
+        <w:t xml:space="preserve">2 </w:t>
+      </w:r>
+      <w:r>
+        <w:rPr>
+          <w:rFonts w:ascii="TH SarabunPSK" w:hAnsi="TH SarabunPSK" w:cs="TH SarabunPSK"/>
+          <w:sz w:val="32"/>
+          <w:szCs w:val="32"/>
+          <w:cs/>
+          <w:lang w:val="en-US"/>
+        </w:rPr>
+        <w:t xml:space="preserve">คำตอบที่ถูกต้องคือข้อ </w:t>
+      </w:r>
+      <w:r>
+        <w:rPr>
+          <w:rFonts w:ascii="TH SarabunPSK" w:hAnsi="TH SarabunPSK" w:cs="TH SarabunPSK"/>
+          <w:sz w:val="32"/>
+          <w:szCs w:val="32"/>
+        </w:rPr>
+        <w:t xml:space="preserve">4 </w:t>
+      </w:r>
+      <w:r>
+        <w:rPr>
+          <w:rFonts w:ascii="TH SarabunPSK" w:hAnsi="TH SarabunPSK" w:cs="TH SarabunPSK"/>
+          <w:sz w:val="32"/>
+          <w:szCs w:val="32"/>
+          <w:cs/>
+          <w:lang w:val="en-US"/>
+        </w:rPr>
+        <w:t xml:space="preserve">จากเนื้อความที่ระบุว่า </w:t>
+      </w:r>
+      <w:r>
+        <w:rPr>
+          <w:rFonts w:ascii="TH SarabunPSK" w:hAnsi="TH SarabunPSK" w:cs="TH SarabunPSK"/>
+          <w:sz w:val="32"/>
+          <w:szCs w:val="32"/>
+        </w:rPr>
+        <w:t xml:space="preserve">Rasputin </w:t>
+      </w:r>
+      <w:r>
+        <w:rPr>
+          <w:rFonts w:ascii="TH SarabunPSK" w:hAnsi="TH SarabunPSK" w:cs="TH SarabunPSK"/>
+          <w:sz w:val="32"/>
+          <w:szCs w:val="32"/>
+          <w:cs/>
+          <w:lang w:val="en-US"/>
+        </w:rPr>
+        <w:t xml:space="preserve">สั่งห้ามจ่ายยาแอสไพรินให้ลูกชายของ </w:t>
+      </w:r>
+      <w:r>
+        <w:rPr>
+          <w:rFonts w:ascii="TH SarabunPSK" w:hAnsi="TH SarabunPSK" w:cs="TH SarabunPSK"/>
+          <w:sz w:val="32"/>
+          <w:szCs w:val="32"/>
+        </w:rPr>
+        <w:t xml:space="preserve">Czar Nicholas II </w:t>
+      </w:r>
+      <w:r>
+        <w:rPr>
+          <w:rFonts w:ascii="TH SarabunPSK" w:hAnsi="TH SarabunPSK" w:cs="TH SarabunPSK"/>
+          <w:sz w:val="32"/>
+          <w:szCs w:val="32"/>
+          <w:cs/>
+          <w:lang w:val="en-US"/>
+        </w:rPr>
+        <w:t xml:space="preserve">และ </w:t>
+      </w:r>
+      <w:r>
+        <w:rPr>
+          <w:rFonts w:ascii="TH SarabunPSK" w:hAnsi="TH SarabunPSK" w:cs="TH SarabunPSK"/>
+          <w:sz w:val="32"/>
+          <w:szCs w:val="32"/>
+        </w:rPr>
+        <w:t xml:space="preserve">Alexandra </w:t>
+      </w:r>
+    </w:p>
+    <w:p>
+      <w:pPr>
+        <w:rPr>
+          <w:rFonts w:ascii="TH SarabunPSK" w:hAnsi="TH SarabunPSK" w:cs="TH SarabunPSK"/>
+          <w:sz w:val="32"/>
+          <w:szCs w:val="32"/>
+        </w:rPr>
+      </w:pPr>
+      <w:r>
+        <w:rPr>
+          <w:rFonts w:ascii="TH SarabunPSK" w:hAnsi="TH SarabunPSK" w:cs="TH SarabunPSK"/>
+          <w:sz w:val="32"/>
+          <w:szCs w:val="32"/>
+        </w:rPr>
+        <w:t xml:space="preserve">84. </w:t>
+      </w:r>
+      <w:r>
+        <w:rPr>
+          <w:rFonts w:ascii="TH SarabunPSK" w:hAnsi="TH SarabunPSK" w:cs="TH SarabunPSK"/>
+          <w:b/>
+          <w:bCs/>
+          <w:sz w:val="32"/>
+          <w:szCs w:val="32"/>
+          <w:cs/>
+          <w:lang w:val="en-US"/>
+        </w:rPr>
+        <w:t xml:space="preserve">คำตอบที่ถูกคือข้อ </w:t>
+      </w:r>
+      <w:r>
+        <w:rPr>
+          <w:rFonts w:ascii="TH SarabunPSK" w:hAnsi="TH SarabunPSK" w:cs="TH SarabunPSK"/>
+          <w:b/>
+          <w:bCs/>
+          <w:sz w:val="32"/>
+          <w:szCs w:val="32"/>
+        </w:rPr>
+        <w:t>1</w:t>
+      </w:r>
+      <w:r>
+        <w:rPr>
+          <w:rFonts w:ascii="TH SarabunPSK" w:hAnsi="TH SarabunPSK" w:cs="TH SarabunPSK"/>
+          <w:sz w:val="32"/>
+          <w:szCs w:val="32"/>
+        </w:rPr>
+        <w:t xml:space="preserve"> </w:t>
+      </w:r>
+      <w:r>
+        <w:rPr>
+          <w:rFonts w:ascii="TH SarabunPSK" w:hAnsi="TH SarabunPSK" w:cs="TH SarabunPSK"/>
+          <w:sz w:val="32"/>
+          <w:szCs w:val="32"/>
+          <w:cs/>
+          <w:lang w:val="en-US"/>
+        </w:rPr>
+        <w:t xml:space="preserve">คำถามข้อนี้ถามว่า ประโยคใดเหมาะที่จะเติมในช่องว่างในย่อหน้าที่ </w:t>
+      </w:r>
+      <w:r>
+        <w:rPr>
+          <w:rFonts w:ascii="TH SarabunPSK" w:hAnsi="TH SarabunPSK" w:cs="TH SarabunPSK"/>
+          <w:sz w:val="32"/>
+          <w:szCs w:val="32"/>
+        </w:rPr>
+        <w:t xml:space="preserve">3 </w:t>
+      </w:r>
+      <w:r>
+        <w:rPr>
+          <w:rFonts w:ascii="TH SarabunPSK" w:hAnsi="TH SarabunPSK" w:cs="TH SarabunPSK"/>
+          <w:sz w:val="32"/>
+          <w:szCs w:val="32"/>
+          <w:cs/>
+          <w:lang w:val="en-US"/>
+        </w:rPr>
+        <w:t xml:space="preserve">มากที่สุด คำตอบที่ถูกต้องคือข้อ </w:t>
+      </w:r>
+      <w:r>
+        <w:rPr>
+          <w:rFonts w:ascii="TH SarabunPSK" w:hAnsi="TH SarabunPSK" w:cs="TH SarabunPSK"/>
+          <w:sz w:val="32"/>
+          <w:szCs w:val="32"/>
+        </w:rPr>
+        <w:t xml:space="preserve">1 </w:t>
+      </w:r>
+      <w:r>
+        <w:rPr>
+          <w:rFonts w:ascii="TH SarabunPSK" w:hAnsi="TH SarabunPSK" w:cs="TH SarabunPSK"/>
+          <w:sz w:val="32"/>
+          <w:szCs w:val="32"/>
+          <w:cs/>
+          <w:lang w:val="en-US"/>
+        </w:rPr>
+        <w:t>เนื่องจากมีใจความที่สอดคล้องกับประโยคก่อนหน้าและอธิบายได้ว่าทำไมเหล่าขุนนาง (</w:t>
+      </w:r>
+      <w:r>
+        <w:rPr>
+          <w:rFonts w:ascii="TH SarabunPSK" w:hAnsi="TH SarabunPSK" w:cs="TH SarabunPSK"/>
+          <w:sz w:val="32"/>
+          <w:szCs w:val="32"/>
+        </w:rPr>
+        <w:t xml:space="preserve">noblemen) </w:t>
+      </w:r>
+      <w:r>
+        <w:rPr>
+          <w:rFonts w:ascii="TH SarabunPSK" w:hAnsi="TH SarabunPSK" w:cs="TH SarabunPSK"/>
+          <w:sz w:val="32"/>
+          <w:szCs w:val="32"/>
+          <w:cs/>
+          <w:lang w:val="en-US"/>
+        </w:rPr>
+        <w:t xml:space="preserve">จึงวางแผนกำจัด </w:t>
+      </w:r>
+      <w:r>
+        <w:rPr>
+          <w:rFonts w:ascii="TH SarabunPSK" w:hAnsi="TH SarabunPSK" w:cs="TH SarabunPSK"/>
+          <w:sz w:val="32"/>
+          <w:szCs w:val="32"/>
+        </w:rPr>
+        <w:t xml:space="preserve">Rasputin </w:t>
+      </w:r>
+      <w:r>
+        <w:rPr>
+          <w:rFonts w:ascii="TH SarabunPSK" w:hAnsi="TH SarabunPSK" w:cs="TH SarabunPSK"/>
+          <w:sz w:val="32"/>
+          <w:szCs w:val="32"/>
+          <w:cs/>
+          <w:lang w:val="en-US"/>
+        </w:rPr>
+        <w:t>ในย่อหน้าถัดมา</w:t>
+      </w:r>
+      <w:r>
+        <w:rPr>
+          <w:rFonts w:ascii="TH SarabunPSK" w:hAnsi="TH SarabunPSK" w:cs="TH SarabunPSK"/>
+          <w:sz w:val="32"/>
+          <w:szCs w:val="32"/>
+        </w:rPr>
+        <w:t xml:space="preserve"> </w:t>
+      </w:r>
+    </w:p>
+    <w:p>
+      <w:pPr>
+        <w:rPr>
+          <w:rFonts w:ascii="TH SarabunPSK" w:hAnsi="TH SarabunPSK" w:cs="TH SarabunPSK"/>
+          <w:sz w:val="32"/>
+          <w:szCs w:val="32"/>
+        </w:rPr>
+      </w:pPr>
+      <w:r>
+        <w:rPr>
+          <w:rFonts w:ascii="TH SarabunPSK" w:hAnsi="TH SarabunPSK" w:cs="TH SarabunPSK"/>
+          <w:sz w:val="32"/>
+          <w:szCs w:val="32"/>
+        </w:rPr>
+        <w:t xml:space="preserve">85. </w:t>
+      </w:r>
+      <w:r>
+        <w:rPr>
+          <w:rFonts w:ascii="TH SarabunPSK" w:hAnsi="TH SarabunPSK" w:cs="TH SarabunPSK"/>
+          <w:b/>
+          <w:bCs/>
+          <w:sz w:val="32"/>
+          <w:szCs w:val="32"/>
+          <w:cs/>
+          <w:lang w:val="en-US"/>
+        </w:rPr>
+        <w:t xml:space="preserve">คำตอบที่ถูกคือข้อ </w:t>
+      </w:r>
+      <w:r>
+        <w:rPr>
+          <w:rFonts w:ascii="TH SarabunPSK" w:hAnsi="TH SarabunPSK" w:cs="TH SarabunPSK"/>
+          <w:b/>
+          <w:bCs/>
+          <w:sz w:val="32"/>
+          <w:szCs w:val="32"/>
+        </w:rPr>
+        <w:t>4</w:t>
+      </w:r>
+      <w:r>
+        <w:rPr>
+          <w:rFonts w:ascii="TH SarabunPSK" w:hAnsi="TH SarabunPSK" w:cs="TH SarabunPSK"/>
+          <w:sz w:val="32"/>
+          <w:szCs w:val="32"/>
+        </w:rPr>
+        <w:t xml:space="preserve"> </w:t>
+      </w:r>
+      <w:r>
+        <w:rPr>
+          <w:rFonts w:ascii="TH SarabunPSK" w:hAnsi="TH SarabunPSK" w:cs="TH SarabunPSK"/>
+          <w:sz w:val="32"/>
+          <w:szCs w:val="32"/>
+          <w:cs/>
+          <w:lang w:val="en-US"/>
+        </w:rPr>
+        <w:t xml:space="preserve">คำถามข้อนี้ถามว่า คำว่า </w:t>
+      </w:r>
+      <w:r>
+        <w:rPr>
+          <w:rFonts w:ascii="TH SarabunPSK" w:hAnsi="TH SarabunPSK" w:cs="TH SarabunPSK"/>
+          <w:sz w:val="32"/>
+          <w:szCs w:val="32"/>
+        </w:rPr>
+        <w:t xml:space="preserve">it </w:t>
+      </w:r>
+      <w:r>
+        <w:rPr>
+          <w:rFonts w:ascii="TH SarabunPSK" w:hAnsi="TH SarabunPSK" w:cs="TH SarabunPSK"/>
+          <w:sz w:val="32"/>
+          <w:szCs w:val="32"/>
+          <w:cs/>
+          <w:lang w:val="en-US"/>
+        </w:rPr>
+        <w:t xml:space="preserve">ในบรรทัดที่ </w:t>
+      </w:r>
+      <w:r>
+        <w:rPr>
+          <w:rFonts w:ascii="TH SarabunPSK" w:hAnsi="TH SarabunPSK" w:cs="TH SarabunPSK"/>
+          <w:sz w:val="32"/>
+          <w:szCs w:val="32"/>
+        </w:rPr>
+        <w:t xml:space="preserve">25 </w:t>
+      </w:r>
+      <w:r>
+        <w:rPr>
+          <w:rFonts w:ascii="TH SarabunPSK" w:hAnsi="TH SarabunPSK" w:cs="TH SarabunPSK"/>
+          <w:sz w:val="32"/>
+          <w:szCs w:val="32"/>
+          <w:cs/>
+          <w:lang w:val="en-US"/>
+        </w:rPr>
+        <w:t xml:space="preserve">หมายถึงคำใด คำตอบที่ถูกต้องคือข้อ </w:t>
+      </w:r>
+      <w:r>
+        <w:rPr>
+          <w:rFonts w:ascii="TH SarabunPSK" w:hAnsi="TH SarabunPSK" w:cs="TH SarabunPSK"/>
+          <w:sz w:val="32"/>
+          <w:szCs w:val="32"/>
+        </w:rPr>
+        <w:t xml:space="preserve">4 </w:t>
+      </w:r>
+      <w:r>
+        <w:rPr>
+          <w:rFonts w:ascii="TH SarabunPSK" w:hAnsi="TH SarabunPSK" w:cs="TH SarabunPSK"/>
+          <w:sz w:val="32"/>
+          <w:szCs w:val="32"/>
+          <w:cs/>
+          <w:lang w:val="en-US"/>
+        </w:rPr>
+        <w:t xml:space="preserve">เนื่องจากข้อความส่วนนี้สื่อใจความว่ายาพิษไม่ส่งผลอะไรต่อ </w:t>
+      </w:r>
+      <w:r>
+        <w:rPr>
+          <w:rFonts w:ascii="TH SarabunPSK" w:hAnsi="TH SarabunPSK" w:cs="TH SarabunPSK"/>
+          <w:sz w:val="32"/>
+          <w:szCs w:val="32"/>
+        </w:rPr>
+        <w:t xml:space="preserve">Rasputin </w:t>
+      </w:r>
+      <w:r>
+        <w:rPr>
+          <w:rFonts w:ascii="TH SarabunPSK" w:hAnsi="TH SarabunPSK" w:cs="TH SarabunPSK"/>
+          <w:sz w:val="32"/>
+          <w:szCs w:val="32"/>
+          <w:cs/>
+          <w:lang w:val="en-US"/>
+        </w:rPr>
+        <w:t xml:space="preserve">และ </w:t>
+      </w:r>
+      <w:r>
+        <w:rPr>
+          <w:rFonts w:ascii="TH SarabunPSK" w:hAnsi="TH SarabunPSK" w:cs="TH SarabunPSK"/>
+          <w:sz w:val="32"/>
+          <w:szCs w:val="32"/>
+        </w:rPr>
+        <w:t xml:space="preserve">cyanide </w:t>
+      </w:r>
+      <w:r>
+        <w:rPr>
+          <w:rFonts w:ascii="TH SarabunPSK" w:hAnsi="TH SarabunPSK" w:cs="TH SarabunPSK"/>
+          <w:sz w:val="32"/>
+          <w:szCs w:val="32"/>
+          <w:cs/>
+          <w:lang w:val="en-US"/>
+        </w:rPr>
+        <w:t xml:space="preserve">คือยาพิษที่เหล่าขุนนางใส่ลงในอาหารให้ </w:t>
+      </w:r>
+      <w:r>
+        <w:rPr>
+          <w:rFonts w:ascii="TH SarabunPSK" w:hAnsi="TH SarabunPSK" w:cs="TH SarabunPSK"/>
+          <w:sz w:val="32"/>
+          <w:szCs w:val="32"/>
+        </w:rPr>
+        <w:t xml:space="preserve">Rasputin </w:t>
+      </w:r>
+      <w:r>
+        <w:rPr>
+          <w:rFonts w:ascii="TH SarabunPSK" w:hAnsi="TH SarabunPSK" w:cs="TH SarabunPSK"/>
+          <w:sz w:val="32"/>
+          <w:szCs w:val="32"/>
+          <w:cs/>
+          <w:lang w:val="en-US"/>
+        </w:rPr>
+        <w:t>กิน</w:t>
+      </w:r>
+      <w:r>
+        <w:rPr>
+          <w:rFonts w:ascii="TH SarabunPSK" w:hAnsi="TH SarabunPSK" w:cs="TH SarabunPSK"/>
+          <w:sz w:val="32"/>
+          <w:szCs w:val="32"/>
+        </w:rPr>
+        <w:t xml:space="preserve"> </w:t>
+      </w:r>
+    </w:p>
+    <w:p>
+      <w:pPr>
+        <w:rPr>
+          <w:rFonts w:ascii="TH SarabunPSK" w:hAnsi="TH SarabunPSK" w:cs="TH SarabunPSK"/>
+          <w:sz w:val="32"/>
+          <w:szCs w:val="32"/>
+        </w:rPr>
+      </w:pPr>
+      <w:r>
+        <w:rPr>
+          <w:rFonts w:ascii="TH SarabunPSK" w:hAnsi="TH SarabunPSK" w:cs="TH SarabunPSK"/>
+          <w:sz w:val="32"/>
+          <w:szCs w:val="32"/>
+        </w:rPr>
+        <w:t xml:space="preserve">86. </w:t>
+      </w:r>
+      <w:r>
+        <w:rPr>
+          <w:rFonts w:ascii="TH SarabunPSK" w:hAnsi="TH SarabunPSK" w:cs="TH SarabunPSK"/>
+          <w:b/>
+          <w:bCs/>
+          <w:sz w:val="32"/>
+          <w:szCs w:val="32"/>
+          <w:cs/>
+          <w:lang w:val="en-US"/>
+        </w:rPr>
+        <w:t xml:space="preserve">คำตอบที่ถูกคือข้อ </w:t>
+      </w:r>
+      <w:r>
+        <w:rPr>
+          <w:rFonts w:ascii="TH SarabunPSK" w:hAnsi="TH SarabunPSK" w:cs="TH SarabunPSK"/>
+          <w:b/>
+          <w:bCs/>
+          <w:sz w:val="32"/>
+          <w:szCs w:val="32"/>
+        </w:rPr>
+        <w:t>4</w:t>
+      </w:r>
+      <w:r>
+        <w:rPr>
+          <w:rFonts w:ascii="TH SarabunPSK" w:hAnsi="TH SarabunPSK" w:cs="TH SarabunPSK"/>
+          <w:sz w:val="32"/>
+          <w:szCs w:val="32"/>
+        </w:rPr>
+        <w:t xml:space="preserve"> </w:t>
+      </w:r>
+      <w:r>
+        <w:rPr>
+          <w:rFonts w:ascii="TH SarabunPSK" w:hAnsi="TH SarabunPSK" w:cs="TH SarabunPSK"/>
+          <w:sz w:val="32"/>
+          <w:szCs w:val="32"/>
+          <w:cs/>
+          <w:lang w:val="en-US"/>
+        </w:rPr>
+        <w:t xml:space="preserve">คำถามข้อนี้ถามว่า กลุ่มขุนนางฆ่า </w:t>
+      </w:r>
+      <w:r>
+        <w:rPr>
+          <w:rFonts w:ascii="TH SarabunPSK" w:hAnsi="TH SarabunPSK" w:cs="TH SarabunPSK"/>
+          <w:sz w:val="32"/>
+          <w:szCs w:val="32"/>
+        </w:rPr>
+        <w:t xml:space="preserve">Rasputin </w:t>
+      </w:r>
+      <w:r>
+        <w:rPr>
+          <w:rFonts w:ascii="TH SarabunPSK" w:hAnsi="TH SarabunPSK" w:cs="TH SarabunPSK"/>
+          <w:sz w:val="32"/>
+          <w:szCs w:val="32"/>
+          <w:cs/>
+          <w:lang w:val="en-US"/>
+        </w:rPr>
+        <w:t xml:space="preserve">เพราะเหตุใด คำตอบที่ถูกต้องคือข้อ </w:t>
+      </w:r>
+      <w:r>
+        <w:rPr>
+          <w:rFonts w:ascii="TH SarabunPSK" w:hAnsi="TH SarabunPSK" w:cs="TH SarabunPSK"/>
+          <w:sz w:val="32"/>
+          <w:szCs w:val="32"/>
+        </w:rPr>
+        <w:t xml:space="preserve">4 </w:t>
+      </w:r>
+      <w:r>
+        <w:rPr>
+          <w:rFonts w:ascii="TH SarabunPSK" w:hAnsi="TH SarabunPSK" w:cs="TH SarabunPSK"/>
+          <w:sz w:val="32"/>
+          <w:szCs w:val="32"/>
+          <w:cs/>
+          <w:lang w:val="en-US"/>
+        </w:rPr>
+        <w:t xml:space="preserve">เพราะบทความระบุว่ากลุ่มขุนนางไม่พอใจที่ </w:t>
+      </w:r>
+      <w:r>
+        <w:rPr>
+          <w:rFonts w:ascii="TH SarabunPSK" w:hAnsi="TH SarabunPSK" w:cs="TH SarabunPSK"/>
+          <w:sz w:val="32"/>
+          <w:szCs w:val="32"/>
+        </w:rPr>
+        <w:t xml:space="preserve">Rasputin </w:t>
+      </w:r>
+      <w:r>
+        <w:rPr>
+          <w:rFonts w:ascii="TH SarabunPSK" w:hAnsi="TH SarabunPSK" w:cs="TH SarabunPSK"/>
+          <w:sz w:val="32"/>
+          <w:szCs w:val="32"/>
+          <w:cs/>
+          <w:lang w:val="en-US"/>
+        </w:rPr>
+        <w:t xml:space="preserve">และ </w:t>
+      </w:r>
+      <w:r>
+        <w:rPr>
+          <w:rFonts w:ascii="TH SarabunPSK" w:hAnsi="TH SarabunPSK" w:cs="TH SarabunPSK"/>
+          <w:sz w:val="32"/>
+          <w:szCs w:val="32"/>
+        </w:rPr>
+        <w:t xml:space="preserve">Alexandra </w:t>
+      </w:r>
+      <w:r>
+        <w:rPr>
+          <w:rFonts w:ascii="TH SarabunPSK" w:hAnsi="TH SarabunPSK" w:cs="TH SarabunPSK"/>
+          <w:sz w:val="32"/>
+          <w:szCs w:val="32"/>
+          <w:cs/>
+          <w:lang w:val="en-US"/>
+        </w:rPr>
+        <w:t xml:space="preserve">สนิทสนมกัน ถึงขนาดที่ </w:t>
+      </w:r>
+      <w:r>
+        <w:rPr>
+          <w:rFonts w:ascii="TH SarabunPSK" w:hAnsi="TH SarabunPSK" w:cs="TH SarabunPSK"/>
+          <w:sz w:val="32"/>
+          <w:szCs w:val="32"/>
+        </w:rPr>
+        <w:t xml:space="preserve">Alexandra </w:t>
+      </w:r>
+      <w:r>
+        <w:rPr>
+          <w:rFonts w:ascii="TH SarabunPSK" w:hAnsi="TH SarabunPSK" w:cs="TH SarabunPSK"/>
+          <w:sz w:val="32"/>
+          <w:szCs w:val="32"/>
+          <w:cs/>
+          <w:lang w:val="en-US"/>
+        </w:rPr>
+        <w:t xml:space="preserve">ไม่เชื่อคำเตือนของเหล่าขุนนางและปกป้อง </w:t>
+      </w:r>
+      <w:r>
+        <w:rPr>
+          <w:rFonts w:ascii="TH SarabunPSK" w:hAnsi="TH SarabunPSK" w:cs="TH SarabunPSK"/>
+          <w:sz w:val="32"/>
+          <w:szCs w:val="32"/>
+        </w:rPr>
+        <w:t xml:space="preserve">Rasputin </w:t>
+      </w:r>
+    </w:p>
+    <w:p>
+      <w:pPr>
+        <w:rPr>
+          <w:rFonts w:ascii="TH SarabunPSK" w:hAnsi="TH SarabunPSK" w:cs="TH SarabunPSK"/>
+          <w:sz w:val="32"/>
+          <w:szCs w:val="32"/>
+        </w:rPr>
+      </w:pPr>
+      <w:r>
+        <w:rPr>
+          <w:rFonts w:ascii="TH SarabunPSK" w:hAnsi="TH SarabunPSK" w:cs="TH SarabunPSK"/>
+          <w:sz w:val="32"/>
+          <w:szCs w:val="32"/>
+        </w:rPr>
+        <w:t xml:space="preserve">87. </w:t>
+      </w:r>
+      <w:r>
+        <w:rPr>
+          <w:rFonts w:ascii="TH SarabunPSK" w:hAnsi="TH SarabunPSK" w:cs="TH SarabunPSK"/>
+          <w:b/>
+          <w:bCs/>
+          <w:sz w:val="32"/>
+          <w:szCs w:val="32"/>
+          <w:cs/>
+          <w:lang w:val="en-US"/>
+        </w:rPr>
+        <w:t xml:space="preserve">คำตอบที่ถูกคือข้อ </w:t>
+      </w:r>
+      <w:r>
+        <w:rPr>
+          <w:rFonts w:ascii="TH SarabunPSK" w:hAnsi="TH SarabunPSK" w:cs="TH SarabunPSK"/>
+          <w:b/>
+          <w:bCs/>
+          <w:sz w:val="32"/>
+          <w:szCs w:val="32"/>
+        </w:rPr>
+        <w:t>4</w:t>
+      </w:r>
+      <w:r>
+        <w:rPr>
+          <w:rFonts w:ascii="TH SarabunPSK" w:hAnsi="TH SarabunPSK" w:cs="TH SarabunPSK"/>
+          <w:sz w:val="32"/>
+          <w:szCs w:val="32"/>
+        </w:rPr>
+        <w:t xml:space="preserve"> </w:t>
+      </w:r>
+      <w:r>
+        <w:rPr>
+          <w:rFonts w:ascii="TH SarabunPSK" w:hAnsi="TH SarabunPSK" w:cs="TH SarabunPSK"/>
+          <w:sz w:val="32"/>
+          <w:szCs w:val="32"/>
+          <w:cs/>
+          <w:lang w:val="en-US"/>
+        </w:rPr>
+        <w:t xml:space="preserve">คำถามข้อนี้ถามว่า ข้อมูลใดต่อไปนี้ไม่เป็นจริงเกี่ยวกับ </w:t>
+      </w:r>
+      <w:r>
+        <w:rPr>
+          <w:rFonts w:ascii="TH SarabunPSK" w:hAnsi="TH SarabunPSK" w:cs="TH SarabunPSK"/>
+          <w:sz w:val="32"/>
+          <w:szCs w:val="32"/>
+        </w:rPr>
+        <w:t xml:space="preserve">Rasputin </w:t>
+      </w:r>
+      <w:r>
+        <w:rPr>
+          <w:rFonts w:ascii="TH SarabunPSK" w:hAnsi="TH SarabunPSK" w:cs="TH SarabunPSK"/>
+          <w:sz w:val="32"/>
+          <w:szCs w:val="32"/>
+          <w:cs/>
+          <w:lang w:val="en-US"/>
+        </w:rPr>
+        <w:t xml:space="preserve">คำตอบที่ถูกต้องคือข้อ </w:t>
+      </w:r>
+      <w:r>
+        <w:rPr>
+          <w:rFonts w:ascii="TH SarabunPSK" w:hAnsi="TH SarabunPSK" w:cs="TH SarabunPSK"/>
+          <w:sz w:val="32"/>
+          <w:szCs w:val="32"/>
+        </w:rPr>
+        <w:t xml:space="preserve">4 </w:t>
+      </w:r>
+      <w:r>
+        <w:rPr>
+          <w:rFonts w:ascii="TH SarabunPSK" w:hAnsi="TH SarabunPSK" w:cs="TH SarabunPSK"/>
+          <w:sz w:val="32"/>
+          <w:szCs w:val="32"/>
+          <w:cs/>
+          <w:lang w:val="en-US"/>
+        </w:rPr>
+        <w:t xml:space="preserve">เนื่องจากในย่อหน้าที่ </w:t>
+      </w:r>
+      <w:r>
+        <w:rPr>
+          <w:rFonts w:ascii="TH SarabunPSK" w:hAnsi="TH SarabunPSK" w:cs="TH SarabunPSK"/>
+          <w:sz w:val="32"/>
+          <w:szCs w:val="32"/>
+        </w:rPr>
+        <w:t xml:space="preserve">1 </w:t>
+      </w:r>
+      <w:r>
+        <w:rPr>
+          <w:rFonts w:ascii="TH SarabunPSK" w:hAnsi="TH SarabunPSK" w:cs="TH SarabunPSK"/>
+          <w:sz w:val="32"/>
+          <w:szCs w:val="32"/>
+          <w:cs/>
+          <w:lang w:val="en-US"/>
+        </w:rPr>
+        <w:t xml:space="preserve">มีเนื้อหาที่ระบุไว้ว่า </w:t>
+      </w:r>
+      <w:r>
+        <w:rPr>
+          <w:rFonts w:ascii="TH SarabunPSK" w:hAnsi="TH SarabunPSK" w:cs="TH SarabunPSK"/>
+          <w:sz w:val="32"/>
+          <w:szCs w:val="32"/>
+        </w:rPr>
+        <w:t xml:space="preserve">Rasputin </w:t>
+      </w:r>
+      <w:r>
+        <w:rPr>
+          <w:rFonts w:ascii="TH SarabunPSK" w:hAnsi="TH SarabunPSK" w:cs="TH SarabunPSK"/>
+          <w:sz w:val="32"/>
+          <w:szCs w:val="32"/>
+          <w:cs/>
+          <w:lang w:val="en-US"/>
+        </w:rPr>
+        <w:t xml:space="preserve">เกิดที่ไซบีเรีย แต่เดินทางมา </w:t>
+      </w:r>
+      <w:r>
+        <w:rPr>
+          <w:rFonts w:ascii="TH SarabunPSK" w:hAnsi="TH SarabunPSK" w:cs="TH SarabunPSK"/>
+          <w:sz w:val="32"/>
+          <w:szCs w:val="32"/>
+        </w:rPr>
+        <w:t xml:space="preserve">St. Petersburg </w:t>
+      </w:r>
+      <w:r>
+        <w:rPr>
+          <w:rFonts w:ascii="TH SarabunPSK" w:hAnsi="TH SarabunPSK" w:cs="TH SarabunPSK"/>
+          <w:sz w:val="32"/>
+          <w:szCs w:val="32"/>
+          <w:cs/>
+          <w:lang w:val="en-US"/>
+        </w:rPr>
+        <w:t>ในภายหลัง</w:t>
+      </w:r>
+      <w:r>
+        <w:rPr>
+          <w:rFonts w:ascii="TH SarabunPSK" w:hAnsi="TH SarabunPSK" w:cs="TH SarabunPSK"/>
+          <w:sz w:val="32"/>
+          <w:szCs w:val="32"/>
+        </w:rPr>
+        <w:t xml:space="preserve"> </w:t>
+      </w:r>
+    </w:p>
+    <w:p>
+      <w:pPr>
+        <w:rPr>
+          <w:rFonts w:ascii="TH SarabunPSK" w:hAnsi="TH SarabunPSK" w:cs="TH SarabunPSK"/>
+          <w:sz w:val="32"/>
+          <w:szCs w:val="32"/>
+        </w:rPr>
+      </w:pPr>
+      <w:r>
+        <w:rPr>
+          <w:rFonts w:ascii="TH SarabunPSK" w:hAnsi="TH SarabunPSK" w:cs="TH SarabunPSK"/>
+          <w:sz w:val="32"/>
+          <w:szCs w:val="32"/>
+        </w:rPr>
+        <w:t xml:space="preserve">88. </w:t>
+      </w:r>
+      <w:r>
+        <w:rPr>
+          <w:rFonts w:ascii="TH SarabunPSK" w:hAnsi="TH SarabunPSK" w:cs="TH SarabunPSK"/>
+          <w:b/>
+          <w:bCs/>
+          <w:sz w:val="32"/>
+          <w:szCs w:val="32"/>
+          <w:cs/>
+          <w:lang w:val="en-US"/>
+        </w:rPr>
+        <w:t xml:space="preserve">คำตอบที่ถูกคือข้อ </w:t>
+      </w:r>
+      <w:r>
+        <w:rPr>
+          <w:rFonts w:ascii="TH SarabunPSK" w:hAnsi="TH SarabunPSK" w:cs="TH SarabunPSK"/>
+          <w:b/>
+          <w:bCs/>
+          <w:sz w:val="32"/>
+          <w:szCs w:val="32"/>
+        </w:rPr>
+        <w:t>1</w:t>
+      </w:r>
+      <w:r>
+        <w:rPr>
+          <w:rFonts w:ascii="TH SarabunPSK" w:hAnsi="TH SarabunPSK" w:cs="TH SarabunPSK"/>
+          <w:sz w:val="32"/>
+          <w:szCs w:val="32"/>
+        </w:rPr>
+        <w:t xml:space="preserve"> </w:t>
+      </w:r>
+      <w:r>
+        <w:rPr>
+          <w:rFonts w:ascii="TH SarabunPSK" w:hAnsi="TH SarabunPSK" w:cs="TH SarabunPSK"/>
+          <w:sz w:val="32"/>
+          <w:szCs w:val="32"/>
+          <w:cs/>
+          <w:lang w:val="en-US"/>
+        </w:rPr>
+        <w:t xml:space="preserve">คำถามข้อนี้ถามว่า </w:t>
+      </w:r>
+      <w:r>
+        <w:rPr>
+          <w:rFonts w:ascii="TH SarabunPSK" w:hAnsi="TH SarabunPSK" w:cs="TH SarabunPSK"/>
+          <w:sz w:val="32"/>
+          <w:szCs w:val="32"/>
+        </w:rPr>
+        <w:t xml:space="preserve">Rasputin </w:t>
+      </w:r>
+      <w:r>
+        <w:rPr>
+          <w:rFonts w:ascii="TH SarabunPSK" w:hAnsi="TH SarabunPSK" w:cs="TH SarabunPSK"/>
+          <w:sz w:val="32"/>
+          <w:szCs w:val="32"/>
+          <w:cs/>
+          <w:lang w:val="en-US"/>
+        </w:rPr>
+        <w:t xml:space="preserve">เสียชีวิตเพราะเหตุใด คำตอบที่ถูกต้องคือข้อ </w:t>
+      </w:r>
+      <w:r>
+        <w:rPr>
+          <w:rFonts w:ascii="TH SarabunPSK" w:hAnsi="TH SarabunPSK" w:cs="TH SarabunPSK"/>
+          <w:sz w:val="32"/>
+          <w:szCs w:val="32"/>
+        </w:rPr>
+        <w:t xml:space="preserve">1 </w:t>
+      </w:r>
+      <w:r>
+        <w:rPr>
+          <w:rFonts w:ascii="TH SarabunPSK" w:hAnsi="TH SarabunPSK" w:cs="TH SarabunPSK"/>
+          <w:sz w:val="32"/>
+          <w:szCs w:val="32"/>
+          <w:cs/>
+          <w:lang w:val="en-US"/>
+        </w:rPr>
+        <w:t xml:space="preserve">เนื่องจากในย่อหน้าสุดท้าย ระบุว่าผลการชันสูตรศพพบว่า </w:t>
+      </w:r>
+      <w:r>
+        <w:rPr>
+          <w:rFonts w:ascii="TH SarabunPSK" w:hAnsi="TH SarabunPSK" w:cs="TH SarabunPSK"/>
+          <w:sz w:val="32"/>
+          <w:szCs w:val="32"/>
+        </w:rPr>
+        <w:t xml:space="preserve">Rasputin </w:t>
+      </w:r>
+      <w:r>
+        <w:rPr>
+          <w:rFonts w:ascii="TH SarabunPSK" w:hAnsi="TH SarabunPSK" w:cs="TH SarabunPSK"/>
+          <w:sz w:val="32"/>
+          <w:szCs w:val="32"/>
+          <w:cs/>
+          <w:lang w:val="en-US"/>
+        </w:rPr>
+        <w:t>เสียชีวิตจากการถูกยิงเข้าที่ศีรษะหนึ่งนัด</w:t>
+      </w:r>
+      <w:r>
+        <w:rPr>
+          <w:rFonts w:ascii="TH SarabunPSK" w:hAnsi="TH SarabunPSK" w:cs="TH SarabunPSK"/>
+          <w:sz w:val="32"/>
+          <w:szCs w:val="32"/>
+        </w:rPr>
+        <w:t xml:space="preserve"> </w:t>
+      </w:r>
+    </w:p>
+    <w:p>
+      <w:pPr>
+        <w:rPr>
+          <w:rFonts w:ascii="TH SarabunPSK" w:hAnsi="TH SarabunPSK" w:cs="TH SarabunPSK"/>
+          <w:sz w:val="32"/>
+          <w:szCs w:val="32"/>
+        </w:rPr>
+      </w:pPr>
+      <w:r>
+        <w:rPr>
+          <w:rFonts w:ascii="TH SarabunPSK" w:hAnsi="TH SarabunPSK" w:cs="TH SarabunPSK"/>
+          <w:sz w:val="32"/>
+          <w:szCs w:val="32"/>
+        </w:rPr>
+        <w:t xml:space="preserve">89. </w:t>
+      </w:r>
+      <w:r>
+        <w:rPr>
+          <w:rFonts w:ascii="TH SarabunPSK" w:hAnsi="TH SarabunPSK" w:cs="TH SarabunPSK"/>
+          <w:b/>
+          <w:bCs/>
+          <w:sz w:val="32"/>
+          <w:szCs w:val="32"/>
+          <w:cs/>
+          <w:lang w:val="en-US"/>
+        </w:rPr>
+        <w:t xml:space="preserve">คำตอบที่ถูกคือข้อ </w:t>
+      </w:r>
+      <w:r>
+        <w:rPr>
+          <w:rFonts w:ascii="TH SarabunPSK" w:hAnsi="TH SarabunPSK" w:cs="TH SarabunPSK"/>
+          <w:b/>
+          <w:bCs/>
+          <w:sz w:val="32"/>
+          <w:szCs w:val="32"/>
+        </w:rPr>
+        <w:t>4</w:t>
+      </w:r>
+      <w:r>
+        <w:rPr>
+          <w:rFonts w:ascii="TH SarabunPSK" w:hAnsi="TH SarabunPSK" w:cs="TH SarabunPSK"/>
+          <w:sz w:val="32"/>
+          <w:szCs w:val="32"/>
+        </w:rPr>
+        <w:t xml:space="preserve"> </w:t>
+      </w:r>
+      <w:r>
+        <w:rPr>
+          <w:rFonts w:ascii="TH SarabunPSK" w:hAnsi="TH SarabunPSK" w:cs="TH SarabunPSK"/>
+          <w:sz w:val="32"/>
+          <w:szCs w:val="32"/>
+          <w:cs/>
+          <w:lang w:val="en-US"/>
+        </w:rPr>
+        <w:t xml:space="preserve">คำถามข้อนี้ถามว่า บทความนี้น่าจะพบได้ที่ใด คำตอบที่ถูกต้องคือข้อ </w:t>
+      </w:r>
+      <w:r>
+        <w:rPr>
+          <w:rFonts w:ascii="TH SarabunPSK" w:hAnsi="TH SarabunPSK" w:cs="TH SarabunPSK"/>
+          <w:sz w:val="32"/>
+          <w:szCs w:val="32"/>
+        </w:rPr>
+        <w:t xml:space="preserve">4 </w:t>
+      </w:r>
+      <w:r>
+        <w:rPr>
+          <w:rFonts w:ascii="TH SarabunPSK" w:hAnsi="TH SarabunPSK" w:cs="TH SarabunPSK"/>
+          <w:sz w:val="32"/>
+          <w:szCs w:val="32"/>
+          <w:cs/>
+          <w:lang w:val="en-US"/>
+        </w:rPr>
+        <w:t>เนื่องจากบทความนี้มีเนื้อหาเกี่ยวกับชีวประวัติ (</w:t>
+      </w:r>
+      <w:r>
+        <w:rPr>
+          <w:rFonts w:ascii="TH SarabunPSK" w:hAnsi="TH SarabunPSK" w:cs="TH SarabunPSK"/>
+          <w:sz w:val="32"/>
+          <w:szCs w:val="32"/>
+        </w:rPr>
+        <w:t xml:space="preserve">biography) </w:t>
+      </w:r>
+      <w:r>
+        <w:rPr>
+          <w:rFonts w:ascii="TH SarabunPSK" w:hAnsi="TH SarabunPSK" w:cs="TH SarabunPSK"/>
+          <w:sz w:val="32"/>
+          <w:szCs w:val="32"/>
+          <w:cs/>
+          <w:lang w:val="en-US"/>
+        </w:rPr>
+        <w:t xml:space="preserve">ของ </w:t>
+      </w:r>
+      <w:r>
+        <w:rPr>
+          <w:rFonts w:ascii="TH SarabunPSK" w:hAnsi="TH SarabunPSK" w:cs="TH SarabunPSK"/>
+          <w:sz w:val="32"/>
+          <w:szCs w:val="32"/>
+        </w:rPr>
+        <w:t xml:space="preserve">Rasputin </w:t>
+      </w:r>
+      <w:r>
+        <w:rPr>
+          <w:rFonts w:ascii="TH SarabunPSK" w:hAnsi="TH SarabunPSK" w:cs="TH SarabunPSK"/>
+          <w:sz w:val="32"/>
+          <w:szCs w:val="32"/>
+          <w:cs/>
+          <w:lang w:val="en-US"/>
+        </w:rPr>
+        <w:t>ซึ่งเป็นบุคคลที่ทรงอิทธิพลในประวัติศาสตร์รัสเซีย</w:t>
+      </w:r>
+      <w:r>
+        <w:rPr>
+          <w:rFonts w:ascii="TH SarabunPSK" w:hAnsi="TH SarabunPSK" w:cs="TH SarabunPSK"/>
+          <w:sz w:val="32"/>
+          <w:szCs w:val="32"/>
+        </w:rPr>
+        <w:t xml:space="preserve"> </w:t>
+      </w:r>
+    </w:p>
+    <w:p>
+      <w:pPr>
+        <w:rPr>
+          <w:rFonts w:ascii="TH SarabunPSK" w:hAnsi="TH SarabunPSK" w:cs="TH SarabunPSK"/>
+          <w:sz w:val="32"/>
+          <w:szCs w:val="32"/>
+        </w:rPr>
+      </w:pPr>
+      <w:r>
+        <w:rPr>
+          <w:rFonts w:ascii="TH SarabunPSK" w:hAnsi="TH SarabunPSK" w:cs="TH SarabunPSK"/>
+          <w:sz w:val="32"/>
+          <w:szCs w:val="32"/>
+        </w:rPr>
+        <w:t xml:space="preserve">90. </w:t>
+      </w:r>
+      <w:r>
+        <w:rPr>
+          <w:rFonts w:ascii="TH SarabunPSK" w:hAnsi="TH SarabunPSK" w:cs="TH SarabunPSK"/>
+          <w:b/>
+          <w:bCs/>
+          <w:sz w:val="32"/>
+          <w:szCs w:val="32"/>
+          <w:cs/>
+          <w:lang w:val="en-US"/>
+        </w:rPr>
+        <w:t xml:space="preserve">คำตอบที่ถูกคือข้อ </w:t>
+      </w:r>
+      <w:r>
+        <w:rPr>
+          <w:rFonts w:ascii="TH SarabunPSK" w:hAnsi="TH SarabunPSK" w:cs="TH SarabunPSK"/>
+          <w:b/>
+          <w:bCs/>
+          <w:sz w:val="32"/>
+          <w:szCs w:val="32"/>
+        </w:rPr>
+        <w:t>2</w:t>
+      </w:r>
+      <w:r>
+        <w:rPr>
+          <w:rFonts w:ascii="TH SarabunPSK" w:hAnsi="TH SarabunPSK" w:cs="TH SarabunPSK"/>
+          <w:sz w:val="32"/>
+          <w:szCs w:val="32"/>
+        </w:rPr>
+        <w:t xml:space="preserve"> </w:t>
+      </w:r>
+      <w:r>
+        <w:rPr>
+          <w:rFonts w:ascii="TH SarabunPSK" w:hAnsi="TH SarabunPSK" w:cs="TH SarabunPSK"/>
+          <w:sz w:val="32"/>
+          <w:szCs w:val="32"/>
+          <w:cs/>
+          <w:lang w:val="en-US"/>
+        </w:rPr>
+        <w:t xml:space="preserve">คำถามข้อนี้ถามว่า บทความนี้มีลักษณะการเขียนไปในเชิงใด คำตอบที่ถูกต้องคือข้อ </w:t>
+      </w:r>
+      <w:r>
+        <w:rPr>
+          <w:rFonts w:ascii="TH SarabunPSK" w:hAnsi="TH SarabunPSK" w:cs="TH SarabunPSK"/>
+          <w:sz w:val="32"/>
+          <w:szCs w:val="32"/>
+        </w:rPr>
+        <w:t xml:space="preserve">2 </w:t>
+      </w:r>
+      <w:r>
+        <w:rPr>
+          <w:rFonts w:ascii="TH SarabunPSK" w:hAnsi="TH SarabunPSK" w:cs="TH SarabunPSK"/>
+          <w:sz w:val="32"/>
+          <w:szCs w:val="32"/>
+          <w:cs/>
+          <w:lang w:val="en-US"/>
+        </w:rPr>
+        <w:t xml:space="preserve">เนื่องจากเนื้อหาเป็นการให้ข้อเท็จจริงเกี่ยวกับชีวิตของ </w:t>
+      </w:r>
+      <w:r>
+        <w:rPr>
+          <w:rFonts w:ascii="TH SarabunPSK" w:hAnsi="TH SarabunPSK" w:cs="TH SarabunPSK"/>
+          <w:sz w:val="32"/>
+          <w:szCs w:val="32"/>
+        </w:rPr>
+        <w:t>Rasputin</w:t>
+      </w:r>
+    </w:p>
+    <w:p>
+      <w:pPr>
+        <w:rPr>
+          <w:rFonts w:ascii="TH SarabunPSK" w:hAnsi="TH SarabunPSK" w:cs="TH SarabunPSK"/>
+          <w:sz w:val="32"/>
+          <w:szCs w:val="32"/>
+        </w:rPr>
+      </w:pPr>
+    </w:p>
+    <w:p>
+      <w:pPr>
+        <w:rPr>
+          <w:rFonts w:ascii="TH SarabunPSK" w:hAnsi="TH SarabunPSK" w:cs="TH SarabunPSK"/>
+          <w:sz w:val="32"/>
+          <w:szCs w:val="32"/>
+        </w:rPr>
+      </w:pPr>
+      <w:r>
+        <w:rPr>
+          <w:rFonts w:ascii="TH SarabunPSK" w:hAnsi="TH SarabunPSK" w:cs="TH SarabunPSK" w:hint="cs"/>
+          <w:b/>
+          <w:bCs/>
+          <w:sz w:val="32"/>
+          <w:szCs w:val="32"/>
+          <w:cs/>
+        </w:rPr>
+        <w:t xml:space="preserve">คำอธิบาย </w:t>
+      </w:r>
+      <w:r>
+        <w:rPr>
+          <w:rFonts w:ascii="TH SarabunPSK" w:hAnsi="TH SarabunPSK" w:cs="TH SarabunPSK"/>
+          <w:b/>
+          <w:bCs/>
+          <w:sz w:val="32"/>
+          <w:szCs w:val="32"/>
+        </w:rPr>
+        <w:t>WRITING</w:t>
+      </w:r>
+    </w:p>
+    <w:p>
+      <w:pPr>
+        <w:numPr>
+          <w:ilvl w:val="0"/>
+          <w:numId w:val="6"/>
+        </w:numPr>
+        <w:rPr>
+          <w:rFonts w:ascii="TH SarabunPSK" w:hAnsi="TH SarabunPSK" w:cs="TH SarabunPSK"/>
+          <w:sz w:val="32"/>
+          <w:szCs w:val="32"/>
+        </w:rPr>
+      </w:pPr>
+      <w:r>
+        <w:rPr>
+          <w:rFonts w:ascii="TH SarabunPSK" w:hAnsi="TH SarabunPSK" w:cs="TH SarabunPSK"/>
+          <w:b/>
+          <w:bCs/>
+          <w:sz w:val="32"/>
+          <w:szCs w:val="32"/>
+          <w:cs/>
+          <w:lang w:val="en-US"/>
+        </w:rPr>
+        <w:t xml:space="preserve">คำตอบที่ถูกคือข้อ </w:t>
+      </w:r>
+      <w:r>
+        <w:rPr>
+          <w:rFonts w:ascii="TH SarabunPSK" w:hAnsi="TH SarabunPSK" w:cs="TH SarabunPSK"/>
+          <w:b/>
+          <w:bCs/>
+          <w:sz w:val="32"/>
+          <w:szCs w:val="32"/>
+        </w:rPr>
+        <w:t>2</w:t>
+      </w:r>
+      <w:r>
+        <w:rPr>
+          <w:rFonts w:ascii="TH SarabunPSK" w:hAnsi="TH SarabunPSK" w:cs="TH SarabunPSK"/>
+          <w:sz w:val="32"/>
+          <w:szCs w:val="32"/>
+        </w:rPr>
+        <w:t xml:space="preserve"> raise </w:t>
+      </w:r>
+      <w:r>
+        <w:rPr>
+          <w:rFonts w:ascii="TH SarabunPSK" w:hAnsi="TH SarabunPSK" w:cs="TH SarabunPSK"/>
+          <w:sz w:val="32"/>
+          <w:szCs w:val="32"/>
+          <w:cs/>
+          <w:lang w:val="en-US"/>
+        </w:rPr>
+        <w:t>เป็นกริยาที่ต้องตามด้วยกรรม (</w:t>
+      </w:r>
+      <w:r>
+        <w:rPr>
+          <w:rFonts w:ascii="TH SarabunPSK" w:hAnsi="TH SarabunPSK" w:cs="TH SarabunPSK"/>
+          <w:sz w:val="32"/>
+          <w:szCs w:val="32"/>
+        </w:rPr>
+        <w:t xml:space="preserve">transitive verb) </w:t>
+      </w:r>
+      <w:r>
+        <w:rPr>
+          <w:rFonts w:ascii="TH SarabunPSK" w:hAnsi="TH SarabunPSK" w:cs="TH SarabunPSK"/>
+          <w:sz w:val="32"/>
+          <w:szCs w:val="32"/>
+          <w:cs/>
+          <w:lang w:val="en-US"/>
+        </w:rPr>
+        <w:t xml:space="preserve">ในที่นี้ หมายถึงราคาเพิ่มขึ้น ต้องใช้กริยาที่ไม่ต้องการกรรม คือ </w:t>
+      </w:r>
+      <w:r>
+        <w:rPr>
+          <w:rFonts w:ascii="TH SarabunPSK" w:hAnsi="TH SarabunPSK" w:cs="TH SarabunPSK"/>
+          <w:sz w:val="32"/>
+          <w:szCs w:val="32"/>
+        </w:rPr>
+        <w:t>risen (</w:t>
+      </w:r>
+      <w:r>
+        <w:rPr>
+          <w:rFonts w:ascii="TH SarabunPSK" w:hAnsi="TH SarabunPSK" w:cs="TH SarabunPSK"/>
+          <w:sz w:val="32"/>
+          <w:szCs w:val="32"/>
+          <w:cs/>
+          <w:lang w:val="en-US"/>
+        </w:rPr>
+        <w:t xml:space="preserve">กริยาช่อง </w:t>
+      </w:r>
+      <w:r>
+        <w:rPr>
+          <w:rFonts w:ascii="TH SarabunPSK" w:hAnsi="TH SarabunPSK" w:cs="TH SarabunPSK"/>
+          <w:sz w:val="32"/>
+          <w:szCs w:val="32"/>
+        </w:rPr>
+        <w:t xml:space="preserve">3 </w:t>
+      </w:r>
+      <w:r>
+        <w:rPr>
+          <w:rFonts w:ascii="TH SarabunPSK" w:hAnsi="TH SarabunPSK" w:cs="TH SarabunPSK"/>
+          <w:sz w:val="32"/>
+          <w:szCs w:val="32"/>
+          <w:cs/>
+          <w:lang w:val="en-US"/>
+        </w:rPr>
+        <w:t xml:space="preserve">ของ </w:t>
+      </w:r>
+      <w:r>
+        <w:rPr>
+          <w:rFonts w:ascii="TH SarabunPSK" w:hAnsi="TH SarabunPSK" w:cs="TH SarabunPSK"/>
+          <w:sz w:val="32"/>
+          <w:szCs w:val="32"/>
+        </w:rPr>
+        <w:t>rise)</w:t>
+      </w:r>
+    </w:p>
+    <w:p>
+      <w:pPr>
+        <w:numPr>
+          <w:ilvl w:val="0"/>
+          <w:numId w:val="7"/>
+        </w:numPr>
+        <w:rPr>
+          <w:rFonts w:ascii="TH SarabunPSK" w:hAnsi="TH SarabunPSK" w:cs="TH SarabunPSK"/>
+          <w:sz w:val="32"/>
+          <w:szCs w:val="32"/>
+        </w:rPr>
+      </w:pPr>
+      <w:r>
+        <w:rPr>
+          <w:rFonts w:ascii="TH SarabunPSK" w:hAnsi="TH SarabunPSK" w:cs="TH SarabunPSK"/>
+          <w:b/>
+          <w:bCs/>
+          <w:sz w:val="32"/>
+          <w:szCs w:val="32"/>
+          <w:cs/>
+          <w:lang w:val="en-US"/>
+        </w:rPr>
+        <w:t xml:space="preserve">คำตอบที่ถูกคือข้อ </w:t>
+      </w:r>
+      <w:r>
+        <w:rPr>
+          <w:rFonts w:ascii="TH SarabunPSK" w:hAnsi="TH SarabunPSK" w:cs="TH SarabunPSK"/>
+          <w:b/>
+          <w:bCs/>
+          <w:sz w:val="32"/>
+          <w:szCs w:val="32"/>
+        </w:rPr>
+        <w:t>4</w:t>
+      </w:r>
+      <w:r>
+        <w:rPr>
+          <w:rFonts w:ascii="TH SarabunPSK" w:hAnsi="TH SarabunPSK" w:cs="TH SarabunPSK"/>
+          <w:sz w:val="32"/>
+          <w:szCs w:val="32"/>
+        </w:rPr>
+        <w:t xml:space="preserve"> </w:t>
+      </w:r>
+      <w:r>
+        <w:rPr>
+          <w:rFonts w:ascii="TH SarabunPSK" w:hAnsi="TH SarabunPSK" w:cs="TH SarabunPSK"/>
+          <w:sz w:val="32"/>
+          <w:szCs w:val="32"/>
+          <w:cs/>
+          <w:lang w:val="en-US"/>
+        </w:rPr>
+        <w:t xml:space="preserve">คำนี้ขยายกริยา </w:t>
+      </w:r>
+      <w:r>
+        <w:rPr>
+          <w:rFonts w:ascii="TH SarabunPSK" w:hAnsi="TH SarabunPSK" w:cs="TH SarabunPSK"/>
+          <w:sz w:val="32"/>
+          <w:szCs w:val="32"/>
+        </w:rPr>
+        <w:t xml:space="preserve">can be used </w:t>
+      </w:r>
+      <w:r>
+        <w:rPr>
+          <w:rFonts w:ascii="TH SarabunPSK" w:hAnsi="TH SarabunPSK" w:cs="TH SarabunPSK"/>
+          <w:sz w:val="32"/>
+          <w:szCs w:val="32"/>
+          <w:cs/>
+          <w:lang w:val="en-US"/>
+        </w:rPr>
+        <w:t>ต้องใช้คำกริยาวิเศษณ์ (</w:t>
+      </w:r>
+      <w:r>
+        <w:rPr>
+          <w:rFonts w:ascii="TH SarabunPSK" w:hAnsi="TH SarabunPSK" w:cs="TH SarabunPSK"/>
+          <w:sz w:val="32"/>
+          <w:szCs w:val="32"/>
+        </w:rPr>
+        <w:t xml:space="preserve">adverb) </w:t>
+      </w:r>
+      <w:r>
+        <w:rPr>
+          <w:rFonts w:ascii="TH SarabunPSK" w:hAnsi="TH SarabunPSK" w:cs="TH SarabunPSK"/>
+          <w:sz w:val="32"/>
+          <w:szCs w:val="32"/>
+          <w:cs/>
+          <w:lang w:val="en-US"/>
+        </w:rPr>
+        <w:t xml:space="preserve">คือ </w:t>
+      </w:r>
+      <w:r>
+        <w:rPr>
+          <w:rFonts w:ascii="TH SarabunPSK" w:hAnsi="TH SarabunPSK" w:cs="TH SarabunPSK"/>
+          <w:sz w:val="32"/>
+          <w:szCs w:val="32"/>
+        </w:rPr>
+        <w:t>interchangeably</w:t>
+      </w:r>
+    </w:p>
+    <w:p>
+      <w:pPr>
+        <w:numPr>
+          <w:ilvl w:val="0"/>
+          <w:numId w:val="7"/>
+        </w:numPr>
+        <w:rPr>
+          <w:rFonts w:ascii="TH SarabunPSK" w:hAnsi="TH SarabunPSK" w:cs="TH SarabunPSK"/>
+          <w:sz w:val="32"/>
+          <w:szCs w:val="32"/>
+        </w:rPr>
+      </w:pPr>
+      <w:r>
+        <w:rPr>
+          <w:rFonts w:ascii="TH SarabunPSK" w:hAnsi="TH SarabunPSK" w:cs="TH SarabunPSK"/>
+          <w:b/>
+          <w:bCs/>
+          <w:sz w:val="32"/>
+          <w:szCs w:val="32"/>
+          <w:cs/>
+          <w:lang w:val="en-US"/>
+        </w:rPr>
+        <w:t xml:space="preserve">คำตอบที่ถูกคือข้อ </w:t>
+      </w:r>
+      <w:r>
+        <w:rPr>
+          <w:rFonts w:ascii="TH SarabunPSK" w:hAnsi="TH SarabunPSK" w:cs="TH SarabunPSK"/>
+          <w:b/>
+          <w:bCs/>
+          <w:sz w:val="32"/>
+          <w:szCs w:val="32"/>
+        </w:rPr>
+        <w:t>1</w:t>
+      </w:r>
+      <w:r>
+        <w:rPr>
+          <w:rFonts w:ascii="TH SarabunPSK" w:hAnsi="TH SarabunPSK" w:cs="TH SarabunPSK"/>
+          <w:sz w:val="32"/>
+          <w:szCs w:val="32"/>
+        </w:rPr>
+        <w:t xml:space="preserve"> because of </w:t>
+      </w:r>
+      <w:r>
+        <w:rPr>
+          <w:rFonts w:ascii="TH SarabunPSK" w:hAnsi="TH SarabunPSK" w:cs="TH SarabunPSK"/>
+          <w:sz w:val="32"/>
+          <w:szCs w:val="32"/>
+          <w:cs/>
+          <w:lang w:val="en-US"/>
+        </w:rPr>
+        <w:t>ต้องตามด้วยนามวลี (</w:t>
+      </w:r>
+      <w:r>
+        <w:rPr>
+          <w:rFonts w:ascii="TH SarabunPSK" w:hAnsi="TH SarabunPSK" w:cs="TH SarabunPSK"/>
+          <w:sz w:val="32"/>
+          <w:szCs w:val="32"/>
+        </w:rPr>
+        <w:t xml:space="preserve">noun phrase) </w:t>
+      </w:r>
+      <w:r>
+        <w:rPr>
+          <w:rFonts w:ascii="TH SarabunPSK" w:hAnsi="TH SarabunPSK" w:cs="TH SarabunPSK"/>
+          <w:sz w:val="32"/>
+          <w:szCs w:val="32"/>
+          <w:cs/>
+          <w:lang w:val="en-US"/>
+        </w:rPr>
+        <w:t xml:space="preserve">หรือกริยาในรูป </w:t>
+      </w:r>
+      <w:r>
+        <w:rPr>
+          <w:rFonts w:ascii="TH SarabunPSK" w:hAnsi="TH SarabunPSK" w:cs="TH SarabunPSK"/>
+          <w:sz w:val="32"/>
+          <w:szCs w:val="32"/>
+        </w:rPr>
+        <w:t xml:space="preserve">V-ing </w:t>
+      </w:r>
+      <w:r>
+        <w:rPr>
+          <w:rFonts w:ascii="TH SarabunPSK" w:hAnsi="TH SarabunPSK" w:cs="TH SarabunPSK"/>
+          <w:sz w:val="32"/>
+          <w:szCs w:val="32"/>
+          <w:cs/>
+          <w:lang w:val="en-US"/>
+        </w:rPr>
+        <w:t>แต่ในที่นี้....</w:t>
+      </w:r>
+      <w:r>
+        <w:rPr>
+          <w:rFonts w:ascii="TH SarabunPSK" w:hAnsi="TH SarabunPSK" w:cs="TH SarabunPSK"/>
+          <w:sz w:val="32"/>
+          <w:szCs w:val="32"/>
+        </w:rPr>
+        <w:t xml:space="preserve">raspberries easily absorb water </w:t>
+      </w:r>
+      <w:r>
+        <w:rPr>
+          <w:rFonts w:ascii="TH SarabunPSK" w:hAnsi="TH SarabunPSK" w:cs="TH SarabunPSK"/>
+          <w:sz w:val="32"/>
+          <w:szCs w:val="32"/>
+          <w:cs/>
+          <w:lang w:val="en-US"/>
+        </w:rPr>
+        <w:t>เป็นอนุประโยค (</w:t>
+      </w:r>
+      <w:r>
+        <w:rPr>
+          <w:rFonts w:ascii="TH SarabunPSK" w:hAnsi="TH SarabunPSK" w:cs="TH SarabunPSK"/>
+          <w:sz w:val="32"/>
+          <w:szCs w:val="32"/>
+        </w:rPr>
+        <w:t xml:space="preserve">clause) </w:t>
+      </w:r>
+      <w:r>
+        <w:rPr>
+          <w:rFonts w:ascii="TH SarabunPSK" w:hAnsi="TH SarabunPSK" w:cs="TH SarabunPSK"/>
+          <w:sz w:val="32"/>
+          <w:szCs w:val="32"/>
+          <w:cs/>
+          <w:lang w:val="en-US"/>
+        </w:rPr>
+        <w:t xml:space="preserve">จึงควรใช้ </w:t>
+      </w:r>
+      <w:r>
+        <w:rPr>
+          <w:rFonts w:ascii="TH SarabunPSK" w:hAnsi="TH SarabunPSK" w:cs="TH SarabunPSK"/>
+          <w:sz w:val="32"/>
+          <w:szCs w:val="32"/>
+        </w:rPr>
+        <w:t xml:space="preserve">Because </w:t>
+      </w:r>
+      <w:r>
+        <w:rPr>
+          <w:rFonts w:ascii="TH SarabunPSK" w:hAnsi="TH SarabunPSK" w:cs="TH SarabunPSK"/>
+          <w:sz w:val="32"/>
+          <w:szCs w:val="32"/>
+          <w:cs/>
+          <w:lang w:val="en-US"/>
+        </w:rPr>
+        <w:t xml:space="preserve">หรือ </w:t>
+      </w:r>
+      <w:r>
+        <w:rPr>
+          <w:rFonts w:ascii="TH SarabunPSK" w:hAnsi="TH SarabunPSK" w:cs="TH SarabunPSK"/>
+          <w:sz w:val="32"/>
+          <w:szCs w:val="32"/>
+        </w:rPr>
+        <w:t xml:space="preserve">Since </w:t>
+      </w:r>
+      <w:r>
+        <w:rPr>
+          <w:rFonts w:ascii="TH SarabunPSK" w:hAnsi="TH SarabunPSK" w:cs="TH SarabunPSK"/>
+          <w:sz w:val="32"/>
+          <w:szCs w:val="32"/>
+          <w:cs/>
+          <w:lang w:val="en-US"/>
+        </w:rPr>
+        <w:t xml:space="preserve">หรือ </w:t>
+      </w:r>
+      <w:r>
+        <w:rPr>
+          <w:rFonts w:ascii="TH SarabunPSK" w:hAnsi="TH SarabunPSK" w:cs="TH SarabunPSK"/>
+          <w:sz w:val="32"/>
+          <w:szCs w:val="32"/>
+        </w:rPr>
+        <w:t>As</w:t>
+      </w:r>
+    </w:p>
+    <w:p>
+      <w:pPr>
+        <w:numPr>
+          <w:ilvl w:val="0"/>
+          <w:numId w:val="7"/>
+        </w:numPr>
+        <w:rPr>
+          <w:rFonts w:ascii="TH SarabunPSK" w:hAnsi="TH SarabunPSK" w:cs="TH SarabunPSK"/>
+          <w:sz w:val="32"/>
+          <w:szCs w:val="32"/>
+        </w:rPr>
+      </w:pPr>
+      <w:r>
+        <w:rPr>
+          <w:rFonts w:ascii="TH SarabunPSK" w:hAnsi="TH SarabunPSK" w:cs="TH SarabunPSK"/>
+          <w:b/>
+          <w:bCs/>
+          <w:sz w:val="32"/>
+          <w:szCs w:val="32"/>
+          <w:cs/>
+          <w:lang w:val="en-US"/>
+        </w:rPr>
+        <w:lastRenderedPageBreak/>
+        <w:t xml:space="preserve">คำตอบที่ถูกคือข้อ </w:t>
+      </w:r>
+      <w:r>
+        <w:rPr>
+          <w:rFonts w:ascii="TH SarabunPSK" w:hAnsi="TH SarabunPSK" w:cs="TH SarabunPSK"/>
+          <w:b/>
+          <w:bCs/>
+          <w:sz w:val="32"/>
+          <w:szCs w:val="32"/>
+        </w:rPr>
+        <w:t>3</w:t>
+      </w:r>
+      <w:r>
+        <w:rPr>
+          <w:rFonts w:ascii="TH SarabunPSK" w:hAnsi="TH SarabunPSK" w:cs="TH SarabunPSK"/>
+          <w:sz w:val="32"/>
+          <w:szCs w:val="32"/>
+        </w:rPr>
+        <w:t xml:space="preserve"> help </w:t>
+      </w:r>
+      <w:r>
+        <w:rPr>
+          <w:rFonts w:ascii="TH SarabunPSK" w:hAnsi="TH SarabunPSK" w:cs="TH SarabunPSK"/>
+          <w:sz w:val="32"/>
+          <w:szCs w:val="32"/>
+          <w:cs/>
+          <w:lang w:val="en-US"/>
+        </w:rPr>
+        <w:t xml:space="preserve">ตามด้วยกริยาช่อง </w:t>
+      </w:r>
+      <w:r>
+        <w:rPr>
+          <w:rFonts w:ascii="TH SarabunPSK" w:hAnsi="TH SarabunPSK" w:cs="TH SarabunPSK"/>
+          <w:sz w:val="32"/>
+          <w:szCs w:val="32"/>
+        </w:rPr>
+        <w:t xml:space="preserve">1 </w:t>
+      </w:r>
+      <w:r>
+        <w:rPr>
+          <w:rFonts w:ascii="TH SarabunPSK" w:hAnsi="TH SarabunPSK" w:cs="TH SarabunPSK"/>
+          <w:sz w:val="32"/>
+          <w:szCs w:val="32"/>
+          <w:cs/>
+          <w:lang w:val="en-US"/>
+        </w:rPr>
+        <w:t xml:space="preserve">จึงต้องใช้ว่า </w:t>
+      </w:r>
+      <w:r>
+        <w:rPr>
+          <w:rFonts w:ascii="TH SarabunPSK" w:hAnsi="TH SarabunPSK" w:cs="TH SarabunPSK"/>
+          <w:sz w:val="32"/>
+          <w:szCs w:val="32"/>
+        </w:rPr>
+        <w:t>help save …</w:t>
+      </w:r>
+    </w:p>
+    <w:p>
+      <w:pPr>
+        <w:numPr>
+          <w:ilvl w:val="0"/>
+          <w:numId w:val="7"/>
+        </w:numPr>
+        <w:rPr>
+          <w:rFonts w:ascii="TH SarabunPSK" w:hAnsi="TH SarabunPSK" w:cs="TH SarabunPSK"/>
+          <w:sz w:val="32"/>
+          <w:szCs w:val="32"/>
+        </w:rPr>
+      </w:pPr>
+      <w:r>
+        <w:rPr>
+          <w:rFonts w:ascii="TH SarabunPSK" w:hAnsi="TH SarabunPSK" w:cs="TH SarabunPSK"/>
+          <w:b/>
+          <w:bCs/>
+          <w:sz w:val="32"/>
+          <w:szCs w:val="32"/>
+          <w:cs/>
+          <w:lang w:val="en-US"/>
+        </w:rPr>
+        <w:t xml:space="preserve">คำตอบที่ถูกคือข้อ </w:t>
+      </w:r>
+      <w:r>
+        <w:rPr>
+          <w:rFonts w:ascii="TH SarabunPSK" w:hAnsi="TH SarabunPSK" w:cs="TH SarabunPSK"/>
+          <w:b/>
+          <w:bCs/>
+          <w:sz w:val="32"/>
+          <w:szCs w:val="32"/>
+        </w:rPr>
+        <w:t>3</w:t>
+      </w:r>
+      <w:r>
+        <w:rPr>
+          <w:rFonts w:ascii="TH SarabunPSK" w:hAnsi="TH SarabunPSK" w:cs="TH SarabunPSK"/>
+          <w:sz w:val="32"/>
+          <w:szCs w:val="32"/>
+        </w:rPr>
+        <w:t xml:space="preserve"> </w:t>
+      </w:r>
+      <w:r>
+        <w:rPr>
+          <w:rFonts w:ascii="TH SarabunPSK" w:hAnsi="TH SarabunPSK" w:cs="TH SarabunPSK"/>
+          <w:sz w:val="32"/>
+          <w:szCs w:val="32"/>
+          <w:cs/>
+          <w:lang w:val="en-US"/>
+        </w:rPr>
+        <w:t xml:space="preserve">คำคุณศัพท์ </w:t>
+      </w:r>
+      <w:r>
+        <w:rPr>
+          <w:rFonts w:ascii="TH SarabunPSK" w:hAnsi="TH SarabunPSK" w:cs="TH SarabunPSK"/>
+          <w:sz w:val="32"/>
+          <w:szCs w:val="32"/>
+        </w:rPr>
+        <w:t xml:space="preserve">interested </w:t>
+      </w:r>
+      <w:r>
+        <w:rPr>
+          <w:rFonts w:ascii="TH SarabunPSK" w:hAnsi="TH SarabunPSK" w:cs="TH SarabunPSK"/>
+          <w:sz w:val="32"/>
+          <w:szCs w:val="32"/>
+          <w:cs/>
+          <w:lang w:val="en-US"/>
+        </w:rPr>
+        <w:t xml:space="preserve">ขยายนาม </w:t>
+      </w:r>
+      <w:r>
+        <w:rPr>
+          <w:rFonts w:ascii="TH SarabunPSK" w:hAnsi="TH SarabunPSK" w:cs="TH SarabunPSK"/>
+          <w:sz w:val="32"/>
+          <w:szCs w:val="32"/>
+        </w:rPr>
+        <w:t xml:space="preserve">exhibits </w:t>
+      </w:r>
+      <w:r>
+        <w:rPr>
+          <w:rFonts w:ascii="TH SarabunPSK" w:hAnsi="TH SarabunPSK" w:cs="TH SarabunPSK"/>
+          <w:sz w:val="32"/>
+          <w:szCs w:val="32"/>
+          <w:cs/>
+          <w:lang w:val="en-US"/>
+        </w:rPr>
+        <w:t xml:space="preserve">ไม่ได้ เพราะวัตถุสิ่งของไม่สามารถแสดงความรู้สึกสนใจได้ ต้องใช้ </w:t>
+      </w:r>
+      <w:r>
+        <w:rPr>
+          <w:rFonts w:ascii="TH SarabunPSK" w:hAnsi="TH SarabunPSK" w:cs="TH SarabunPSK"/>
+          <w:sz w:val="32"/>
+          <w:szCs w:val="32"/>
+        </w:rPr>
+        <w:t xml:space="preserve">interesting </w:t>
+      </w:r>
+      <w:r>
+        <w:rPr>
+          <w:rFonts w:ascii="TH SarabunPSK" w:hAnsi="TH SarabunPSK" w:cs="TH SarabunPSK"/>
+          <w:sz w:val="32"/>
+          <w:szCs w:val="32"/>
+          <w:cs/>
+          <w:lang w:val="en-US"/>
+        </w:rPr>
+        <w:t>หมายถึง สิ่งที่จัดแสดงในพิพิธภัณฑ์นั้นน่าสนใจ</w:t>
+      </w:r>
+    </w:p>
+    <w:p>
+      <w:pPr>
+        <w:numPr>
+          <w:ilvl w:val="0"/>
+          <w:numId w:val="7"/>
+        </w:numPr>
+        <w:rPr>
+          <w:rFonts w:ascii="TH SarabunPSK" w:hAnsi="TH SarabunPSK" w:cs="TH SarabunPSK"/>
+          <w:sz w:val="32"/>
+          <w:szCs w:val="32"/>
+        </w:rPr>
+      </w:pPr>
+      <w:r>
+        <w:rPr>
+          <w:rFonts w:ascii="TH SarabunPSK" w:hAnsi="TH SarabunPSK" w:cs="TH SarabunPSK"/>
+          <w:b/>
+          <w:bCs/>
+          <w:sz w:val="32"/>
+          <w:szCs w:val="32"/>
+          <w:cs/>
+          <w:lang w:val="en-US"/>
+        </w:rPr>
+        <w:t xml:space="preserve">คำตอบที่ถูกคือข้อ </w:t>
+      </w:r>
+      <w:r>
+        <w:rPr>
+          <w:rFonts w:ascii="TH SarabunPSK" w:hAnsi="TH SarabunPSK" w:cs="TH SarabunPSK"/>
+          <w:b/>
+          <w:bCs/>
+          <w:sz w:val="32"/>
+          <w:szCs w:val="32"/>
+        </w:rPr>
+        <w:t>2</w:t>
+      </w:r>
+      <w:r>
+        <w:rPr>
+          <w:rFonts w:ascii="TH SarabunPSK" w:hAnsi="TH SarabunPSK" w:cs="TH SarabunPSK"/>
+          <w:sz w:val="32"/>
+          <w:szCs w:val="32"/>
+        </w:rPr>
+        <w:t xml:space="preserve"> beneficial </w:t>
+      </w:r>
+      <w:r>
+        <w:rPr>
+          <w:rFonts w:ascii="TH SarabunPSK" w:hAnsi="TH SarabunPSK" w:cs="TH SarabunPSK"/>
+          <w:sz w:val="32"/>
+          <w:szCs w:val="32"/>
+          <w:cs/>
+          <w:lang w:val="en-US"/>
+        </w:rPr>
+        <w:t>เป็นคำคุณศัพท์ (</w:t>
+      </w:r>
+      <w:r>
+        <w:rPr>
+          <w:rFonts w:ascii="TH SarabunPSK" w:hAnsi="TH SarabunPSK" w:cs="TH SarabunPSK"/>
+          <w:sz w:val="32"/>
+          <w:szCs w:val="32"/>
+        </w:rPr>
+        <w:t xml:space="preserve">adjective) </w:t>
+      </w:r>
+      <w:r>
+        <w:rPr>
+          <w:rFonts w:ascii="TH SarabunPSK" w:hAnsi="TH SarabunPSK" w:cs="TH SarabunPSK"/>
+          <w:sz w:val="32"/>
+          <w:szCs w:val="32"/>
+          <w:cs/>
+          <w:lang w:val="en-US"/>
+        </w:rPr>
+        <w:t xml:space="preserve">ต้องใช้กริยา </w:t>
+      </w:r>
+      <w:r>
+        <w:rPr>
+          <w:rFonts w:ascii="TH SarabunPSK" w:hAnsi="TH SarabunPSK" w:cs="TH SarabunPSK"/>
+          <w:sz w:val="32"/>
+          <w:szCs w:val="32"/>
+        </w:rPr>
+        <w:t xml:space="preserve">be </w:t>
+      </w:r>
+      <w:r>
+        <w:rPr>
+          <w:rFonts w:ascii="TH SarabunPSK" w:hAnsi="TH SarabunPSK" w:cs="TH SarabunPSK"/>
+          <w:sz w:val="32"/>
+          <w:szCs w:val="32"/>
+          <w:cs/>
+          <w:lang w:val="en-US"/>
+        </w:rPr>
+        <w:t xml:space="preserve">ไม่ใช่ </w:t>
+      </w:r>
+      <w:r>
+        <w:rPr>
+          <w:rFonts w:ascii="TH SarabunPSK" w:hAnsi="TH SarabunPSK" w:cs="TH SarabunPSK"/>
+          <w:sz w:val="32"/>
+          <w:szCs w:val="32"/>
+        </w:rPr>
+        <w:t>have</w:t>
+      </w:r>
+    </w:p>
+    <w:p>
+      <w:pPr>
+        <w:numPr>
+          <w:ilvl w:val="0"/>
+          <w:numId w:val="7"/>
+        </w:numPr>
+        <w:rPr>
+          <w:rFonts w:ascii="TH SarabunPSK" w:hAnsi="TH SarabunPSK" w:cs="TH SarabunPSK"/>
+          <w:sz w:val="32"/>
+          <w:szCs w:val="32"/>
+        </w:rPr>
+      </w:pPr>
+      <w:r>
+        <w:rPr>
+          <w:rFonts w:ascii="TH SarabunPSK" w:hAnsi="TH SarabunPSK" w:cs="TH SarabunPSK"/>
+          <w:b/>
+          <w:bCs/>
+          <w:sz w:val="32"/>
+          <w:szCs w:val="32"/>
+          <w:cs/>
+          <w:lang w:val="en-US"/>
+        </w:rPr>
+        <w:t xml:space="preserve">คำตอบที่ถูกคือข้อ </w:t>
+      </w:r>
+      <w:r>
+        <w:rPr>
+          <w:rFonts w:ascii="TH SarabunPSK" w:hAnsi="TH SarabunPSK" w:cs="TH SarabunPSK"/>
+          <w:b/>
+          <w:bCs/>
+          <w:sz w:val="32"/>
+          <w:szCs w:val="32"/>
+        </w:rPr>
+        <w:t>3</w:t>
+      </w:r>
+      <w:r>
+        <w:rPr>
+          <w:rFonts w:ascii="TH SarabunPSK" w:hAnsi="TH SarabunPSK" w:cs="TH SarabunPSK"/>
+          <w:sz w:val="32"/>
+          <w:szCs w:val="32"/>
+        </w:rPr>
+        <w:t xml:space="preserve"> </w:t>
+      </w:r>
+      <w:r>
+        <w:rPr>
+          <w:rFonts w:ascii="TH SarabunPSK" w:hAnsi="TH SarabunPSK" w:cs="TH SarabunPSK"/>
+          <w:sz w:val="32"/>
+          <w:szCs w:val="32"/>
+          <w:cs/>
+          <w:lang w:val="en-US"/>
+        </w:rPr>
+        <w:t xml:space="preserve">ต้องใช้ </w:t>
+      </w:r>
+      <w:r>
+        <w:rPr>
+          <w:rFonts w:ascii="TH SarabunPSK" w:hAnsi="TH SarabunPSK" w:cs="TH SarabunPSK"/>
+          <w:sz w:val="32"/>
+          <w:szCs w:val="32"/>
+        </w:rPr>
+        <w:t xml:space="preserve">what </w:t>
+      </w:r>
+      <w:r>
+        <w:rPr>
+          <w:rFonts w:ascii="TH SarabunPSK" w:hAnsi="TH SarabunPSK" w:cs="TH SarabunPSK"/>
+          <w:sz w:val="32"/>
+          <w:szCs w:val="32"/>
+          <w:cs/>
+          <w:lang w:val="en-US"/>
+        </w:rPr>
+        <w:t xml:space="preserve">ในโครงสร้าง </w:t>
+      </w:r>
+      <w:r>
+        <w:rPr>
+          <w:rFonts w:ascii="TH SarabunPSK" w:hAnsi="TH SarabunPSK" w:cs="TH SarabunPSK"/>
+          <w:sz w:val="32"/>
+          <w:szCs w:val="32"/>
+        </w:rPr>
+        <w:t>noun clause '...what could be the oldest English coin …'</w:t>
+      </w:r>
+    </w:p>
+    <w:p>
+      <w:pPr>
+        <w:numPr>
+          <w:ilvl w:val="0"/>
+          <w:numId w:val="7"/>
+        </w:numPr>
+        <w:rPr>
+          <w:rFonts w:ascii="TH SarabunPSK" w:hAnsi="TH SarabunPSK" w:cs="TH SarabunPSK"/>
+          <w:sz w:val="32"/>
+          <w:szCs w:val="32"/>
+        </w:rPr>
+      </w:pPr>
+      <w:r>
+        <w:rPr>
+          <w:rFonts w:ascii="TH SarabunPSK" w:hAnsi="TH SarabunPSK" w:cs="TH SarabunPSK"/>
+          <w:b/>
+          <w:bCs/>
+          <w:sz w:val="32"/>
+          <w:szCs w:val="32"/>
+          <w:cs/>
+          <w:lang w:val="en-US"/>
+        </w:rPr>
+        <w:t xml:space="preserve">คำตอบที่ถูกคือข้อ </w:t>
+      </w:r>
+      <w:r>
+        <w:rPr>
+          <w:rFonts w:ascii="TH SarabunPSK" w:hAnsi="TH SarabunPSK" w:cs="TH SarabunPSK"/>
+          <w:b/>
+          <w:bCs/>
+          <w:sz w:val="32"/>
+          <w:szCs w:val="32"/>
+        </w:rPr>
+        <w:t>1</w:t>
+      </w:r>
+      <w:r>
+        <w:rPr>
+          <w:rFonts w:ascii="TH SarabunPSK" w:hAnsi="TH SarabunPSK" w:cs="TH SarabunPSK"/>
+          <w:sz w:val="32"/>
+          <w:szCs w:val="32"/>
+        </w:rPr>
+        <w:t xml:space="preserve"> </w:t>
+      </w:r>
+      <w:r>
+        <w:rPr>
+          <w:rFonts w:ascii="TH SarabunPSK" w:hAnsi="TH SarabunPSK" w:cs="TH SarabunPSK"/>
+          <w:sz w:val="32"/>
+          <w:szCs w:val="32"/>
+          <w:cs/>
+          <w:lang w:val="en-US"/>
+        </w:rPr>
+        <w:t xml:space="preserve">คำสรรพนามนี้หมายถึง </w:t>
+      </w:r>
+      <w:r>
+        <w:rPr>
+          <w:rFonts w:ascii="TH SarabunPSK" w:hAnsi="TH SarabunPSK" w:cs="TH SarabunPSK"/>
+          <w:sz w:val="32"/>
+          <w:szCs w:val="32"/>
+        </w:rPr>
+        <w:t xml:space="preserve">poor nations </w:t>
+      </w:r>
+      <w:r>
+        <w:rPr>
+          <w:rFonts w:ascii="TH SarabunPSK" w:hAnsi="TH SarabunPSK" w:cs="TH SarabunPSK"/>
+          <w:sz w:val="32"/>
+          <w:szCs w:val="32"/>
+          <w:cs/>
+          <w:lang w:val="en-US"/>
+        </w:rPr>
+        <w:t xml:space="preserve">ซึ่งเป็นคำนามพหูพจน์ จึงต้องใช้ </w:t>
+      </w:r>
+      <w:r>
+        <w:rPr>
+          <w:rFonts w:ascii="TH SarabunPSK" w:hAnsi="TH SarabunPSK" w:cs="TH SarabunPSK"/>
+          <w:sz w:val="32"/>
+          <w:szCs w:val="32"/>
+        </w:rPr>
+        <w:t>them</w:t>
+      </w:r>
+    </w:p>
+    <w:p>
+      <w:pPr>
+        <w:numPr>
+          <w:ilvl w:val="0"/>
+          <w:numId w:val="7"/>
+        </w:numPr>
+        <w:rPr>
+          <w:rFonts w:ascii="TH SarabunPSK" w:hAnsi="TH SarabunPSK" w:cs="TH SarabunPSK"/>
+          <w:sz w:val="32"/>
+          <w:szCs w:val="32"/>
+        </w:rPr>
+      </w:pPr>
+      <w:r>
+        <w:rPr>
+          <w:rFonts w:ascii="TH SarabunPSK" w:hAnsi="TH SarabunPSK" w:cs="TH SarabunPSK"/>
+          <w:b/>
+          <w:bCs/>
+          <w:sz w:val="32"/>
+          <w:szCs w:val="32"/>
+          <w:cs/>
+          <w:lang w:val="en-US"/>
+        </w:rPr>
+        <w:t xml:space="preserve">คำตอบที่ถูกคือข้อ </w:t>
+      </w:r>
+      <w:r>
+        <w:rPr>
+          <w:rFonts w:ascii="TH SarabunPSK" w:hAnsi="TH SarabunPSK" w:cs="TH SarabunPSK"/>
+          <w:b/>
+          <w:bCs/>
+          <w:sz w:val="32"/>
+          <w:szCs w:val="32"/>
+        </w:rPr>
+        <w:t>1</w:t>
+      </w:r>
+      <w:r>
+        <w:rPr>
+          <w:rFonts w:ascii="TH SarabunPSK" w:hAnsi="TH SarabunPSK" w:cs="TH SarabunPSK"/>
+          <w:sz w:val="32"/>
+          <w:szCs w:val="32"/>
+        </w:rPr>
+        <w:t xml:space="preserve"> </w:t>
+      </w:r>
+      <w:r>
+        <w:rPr>
+          <w:rFonts w:ascii="TH SarabunPSK" w:hAnsi="TH SarabunPSK" w:cs="TH SarabunPSK"/>
+          <w:sz w:val="32"/>
+          <w:szCs w:val="32"/>
+          <w:cs/>
+          <w:lang w:val="en-US"/>
+        </w:rPr>
+        <w:t xml:space="preserve">กริยาของประโยคนี้คือ </w:t>
+      </w:r>
+      <w:r>
+        <w:rPr>
+          <w:rFonts w:ascii="TH SarabunPSK" w:hAnsi="TH SarabunPSK" w:cs="TH SarabunPSK"/>
+          <w:sz w:val="32"/>
+          <w:szCs w:val="32"/>
+        </w:rPr>
+        <w:t xml:space="preserve">releases </w:t>
+      </w:r>
+      <w:r>
+        <w:rPr>
+          <w:rFonts w:ascii="TH SarabunPSK" w:hAnsi="TH SarabunPSK" w:cs="TH SarabunPSK"/>
+          <w:sz w:val="32"/>
+          <w:szCs w:val="32"/>
+          <w:cs/>
+          <w:lang w:val="en-US"/>
+        </w:rPr>
+        <w:t xml:space="preserve">ดังนั้นจึงต้องใช้ </w:t>
+      </w:r>
+      <w:r>
+        <w:rPr>
+          <w:rFonts w:ascii="TH SarabunPSK" w:hAnsi="TH SarabunPSK" w:cs="TH SarabunPSK"/>
+          <w:sz w:val="32"/>
+          <w:szCs w:val="32"/>
+        </w:rPr>
+        <w:t xml:space="preserve">Burning </w:t>
+      </w:r>
+      <w:r>
+        <w:rPr>
+          <w:rFonts w:ascii="TH SarabunPSK" w:hAnsi="TH SarabunPSK" w:cs="TH SarabunPSK"/>
+          <w:sz w:val="32"/>
+          <w:szCs w:val="32"/>
+          <w:cs/>
+          <w:lang w:val="en-US"/>
+        </w:rPr>
+        <w:t xml:space="preserve">ซึ่งเป็น </w:t>
+      </w:r>
+      <w:r>
+        <w:rPr>
+          <w:rFonts w:ascii="TH SarabunPSK" w:hAnsi="TH SarabunPSK" w:cs="TH SarabunPSK"/>
+          <w:sz w:val="32"/>
+          <w:szCs w:val="32"/>
+        </w:rPr>
+        <w:t xml:space="preserve">gerund (V-ing </w:t>
+      </w:r>
+      <w:r>
+        <w:rPr>
+          <w:rFonts w:ascii="TH SarabunPSK" w:hAnsi="TH SarabunPSK" w:cs="TH SarabunPSK"/>
+          <w:sz w:val="32"/>
+          <w:szCs w:val="32"/>
+          <w:cs/>
+          <w:lang w:val="en-US"/>
+        </w:rPr>
+        <w:t>ที่ทำหน้าที่เป็นคำนาม) ทำหน้าที่เป็นประธานของประโยค หมายถึง การเผาไหม้เชื้อเพลิงฟอสซิล</w:t>
+      </w:r>
+    </w:p>
+    <w:p>
+      <w:pPr>
+        <w:numPr>
+          <w:ilvl w:val="0"/>
+          <w:numId w:val="7"/>
+        </w:numPr>
+        <w:rPr>
+          <w:rFonts w:ascii="TH SarabunPSK" w:hAnsi="TH SarabunPSK" w:cs="TH SarabunPSK"/>
+          <w:sz w:val="32"/>
+          <w:szCs w:val="32"/>
+        </w:rPr>
+      </w:pPr>
+      <w:r>
+        <w:rPr>
+          <w:rFonts w:ascii="TH SarabunPSK" w:hAnsi="TH SarabunPSK" w:cs="TH SarabunPSK"/>
+          <w:b/>
+          <w:bCs/>
+          <w:sz w:val="32"/>
+          <w:szCs w:val="32"/>
+          <w:cs/>
+          <w:lang w:val="en-US"/>
+        </w:rPr>
+        <w:t xml:space="preserve">คำตอบที่ถูกคือข้อ </w:t>
+      </w:r>
+      <w:r>
+        <w:rPr>
+          <w:rFonts w:ascii="TH SarabunPSK" w:hAnsi="TH SarabunPSK" w:cs="TH SarabunPSK"/>
+          <w:b/>
+          <w:bCs/>
+          <w:sz w:val="32"/>
+          <w:szCs w:val="32"/>
+        </w:rPr>
+        <w:t>4</w:t>
+      </w:r>
+      <w:r>
+        <w:rPr>
+          <w:rFonts w:ascii="TH SarabunPSK" w:hAnsi="TH SarabunPSK" w:cs="TH SarabunPSK"/>
+          <w:sz w:val="32"/>
+          <w:szCs w:val="32"/>
+        </w:rPr>
+        <w:t xml:space="preserve"> issue </w:t>
+      </w:r>
+      <w:r>
+        <w:rPr>
+          <w:rFonts w:ascii="TH SarabunPSK" w:hAnsi="TH SarabunPSK" w:cs="TH SarabunPSK"/>
+          <w:sz w:val="32"/>
+          <w:szCs w:val="32"/>
+          <w:cs/>
+          <w:lang w:val="en-US"/>
+        </w:rPr>
+        <w:t xml:space="preserve">เป็นนามนับได้ เมื่อนำหน้าด้วย </w:t>
+      </w:r>
+      <w:r>
+        <w:rPr>
+          <w:rFonts w:ascii="TH SarabunPSK" w:hAnsi="TH SarabunPSK" w:cs="TH SarabunPSK"/>
+          <w:sz w:val="32"/>
+          <w:szCs w:val="32"/>
+        </w:rPr>
+        <w:t xml:space="preserve">other </w:t>
+      </w:r>
+      <w:r>
+        <w:rPr>
+          <w:rFonts w:ascii="TH SarabunPSK" w:hAnsi="TH SarabunPSK" w:cs="TH SarabunPSK"/>
+          <w:sz w:val="32"/>
+          <w:szCs w:val="32"/>
+          <w:cs/>
+          <w:lang w:val="en-US"/>
+        </w:rPr>
+        <w:t xml:space="preserve">จึงต้องเติม </w:t>
+      </w:r>
+      <w:r>
+        <w:rPr>
+          <w:rFonts w:ascii="TH SarabunPSK" w:hAnsi="TH SarabunPSK" w:cs="TH SarabunPSK"/>
+          <w:sz w:val="32"/>
+          <w:szCs w:val="32"/>
+        </w:rPr>
+        <w:t xml:space="preserve">s </w:t>
+      </w:r>
+      <w:r>
+        <w:rPr>
+          <w:rFonts w:ascii="TH SarabunPSK" w:hAnsi="TH SarabunPSK" w:cs="TH SarabunPSK"/>
+          <w:sz w:val="32"/>
+          <w:szCs w:val="32"/>
+          <w:cs/>
+          <w:lang w:val="en-US"/>
+        </w:rPr>
+        <w:t xml:space="preserve">เป็นพหูพจน์ </w:t>
+      </w:r>
+      <w:r>
+        <w:rPr>
+          <w:rFonts w:ascii="TH SarabunPSK" w:hAnsi="TH SarabunPSK" w:cs="TH SarabunPSK"/>
+          <w:sz w:val="32"/>
+          <w:szCs w:val="32"/>
+        </w:rPr>
+        <w:t>issues</w:t>
+      </w:r>
+    </w:p>
+    <w:p>
+      <w:pPr>
+        <w:numPr>
+          <w:ilvl w:val="0"/>
+          <w:numId w:val="7"/>
+        </w:numPr>
+        <w:rPr>
+          <w:rFonts w:ascii="TH SarabunPSK" w:hAnsi="TH SarabunPSK" w:cs="TH SarabunPSK"/>
+          <w:sz w:val="32"/>
+          <w:szCs w:val="32"/>
+        </w:rPr>
+      </w:pPr>
+      <w:r>
+        <w:rPr>
+          <w:rFonts w:ascii="TH SarabunPSK" w:hAnsi="TH SarabunPSK" w:cs="TH SarabunPSK"/>
+          <w:b/>
+          <w:bCs/>
+          <w:sz w:val="32"/>
+          <w:szCs w:val="32"/>
+          <w:cs/>
+          <w:lang w:val="en-US"/>
+        </w:rPr>
+        <w:t xml:space="preserve">คำตอบที่ถูกคือข้อ </w:t>
+      </w:r>
+      <w:r>
+        <w:rPr>
+          <w:rFonts w:ascii="TH SarabunPSK" w:hAnsi="TH SarabunPSK" w:cs="TH SarabunPSK"/>
+          <w:b/>
+          <w:bCs/>
+          <w:sz w:val="32"/>
+          <w:szCs w:val="32"/>
+        </w:rPr>
+        <w:t>2</w:t>
+      </w:r>
+      <w:r>
+        <w:rPr>
+          <w:rFonts w:ascii="TH SarabunPSK" w:hAnsi="TH SarabunPSK" w:cs="TH SarabunPSK"/>
+          <w:sz w:val="32"/>
+          <w:szCs w:val="32"/>
+        </w:rPr>
+        <w:t xml:space="preserve"> </w:t>
+      </w:r>
+      <w:r>
+        <w:rPr>
+          <w:rFonts w:ascii="TH SarabunPSK" w:hAnsi="TH SarabunPSK" w:cs="TH SarabunPSK"/>
+          <w:sz w:val="32"/>
+          <w:szCs w:val="32"/>
+          <w:cs/>
+          <w:lang w:val="en-US"/>
+        </w:rPr>
+        <w:t xml:space="preserve">ประโยคนี้มีกริยาแท้ </w:t>
+      </w:r>
+      <w:r>
+        <w:rPr>
+          <w:rFonts w:ascii="TH SarabunPSK" w:hAnsi="TH SarabunPSK" w:cs="TH SarabunPSK"/>
+          <w:sz w:val="32"/>
+          <w:szCs w:val="32"/>
+        </w:rPr>
+        <w:t xml:space="preserve">2 </w:t>
+      </w:r>
+      <w:r>
+        <w:rPr>
+          <w:rFonts w:ascii="TH SarabunPSK" w:hAnsi="TH SarabunPSK" w:cs="TH SarabunPSK"/>
+          <w:sz w:val="32"/>
+          <w:szCs w:val="32"/>
+          <w:cs/>
+          <w:lang w:val="en-US"/>
+        </w:rPr>
+        <w:t xml:space="preserve">คำ คือ </w:t>
+      </w:r>
+      <w:r>
+        <w:rPr>
+          <w:rFonts w:ascii="TH SarabunPSK" w:hAnsi="TH SarabunPSK" w:cs="TH SarabunPSK"/>
+          <w:sz w:val="32"/>
+          <w:szCs w:val="32"/>
+        </w:rPr>
+        <w:t xml:space="preserve">enables </w:t>
+      </w:r>
+      <w:r>
+        <w:rPr>
+          <w:rFonts w:ascii="TH SarabunPSK" w:hAnsi="TH SarabunPSK" w:cs="TH SarabunPSK"/>
+          <w:sz w:val="32"/>
+          <w:szCs w:val="32"/>
+          <w:cs/>
+          <w:lang w:val="en-US"/>
+        </w:rPr>
+        <w:t xml:space="preserve">และ </w:t>
+      </w:r>
+      <w:r>
+        <w:rPr>
+          <w:rFonts w:ascii="TH SarabunPSK" w:hAnsi="TH SarabunPSK" w:cs="TH SarabunPSK"/>
+          <w:sz w:val="32"/>
+          <w:szCs w:val="32"/>
+        </w:rPr>
+        <w:t xml:space="preserve">display </w:t>
+      </w:r>
+      <w:r>
+        <w:rPr>
+          <w:rFonts w:ascii="TH SarabunPSK" w:hAnsi="TH SarabunPSK" w:cs="TH SarabunPSK"/>
+          <w:sz w:val="32"/>
+          <w:szCs w:val="32"/>
+          <w:cs/>
+          <w:lang w:val="en-US"/>
+        </w:rPr>
+        <w:t>เชื่อมด้วยคำสันธาน (</w:t>
+      </w:r>
+      <w:r>
+        <w:rPr>
+          <w:rFonts w:ascii="TH SarabunPSK" w:hAnsi="TH SarabunPSK" w:cs="TH SarabunPSK"/>
+          <w:sz w:val="32"/>
+          <w:szCs w:val="32"/>
+        </w:rPr>
+        <w:t xml:space="preserve">conjunction) and </w:t>
+      </w:r>
+      <w:r>
+        <w:rPr>
+          <w:rFonts w:ascii="TH SarabunPSK" w:hAnsi="TH SarabunPSK" w:cs="TH SarabunPSK"/>
+          <w:sz w:val="32"/>
+          <w:szCs w:val="32"/>
+          <w:cs/>
+          <w:lang w:val="en-US"/>
+        </w:rPr>
+        <w:t xml:space="preserve">โดยมีประธานคือ </w:t>
+      </w:r>
+      <w:r>
+        <w:rPr>
+          <w:rFonts w:ascii="TH SarabunPSK" w:hAnsi="TH SarabunPSK" w:cs="TH SarabunPSK"/>
+          <w:sz w:val="32"/>
+          <w:szCs w:val="32"/>
+        </w:rPr>
+        <w:t xml:space="preserve">TimeChi </w:t>
+      </w:r>
+      <w:r>
+        <w:rPr>
+          <w:rFonts w:ascii="TH SarabunPSK" w:hAnsi="TH SarabunPSK" w:cs="TH SarabunPSK"/>
+          <w:sz w:val="32"/>
+          <w:szCs w:val="32"/>
+          <w:cs/>
+          <w:lang w:val="en-US"/>
+        </w:rPr>
+        <w:t xml:space="preserve">ซึ่งเป็นเอกพจน์ กริยาจึงต้องเติม </w:t>
+      </w:r>
+      <w:r>
+        <w:rPr>
+          <w:rFonts w:ascii="TH SarabunPSK" w:hAnsi="TH SarabunPSK" w:cs="TH SarabunPSK"/>
+          <w:sz w:val="32"/>
+          <w:szCs w:val="32"/>
+        </w:rPr>
+        <w:t xml:space="preserve">s </w:t>
+      </w:r>
+      <w:r>
+        <w:rPr>
+          <w:rFonts w:ascii="TH SarabunPSK" w:hAnsi="TH SarabunPSK" w:cs="TH SarabunPSK"/>
+          <w:sz w:val="32"/>
+          <w:szCs w:val="32"/>
+          <w:cs/>
+          <w:lang w:val="en-US"/>
+        </w:rPr>
+        <w:t xml:space="preserve">เป็น </w:t>
+      </w:r>
+      <w:r>
+        <w:rPr>
+          <w:rFonts w:ascii="TH SarabunPSK" w:hAnsi="TH SarabunPSK" w:cs="TH SarabunPSK"/>
+          <w:sz w:val="32"/>
+          <w:szCs w:val="32"/>
+        </w:rPr>
+        <w:t>displays</w:t>
+      </w:r>
+    </w:p>
+    <w:p>
+      <w:pPr>
+        <w:numPr>
+          <w:ilvl w:val="0"/>
+          <w:numId w:val="7"/>
+        </w:numPr>
+        <w:rPr>
+          <w:rFonts w:ascii="TH SarabunPSK" w:hAnsi="TH SarabunPSK" w:cs="TH SarabunPSK"/>
+          <w:sz w:val="32"/>
+          <w:szCs w:val="32"/>
+        </w:rPr>
+      </w:pPr>
+      <w:r>
+        <w:rPr>
+          <w:rFonts w:ascii="TH SarabunPSK" w:hAnsi="TH SarabunPSK" w:cs="TH SarabunPSK"/>
+          <w:b/>
+          <w:bCs/>
+          <w:sz w:val="32"/>
+          <w:szCs w:val="32"/>
+          <w:cs/>
+          <w:lang w:val="en-US"/>
+        </w:rPr>
+        <w:t xml:space="preserve">คำตอบที่ถูกคือข้อ </w:t>
+      </w:r>
+      <w:r>
+        <w:rPr>
+          <w:rFonts w:ascii="TH SarabunPSK" w:hAnsi="TH SarabunPSK" w:cs="TH SarabunPSK"/>
+          <w:b/>
+          <w:bCs/>
+          <w:sz w:val="32"/>
+          <w:szCs w:val="32"/>
+        </w:rPr>
+        <w:t>3</w:t>
+      </w:r>
+      <w:r>
+        <w:rPr>
+          <w:rFonts w:ascii="TH SarabunPSK" w:hAnsi="TH SarabunPSK" w:cs="TH SarabunPSK"/>
+          <w:sz w:val="32"/>
+          <w:szCs w:val="32"/>
+        </w:rPr>
+        <w:t xml:space="preserve"> after </w:t>
+      </w:r>
+      <w:r>
+        <w:rPr>
+          <w:rFonts w:ascii="TH SarabunPSK" w:hAnsi="TH SarabunPSK" w:cs="TH SarabunPSK"/>
+          <w:sz w:val="32"/>
+          <w:szCs w:val="32"/>
+          <w:cs/>
+          <w:lang w:val="en-US"/>
+        </w:rPr>
+        <w:t xml:space="preserve">สามารถตามด้วยนามวลีหรือกริยาในรูป </w:t>
+      </w:r>
+      <w:r>
+        <w:rPr>
+          <w:rFonts w:ascii="TH SarabunPSK" w:hAnsi="TH SarabunPSK" w:cs="TH SarabunPSK"/>
+          <w:sz w:val="32"/>
+          <w:szCs w:val="32"/>
+        </w:rPr>
+        <w:t xml:space="preserve">V-ing </w:t>
+      </w:r>
+      <w:r>
+        <w:rPr>
+          <w:rFonts w:ascii="TH SarabunPSK" w:hAnsi="TH SarabunPSK" w:cs="TH SarabunPSK"/>
+          <w:sz w:val="32"/>
+          <w:szCs w:val="32"/>
+          <w:cs/>
+          <w:lang w:val="en-US"/>
+        </w:rPr>
+        <w:t xml:space="preserve">หรืออนุประโยค ในที่นี้ต้องตามด้วยกริยารูป </w:t>
+      </w:r>
+      <w:r>
+        <w:rPr>
+          <w:rFonts w:ascii="TH SarabunPSK" w:hAnsi="TH SarabunPSK" w:cs="TH SarabunPSK"/>
+          <w:sz w:val="32"/>
+          <w:szCs w:val="32"/>
+        </w:rPr>
+        <w:t xml:space="preserve">V-ing </w:t>
+      </w:r>
+      <w:r>
+        <w:rPr>
+          <w:rFonts w:ascii="TH SarabunPSK" w:hAnsi="TH SarabunPSK" w:cs="TH SarabunPSK"/>
+          <w:sz w:val="32"/>
+          <w:szCs w:val="32"/>
+          <w:cs/>
+          <w:lang w:val="en-US"/>
+        </w:rPr>
+        <w:t xml:space="preserve">และมีความหมายเป็น </w:t>
+      </w:r>
+      <w:r>
+        <w:rPr>
+          <w:rFonts w:ascii="TH SarabunPSK" w:hAnsi="TH SarabunPSK" w:cs="TH SarabunPSK"/>
+          <w:sz w:val="32"/>
+          <w:szCs w:val="32"/>
+        </w:rPr>
+        <w:t xml:space="preserve">passive </w:t>
+      </w:r>
+      <w:r>
+        <w:rPr>
+          <w:rFonts w:ascii="TH SarabunPSK" w:hAnsi="TH SarabunPSK" w:cs="TH SarabunPSK"/>
+          <w:sz w:val="32"/>
+          <w:szCs w:val="32"/>
+          <w:cs/>
+          <w:lang w:val="en-US"/>
+        </w:rPr>
+        <w:t xml:space="preserve">ถูกกระทำ คือ ถูกย่อย จึงต้องเป็น </w:t>
+      </w:r>
+      <w:r>
+        <w:rPr>
+          <w:rFonts w:ascii="TH SarabunPSK" w:hAnsi="TH SarabunPSK" w:cs="TH SarabunPSK"/>
+          <w:sz w:val="32"/>
+          <w:szCs w:val="32"/>
+        </w:rPr>
+        <w:t>after being digested …</w:t>
+      </w:r>
+    </w:p>
+    <w:p>
+      <w:pPr>
+        <w:numPr>
+          <w:ilvl w:val="0"/>
+          <w:numId w:val="7"/>
+        </w:numPr>
+        <w:rPr>
+          <w:rFonts w:ascii="TH SarabunPSK" w:hAnsi="TH SarabunPSK" w:cs="TH SarabunPSK"/>
+          <w:sz w:val="32"/>
+          <w:szCs w:val="32"/>
+        </w:rPr>
+      </w:pPr>
+      <w:r>
+        <w:rPr>
+          <w:rFonts w:ascii="TH SarabunPSK" w:hAnsi="TH SarabunPSK" w:cs="TH SarabunPSK"/>
+          <w:b/>
+          <w:bCs/>
+          <w:sz w:val="32"/>
+          <w:szCs w:val="32"/>
+          <w:cs/>
+          <w:lang w:val="en-US"/>
+        </w:rPr>
+        <w:t xml:space="preserve">คำตอบที่ถูกคือข้อ </w:t>
+      </w:r>
+      <w:r>
+        <w:rPr>
+          <w:rFonts w:ascii="TH SarabunPSK" w:hAnsi="TH SarabunPSK" w:cs="TH SarabunPSK"/>
+          <w:b/>
+          <w:bCs/>
+          <w:sz w:val="32"/>
+          <w:szCs w:val="32"/>
+        </w:rPr>
+        <w:t>1</w:t>
+      </w:r>
+      <w:r>
+        <w:rPr>
+          <w:rFonts w:ascii="TH SarabunPSK" w:hAnsi="TH SarabunPSK" w:cs="TH SarabunPSK"/>
+          <w:sz w:val="32"/>
+          <w:szCs w:val="32"/>
+        </w:rPr>
+        <w:t xml:space="preserve"> </w:t>
+      </w:r>
+      <w:r>
+        <w:rPr>
+          <w:rFonts w:ascii="TH SarabunPSK" w:hAnsi="TH SarabunPSK" w:cs="TH SarabunPSK"/>
+          <w:sz w:val="32"/>
+          <w:szCs w:val="32"/>
+          <w:cs/>
+          <w:lang w:val="en-US"/>
+        </w:rPr>
+        <w:t xml:space="preserve">กริยาแท้ของประโยคนี้ต้องอยู่ในรูป </w:t>
+      </w:r>
+      <w:r>
+        <w:rPr>
+          <w:rFonts w:ascii="TH SarabunPSK" w:hAnsi="TH SarabunPSK" w:cs="TH SarabunPSK"/>
+          <w:sz w:val="32"/>
+          <w:szCs w:val="32"/>
+        </w:rPr>
+        <w:t xml:space="preserve">present perfect tense </w:t>
+      </w:r>
+      <w:r>
+        <w:rPr>
+          <w:rFonts w:ascii="TH SarabunPSK" w:hAnsi="TH SarabunPSK" w:cs="TH SarabunPSK"/>
+          <w:sz w:val="32"/>
+          <w:szCs w:val="32"/>
+          <w:cs/>
+          <w:lang w:val="en-US"/>
+        </w:rPr>
+        <w:t xml:space="preserve">คือ </w:t>
+      </w:r>
+      <w:r>
+        <w:rPr>
+          <w:rFonts w:ascii="TH SarabunPSK" w:hAnsi="TH SarabunPSK" w:cs="TH SarabunPSK"/>
+          <w:sz w:val="32"/>
+          <w:szCs w:val="32"/>
+        </w:rPr>
+        <w:t xml:space="preserve">have been </w:t>
+      </w:r>
+      <w:r>
+        <w:rPr>
+          <w:rFonts w:ascii="TH SarabunPSK" w:hAnsi="TH SarabunPSK" w:cs="TH SarabunPSK"/>
+          <w:sz w:val="32"/>
+          <w:szCs w:val="32"/>
+          <w:cs/>
+          <w:lang w:val="en-US"/>
+        </w:rPr>
+        <w:t xml:space="preserve">เพราะส่วนขยายที่บอกเวลา </w:t>
+      </w:r>
+      <w:r>
+        <w:rPr>
+          <w:rFonts w:ascii="TH SarabunPSK" w:hAnsi="TH SarabunPSK" w:cs="TH SarabunPSK"/>
+          <w:sz w:val="32"/>
+          <w:szCs w:val="32"/>
+        </w:rPr>
+        <w:t xml:space="preserve">since the ancient times </w:t>
+      </w:r>
+      <w:r>
+        <w:rPr>
+          <w:rFonts w:ascii="TH SarabunPSK" w:hAnsi="TH SarabunPSK" w:cs="TH SarabunPSK"/>
+          <w:sz w:val="32"/>
+          <w:szCs w:val="32"/>
+          <w:cs/>
+          <w:lang w:val="en-US"/>
+        </w:rPr>
+        <w:t>คือเป็นสิ่งที่เกิดขึ้นตั้งแต่อดีตถึงปัจจุบัน</w:t>
+      </w:r>
+    </w:p>
+    <w:p>
+      <w:pPr>
+        <w:numPr>
+          <w:ilvl w:val="0"/>
+          <w:numId w:val="7"/>
+        </w:numPr>
+        <w:rPr>
+          <w:rFonts w:ascii="TH SarabunPSK" w:hAnsi="TH SarabunPSK" w:cs="TH SarabunPSK"/>
+          <w:sz w:val="32"/>
+          <w:szCs w:val="32"/>
+        </w:rPr>
+      </w:pPr>
+      <w:r>
+        <w:rPr>
+          <w:rFonts w:ascii="TH SarabunPSK" w:hAnsi="TH SarabunPSK" w:cs="TH SarabunPSK"/>
+          <w:b/>
+          <w:bCs/>
+          <w:sz w:val="32"/>
+          <w:szCs w:val="32"/>
+          <w:cs/>
+          <w:lang w:val="en-US"/>
+        </w:rPr>
+        <w:t xml:space="preserve">คำตอบที่ถูกคือข้อ </w:t>
+      </w:r>
+      <w:r>
+        <w:rPr>
+          <w:rFonts w:ascii="TH SarabunPSK" w:hAnsi="TH SarabunPSK" w:cs="TH SarabunPSK"/>
+          <w:b/>
+          <w:bCs/>
+          <w:sz w:val="32"/>
+          <w:szCs w:val="32"/>
+        </w:rPr>
+        <w:t>2</w:t>
+      </w:r>
+      <w:r>
+        <w:rPr>
+          <w:rFonts w:ascii="TH SarabunPSK" w:hAnsi="TH SarabunPSK" w:cs="TH SarabunPSK"/>
+          <w:sz w:val="32"/>
+          <w:szCs w:val="32"/>
+        </w:rPr>
+        <w:t xml:space="preserve"> </w:t>
+      </w:r>
+      <w:r>
+        <w:rPr>
+          <w:rFonts w:ascii="TH SarabunPSK" w:hAnsi="TH SarabunPSK" w:cs="TH SarabunPSK"/>
+          <w:sz w:val="32"/>
+          <w:szCs w:val="32"/>
+          <w:cs/>
+          <w:lang w:val="en-US"/>
+        </w:rPr>
+        <w:t xml:space="preserve">คำขยายกริยา </w:t>
+      </w:r>
+      <w:r>
+        <w:rPr>
+          <w:rFonts w:ascii="TH SarabunPSK" w:hAnsi="TH SarabunPSK" w:cs="TH SarabunPSK"/>
+          <w:sz w:val="32"/>
+          <w:szCs w:val="32"/>
+        </w:rPr>
+        <w:t xml:space="preserve">queued up </w:t>
+      </w:r>
+      <w:r>
+        <w:rPr>
+          <w:rFonts w:ascii="TH SarabunPSK" w:hAnsi="TH SarabunPSK" w:cs="TH SarabunPSK"/>
+          <w:sz w:val="32"/>
+          <w:szCs w:val="32"/>
+          <w:cs/>
+          <w:lang w:val="en-US"/>
+        </w:rPr>
+        <w:t xml:space="preserve">ที่เหมาะสมในที่นี้คือ </w:t>
+      </w:r>
+      <w:r>
+        <w:rPr>
+          <w:rFonts w:ascii="TH SarabunPSK" w:hAnsi="TH SarabunPSK" w:cs="TH SarabunPSK"/>
+          <w:sz w:val="32"/>
+          <w:szCs w:val="32"/>
+        </w:rPr>
+        <w:t xml:space="preserve">outside </w:t>
+      </w:r>
+      <w:r>
+        <w:rPr>
+          <w:rFonts w:ascii="TH SarabunPSK" w:hAnsi="TH SarabunPSK" w:cs="TH SarabunPSK"/>
+          <w:sz w:val="32"/>
+          <w:szCs w:val="32"/>
+          <w:cs/>
+          <w:lang w:val="en-US"/>
+        </w:rPr>
+        <w:t>ในความหมายว่า บรรดา</w:t>
+      </w:r>
+      <w:proofErr w:type="spellStart"/>
+      <w:r>
+        <w:rPr>
+          <w:rFonts w:ascii="TH SarabunPSK" w:hAnsi="TH SarabunPSK" w:cs="TH SarabunPSK"/>
+          <w:sz w:val="32"/>
+          <w:szCs w:val="32"/>
+          <w:cs/>
+          <w:lang w:val="en-US"/>
+        </w:rPr>
+        <w:t>นักช็</w:t>
+      </w:r>
+      <w:proofErr w:type="spellEnd"/>
+      <w:r>
+        <w:rPr>
+          <w:rFonts w:ascii="TH SarabunPSK" w:hAnsi="TH SarabunPSK" w:cs="TH SarabunPSK"/>
+          <w:sz w:val="32"/>
+          <w:szCs w:val="32"/>
+          <w:cs/>
+          <w:lang w:val="en-US"/>
+        </w:rPr>
+        <w:t>อปยืนรอกันข้ามคืนอยู่นอกห้าง</w:t>
+      </w:r>
+    </w:p>
+    <w:p>
+      <w:pPr>
+        <w:numPr>
+          <w:ilvl w:val="0"/>
+          <w:numId w:val="8"/>
+        </w:numPr>
+        <w:rPr>
+          <w:rFonts w:ascii="TH SarabunPSK" w:hAnsi="TH SarabunPSK" w:cs="TH SarabunPSK"/>
+          <w:sz w:val="32"/>
+          <w:szCs w:val="32"/>
+        </w:rPr>
+      </w:pPr>
+      <w:r>
+        <w:rPr>
+          <w:rFonts w:ascii="TH SarabunPSK" w:hAnsi="TH SarabunPSK" w:cs="TH SarabunPSK"/>
+          <w:b/>
+          <w:bCs/>
+          <w:sz w:val="32"/>
+          <w:szCs w:val="32"/>
+          <w:cs/>
+          <w:lang w:val="en-US"/>
+        </w:rPr>
+        <w:t xml:space="preserve">คำตอบที่ถูกคือข้อ </w:t>
+      </w:r>
+      <w:r>
+        <w:rPr>
+          <w:rFonts w:ascii="TH SarabunPSK" w:hAnsi="TH SarabunPSK" w:cs="TH SarabunPSK"/>
+          <w:b/>
+          <w:bCs/>
+          <w:sz w:val="32"/>
+          <w:szCs w:val="32"/>
+        </w:rPr>
+        <w:t>3</w:t>
+      </w:r>
+      <w:r>
+        <w:rPr>
+          <w:rFonts w:ascii="TH SarabunPSK" w:hAnsi="TH SarabunPSK" w:cs="TH SarabunPSK"/>
+          <w:sz w:val="32"/>
+          <w:szCs w:val="32"/>
+        </w:rPr>
+        <w:t xml:space="preserve"> quit </w:t>
+      </w:r>
+      <w:r>
+        <w:rPr>
+          <w:rFonts w:ascii="TH SarabunPSK" w:hAnsi="TH SarabunPSK" w:cs="TH SarabunPSK"/>
+          <w:sz w:val="32"/>
+          <w:szCs w:val="32"/>
+          <w:cs/>
+          <w:lang w:val="en-US"/>
+        </w:rPr>
+        <w:t xml:space="preserve">ผันรูปกริยาเหมือนกันทั้ง </w:t>
+      </w:r>
+      <w:r>
+        <w:rPr>
+          <w:rFonts w:ascii="TH SarabunPSK" w:hAnsi="TH SarabunPSK" w:cs="TH SarabunPSK"/>
+          <w:sz w:val="32"/>
+          <w:szCs w:val="32"/>
+        </w:rPr>
+        <w:t xml:space="preserve">3 </w:t>
+      </w:r>
+      <w:r>
+        <w:rPr>
+          <w:rFonts w:ascii="TH SarabunPSK" w:hAnsi="TH SarabunPSK" w:cs="TH SarabunPSK"/>
+          <w:sz w:val="32"/>
+          <w:szCs w:val="32"/>
+          <w:cs/>
+          <w:lang w:val="en-US"/>
+        </w:rPr>
+        <w:t xml:space="preserve">ช่องคือ </w:t>
+      </w:r>
+      <w:r>
+        <w:rPr>
+          <w:rFonts w:ascii="TH SarabunPSK" w:hAnsi="TH SarabunPSK" w:cs="TH SarabunPSK"/>
+          <w:sz w:val="32"/>
+          <w:szCs w:val="32"/>
+        </w:rPr>
+        <w:t xml:space="preserve">quit quit quit </w:t>
+      </w:r>
+      <w:r>
+        <w:rPr>
+          <w:rFonts w:ascii="TH SarabunPSK" w:hAnsi="TH SarabunPSK" w:cs="TH SarabunPSK"/>
+          <w:sz w:val="32"/>
+          <w:szCs w:val="32"/>
+          <w:cs/>
+          <w:lang w:val="en-US"/>
+        </w:rPr>
+        <w:t xml:space="preserve">ในที่นี้ </w:t>
+      </w:r>
+      <w:r>
+        <w:rPr>
+          <w:rFonts w:ascii="TH SarabunPSK" w:hAnsi="TH SarabunPSK" w:cs="TH SarabunPSK"/>
+          <w:sz w:val="32"/>
+          <w:szCs w:val="32"/>
+        </w:rPr>
+        <w:t xml:space="preserve">quit </w:t>
+      </w:r>
+      <w:r>
+        <w:rPr>
+          <w:rFonts w:ascii="TH SarabunPSK" w:hAnsi="TH SarabunPSK" w:cs="TH SarabunPSK"/>
+          <w:sz w:val="32"/>
+          <w:szCs w:val="32"/>
+          <w:cs/>
+          <w:lang w:val="en-US"/>
+        </w:rPr>
+        <w:t xml:space="preserve">คือกริยาช่อง </w:t>
+      </w:r>
+      <w:r>
+        <w:rPr>
+          <w:rFonts w:ascii="TH SarabunPSK" w:hAnsi="TH SarabunPSK" w:cs="TH SarabunPSK"/>
+          <w:sz w:val="32"/>
+          <w:szCs w:val="32"/>
+        </w:rPr>
+        <w:t xml:space="preserve">2 </w:t>
+      </w:r>
+      <w:r>
+        <w:rPr>
+          <w:rFonts w:ascii="TH SarabunPSK" w:hAnsi="TH SarabunPSK" w:cs="TH SarabunPSK"/>
+          <w:sz w:val="32"/>
+          <w:szCs w:val="32"/>
+          <w:cs/>
+          <w:lang w:val="en-US"/>
+        </w:rPr>
+        <w:t>เพราะเป็นสิ่งที่เกิดขึ้นในอดีต</w:t>
+      </w:r>
+    </w:p>
+    <w:p>
+      <w:pPr>
+        <w:numPr>
+          <w:ilvl w:val="0"/>
+          <w:numId w:val="8"/>
+        </w:numPr>
+        <w:rPr>
+          <w:rFonts w:ascii="TH SarabunPSK" w:hAnsi="TH SarabunPSK" w:cs="TH SarabunPSK"/>
+          <w:sz w:val="32"/>
+          <w:szCs w:val="32"/>
+        </w:rPr>
+      </w:pPr>
+      <w:r>
+        <w:rPr>
+          <w:rFonts w:ascii="TH SarabunPSK" w:hAnsi="TH SarabunPSK" w:cs="TH SarabunPSK"/>
+          <w:b/>
+          <w:bCs/>
+          <w:sz w:val="32"/>
+          <w:szCs w:val="32"/>
+          <w:cs/>
+          <w:lang w:val="en-US"/>
+        </w:rPr>
+        <w:t xml:space="preserve">คำตอบที่ถูกคือข้อ </w:t>
+      </w:r>
+      <w:r>
+        <w:rPr>
+          <w:rFonts w:ascii="TH SarabunPSK" w:hAnsi="TH SarabunPSK" w:cs="TH SarabunPSK"/>
+          <w:b/>
+          <w:bCs/>
+          <w:sz w:val="32"/>
+          <w:szCs w:val="32"/>
+        </w:rPr>
+        <w:t>1</w:t>
+      </w:r>
+      <w:r>
+        <w:rPr>
+          <w:rFonts w:ascii="TH SarabunPSK" w:hAnsi="TH SarabunPSK" w:cs="TH SarabunPSK"/>
+          <w:sz w:val="32"/>
+          <w:szCs w:val="32"/>
+        </w:rPr>
+        <w:t xml:space="preserve"> </w:t>
+      </w:r>
+      <w:r>
+        <w:rPr>
+          <w:rFonts w:ascii="TH SarabunPSK" w:hAnsi="TH SarabunPSK" w:cs="TH SarabunPSK"/>
+          <w:sz w:val="32"/>
+          <w:szCs w:val="32"/>
+          <w:cs/>
+          <w:lang w:val="en-US"/>
+        </w:rPr>
+        <w:t xml:space="preserve">ประโยคนี้มีเพียง </w:t>
+      </w:r>
+      <w:r>
+        <w:rPr>
+          <w:rFonts w:ascii="TH SarabunPSK" w:hAnsi="TH SarabunPSK" w:cs="TH SarabunPSK"/>
+          <w:sz w:val="32"/>
+          <w:szCs w:val="32"/>
+        </w:rPr>
+        <w:t xml:space="preserve">clause </w:t>
+      </w:r>
+      <w:r>
+        <w:rPr>
+          <w:rFonts w:ascii="TH SarabunPSK" w:hAnsi="TH SarabunPSK" w:cs="TH SarabunPSK"/>
+          <w:sz w:val="32"/>
+          <w:szCs w:val="32"/>
+          <w:cs/>
+          <w:lang w:val="en-US"/>
+        </w:rPr>
+        <w:t xml:space="preserve">เดียว จึงควรตัด </w:t>
+      </w:r>
+      <w:r>
+        <w:rPr>
+          <w:rFonts w:ascii="TH SarabunPSK" w:hAnsi="TH SarabunPSK" w:cs="TH SarabunPSK"/>
+          <w:sz w:val="32"/>
+          <w:szCs w:val="32"/>
+        </w:rPr>
+        <w:t xml:space="preserve">who </w:t>
+      </w:r>
+      <w:r>
+        <w:rPr>
+          <w:rFonts w:ascii="TH SarabunPSK" w:hAnsi="TH SarabunPSK" w:cs="TH SarabunPSK"/>
+          <w:sz w:val="32"/>
+          <w:szCs w:val="32"/>
+          <w:cs/>
+          <w:lang w:val="en-US"/>
+        </w:rPr>
+        <w:t xml:space="preserve">ออกเพื่อให้เป็นประโยคที่ถูกต้อง โดยมี </w:t>
+      </w:r>
+      <w:r>
+        <w:rPr>
+          <w:rFonts w:ascii="TH SarabunPSK" w:hAnsi="TH SarabunPSK" w:cs="TH SarabunPSK"/>
+          <w:sz w:val="32"/>
+          <w:szCs w:val="32"/>
+        </w:rPr>
+        <w:t xml:space="preserve">are increasingly targeting </w:t>
+      </w:r>
+      <w:r>
+        <w:rPr>
+          <w:rFonts w:ascii="TH SarabunPSK" w:hAnsi="TH SarabunPSK" w:cs="TH SarabunPSK"/>
+          <w:sz w:val="32"/>
+          <w:szCs w:val="32"/>
+          <w:cs/>
+          <w:lang w:val="en-US"/>
+        </w:rPr>
+        <w:t>เป็นกริยาแท้ของประโยค</w:t>
+      </w:r>
+    </w:p>
+    <w:p>
+      <w:pPr>
+        <w:numPr>
+          <w:ilvl w:val="0"/>
+          <w:numId w:val="8"/>
+        </w:numPr>
+        <w:rPr>
+          <w:rFonts w:ascii="TH SarabunPSK" w:hAnsi="TH SarabunPSK" w:cs="TH SarabunPSK"/>
+          <w:sz w:val="32"/>
+          <w:szCs w:val="32"/>
+        </w:rPr>
+      </w:pPr>
+      <w:r>
+        <w:rPr>
+          <w:rFonts w:ascii="TH SarabunPSK" w:hAnsi="TH SarabunPSK" w:cs="TH SarabunPSK"/>
+          <w:b/>
+          <w:bCs/>
+          <w:sz w:val="32"/>
+          <w:szCs w:val="32"/>
+          <w:cs/>
+          <w:lang w:val="en-US"/>
+        </w:rPr>
+        <w:t xml:space="preserve">คำตอบที่ถูกคือข้อ </w:t>
+      </w:r>
+      <w:r>
+        <w:rPr>
+          <w:rFonts w:ascii="TH SarabunPSK" w:hAnsi="TH SarabunPSK" w:cs="TH SarabunPSK"/>
+          <w:b/>
+          <w:bCs/>
+          <w:sz w:val="32"/>
+          <w:szCs w:val="32"/>
+        </w:rPr>
+        <w:t>1</w:t>
+      </w:r>
+      <w:r>
+        <w:rPr>
+          <w:rFonts w:ascii="TH SarabunPSK" w:hAnsi="TH SarabunPSK" w:cs="TH SarabunPSK"/>
+          <w:sz w:val="32"/>
+          <w:szCs w:val="32"/>
+        </w:rPr>
+        <w:t xml:space="preserve"> injure </w:t>
+      </w:r>
+      <w:r>
+        <w:rPr>
+          <w:rFonts w:ascii="TH SarabunPSK" w:hAnsi="TH SarabunPSK" w:cs="TH SarabunPSK"/>
+          <w:sz w:val="32"/>
+          <w:szCs w:val="32"/>
+          <w:cs/>
+          <w:lang w:val="en-US"/>
+        </w:rPr>
+        <w:t>เป็นกริยาที่ต้องมีกรรม (</w:t>
+      </w:r>
+      <w:r>
+        <w:rPr>
+          <w:rFonts w:ascii="TH SarabunPSK" w:hAnsi="TH SarabunPSK" w:cs="TH SarabunPSK"/>
+          <w:sz w:val="32"/>
+          <w:szCs w:val="32"/>
+        </w:rPr>
+        <w:t xml:space="preserve">transitive verb) </w:t>
+      </w:r>
+      <w:r>
+        <w:rPr>
+          <w:rFonts w:ascii="TH SarabunPSK" w:hAnsi="TH SarabunPSK" w:cs="TH SarabunPSK"/>
+          <w:sz w:val="32"/>
+          <w:szCs w:val="32"/>
+          <w:cs/>
+          <w:lang w:val="en-US"/>
+        </w:rPr>
+        <w:t>มีความหมายว่า ทำให้คนใดคนหนึ่งบาดเจ็บ ในที่นี้ไม่มีกรรม</w:t>
+      </w:r>
+      <w:proofErr w:type="spellStart"/>
+      <w:r>
+        <w:rPr>
+          <w:rFonts w:ascii="TH SarabunPSK" w:hAnsi="TH SarabunPSK" w:cs="TH SarabunPSK"/>
+          <w:sz w:val="32"/>
+          <w:szCs w:val="32"/>
+          <w:cs/>
+          <w:lang w:val="en-US"/>
+        </w:rPr>
+        <w:t>ตามมา</w:t>
+      </w:r>
+      <w:proofErr w:type="spellEnd"/>
+      <w:r>
+        <w:rPr>
+          <w:rFonts w:ascii="TH SarabunPSK" w:hAnsi="TH SarabunPSK" w:cs="TH SarabunPSK"/>
+          <w:sz w:val="32"/>
+          <w:szCs w:val="32"/>
+          <w:cs/>
+          <w:lang w:val="en-US"/>
+        </w:rPr>
+        <w:t xml:space="preserve"> แสดงว่า ประธานคือ </w:t>
+      </w:r>
+      <w:r>
+        <w:rPr>
+          <w:rFonts w:ascii="TH SarabunPSK" w:hAnsi="TH SarabunPSK" w:cs="TH SarabunPSK"/>
+          <w:sz w:val="32"/>
+          <w:szCs w:val="32"/>
+        </w:rPr>
+        <w:t xml:space="preserve">teenagers </w:t>
+      </w:r>
+      <w:r>
+        <w:rPr>
+          <w:rFonts w:ascii="TH SarabunPSK" w:hAnsi="TH SarabunPSK" w:cs="TH SarabunPSK"/>
+          <w:sz w:val="32"/>
+          <w:szCs w:val="32"/>
+          <w:cs/>
+          <w:lang w:val="en-US"/>
+        </w:rPr>
+        <w:t xml:space="preserve">นั้นถูกทำให้บาดเจ็บ จึงต้องใช้กริยานี้ในรูป </w:t>
+      </w:r>
+      <w:r>
+        <w:rPr>
+          <w:rFonts w:ascii="TH SarabunPSK" w:hAnsi="TH SarabunPSK" w:cs="TH SarabunPSK"/>
+          <w:sz w:val="32"/>
+          <w:szCs w:val="32"/>
+        </w:rPr>
+        <w:t xml:space="preserve">passive </w:t>
+      </w:r>
+      <w:r>
+        <w:rPr>
+          <w:rFonts w:ascii="TH SarabunPSK" w:hAnsi="TH SarabunPSK" w:cs="TH SarabunPSK"/>
+          <w:sz w:val="32"/>
+          <w:szCs w:val="32"/>
+          <w:cs/>
+          <w:lang w:val="en-US"/>
+        </w:rPr>
+        <w:t xml:space="preserve">คือ </w:t>
+      </w:r>
+      <w:r>
+        <w:rPr>
+          <w:rFonts w:ascii="TH SarabunPSK" w:hAnsi="TH SarabunPSK" w:cs="TH SarabunPSK"/>
+          <w:sz w:val="32"/>
+          <w:szCs w:val="32"/>
+        </w:rPr>
+        <w:t>were injured</w:t>
+      </w:r>
+    </w:p>
+    <w:p>
+      <w:pPr>
+        <w:numPr>
+          <w:ilvl w:val="0"/>
+          <w:numId w:val="8"/>
+        </w:numPr>
+        <w:rPr>
+          <w:rFonts w:ascii="TH SarabunPSK" w:hAnsi="TH SarabunPSK" w:cs="TH SarabunPSK"/>
+          <w:sz w:val="32"/>
+          <w:szCs w:val="32"/>
+        </w:rPr>
+      </w:pPr>
+      <w:r>
+        <w:rPr>
+          <w:rFonts w:ascii="TH SarabunPSK" w:hAnsi="TH SarabunPSK" w:cs="TH SarabunPSK"/>
+          <w:b/>
+          <w:bCs/>
+          <w:sz w:val="32"/>
+          <w:szCs w:val="32"/>
+          <w:cs/>
+          <w:lang w:val="en-US"/>
+        </w:rPr>
+        <w:lastRenderedPageBreak/>
+        <w:t xml:space="preserve">คำตอบที่ถูกคือข้อ </w:t>
+      </w:r>
+      <w:r>
+        <w:rPr>
+          <w:rFonts w:ascii="TH SarabunPSK" w:hAnsi="TH SarabunPSK" w:cs="TH SarabunPSK"/>
+          <w:b/>
+          <w:bCs/>
+          <w:sz w:val="32"/>
+          <w:szCs w:val="32"/>
+        </w:rPr>
+        <w:t>2</w:t>
+      </w:r>
+      <w:r>
+        <w:rPr>
+          <w:rFonts w:ascii="TH SarabunPSK" w:hAnsi="TH SarabunPSK" w:cs="TH SarabunPSK"/>
+          <w:sz w:val="32"/>
+          <w:szCs w:val="32"/>
+        </w:rPr>
+        <w:t xml:space="preserve"> </w:t>
+      </w:r>
+      <w:r>
+        <w:rPr>
+          <w:rFonts w:ascii="TH SarabunPSK" w:hAnsi="TH SarabunPSK" w:cs="TH SarabunPSK"/>
+          <w:sz w:val="32"/>
+          <w:szCs w:val="32"/>
+          <w:cs/>
+          <w:lang w:val="en-US"/>
+        </w:rPr>
+        <w:t xml:space="preserve">หากใช้ </w:t>
+      </w:r>
+      <w:r>
+        <w:rPr>
+          <w:rFonts w:ascii="TH SarabunPSK" w:hAnsi="TH SarabunPSK" w:cs="TH SarabunPSK"/>
+          <w:sz w:val="32"/>
+          <w:szCs w:val="32"/>
+        </w:rPr>
+        <w:t xml:space="preserve">this </w:t>
+      </w:r>
+      <w:r>
+        <w:rPr>
+          <w:rFonts w:ascii="TH SarabunPSK" w:hAnsi="TH SarabunPSK" w:cs="TH SarabunPSK"/>
+          <w:sz w:val="32"/>
+          <w:szCs w:val="32"/>
+          <w:cs/>
+          <w:lang w:val="en-US"/>
+        </w:rPr>
+        <w:t xml:space="preserve">ประโยคนี้จะมีอนุประโยค </w:t>
+      </w:r>
+      <w:r>
+        <w:rPr>
+          <w:rFonts w:ascii="TH SarabunPSK" w:hAnsi="TH SarabunPSK" w:cs="TH SarabunPSK"/>
+          <w:sz w:val="32"/>
+          <w:szCs w:val="32"/>
+        </w:rPr>
+        <w:t xml:space="preserve">2 </w:t>
+      </w:r>
+      <w:r>
+        <w:rPr>
+          <w:rFonts w:ascii="TH SarabunPSK" w:hAnsi="TH SarabunPSK" w:cs="TH SarabunPSK"/>
+          <w:sz w:val="32"/>
+          <w:szCs w:val="32"/>
+          <w:cs/>
+          <w:lang w:val="en-US"/>
+        </w:rPr>
+        <w:t xml:space="preserve">อนุประโยค ที่เชื่อมด้วยเครื่องหมาย </w:t>
+      </w:r>
+      <w:r>
+        <w:rPr>
+          <w:rFonts w:ascii="TH SarabunPSK" w:hAnsi="TH SarabunPSK" w:cs="TH SarabunPSK"/>
+          <w:sz w:val="32"/>
+          <w:szCs w:val="32"/>
+        </w:rPr>
+        <w:t xml:space="preserve">comma </w:t>
+      </w:r>
+      <w:r>
+        <w:rPr>
+          <w:rFonts w:ascii="TH SarabunPSK" w:hAnsi="TH SarabunPSK" w:cs="TH SarabunPSK"/>
+          <w:sz w:val="32"/>
+          <w:szCs w:val="32"/>
+          <w:cs/>
+          <w:lang w:val="en-US"/>
+        </w:rPr>
+        <w:t xml:space="preserve">อย่างเดียว เป็น </w:t>
+      </w:r>
+      <w:r>
+        <w:rPr>
+          <w:rFonts w:ascii="TH SarabunPSK" w:hAnsi="TH SarabunPSK" w:cs="TH SarabunPSK"/>
+          <w:sz w:val="32"/>
+          <w:szCs w:val="32"/>
+        </w:rPr>
+        <w:t xml:space="preserve">error </w:t>
+      </w:r>
+      <w:r>
+        <w:rPr>
+          <w:rFonts w:ascii="TH SarabunPSK" w:hAnsi="TH SarabunPSK" w:cs="TH SarabunPSK"/>
+          <w:sz w:val="32"/>
+          <w:szCs w:val="32"/>
+          <w:cs/>
+          <w:lang w:val="en-US"/>
+        </w:rPr>
+        <w:t xml:space="preserve">ในการเขียนอย่างหนึ่ง ที่เรียกว่า </w:t>
+      </w:r>
+      <w:r>
+        <w:rPr>
+          <w:rFonts w:ascii="TH SarabunPSK" w:hAnsi="TH SarabunPSK" w:cs="TH SarabunPSK"/>
+          <w:sz w:val="32"/>
+          <w:szCs w:val="32"/>
+        </w:rPr>
+        <w:t xml:space="preserve">comma splice </w:t>
+      </w:r>
+      <w:r>
+        <w:rPr>
+          <w:rFonts w:ascii="TH SarabunPSK" w:hAnsi="TH SarabunPSK" w:cs="TH SarabunPSK"/>
+          <w:sz w:val="32"/>
+          <w:szCs w:val="32"/>
+          <w:cs/>
+          <w:lang w:val="en-US"/>
+        </w:rPr>
+        <w:t xml:space="preserve">ดังนั้นจึงต้องเปลี่ยน </w:t>
+      </w:r>
+      <w:r>
+        <w:rPr>
+          <w:rFonts w:ascii="TH SarabunPSK" w:hAnsi="TH SarabunPSK" w:cs="TH SarabunPSK"/>
+          <w:sz w:val="32"/>
+          <w:szCs w:val="32"/>
+        </w:rPr>
+        <w:t xml:space="preserve">this </w:t>
+      </w:r>
+      <w:r>
+        <w:rPr>
+          <w:rFonts w:ascii="TH SarabunPSK" w:hAnsi="TH SarabunPSK" w:cs="TH SarabunPSK"/>
+          <w:sz w:val="32"/>
+          <w:szCs w:val="32"/>
+          <w:cs/>
+          <w:lang w:val="en-US"/>
+        </w:rPr>
+        <w:t xml:space="preserve">เป็น </w:t>
+      </w:r>
+      <w:r>
+        <w:rPr>
+          <w:rFonts w:ascii="TH SarabunPSK" w:hAnsi="TH SarabunPSK" w:cs="TH SarabunPSK"/>
+          <w:sz w:val="32"/>
+          <w:szCs w:val="32"/>
+        </w:rPr>
+        <w:t xml:space="preserve">which </w:t>
+      </w:r>
+      <w:r>
+        <w:rPr>
+          <w:rFonts w:ascii="TH SarabunPSK" w:hAnsi="TH SarabunPSK" w:cs="TH SarabunPSK"/>
+          <w:sz w:val="32"/>
+          <w:szCs w:val="32"/>
+          <w:cs/>
+          <w:lang w:val="en-US"/>
+        </w:rPr>
+        <w:t xml:space="preserve">ซึ่งเป็น </w:t>
+      </w:r>
+      <w:r>
+        <w:rPr>
+          <w:rFonts w:ascii="TH SarabunPSK" w:hAnsi="TH SarabunPSK" w:cs="TH SarabunPSK"/>
+          <w:sz w:val="32"/>
+          <w:szCs w:val="32"/>
+        </w:rPr>
+        <w:t xml:space="preserve">relative pronoun </w:t>
+      </w:r>
+      <w:r>
+        <w:rPr>
+          <w:rFonts w:ascii="TH SarabunPSK" w:hAnsi="TH SarabunPSK" w:cs="TH SarabunPSK"/>
+          <w:sz w:val="32"/>
+          <w:szCs w:val="32"/>
+          <w:cs/>
+          <w:lang w:val="en-US"/>
+        </w:rPr>
+        <w:t>แทนข้อความส่วนหน้าทั้งหมด</w:t>
+      </w:r>
+    </w:p>
+    <w:p>
+      <w:pPr>
+        <w:numPr>
+          <w:ilvl w:val="0"/>
+          <w:numId w:val="8"/>
+        </w:numPr>
+        <w:rPr>
+          <w:rFonts w:ascii="TH SarabunPSK" w:hAnsi="TH SarabunPSK" w:cs="TH SarabunPSK"/>
+          <w:sz w:val="32"/>
+          <w:szCs w:val="32"/>
+        </w:rPr>
+      </w:pPr>
+      <w:r>
+        <w:rPr>
+          <w:rFonts w:ascii="TH SarabunPSK" w:hAnsi="TH SarabunPSK" w:cs="TH SarabunPSK"/>
+          <w:b/>
+          <w:bCs/>
+          <w:sz w:val="32"/>
+          <w:szCs w:val="32"/>
+          <w:cs/>
+          <w:lang w:val="en-US"/>
+        </w:rPr>
+        <w:t xml:space="preserve">คำตอบที่ถูกคือข้อ </w:t>
+      </w:r>
+      <w:r>
+        <w:rPr>
+          <w:rFonts w:ascii="TH SarabunPSK" w:hAnsi="TH SarabunPSK" w:cs="TH SarabunPSK"/>
+          <w:b/>
+          <w:bCs/>
+          <w:sz w:val="32"/>
+          <w:szCs w:val="32"/>
+        </w:rPr>
+        <w:t>4</w:t>
+      </w:r>
+      <w:r>
+        <w:rPr>
+          <w:rFonts w:ascii="TH SarabunPSK" w:hAnsi="TH SarabunPSK" w:cs="TH SarabunPSK"/>
+          <w:sz w:val="32"/>
+          <w:szCs w:val="32"/>
+        </w:rPr>
+        <w:t xml:space="preserve"> competent </w:t>
+      </w:r>
+      <w:r>
+        <w:rPr>
+          <w:rFonts w:ascii="TH SarabunPSK" w:hAnsi="TH SarabunPSK" w:cs="TH SarabunPSK"/>
+          <w:sz w:val="32"/>
+          <w:szCs w:val="32"/>
+          <w:cs/>
+          <w:lang w:val="en-US"/>
+        </w:rPr>
+        <w:t xml:space="preserve">เป็นคำคุณศัพท์ ในที่นี้ต้องใช้คำนาม </w:t>
+      </w:r>
+      <w:r>
+        <w:rPr>
+          <w:rFonts w:ascii="TH SarabunPSK" w:hAnsi="TH SarabunPSK" w:cs="TH SarabunPSK"/>
+          <w:sz w:val="32"/>
+          <w:szCs w:val="32"/>
+        </w:rPr>
+        <w:t xml:space="preserve">competence </w:t>
+      </w:r>
+      <w:r>
+        <w:rPr>
+          <w:rFonts w:ascii="TH SarabunPSK" w:hAnsi="TH SarabunPSK" w:cs="TH SarabunPSK"/>
+          <w:sz w:val="32"/>
+          <w:szCs w:val="32"/>
+          <w:cs/>
+          <w:lang w:val="en-US"/>
+        </w:rPr>
+        <w:t xml:space="preserve">โดยมีคุณศัพท์ </w:t>
+      </w:r>
+      <w:r>
+        <w:rPr>
+          <w:rFonts w:ascii="TH SarabunPSK" w:hAnsi="TH SarabunPSK" w:cs="TH SarabunPSK"/>
+          <w:sz w:val="32"/>
+          <w:szCs w:val="32"/>
+        </w:rPr>
+        <w:t xml:space="preserve">social </w:t>
+      </w:r>
+      <w:r>
+        <w:rPr>
+          <w:rFonts w:ascii="TH SarabunPSK" w:hAnsi="TH SarabunPSK" w:cs="TH SarabunPSK"/>
+          <w:sz w:val="32"/>
+          <w:szCs w:val="32"/>
+          <w:cs/>
+          <w:lang w:val="en-US"/>
+        </w:rPr>
+        <w:t>เป็นคำขยาย</w:t>
+      </w:r>
+    </w:p>
+    <w:p>
+      <w:pPr>
+        <w:numPr>
+          <w:ilvl w:val="0"/>
+          <w:numId w:val="8"/>
+        </w:numPr>
+        <w:rPr>
+          <w:rFonts w:ascii="TH SarabunPSK" w:hAnsi="TH SarabunPSK" w:cs="TH SarabunPSK"/>
+          <w:sz w:val="32"/>
+          <w:szCs w:val="32"/>
+        </w:rPr>
+      </w:pPr>
+      <w:r>
+        <w:rPr>
+          <w:rFonts w:ascii="TH SarabunPSK" w:hAnsi="TH SarabunPSK" w:cs="TH SarabunPSK"/>
+          <w:b/>
+          <w:bCs/>
+          <w:sz w:val="32"/>
+          <w:szCs w:val="32"/>
+          <w:cs/>
+          <w:lang w:val="en-US"/>
+        </w:rPr>
+        <w:t xml:space="preserve">คำตอบที่ถูกคือข้อ </w:t>
+      </w:r>
+      <w:r>
+        <w:rPr>
+          <w:rFonts w:ascii="TH SarabunPSK" w:hAnsi="TH SarabunPSK" w:cs="TH SarabunPSK"/>
+          <w:b/>
+          <w:bCs/>
+          <w:sz w:val="32"/>
+          <w:szCs w:val="32"/>
+        </w:rPr>
+        <w:t>3</w:t>
+      </w:r>
+      <w:r>
+        <w:rPr>
+          <w:rFonts w:ascii="TH SarabunPSK" w:hAnsi="TH SarabunPSK" w:cs="TH SarabunPSK"/>
+          <w:sz w:val="32"/>
+          <w:szCs w:val="32"/>
+        </w:rPr>
+        <w:t xml:space="preserve"> </w:t>
+      </w:r>
+      <w:r>
+        <w:rPr>
+          <w:rFonts w:ascii="TH SarabunPSK" w:hAnsi="TH SarabunPSK" w:cs="TH SarabunPSK"/>
+          <w:sz w:val="32"/>
+          <w:szCs w:val="32"/>
+          <w:cs/>
+          <w:lang w:val="en-US"/>
+        </w:rPr>
+        <w:t xml:space="preserve">คุณศัพท์ </w:t>
+      </w:r>
+      <w:r>
+        <w:rPr>
+          <w:rFonts w:ascii="TH SarabunPSK" w:hAnsi="TH SarabunPSK" w:cs="TH SarabunPSK"/>
+          <w:sz w:val="32"/>
+          <w:szCs w:val="32"/>
+        </w:rPr>
+        <w:t xml:space="preserve">aware </w:t>
+      </w:r>
+      <w:r>
+        <w:rPr>
+          <w:rFonts w:ascii="TH SarabunPSK" w:hAnsi="TH SarabunPSK" w:cs="TH SarabunPSK"/>
+          <w:sz w:val="32"/>
+          <w:szCs w:val="32"/>
+          <w:cs/>
+          <w:lang w:val="en-US"/>
+        </w:rPr>
+        <w:t>ใช้กับ</w:t>
+      </w:r>
+      <w:proofErr w:type="spellStart"/>
+      <w:r>
+        <w:rPr>
+          <w:rFonts w:ascii="TH SarabunPSK" w:hAnsi="TH SarabunPSK" w:cs="TH SarabunPSK"/>
+          <w:sz w:val="32"/>
+          <w:szCs w:val="32"/>
+          <w:cs/>
+          <w:lang w:val="en-US"/>
+        </w:rPr>
+        <w:t>บุพ</w:t>
+      </w:r>
+      <w:proofErr w:type="spellEnd"/>
+      <w:r>
+        <w:rPr>
+          <w:rFonts w:ascii="TH SarabunPSK" w:hAnsi="TH SarabunPSK" w:cs="TH SarabunPSK"/>
+          <w:sz w:val="32"/>
+          <w:szCs w:val="32"/>
+          <w:cs/>
+          <w:lang w:val="en-US"/>
+        </w:rPr>
+        <w:t>บท (</w:t>
+      </w:r>
+      <w:r>
+        <w:rPr>
+          <w:rFonts w:ascii="TH SarabunPSK" w:hAnsi="TH SarabunPSK" w:cs="TH SarabunPSK"/>
+          <w:sz w:val="32"/>
+          <w:szCs w:val="32"/>
+        </w:rPr>
+        <w:t>preposition) of</w:t>
+      </w:r>
+    </w:p>
+    <w:p>
+      <w:pPr>
+        <w:numPr>
+          <w:ilvl w:val="0"/>
+          <w:numId w:val="8"/>
+        </w:numPr>
+        <w:rPr>
+          <w:rFonts w:ascii="TH SarabunPSK" w:hAnsi="TH SarabunPSK" w:cs="TH SarabunPSK"/>
+          <w:sz w:val="32"/>
+          <w:szCs w:val="32"/>
+        </w:rPr>
+      </w:pPr>
+      <w:r>
+        <w:rPr>
+          <w:rFonts w:ascii="TH SarabunPSK" w:hAnsi="TH SarabunPSK" w:cs="TH SarabunPSK"/>
+          <w:b/>
+          <w:bCs/>
+          <w:sz w:val="32"/>
+          <w:szCs w:val="32"/>
+          <w:cs/>
+          <w:lang w:val="en-US"/>
+        </w:rPr>
+        <w:t xml:space="preserve">คำตอบที่ถูกคือข้อ </w:t>
+      </w:r>
+      <w:r>
+        <w:rPr>
+          <w:rFonts w:ascii="TH SarabunPSK" w:hAnsi="TH SarabunPSK" w:cs="TH SarabunPSK"/>
+          <w:b/>
+          <w:bCs/>
+          <w:sz w:val="32"/>
+          <w:szCs w:val="32"/>
+        </w:rPr>
+        <w:t>4</w:t>
+      </w:r>
+      <w:r>
+        <w:rPr>
+          <w:rFonts w:ascii="TH SarabunPSK" w:hAnsi="TH SarabunPSK" w:cs="TH SarabunPSK"/>
+          <w:sz w:val="32"/>
+          <w:szCs w:val="32"/>
+        </w:rPr>
+        <w:t xml:space="preserve"> pollution </w:t>
+      </w:r>
+      <w:r>
+        <w:rPr>
+          <w:rFonts w:ascii="TH SarabunPSK" w:hAnsi="TH SarabunPSK" w:cs="TH SarabunPSK"/>
+          <w:sz w:val="32"/>
+          <w:szCs w:val="32"/>
+          <w:cs/>
+          <w:lang w:val="en-US"/>
+        </w:rPr>
+        <w:t xml:space="preserve">เป็นนามนับไม่ได้ จึงใช้ </w:t>
+      </w:r>
+      <w:r>
+        <w:rPr>
+          <w:rFonts w:ascii="TH SarabunPSK" w:hAnsi="TH SarabunPSK" w:cs="TH SarabunPSK"/>
+          <w:sz w:val="32"/>
+          <w:szCs w:val="32"/>
+        </w:rPr>
+        <w:t xml:space="preserve">a </w:t>
+      </w:r>
+      <w:r>
+        <w:rPr>
+          <w:rFonts w:ascii="TH SarabunPSK" w:hAnsi="TH SarabunPSK" w:cs="TH SarabunPSK"/>
+          <w:sz w:val="32"/>
+          <w:szCs w:val="32"/>
+          <w:cs/>
+          <w:lang w:val="en-US"/>
+        </w:rPr>
+        <w:t xml:space="preserve">นำหน้าไม่ได้ ในที่นี้คำว่า </w:t>
+      </w:r>
+      <w:r>
+        <w:rPr>
+          <w:rFonts w:ascii="TH SarabunPSK" w:hAnsi="TH SarabunPSK" w:cs="TH SarabunPSK"/>
+          <w:sz w:val="32"/>
+          <w:szCs w:val="32"/>
+        </w:rPr>
+        <w:t xml:space="preserve">pollution </w:t>
+      </w:r>
+      <w:r>
+        <w:rPr>
+          <w:rFonts w:ascii="TH SarabunPSK" w:hAnsi="TH SarabunPSK" w:cs="TH SarabunPSK"/>
+          <w:sz w:val="32"/>
+          <w:szCs w:val="32"/>
+          <w:cs/>
+          <w:lang w:val="en-US"/>
+        </w:rPr>
+        <w:t>หมายถึง มลพิษ มีความหมายทั่วไป ไม่เจาะจง จึงไม่มีคำนำหน้านาม (</w:t>
+      </w:r>
+      <w:r>
+        <w:rPr>
+          <w:rFonts w:ascii="TH SarabunPSK" w:hAnsi="TH SarabunPSK" w:cs="TH SarabunPSK"/>
+          <w:sz w:val="32"/>
+          <w:szCs w:val="32"/>
+        </w:rPr>
+        <w:t>a, an, the)</w:t>
+      </w:r>
+    </w:p>
+    <w:p>
+      <w:pPr>
+        <w:numPr>
+          <w:ilvl w:val="0"/>
+          <w:numId w:val="8"/>
+        </w:numPr>
+        <w:rPr>
+          <w:rFonts w:ascii="TH SarabunPSK" w:hAnsi="TH SarabunPSK" w:cs="TH SarabunPSK"/>
+          <w:sz w:val="32"/>
+          <w:szCs w:val="32"/>
+        </w:rPr>
+      </w:pPr>
+      <w:r>
+        <w:rPr>
+          <w:rFonts w:ascii="TH SarabunPSK" w:hAnsi="TH SarabunPSK" w:cs="TH SarabunPSK"/>
+          <w:b/>
+          <w:bCs/>
+          <w:sz w:val="32"/>
+          <w:szCs w:val="32"/>
+          <w:cs/>
+          <w:lang w:val="en-US"/>
+        </w:rPr>
+        <w:t xml:space="preserve">คำตอบที่ถูกคือข้อ </w:t>
+      </w:r>
+      <w:r>
+        <w:rPr>
+          <w:rFonts w:ascii="TH SarabunPSK" w:hAnsi="TH SarabunPSK" w:cs="TH SarabunPSK"/>
+          <w:b/>
+          <w:bCs/>
+          <w:sz w:val="32"/>
+          <w:szCs w:val="32"/>
+        </w:rPr>
+        <w:t>1</w:t>
+      </w:r>
+      <w:r>
+        <w:rPr>
+          <w:rFonts w:ascii="TH SarabunPSK" w:hAnsi="TH SarabunPSK" w:cs="TH SarabunPSK"/>
+          <w:sz w:val="32"/>
+          <w:szCs w:val="32"/>
+        </w:rPr>
+        <w:t xml:space="preserve"> </w:t>
+      </w:r>
+      <w:r>
+        <w:rPr>
+          <w:rFonts w:ascii="TH SarabunPSK" w:hAnsi="TH SarabunPSK" w:cs="TH SarabunPSK"/>
+          <w:sz w:val="32"/>
+          <w:szCs w:val="32"/>
+          <w:cs/>
+          <w:lang w:val="en-US"/>
+        </w:rPr>
+        <w:t xml:space="preserve">ประโยคนี้หมายความว่า ประเทศจีนยืนยันว่าสามารถร่วมกับประเทศอื่นๆ ... </w:t>
+      </w:r>
+      <w:r>
+        <w:rPr>
+          <w:rFonts w:ascii="TH SarabunPSK" w:hAnsi="TH SarabunPSK" w:cs="TH SarabunPSK"/>
+          <w:sz w:val="32"/>
+          <w:szCs w:val="32"/>
+        </w:rPr>
+        <w:t xml:space="preserve">that-clause </w:t>
+      </w:r>
+      <w:r>
+        <w:rPr>
+          <w:rFonts w:ascii="TH SarabunPSK" w:hAnsi="TH SarabunPSK" w:cs="TH SarabunPSK"/>
+          <w:sz w:val="32"/>
+          <w:szCs w:val="32"/>
+          <w:cs/>
+          <w:lang w:val="en-US"/>
+        </w:rPr>
+        <w:t xml:space="preserve">ในที่นี้คือ </w:t>
+      </w:r>
+      <w:r>
+        <w:rPr>
+          <w:rFonts w:ascii="TH SarabunPSK" w:hAnsi="TH SarabunPSK" w:cs="TH SarabunPSK"/>
+          <w:sz w:val="32"/>
+          <w:szCs w:val="32"/>
+        </w:rPr>
+        <w:t xml:space="preserve">noun clause </w:t>
+      </w:r>
+      <w:r>
+        <w:rPr>
+          <w:rFonts w:ascii="TH SarabunPSK" w:hAnsi="TH SarabunPSK" w:cs="TH SarabunPSK"/>
+          <w:sz w:val="32"/>
+          <w:szCs w:val="32"/>
+          <w:cs/>
+          <w:lang w:val="en-US"/>
+        </w:rPr>
+        <w:t xml:space="preserve">ต้องประกอบด้วย ประธานและกริยา จึงต้องเติมประธาน </w:t>
+      </w:r>
+      <w:r>
+        <w:rPr>
+          <w:rFonts w:ascii="TH SarabunPSK" w:hAnsi="TH SarabunPSK" w:cs="TH SarabunPSK"/>
+          <w:sz w:val="32"/>
+          <w:szCs w:val="32"/>
+        </w:rPr>
+        <w:t xml:space="preserve">it </w:t>
+      </w:r>
+      <w:r>
+        <w:rPr>
+          <w:rFonts w:ascii="TH SarabunPSK" w:hAnsi="TH SarabunPSK" w:cs="TH SarabunPSK"/>
+          <w:sz w:val="32"/>
+          <w:szCs w:val="32"/>
+          <w:cs/>
+          <w:lang w:val="en-US"/>
+        </w:rPr>
+        <w:t xml:space="preserve">เป็น </w:t>
+      </w:r>
+      <w:r>
+        <w:rPr>
+          <w:rFonts w:ascii="TH SarabunPSK" w:hAnsi="TH SarabunPSK" w:cs="TH SarabunPSK"/>
+          <w:sz w:val="32"/>
+          <w:szCs w:val="32"/>
+        </w:rPr>
+        <w:t xml:space="preserve">China confirmed that it would … it </w:t>
+      </w:r>
+      <w:r>
+        <w:rPr>
+          <w:rFonts w:ascii="TH SarabunPSK" w:hAnsi="TH SarabunPSK" w:cs="TH SarabunPSK"/>
+          <w:sz w:val="32"/>
+          <w:szCs w:val="32"/>
+          <w:cs/>
+          <w:lang w:val="en-US"/>
+        </w:rPr>
+        <w:t>ในที่นี้หมายถึง ประเทศจีน</w:t>
+      </w:r>
+    </w:p>
+    <w:p>
+      <w:pPr>
+        <w:numPr>
+          <w:ilvl w:val="0"/>
+          <w:numId w:val="8"/>
+        </w:numPr>
+        <w:rPr>
+          <w:rFonts w:ascii="TH SarabunPSK" w:hAnsi="TH SarabunPSK" w:cs="TH SarabunPSK"/>
+          <w:sz w:val="32"/>
+          <w:szCs w:val="32"/>
+        </w:rPr>
+      </w:pPr>
+      <w:r>
+        <w:rPr>
+          <w:rFonts w:ascii="TH SarabunPSK" w:hAnsi="TH SarabunPSK" w:cs="TH SarabunPSK"/>
+          <w:b/>
+          <w:bCs/>
+          <w:sz w:val="32"/>
+          <w:szCs w:val="32"/>
+          <w:cs/>
+          <w:lang w:val="en-US"/>
+        </w:rPr>
+        <w:t xml:space="preserve">คำตอบที่ถูกคือข้อ </w:t>
+      </w:r>
+      <w:r>
+        <w:rPr>
+          <w:rFonts w:ascii="TH SarabunPSK" w:hAnsi="TH SarabunPSK" w:cs="TH SarabunPSK"/>
+          <w:b/>
+          <w:bCs/>
+          <w:sz w:val="32"/>
+          <w:szCs w:val="32"/>
+        </w:rPr>
+        <w:t>3</w:t>
+      </w:r>
+      <w:r>
+        <w:rPr>
+          <w:rFonts w:ascii="TH SarabunPSK" w:hAnsi="TH SarabunPSK" w:cs="TH SarabunPSK"/>
+          <w:sz w:val="32"/>
+          <w:szCs w:val="32"/>
+        </w:rPr>
+        <w:t xml:space="preserve"> </w:t>
+      </w:r>
+      <w:r>
+        <w:rPr>
+          <w:rFonts w:ascii="TH SarabunPSK" w:hAnsi="TH SarabunPSK" w:cs="TH SarabunPSK"/>
+          <w:sz w:val="32"/>
+          <w:szCs w:val="32"/>
+          <w:cs/>
+          <w:lang w:val="en-US"/>
+        </w:rPr>
+        <w:t xml:space="preserve">ประโยคนี้ประกอบด้วยอนุประโยค </w:t>
+      </w:r>
+      <w:r>
+        <w:rPr>
+          <w:rFonts w:ascii="TH SarabunPSK" w:hAnsi="TH SarabunPSK" w:cs="TH SarabunPSK"/>
+          <w:sz w:val="32"/>
+          <w:szCs w:val="32"/>
+        </w:rPr>
+        <w:t xml:space="preserve">2 </w:t>
+      </w:r>
+      <w:r>
+        <w:rPr>
+          <w:rFonts w:ascii="TH SarabunPSK" w:hAnsi="TH SarabunPSK" w:cs="TH SarabunPSK"/>
+          <w:sz w:val="32"/>
+          <w:szCs w:val="32"/>
+          <w:cs/>
+          <w:lang w:val="en-US"/>
+        </w:rPr>
+        <w:t xml:space="preserve">อนุประโยค เชื่อมด้วย </w:t>
+      </w:r>
+      <w:r>
+        <w:rPr>
+          <w:rFonts w:ascii="TH SarabunPSK" w:hAnsi="TH SarabunPSK" w:cs="TH SarabunPSK"/>
+          <w:sz w:val="32"/>
+          <w:szCs w:val="32"/>
+        </w:rPr>
+        <w:t xml:space="preserve">but </w:t>
+      </w:r>
+      <w:r>
+        <w:rPr>
+          <w:rFonts w:ascii="TH SarabunPSK" w:hAnsi="TH SarabunPSK" w:cs="TH SarabunPSK"/>
+          <w:sz w:val="32"/>
+          <w:szCs w:val="32"/>
+          <w:cs/>
+          <w:lang w:val="en-US"/>
+        </w:rPr>
+        <w:t xml:space="preserve">ส่วนกริยาวลีที่อยู่หลังเครื่องหมาย </w:t>
+      </w:r>
+      <w:r>
+        <w:rPr>
+          <w:rFonts w:ascii="TH SarabunPSK" w:hAnsi="TH SarabunPSK" w:cs="TH SarabunPSK"/>
+          <w:sz w:val="32"/>
+          <w:szCs w:val="32"/>
+        </w:rPr>
+        <w:t xml:space="preserve">comma </w:t>
+      </w:r>
+      <w:r>
+        <w:rPr>
+          <w:rFonts w:ascii="TH SarabunPSK" w:hAnsi="TH SarabunPSK" w:cs="TH SarabunPSK"/>
+          <w:sz w:val="32"/>
+          <w:szCs w:val="32"/>
+          <w:cs/>
+          <w:lang w:val="en-US"/>
+        </w:rPr>
+        <w:t xml:space="preserve">เป็นส่วนขยายประโยคเรียกว่า </w:t>
+      </w:r>
+      <w:r>
+        <w:rPr>
+          <w:rFonts w:ascii="TH SarabunPSK" w:hAnsi="TH SarabunPSK" w:cs="TH SarabunPSK"/>
+          <w:sz w:val="32"/>
+          <w:szCs w:val="32"/>
+        </w:rPr>
+        <w:t xml:space="preserve">present participial phrase </w:t>
+      </w:r>
+      <w:r>
+        <w:rPr>
+          <w:rFonts w:ascii="TH SarabunPSK" w:hAnsi="TH SarabunPSK" w:cs="TH SarabunPSK"/>
+          <w:sz w:val="32"/>
+          <w:szCs w:val="32"/>
+          <w:cs/>
+          <w:lang w:val="en-US"/>
+        </w:rPr>
+        <w:t xml:space="preserve">จึงควรอยู่ในรูป </w:t>
+      </w:r>
+      <w:r>
+        <w:rPr>
+          <w:rFonts w:ascii="TH SarabunPSK" w:hAnsi="TH SarabunPSK" w:cs="TH SarabunPSK"/>
+          <w:sz w:val="32"/>
+          <w:szCs w:val="32"/>
+        </w:rPr>
+        <w:t xml:space="preserve">V-ing </w:t>
+      </w:r>
+      <w:r>
+        <w:rPr>
+          <w:rFonts w:ascii="TH SarabunPSK" w:hAnsi="TH SarabunPSK" w:cs="TH SarabunPSK"/>
+          <w:sz w:val="32"/>
+          <w:szCs w:val="32"/>
+          <w:cs/>
+          <w:lang w:val="en-US"/>
+        </w:rPr>
+        <w:t xml:space="preserve">คือ </w:t>
+      </w:r>
+      <w:r>
+        <w:rPr>
+          <w:rFonts w:ascii="TH SarabunPSK" w:hAnsi="TH SarabunPSK" w:cs="TH SarabunPSK"/>
+          <w:sz w:val="32"/>
+          <w:szCs w:val="32"/>
+        </w:rPr>
+        <w:t>substituting</w:t>
+      </w:r>
+    </w:p>
+    <w:p>
+      <w:pPr>
+        <w:numPr>
+          <w:ilvl w:val="0"/>
+          <w:numId w:val="8"/>
+        </w:numPr>
+        <w:rPr>
+          <w:rFonts w:ascii="TH SarabunPSK" w:hAnsi="TH SarabunPSK" w:cs="TH SarabunPSK"/>
+          <w:sz w:val="32"/>
+          <w:szCs w:val="32"/>
+        </w:rPr>
+      </w:pPr>
+      <w:r>
+        <w:rPr>
+          <w:rFonts w:ascii="TH SarabunPSK" w:hAnsi="TH SarabunPSK" w:cs="TH SarabunPSK"/>
+          <w:b/>
+          <w:bCs/>
+          <w:sz w:val="32"/>
+          <w:szCs w:val="32"/>
+          <w:cs/>
+          <w:lang w:val="en-US"/>
+        </w:rPr>
+        <w:t xml:space="preserve">คำตอบที่ถูกคือข้อ </w:t>
+      </w:r>
+      <w:r>
+        <w:rPr>
+          <w:rFonts w:ascii="TH SarabunPSK" w:hAnsi="TH SarabunPSK" w:cs="TH SarabunPSK"/>
+          <w:b/>
+          <w:bCs/>
+          <w:sz w:val="32"/>
+          <w:szCs w:val="32"/>
+        </w:rPr>
+        <w:t>4</w:t>
+      </w:r>
+      <w:r>
+        <w:rPr>
+          <w:rFonts w:ascii="TH SarabunPSK" w:hAnsi="TH SarabunPSK" w:cs="TH SarabunPSK"/>
+          <w:sz w:val="32"/>
+          <w:szCs w:val="32"/>
+        </w:rPr>
+        <w:t xml:space="preserve"> </w:t>
+      </w:r>
+      <w:r>
+        <w:rPr>
+          <w:rFonts w:ascii="TH SarabunPSK" w:hAnsi="TH SarabunPSK" w:cs="TH SarabunPSK"/>
+          <w:sz w:val="32"/>
+          <w:szCs w:val="32"/>
+          <w:cs/>
+          <w:lang w:val="en-US"/>
+        </w:rPr>
+        <w:t xml:space="preserve">ต้องมี </w:t>
+      </w:r>
+      <w:r>
+        <w:rPr>
+          <w:rFonts w:ascii="TH SarabunPSK" w:hAnsi="TH SarabunPSK" w:cs="TH SarabunPSK"/>
+          <w:sz w:val="32"/>
+          <w:szCs w:val="32"/>
+        </w:rPr>
+        <w:t xml:space="preserve">'s </w:t>
+      </w:r>
+      <w:r>
+        <w:rPr>
+          <w:rFonts w:ascii="TH SarabunPSK" w:hAnsi="TH SarabunPSK" w:cs="TH SarabunPSK"/>
+          <w:sz w:val="32"/>
+          <w:szCs w:val="32"/>
+          <w:cs/>
+          <w:lang w:val="en-US"/>
+        </w:rPr>
+        <w:t xml:space="preserve">หลังคำว่า </w:t>
+      </w:r>
+      <w:r>
+        <w:rPr>
+          <w:rFonts w:ascii="TH SarabunPSK" w:hAnsi="TH SarabunPSK" w:cs="TH SarabunPSK"/>
+          <w:sz w:val="32"/>
+          <w:szCs w:val="32"/>
+        </w:rPr>
+        <w:t xml:space="preserve">night </w:t>
+      </w:r>
+      <w:r>
+        <w:rPr>
+          <w:rFonts w:ascii="TH SarabunPSK" w:hAnsi="TH SarabunPSK" w:cs="TH SarabunPSK"/>
+          <w:sz w:val="32"/>
+          <w:szCs w:val="32"/>
+          <w:cs/>
+          <w:lang w:val="en-US"/>
+        </w:rPr>
+        <w:t xml:space="preserve">เพื่อเป็นส่วนขยายของคำนาม </w:t>
+      </w:r>
+      <w:r>
+        <w:rPr>
+          <w:rFonts w:ascii="TH SarabunPSK" w:hAnsi="TH SarabunPSK" w:cs="TH SarabunPSK"/>
+          <w:sz w:val="32"/>
+          <w:szCs w:val="32"/>
+        </w:rPr>
+        <w:t>sleep</w:t>
+      </w:r>
+    </w:p>
+    <w:p>
+      <w:pPr>
+        <w:numPr>
+          <w:ilvl w:val="0"/>
+          <w:numId w:val="8"/>
+        </w:numPr>
+        <w:rPr>
+          <w:rFonts w:ascii="TH SarabunPSK" w:hAnsi="TH SarabunPSK" w:cs="TH SarabunPSK"/>
+          <w:sz w:val="32"/>
+          <w:szCs w:val="32"/>
+        </w:rPr>
+      </w:pPr>
+      <w:r>
+        <w:rPr>
+          <w:rFonts w:ascii="TH SarabunPSK" w:hAnsi="TH SarabunPSK" w:cs="TH SarabunPSK"/>
+          <w:b/>
+          <w:bCs/>
+          <w:sz w:val="32"/>
+          <w:szCs w:val="32"/>
+          <w:cs/>
+          <w:lang w:val="en-US"/>
+        </w:rPr>
+        <w:t xml:space="preserve">คำตอบที่ถูกคือข้อ </w:t>
+      </w:r>
+      <w:r>
+        <w:rPr>
+          <w:rFonts w:ascii="TH SarabunPSK" w:hAnsi="TH SarabunPSK" w:cs="TH SarabunPSK"/>
+          <w:b/>
+          <w:bCs/>
+          <w:sz w:val="32"/>
+          <w:szCs w:val="32"/>
+        </w:rPr>
+        <w:t>3</w:t>
+      </w:r>
+      <w:r>
+        <w:rPr>
+          <w:rFonts w:ascii="TH SarabunPSK" w:hAnsi="TH SarabunPSK" w:cs="TH SarabunPSK"/>
+          <w:sz w:val="32"/>
+          <w:szCs w:val="32"/>
+        </w:rPr>
+        <w:t xml:space="preserve"> </w:t>
+      </w:r>
+      <w:r>
+        <w:rPr>
+          <w:rFonts w:ascii="TH SarabunPSK" w:hAnsi="TH SarabunPSK" w:cs="TH SarabunPSK"/>
+          <w:sz w:val="32"/>
+          <w:szCs w:val="32"/>
+          <w:cs/>
+          <w:lang w:val="en-US"/>
+        </w:rPr>
+        <w:t xml:space="preserve">ประโยคนี้มีประธานและกริยาสมบูรณ์แล้ว ประธานคือ </w:t>
+      </w:r>
+      <w:r>
+        <w:rPr>
+          <w:rFonts w:ascii="TH SarabunPSK" w:hAnsi="TH SarabunPSK" w:cs="TH SarabunPSK"/>
+          <w:sz w:val="32"/>
+          <w:szCs w:val="32"/>
+        </w:rPr>
+        <w:t xml:space="preserve">food banks </w:t>
+      </w:r>
+      <w:r>
+        <w:rPr>
+          <w:rFonts w:ascii="TH SarabunPSK" w:hAnsi="TH SarabunPSK" w:cs="TH SarabunPSK"/>
+          <w:sz w:val="32"/>
+          <w:szCs w:val="32"/>
+          <w:cs/>
+          <w:lang w:val="en-US"/>
+        </w:rPr>
+        <w:t xml:space="preserve">กริยาคือ </w:t>
+      </w:r>
+      <w:r>
+        <w:rPr>
+          <w:rFonts w:ascii="TH SarabunPSK" w:hAnsi="TH SarabunPSK" w:cs="TH SarabunPSK"/>
+          <w:sz w:val="32"/>
+          <w:szCs w:val="32"/>
+        </w:rPr>
+        <w:t xml:space="preserve">have reported </w:t>
+      </w:r>
+      <w:r>
+        <w:rPr>
+          <w:rFonts w:ascii="TH SarabunPSK" w:hAnsi="TH SarabunPSK" w:cs="TH SarabunPSK"/>
+          <w:sz w:val="32"/>
+          <w:szCs w:val="32"/>
+          <w:cs/>
+          <w:lang w:val="en-US"/>
+        </w:rPr>
+        <w:t xml:space="preserve">ดังนั้น ข้อความหลังเครื่องหมาย </w:t>
+      </w:r>
+      <w:r>
+        <w:rPr>
+          <w:rFonts w:ascii="TH SarabunPSK" w:hAnsi="TH SarabunPSK" w:cs="TH SarabunPSK"/>
+          <w:sz w:val="32"/>
+          <w:szCs w:val="32"/>
+        </w:rPr>
+        <w:t xml:space="preserve">comma </w:t>
+      </w:r>
+      <w:r>
+        <w:rPr>
+          <w:rFonts w:ascii="TH SarabunPSK" w:hAnsi="TH SarabunPSK" w:cs="TH SarabunPSK"/>
+          <w:sz w:val="32"/>
+          <w:szCs w:val="32"/>
+          <w:cs/>
+          <w:lang w:val="en-US"/>
+        </w:rPr>
+        <w:t xml:space="preserve">จึงเป็นส่วนขยาย ในที่นี้เป็น </w:t>
+      </w:r>
+      <w:r>
+        <w:rPr>
+          <w:rFonts w:ascii="TH SarabunPSK" w:hAnsi="TH SarabunPSK" w:cs="TH SarabunPSK"/>
+          <w:sz w:val="32"/>
+          <w:szCs w:val="32"/>
+        </w:rPr>
+        <w:t xml:space="preserve">expression </w:t>
+      </w:r>
+      <w:r>
+        <w:rPr>
+          <w:rFonts w:ascii="TH SarabunPSK" w:hAnsi="TH SarabunPSK" w:cs="TH SarabunPSK"/>
+          <w:sz w:val="32"/>
+          <w:szCs w:val="32"/>
+          <w:cs/>
+          <w:lang w:val="en-US"/>
+        </w:rPr>
+        <w:t xml:space="preserve">หรือสำนวนที่ขึ้นต้นด้วย </w:t>
+      </w:r>
+      <w:r>
+        <w:rPr>
+          <w:rFonts w:ascii="TH SarabunPSK" w:hAnsi="TH SarabunPSK" w:cs="TH SarabunPSK"/>
+          <w:sz w:val="32"/>
+          <w:szCs w:val="32"/>
+        </w:rPr>
+        <w:t xml:space="preserve">with </w:t>
+      </w:r>
+      <w:r>
+        <w:rPr>
+          <w:rFonts w:ascii="TH SarabunPSK" w:hAnsi="TH SarabunPSK" w:cs="TH SarabunPSK"/>
+          <w:sz w:val="32"/>
+          <w:szCs w:val="32"/>
+          <w:cs/>
+          <w:lang w:val="en-US"/>
+        </w:rPr>
+        <w:t xml:space="preserve">คือมีโครงสร้างดังนี้ </w:t>
+      </w:r>
+      <w:r>
+        <w:rPr>
+          <w:rFonts w:ascii="TH SarabunPSK" w:hAnsi="TH SarabunPSK" w:cs="TH SarabunPSK"/>
+          <w:sz w:val="32"/>
+          <w:szCs w:val="32"/>
+        </w:rPr>
+        <w:t xml:space="preserve">with + noun + V-ing </w:t>
+      </w:r>
+      <w:r>
+        <w:rPr>
+          <w:rFonts w:ascii="TH SarabunPSK" w:hAnsi="TH SarabunPSK" w:cs="TH SarabunPSK"/>
+          <w:sz w:val="32"/>
+          <w:szCs w:val="32"/>
+          <w:cs/>
+          <w:lang w:val="en-US"/>
+        </w:rPr>
+        <w:t xml:space="preserve">หรือ </w:t>
+      </w:r>
+      <w:r>
+        <w:rPr>
+          <w:rFonts w:ascii="TH SarabunPSK" w:hAnsi="TH SarabunPSK" w:cs="TH SarabunPSK"/>
+          <w:sz w:val="32"/>
+          <w:szCs w:val="32"/>
+        </w:rPr>
+        <w:t>V</w:t>
+      </w:r>
+      <w:r>
+        <w:rPr>
+          <w:rFonts w:ascii="Cambria Math" w:hAnsi="Cambria Math" w:cs="Cambria Math"/>
+          <w:sz w:val="32"/>
+          <w:szCs w:val="32"/>
+        </w:rPr>
+        <w:t>₃</w:t>
+      </w:r>
+      <w:r>
+        <w:rPr>
+          <w:rFonts w:ascii="TH SarabunPSK" w:hAnsi="TH SarabunPSK" w:cs="TH SarabunPSK"/>
+          <w:sz w:val="32"/>
+          <w:szCs w:val="32"/>
+        </w:rPr>
+        <w:t xml:space="preserve"> (</w:t>
+      </w:r>
+      <w:r>
+        <w:rPr>
+          <w:rFonts w:ascii="TH SarabunPSK" w:hAnsi="TH SarabunPSK" w:cs="TH SarabunPSK"/>
+          <w:sz w:val="32"/>
+          <w:szCs w:val="32"/>
+          <w:cs/>
+          <w:lang w:val="en-US"/>
+        </w:rPr>
+        <w:t xml:space="preserve">กรณีที่มีความหมายถูกกระทำหรือ </w:t>
+      </w:r>
+      <w:r>
+        <w:rPr>
+          <w:rFonts w:ascii="TH SarabunPSK" w:hAnsi="TH SarabunPSK" w:cs="TH SarabunPSK"/>
+          <w:sz w:val="32"/>
+          <w:szCs w:val="32"/>
+        </w:rPr>
+        <w:t xml:space="preserve">passive) </w:t>
+      </w:r>
+      <w:r>
+        <w:rPr>
+          <w:rFonts w:ascii="TH SarabunPSK" w:hAnsi="TH SarabunPSK" w:cs="TH SarabunPSK"/>
+          <w:sz w:val="32"/>
+          <w:szCs w:val="32"/>
+          <w:cs/>
+          <w:lang w:val="en-US"/>
+        </w:rPr>
+        <w:t xml:space="preserve">ในที่นี้จึงต้องแก้เป็น </w:t>
+      </w:r>
+      <w:r>
+        <w:rPr>
+          <w:rFonts w:ascii="TH SarabunPSK" w:hAnsi="TH SarabunPSK" w:cs="TH SarabunPSK"/>
+          <w:sz w:val="32"/>
+          <w:szCs w:val="32"/>
+        </w:rPr>
+        <w:t xml:space="preserve">with more working professionals seeking help … </w:t>
+      </w:r>
+      <w:r>
+        <w:rPr>
+          <w:rFonts w:ascii="TH SarabunPSK" w:hAnsi="TH SarabunPSK" w:cs="TH SarabunPSK"/>
+          <w:sz w:val="32"/>
+          <w:szCs w:val="32"/>
+          <w:cs/>
+          <w:lang w:val="en-US"/>
+        </w:rPr>
+        <w:t xml:space="preserve">ต้องใช้ </w:t>
+      </w:r>
+      <w:r>
+        <w:rPr>
+          <w:rFonts w:ascii="TH SarabunPSK" w:hAnsi="TH SarabunPSK" w:cs="TH SarabunPSK"/>
+          <w:sz w:val="32"/>
+          <w:szCs w:val="32"/>
+        </w:rPr>
+        <w:t xml:space="preserve">seeking </w:t>
+      </w:r>
+      <w:r>
+        <w:rPr>
+          <w:rFonts w:ascii="TH SarabunPSK" w:hAnsi="TH SarabunPSK" w:cs="TH SarabunPSK"/>
+          <w:sz w:val="32"/>
+          <w:szCs w:val="32"/>
+          <w:cs/>
+          <w:lang w:val="en-US"/>
+        </w:rPr>
+        <w:t xml:space="preserve">เพราะมีความหมายเป็น </w:t>
+      </w:r>
+      <w:r>
+        <w:rPr>
+          <w:rFonts w:ascii="TH SarabunPSK" w:hAnsi="TH SarabunPSK" w:cs="TH SarabunPSK"/>
+          <w:sz w:val="32"/>
+          <w:szCs w:val="32"/>
+        </w:rPr>
+        <w:t xml:space="preserve">active </w:t>
+      </w:r>
+      <w:r>
+        <w:rPr>
+          <w:rFonts w:ascii="TH SarabunPSK" w:hAnsi="TH SarabunPSK" w:cs="TH SarabunPSK"/>
+          <w:sz w:val="32"/>
+          <w:szCs w:val="32"/>
+          <w:cs/>
+          <w:lang w:val="en-US"/>
+        </w:rPr>
+        <w:t>คือ หาความช่วยเหลือ</w:t>
+      </w:r>
+    </w:p>
+    <w:p>
+      <w:pPr>
+        <w:numPr>
+          <w:ilvl w:val="0"/>
+          <w:numId w:val="8"/>
+        </w:numPr>
+        <w:rPr>
+          <w:rFonts w:ascii="TH SarabunPSK" w:hAnsi="TH SarabunPSK" w:cs="TH SarabunPSK"/>
+          <w:sz w:val="32"/>
+          <w:szCs w:val="32"/>
+        </w:rPr>
+      </w:pPr>
+      <w:r>
+        <w:rPr>
+          <w:rFonts w:ascii="TH SarabunPSK" w:hAnsi="TH SarabunPSK" w:cs="TH SarabunPSK"/>
+          <w:b/>
+          <w:bCs/>
+          <w:sz w:val="32"/>
+          <w:szCs w:val="32"/>
+          <w:cs/>
+          <w:lang w:val="en-US"/>
+        </w:rPr>
+        <w:t xml:space="preserve">คำตอบที่ถูกคือข้อ </w:t>
+      </w:r>
+      <w:r>
+        <w:rPr>
+          <w:rFonts w:ascii="TH SarabunPSK" w:hAnsi="TH SarabunPSK" w:cs="TH SarabunPSK"/>
+          <w:b/>
+          <w:bCs/>
+          <w:sz w:val="32"/>
+          <w:szCs w:val="32"/>
+        </w:rPr>
+        <w:t>4</w:t>
+      </w:r>
+      <w:r>
+        <w:rPr>
+          <w:rFonts w:ascii="TH SarabunPSK" w:hAnsi="TH SarabunPSK" w:cs="TH SarabunPSK"/>
+          <w:sz w:val="32"/>
+          <w:szCs w:val="32"/>
+        </w:rPr>
+        <w:t xml:space="preserve"> due to </w:t>
+      </w:r>
+      <w:r>
+        <w:rPr>
+          <w:rFonts w:ascii="TH SarabunPSK" w:hAnsi="TH SarabunPSK" w:cs="TH SarabunPSK"/>
+          <w:sz w:val="32"/>
+          <w:szCs w:val="32"/>
+          <w:cs/>
+          <w:lang w:val="en-US"/>
+        </w:rPr>
+        <w:t>ต้อง</w:t>
+      </w:r>
+      <w:proofErr w:type="spellStart"/>
+      <w:r>
+        <w:rPr>
+          <w:rFonts w:ascii="TH SarabunPSK" w:hAnsi="TH SarabunPSK" w:cs="TH SarabunPSK"/>
+          <w:sz w:val="32"/>
+          <w:szCs w:val="32"/>
+          <w:cs/>
+          <w:lang w:val="en-US"/>
+        </w:rPr>
+        <w:t>ตามมา</w:t>
+      </w:r>
+      <w:proofErr w:type="spellEnd"/>
+      <w:r>
+        <w:rPr>
+          <w:rFonts w:ascii="TH SarabunPSK" w:hAnsi="TH SarabunPSK" w:cs="TH SarabunPSK"/>
+          <w:sz w:val="32"/>
+          <w:szCs w:val="32"/>
+          <w:cs/>
+          <w:lang w:val="en-US"/>
+        </w:rPr>
+        <w:t xml:space="preserve">ด้วยนามวลีหรือกริยาในรูป </w:t>
+      </w:r>
+      <w:r>
+        <w:rPr>
+          <w:rFonts w:ascii="TH SarabunPSK" w:hAnsi="TH SarabunPSK" w:cs="TH SarabunPSK"/>
+          <w:sz w:val="32"/>
+          <w:szCs w:val="32"/>
+        </w:rPr>
+        <w:t xml:space="preserve">V-ing </w:t>
+      </w:r>
+      <w:r>
+        <w:rPr>
+          <w:rFonts w:ascii="TH SarabunPSK" w:hAnsi="TH SarabunPSK" w:cs="TH SarabunPSK"/>
+          <w:sz w:val="32"/>
+          <w:szCs w:val="32"/>
+          <w:cs/>
+          <w:lang w:val="en-US"/>
+        </w:rPr>
+        <w:t xml:space="preserve">ดังนั้น กริยา </w:t>
+      </w:r>
+      <w:r>
+        <w:rPr>
+          <w:rFonts w:ascii="TH SarabunPSK" w:hAnsi="TH SarabunPSK" w:cs="TH SarabunPSK"/>
+          <w:sz w:val="32"/>
+          <w:szCs w:val="32"/>
+        </w:rPr>
+        <w:t xml:space="preserve">emerge </w:t>
+      </w:r>
+      <w:r>
+        <w:rPr>
+          <w:rFonts w:ascii="TH SarabunPSK" w:hAnsi="TH SarabunPSK" w:cs="TH SarabunPSK"/>
+          <w:sz w:val="32"/>
+          <w:szCs w:val="32"/>
+          <w:cs/>
+          <w:lang w:val="en-US"/>
+        </w:rPr>
+        <w:t xml:space="preserve">จึงต้องอยู่ในรูป </w:t>
+      </w:r>
+      <w:r>
+        <w:rPr>
+          <w:rFonts w:ascii="TH SarabunPSK" w:hAnsi="TH SarabunPSK" w:cs="TH SarabunPSK"/>
+          <w:sz w:val="32"/>
+          <w:szCs w:val="32"/>
+        </w:rPr>
+        <w:t xml:space="preserve">V-ing </w:t>
+      </w:r>
+      <w:r>
+        <w:rPr>
+          <w:rFonts w:ascii="TH SarabunPSK" w:hAnsi="TH SarabunPSK" w:cs="TH SarabunPSK"/>
+          <w:sz w:val="32"/>
+          <w:szCs w:val="32"/>
+          <w:cs/>
+          <w:lang w:val="en-US"/>
+        </w:rPr>
+        <w:t xml:space="preserve">เป็น </w:t>
+      </w:r>
+      <w:r>
+        <w:rPr>
+          <w:rFonts w:ascii="TH SarabunPSK" w:hAnsi="TH SarabunPSK" w:cs="TH SarabunPSK"/>
+          <w:sz w:val="32"/>
+          <w:szCs w:val="32"/>
+        </w:rPr>
+        <w:t>due to the increasing number of billionaire emerging</w:t>
+      </w:r>
+    </w:p>
+    <w:p>
+      <w:pPr>
+        <w:numPr>
+          <w:ilvl w:val="0"/>
+          <w:numId w:val="9"/>
+        </w:numPr>
+        <w:rPr>
+          <w:rFonts w:ascii="TH SarabunPSK" w:hAnsi="TH SarabunPSK" w:cs="TH SarabunPSK"/>
+          <w:sz w:val="32"/>
+          <w:szCs w:val="32"/>
+        </w:rPr>
+      </w:pPr>
+      <w:r>
+        <w:rPr>
+          <w:rFonts w:ascii="TH SarabunPSK" w:hAnsi="TH SarabunPSK" w:cs="TH SarabunPSK"/>
+          <w:b/>
+          <w:bCs/>
+          <w:sz w:val="32"/>
+          <w:szCs w:val="32"/>
+          <w:cs/>
+          <w:lang w:val="en-US"/>
+        </w:rPr>
+        <w:t xml:space="preserve">คำตอบที่ถูกคือข้อ </w:t>
+      </w:r>
+      <w:r>
+        <w:rPr>
+          <w:rFonts w:ascii="TH SarabunPSK" w:hAnsi="TH SarabunPSK" w:cs="TH SarabunPSK"/>
+          <w:b/>
+          <w:bCs/>
+          <w:sz w:val="32"/>
+          <w:szCs w:val="32"/>
+        </w:rPr>
+        <w:t>2</w:t>
+      </w:r>
+      <w:r>
+        <w:rPr>
+          <w:rFonts w:ascii="TH SarabunPSK" w:hAnsi="TH SarabunPSK" w:cs="TH SarabunPSK"/>
+          <w:sz w:val="32"/>
+          <w:szCs w:val="32"/>
+        </w:rPr>
+        <w:t xml:space="preserve"> </w:t>
+      </w:r>
+      <w:r>
+        <w:rPr>
+          <w:rFonts w:ascii="TH SarabunPSK" w:hAnsi="TH SarabunPSK" w:cs="TH SarabunPSK"/>
+          <w:sz w:val="32"/>
+          <w:szCs w:val="32"/>
+          <w:cs/>
+          <w:lang w:val="en-US"/>
+        </w:rPr>
+        <w:t xml:space="preserve">เหตุการณ์นี้เกิดขึ้นในอดีตและจบไปแล้ว จึงต้องใช้กริยาในรูป </w:t>
+      </w:r>
+      <w:r>
+        <w:rPr>
+          <w:rFonts w:ascii="TH SarabunPSK" w:hAnsi="TH SarabunPSK" w:cs="TH SarabunPSK"/>
+          <w:sz w:val="32"/>
+          <w:szCs w:val="32"/>
+        </w:rPr>
+        <w:t xml:space="preserve">past tense </w:t>
+      </w:r>
+      <w:r>
+        <w:rPr>
+          <w:rFonts w:ascii="TH SarabunPSK" w:hAnsi="TH SarabunPSK" w:cs="TH SarabunPSK"/>
+          <w:sz w:val="32"/>
+          <w:szCs w:val="32"/>
+          <w:cs/>
+          <w:lang w:val="en-US"/>
+        </w:rPr>
+        <w:t xml:space="preserve">คือกริยาช่อง </w:t>
+      </w:r>
+      <w:r>
+        <w:rPr>
+          <w:rFonts w:ascii="TH SarabunPSK" w:hAnsi="TH SarabunPSK" w:cs="TH SarabunPSK"/>
+          <w:sz w:val="32"/>
+          <w:szCs w:val="32"/>
+        </w:rPr>
+        <w:t>2 and it happened to …</w:t>
+      </w:r>
+    </w:p>
+    <w:p>
+      <w:pPr>
+        <w:numPr>
+          <w:ilvl w:val="0"/>
+          <w:numId w:val="9"/>
+        </w:numPr>
+        <w:rPr>
+          <w:rFonts w:ascii="TH SarabunPSK" w:hAnsi="TH SarabunPSK" w:cs="TH SarabunPSK"/>
+          <w:sz w:val="32"/>
+          <w:szCs w:val="32"/>
+        </w:rPr>
+      </w:pPr>
+      <w:r>
+        <w:rPr>
+          <w:rFonts w:ascii="TH SarabunPSK" w:hAnsi="TH SarabunPSK" w:cs="TH SarabunPSK"/>
+          <w:b/>
+          <w:bCs/>
+          <w:sz w:val="32"/>
+          <w:szCs w:val="32"/>
+          <w:cs/>
+          <w:lang w:val="en-US"/>
+        </w:rPr>
+        <w:t xml:space="preserve">คำตอบที่ถูกคือข้อ </w:t>
+      </w:r>
+      <w:r>
+        <w:rPr>
+          <w:rFonts w:ascii="TH SarabunPSK" w:hAnsi="TH SarabunPSK" w:cs="TH SarabunPSK"/>
+          <w:b/>
+          <w:bCs/>
+          <w:sz w:val="32"/>
+          <w:szCs w:val="32"/>
+        </w:rPr>
+        <w:t>2</w:t>
+      </w:r>
+      <w:r>
+        <w:rPr>
+          <w:rFonts w:ascii="TH SarabunPSK" w:hAnsi="TH SarabunPSK" w:cs="TH SarabunPSK"/>
+          <w:sz w:val="32"/>
+          <w:szCs w:val="32"/>
+        </w:rPr>
+        <w:t xml:space="preserve"> </w:t>
+      </w:r>
+      <w:r>
+        <w:rPr>
+          <w:rFonts w:ascii="TH SarabunPSK" w:hAnsi="TH SarabunPSK" w:cs="TH SarabunPSK"/>
+          <w:sz w:val="32"/>
+          <w:szCs w:val="32"/>
+          <w:cs/>
+          <w:lang w:val="en-US"/>
+        </w:rPr>
+        <w:t>ในที่นี้ต้องใช้สรรพนาม (</w:t>
+      </w:r>
+      <w:r>
+        <w:rPr>
+          <w:rFonts w:ascii="TH SarabunPSK" w:hAnsi="TH SarabunPSK" w:cs="TH SarabunPSK"/>
+          <w:sz w:val="32"/>
+          <w:szCs w:val="32"/>
+        </w:rPr>
+        <w:t xml:space="preserve">pronoun) those </w:t>
+      </w:r>
+      <w:r>
+        <w:rPr>
+          <w:rFonts w:ascii="TH SarabunPSK" w:hAnsi="TH SarabunPSK" w:cs="TH SarabunPSK"/>
+          <w:sz w:val="32"/>
+          <w:szCs w:val="32"/>
+          <w:cs/>
+          <w:lang w:val="en-US"/>
+        </w:rPr>
+        <w:t>เพราะมีส่วนขยายที่</w:t>
+      </w:r>
+      <w:proofErr w:type="spellStart"/>
+      <w:r>
+        <w:rPr>
+          <w:rFonts w:ascii="TH SarabunPSK" w:hAnsi="TH SarabunPSK" w:cs="TH SarabunPSK"/>
+          <w:sz w:val="32"/>
+          <w:szCs w:val="32"/>
+          <w:cs/>
+          <w:lang w:val="en-US"/>
+        </w:rPr>
+        <w:t>ตามมา</w:t>
+      </w:r>
+      <w:proofErr w:type="spellEnd"/>
+      <w:r>
+        <w:rPr>
+          <w:rFonts w:ascii="TH SarabunPSK" w:hAnsi="TH SarabunPSK" w:cs="TH SarabunPSK"/>
+          <w:sz w:val="32"/>
+          <w:szCs w:val="32"/>
+          <w:cs/>
+          <w:lang w:val="en-US"/>
+        </w:rPr>
+        <w:t>ว่า (</w:t>
+      </w:r>
+      <w:r>
+        <w:rPr>
+          <w:rFonts w:ascii="TH SarabunPSK" w:hAnsi="TH SarabunPSK" w:cs="TH SarabunPSK"/>
+          <w:sz w:val="32"/>
+          <w:szCs w:val="32"/>
+        </w:rPr>
+        <w:t xml:space="preserve">who were) stuck underground </w:t>
+      </w:r>
+      <w:r>
+        <w:rPr>
+          <w:rFonts w:ascii="TH SarabunPSK" w:hAnsi="TH SarabunPSK" w:cs="TH SarabunPSK"/>
+          <w:sz w:val="32"/>
+          <w:szCs w:val="32"/>
+          <w:cs/>
+          <w:lang w:val="en-US"/>
+        </w:rPr>
+        <w:t xml:space="preserve">ในประโยคนี้ </w:t>
+      </w:r>
+      <w:r>
+        <w:rPr>
+          <w:rFonts w:ascii="TH SarabunPSK" w:hAnsi="TH SarabunPSK" w:cs="TH SarabunPSK"/>
+          <w:sz w:val="32"/>
+          <w:szCs w:val="32"/>
+        </w:rPr>
+        <w:t xml:space="preserve">those </w:t>
+      </w:r>
+      <w:r>
+        <w:rPr>
+          <w:rFonts w:ascii="TH SarabunPSK" w:hAnsi="TH SarabunPSK" w:cs="TH SarabunPSK"/>
+          <w:sz w:val="32"/>
+          <w:szCs w:val="32"/>
+          <w:cs/>
+          <w:lang w:val="en-US"/>
+        </w:rPr>
+        <w:t xml:space="preserve">แทนคำว่า </w:t>
+      </w:r>
+      <w:r>
+        <w:rPr>
+          <w:rFonts w:ascii="TH SarabunPSK" w:hAnsi="TH SarabunPSK" w:cs="TH SarabunPSK"/>
+          <w:sz w:val="32"/>
+          <w:szCs w:val="32"/>
+        </w:rPr>
+        <w:t xml:space="preserve">people </w:t>
+      </w:r>
+      <w:r>
+        <w:rPr>
+          <w:rFonts w:ascii="TH SarabunPSK" w:hAnsi="TH SarabunPSK" w:cs="TH SarabunPSK"/>
+          <w:sz w:val="32"/>
+          <w:szCs w:val="32"/>
+          <w:cs/>
+          <w:lang w:val="en-US"/>
+        </w:rPr>
+        <w:t>หมายถึง ช่วยเหลือคนที่ติดอยู่ใต้ดิน (</w:t>
+      </w:r>
+      <w:r>
+        <w:rPr>
+          <w:rFonts w:ascii="TH SarabunPSK" w:hAnsi="TH SarabunPSK" w:cs="TH SarabunPSK"/>
+          <w:sz w:val="32"/>
+          <w:szCs w:val="32"/>
+        </w:rPr>
+        <w:t>… to rescue those stuck underground …)</w:t>
+      </w:r>
+    </w:p>
+    <w:p>
+      <w:pPr>
+        <w:numPr>
+          <w:ilvl w:val="0"/>
+          <w:numId w:val="9"/>
+        </w:numPr>
+        <w:rPr>
+          <w:rFonts w:ascii="TH SarabunPSK" w:hAnsi="TH SarabunPSK" w:cs="TH SarabunPSK"/>
+          <w:sz w:val="32"/>
+          <w:szCs w:val="32"/>
+        </w:rPr>
+      </w:pPr>
+      <w:r>
+        <w:rPr>
+          <w:rFonts w:ascii="TH SarabunPSK" w:hAnsi="TH SarabunPSK" w:cs="TH SarabunPSK"/>
+          <w:b/>
+          <w:bCs/>
+          <w:sz w:val="32"/>
+          <w:szCs w:val="32"/>
+          <w:cs/>
+          <w:lang w:val="en-US"/>
+        </w:rPr>
+        <w:t xml:space="preserve">คำตอบที่ถูกคือข้อ </w:t>
+      </w:r>
+      <w:r>
+        <w:rPr>
+          <w:rFonts w:ascii="TH SarabunPSK" w:hAnsi="TH SarabunPSK" w:cs="TH SarabunPSK"/>
+          <w:b/>
+          <w:bCs/>
+          <w:sz w:val="32"/>
+          <w:szCs w:val="32"/>
+        </w:rPr>
+        <w:t>1</w:t>
+      </w:r>
+      <w:r>
+        <w:rPr>
+          <w:rFonts w:ascii="TH SarabunPSK" w:hAnsi="TH SarabunPSK" w:cs="TH SarabunPSK"/>
+          <w:sz w:val="32"/>
+          <w:szCs w:val="32"/>
+        </w:rPr>
+        <w:t xml:space="preserve"> </w:t>
+      </w:r>
+      <w:r>
+        <w:rPr>
+          <w:rFonts w:ascii="TH SarabunPSK" w:hAnsi="TH SarabunPSK" w:cs="TH SarabunPSK"/>
+          <w:sz w:val="32"/>
+          <w:szCs w:val="32"/>
+          <w:cs/>
+          <w:lang w:val="en-US"/>
+        </w:rPr>
+        <w:t xml:space="preserve">คำนาม </w:t>
+      </w:r>
+      <w:r>
+        <w:rPr>
+          <w:rFonts w:ascii="TH SarabunPSK" w:hAnsi="TH SarabunPSK" w:cs="TH SarabunPSK"/>
+          <w:sz w:val="32"/>
+          <w:szCs w:val="32"/>
+        </w:rPr>
+        <w:t xml:space="preserve">aircraft </w:t>
+      </w:r>
+      <w:r>
+        <w:rPr>
+          <w:rFonts w:ascii="TH SarabunPSK" w:hAnsi="TH SarabunPSK" w:cs="TH SarabunPSK"/>
+          <w:sz w:val="32"/>
+          <w:szCs w:val="32"/>
+          <w:cs/>
+          <w:lang w:val="en-US"/>
+        </w:rPr>
+        <w:t xml:space="preserve">มีรูปเอกพจน์และพหูพจน์เหมือนกัน ไม่มี </w:t>
+      </w:r>
+      <w:r>
+        <w:rPr>
+          <w:rFonts w:ascii="TH SarabunPSK" w:hAnsi="TH SarabunPSK" w:cs="TH SarabunPSK"/>
+          <w:sz w:val="32"/>
+          <w:szCs w:val="32"/>
+        </w:rPr>
+        <w:t xml:space="preserve">s </w:t>
+      </w:r>
+      <w:r>
+        <w:rPr>
+          <w:rFonts w:ascii="TH SarabunPSK" w:hAnsi="TH SarabunPSK" w:cs="TH SarabunPSK"/>
+          <w:sz w:val="32"/>
+          <w:szCs w:val="32"/>
+          <w:cs/>
+          <w:lang w:val="en-US"/>
+        </w:rPr>
+        <w:t>ต่อท้ายคำ</w:t>
+      </w:r>
+    </w:p>
+    <w:p>
+      <w:pPr>
+        <w:numPr>
+          <w:ilvl w:val="0"/>
+          <w:numId w:val="9"/>
+        </w:numPr>
+        <w:rPr>
+          <w:rFonts w:ascii="TH SarabunPSK" w:hAnsi="TH SarabunPSK" w:cs="TH SarabunPSK"/>
+          <w:sz w:val="32"/>
+          <w:szCs w:val="32"/>
+        </w:rPr>
+      </w:pPr>
+      <w:r>
+        <w:rPr>
+          <w:rFonts w:ascii="TH SarabunPSK" w:hAnsi="TH SarabunPSK" w:cs="TH SarabunPSK"/>
+          <w:b/>
+          <w:bCs/>
+          <w:sz w:val="32"/>
+          <w:szCs w:val="32"/>
+          <w:cs/>
+          <w:lang w:val="en-US"/>
+        </w:rPr>
+        <w:t xml:space="preserve">คำตอบที่ถูกคือข้อ </w:t>
+      </w:r>
+      <w:r>
+        <w:rPr>
+          <w:rFonts w:ascii="TH SarabunPSK" w:hAnsi="TH SarabunPSK" w:cs="TH SarabunPSK"/>
+          <w:b/>
+          <w:bCs/>
+          <w:sz w:val="32"/>
+          <w:szCs w:val="32"/>
+        </w:rPr>
+        <w:t>4</w:t>
+      </w:r>
+      <w:r>
+        <w:rPr>
+          <w:rFonts w:ascii="TH SarabunPSK" w:hAnsi="TH SarabunPSK" w:cs="TH SarabunPSK"/>
+          <w:sz w:val="32"/>
+          <w:szCs w:val="32"/>
+        </w:rPr>
+        <w:t xml:space="preserve"> </w:t>
+      </w:r>
+      <w:r>
+        <w:rPr>
+          <w:rFonts w:ascii="TH SarabunPSK" w:hAnsi="TH SarabunPSK" w:cs="TH SarabunPSK"/>
+          <w:sz w:val="32"/>
+          <w:szCs w:val="32"/>
+          <w:cs/>
+          <w:lang w:val="en-US"/>
+        </w:rPr>
+        <w:t xml:space="preserve">ในที่นี้ต้องใช้ </w:t>
+      </w:r>
+      <w:r>
+        <w:rPr>
+          <w:rFonts w:ascii="TH SarabunPSK" w:hAnsi="TH SarabunPSK" w:cs="TH SarabunPSK"/>
+          <w:sz w:val="32"/>
+          <w:szCs w:val="32"/>
+        </w:rPr>
+        <w:t xml:space="preserve">anywhere </w:t>
+      </w:r>
+      <w:r>
+        <w:rPr>
+          <w:rFonts w:ascii="TH SarabunPSK" w:hAnsi="TH SarabunPSK" w:cs="TH SarabunPSK"/>
+          <w:sz w:val="32"/>
+          <w:szCs w:val="32"/>
+          <w:cs/>
+          <w:lang w:val="en-US"/>
+        </w:rPr>
+        <w:t xml:space="preserve">เพราะกริยาเป็นปฏิเสธแล้วคือ </w:t>
+      </w:r>
+      <w:r>
+        <w:rPr>
+          <w:rFonts w:ascii="TH SarabunPSK" w:hAnsi="TH SarabunPSK" w:cs="TH SarabunPSK"/>
+          <w:sz w:val="32"/>
+          <w:szCs w:val="32"/>
+        </w:rPr>
+        <w:t xml:space="preserve">cannot be found </w:t>
+      </w:r>
+      <w:r>
+        <w:rPr>
+          <w:rFonts w:ascii="TH SarabunPSK" w:hAnsi="TH SarabunPSK" w:cs="TH SarabunPSK"/>
+          <w:sz w:val="32"/>
+          <w:szCs w:val="32"/>
+          <w:cs/>
+          <w:lang w:val="en-US"/>
+        </w:rPr>
+        <w:t xml:space="preserve">หากจะใช้ </w:t>
+      </w:r>
+      <w:r>
+        <w:rPr>
+          <w:rFonts w:ascii="TH SarabunPSK" w:hAnsi="TH SarabunPSK" w:cs="TH SarabunPSK"/>
+          <w:sz w:val="32"/>
+          <w:szCs w:val="32"/>
+        </w:rPr>
+        <w:t xml:space="preserve">nowhere </w:t>
+      </w:r>
+      <w:r>
+        <w:rPr>
+          <w:rFonts w:ascii="TH SarabunPSK" w:hAnsi="TH SarabunPSK" w:cs="TH SarabunPSK"/>
+          <w:sz w:val="32"/>
+          <w:szCs w:val="32"/>
+          <w:cs/>
+          <w:lang w:val="en-US"/>
+        </w:rPr>
+        <w:t xml:space="preserve">ต้องเขียนว่า </w:t>
+      </w:r>
+      <w:r>
+        <w:rPr>
+          <w:rFonts w:ascii="TH SarabunPSK" w:hAnsi="TH SarabunPSK" w:cs="TH SarabunPSK"/>
+          <w:sz w:val="32"/>
+          <w:szCs w:val="32"/>
+        </w:rPr>
+        <w:t>… and can be found nowhere else.</w:t>
+      </w:r>
+    </w:p>
+    <w:p>
+      <w:pPr>
+        <w:rPr>
+          <w:rFonts w:ascii="TH SarabunPSK" w:hAnsi="TH SarabunPSK" w:cs="TH SarabunPSK"/>
+          <w:sz w:val="32"/>
+          <w:szCs w:val="32"/>
+          <w:lang w:val="en-US"/>
+        </w:rPr>
+      </w:pPr>
+      <w:r>
+        <w:rPr>
+          <w:rFonts w:ascii="TH SarabunPSK" w:hAnsi="TH SarabunPSK" w:cs="TH SarabunPSK"/>
+          <w:sz w:val="32"/>
+          <w:szCs w:val="32"/>
+        </w:rPr>
+        <w:lastRenderedPageBreak/>
+        <w:t>TAPESCRIPT</w:t>
+      </w:r>
+      <w:r>
+        <w:rPr>
+          <w:rFonts w:ascii="TH SarabunPSK" w:hAnsi="TH SarabunPSK" w:cs="TH SarabunPSK" w:hint="cs"/>
+          <w:sz w:val="32"/>
+          <w:szCs w:val="32"/>
+          <w:cs/>
+        </w:rPr>
+        <w:t xml:space="preserve"> </w:t>
+      </w:r>
+      <w:proofErr w:type="spellStart"/>
+      <w:r>
+        <w:rPr>
+          <w:rFonts w:ascii="TH SarabunPSK" w:hAnsi="TH SarabunPSK" w:cs="TH SarabunPSK"/>
+          <w:sz w:val="32"/>
+          <w:szCs w:val="32"/>
+          <w:lang w:val="en-US"/>
+        </w:rPr>
+        <w:t>Lintening</w:t>
+      </w:r>
+      <w:proofErr w:type="spellEnd"/>
+      <w:r>
+        <w:rPr>
+          <w:rFonts w:ascii="TH SarabunPSK" w:hAnsi="TH SarabunPSK" w:cs="TH SarabunPSK"/>
+          <w:sz w:val="32"/>
+          <w:szCs w:val="32"/>
+          <w:lang w:val="en-US"/>
+        </w:rPr>
+        <w:t xml:space="preserve"> </w:t>
+      </w:r>
+    </w:p>
+    <w:p>
+      <w:pPr>
+        <w:rPr>
+          <w:rFonts w:ascii="TH SarabunPSK" w:hAnsi="TH SarabunPSK" w:cs="TH SarabunPSK"/>
+          <w:sz w:val="32"/>
+          <w:szCs w:val="32"/>
+        </w:rPr>
+      </w:pPr>
+      <w:r>
+        <w:rPr>
+          <w:rFonts w:ascii="TH SarabunPSK" w:hAnsi="TH SarabunPSK" w:cs="TH SarabunPSK"/>
+          <w:b/>
+          <w:bCs/>
+          <w:sz w:val="32"/>
+          <w:szCs w:val="32"/>
+        </w:rPr>
+        <w:t>Practice Test</w:t>
+      </w:r>
+      <w:r>
+        <w:rPr>
+          <w:rFonts w:ascii="TH SarabunPSK" w:hAnsi="TH SarabunPSK" w:cs="TH SarabunPSK"/>
+          <w:sz w:val="32"/>
+          <w:szCs w:val="32"/>
+        </w:rPr>
+        <w:br/>
+      </w:r>
+      <w:r>
+        <w:rPr>
+          <w:rFonts w:ascii="TH SarabunPSK" w:hAnsi="TH SarabunPSK" w:cs="TH SarabunPSK"/>
+          <w:b/>
+          <w:bCs/>
+          <w:sz w:val="32"/>
+          <w:szCs w:val="32"/>
+        </w:rPr>
+        <w:t>FORM 1</w:t>
+      </w:r>
+    </w:p>
+    <w:p>
+      <w:pPr>
+        <w:jc w:val="thaiDistribute"/>
+        <w:rPr>
+          <w:rFonts w:ascii="TH SarabunPSK" w:hAnsi="TH SarabunPSK" w:cs="TH SarabunPSK"/>
+          <w:sz w:val="32"/>
+          <w:szCs w:val="32"/>
+        </w:rPr>
+      </w:pPr>
+      <w:r>
+        <w:rPr>
+          <w:rFonts w:ascii="TH SarabunPSK" w:hAnsi="TH SarabunPSK" w:cs="TH SarabunPSK"/>
+          <w:sz w:val="32"/>
+          <w:szCs w:val="32"/>
+        </w:rPr>
+        <w:t xml:space="preserve">This is the Chulalongkorn University Listening Comprehension Test. The test consists of 3 parts. Each part of the test will be spoken </w:t>
+      </w:r>
+      <w:r>
+        <w:rPr>
+          <w:rFonts w:ascii="TH SarabunPSK" w:hAnsi="TH SarabunPSK" w:cs="TH SarabunPSK"/>
+          <w:b/>
+          <w:bCs/>
+          <w:sz w:val="32"/>
+          <w:szCs w:val="32"/>
+        </w:rPr>
+        <w:t>only once</w:t>
+      </w:r>
+      <w:r>
+        <w:rPr>
+          <w:rFonts w:ascii="TH SarabunPSK" w:hAnsi="TH SarabunPSK" w:cs="TH SarabunPSK"/>
+          <w:sz w:val="32"/>
+          <w:szCs w:val="32"/>
+        </w:rPr>
+        <w:t>. Listen carefully to what the speakers say. You may take notes if you wish. Then, the questions will be asked. For each question, there will be 4 choices: 1, 2, 3 and 4. The four choices are printed in your test booklet. Decide which choice is the best answer. Then, find the number of the question on your answer sheet and blacken the space that corresponds to the answer you have chosen. First, listen to the following example.</w:t>
+      </w:r>
+    </w:p>
+    <w:p>
+      <w:pPr>
+        <w:jc w:val="thaiDistribute"/>
+        <w:rPr>
+          <w:rFonts w:ascii="TH SarabunPSK" w:hAnsi="TH SarabunPSK" w:cs="TH SarabunPSK"/>
+          <w:sz w:val="32"/>
+          <w:szCs w:val="32"/>
+        </w:rPr>
+      </w:pPr>
+      <w:r>
+        <w:rPr>
+          <w:rFonts w:ascii="TH SarabunPSK" w:hAnsi="TH SarabunPSK" w:cs="TH SarabunPSK"/>
+          <w:sz w:val="32"/>
+          <w:szCs w:val="32"/>
+        </w:rPr>
+        <w:t>You will hear: (Woman) There was a large crowd at the auction. You must have collected a lot of money for your fund raising.</w:t>
+      </w:r>
+      <w:r>
+        <w:rPr>
+          <w:rFonts w:ascii="TH SarabunPSK" w:hAnsi="TH SarabunPSK" w:cs="TH SarabunPSK"/>
+          <w:sz w:val="32"/>
+          <w:szCs w:val="32"/>
+        </w:rPr>
+        <w:br/>
+        <w:t>(Man) Not as much as we would have liked.</w:t>
+      </w:r>
+      <w:r>
+        <w:rPr>
+          <w:rFonts w:ascii="TH SarabunPSK" w:hAnsi="TH SarabunPSK" w:cs="TH SarabunPSK"/>
+          <w:sz w:val="32"/>
+          <w:szCs w:val="32"/>
+        </w:rPr>
+        <w:br/>
+        <w:t>(Narrator) What does the man mean?</w:t>
+      </w:r>
+    </w:p>
+    <w:p>
+      <w:pPr>
+        <w:jc w:val="thaiDistribute"/>
+        <w:rPr>
+          <w:rFonts w:ascii="TH SarabunPSK" w:hAnsi="TH SarabunPSK" w:cs="TH SarabunPSK"/>
+          <w:sz w:val="32"/>
+          <w:szCs w:val="32"/>
+        </w:rPr>
+      </w:pPr>
+      <w:r>
+        <w:rPr>
+          <w:rFonts w:ascii="TH SarabunPSK" w:hAnsi="TH SarabunPSK" w:cs="TH SarabunPSK"/>
+          <w:sz w:val="32"/>
+          <w:szCs w:val="32"/>
+        </w:rPr>
+        <w:t>You will read:</w:t>
+      </w:r>
+    </w:p>
+    <w:p>
+      <w:pPr>
+        <w:numPr>
+          <w:ilvl w:val="0"/>
+          <w:numId w:val="10"/>
+        </w:numPr>
+        <w:jc w:val="thaiDistribute"/>
+        <w:rPr>
+          <w:rFonts w:ascii="TH SarabunPSK" w:hAnsi="TH SarabunPSK" w:cs="TH SarabunPSK"/>
+          <w:sz w:val="32"/>
+          <w:szCs w:val="32"/>
+        </w:rPr>
+      </w:pPr>
+      <w:r>
+        <w:rPr>
+          <w:rFonts w:ascii="TH SarabunPSK" w:hAnsi="TH SarabunPSK" w:cs="TH SarabunPSK"/>
+          <w:sz w:val="32"/>
+          <w:szCs w:val="32"/>
+        </w:rPr>
+        <w:t>He didn't have much fun at the auction.</w:t>
+      </w:r>
+    </w:p>
+    <w:p>
+      <w:pPr>
+        <w:numPr>
+          <w:ilvl w:val="0"/>
+          <w:numId w:val="10"/>
+        </w:numPr>
+        <w:jc w:val="thaiDistribute"/>
+        <w:rPr>
+          <w:rFonts w:ascii="TH SarabunPSK" w:hAnsi="TH SarabunPSK" w:cs="TH SarabunPSK"/>
+          <w:sz w:val="32"/>
+          <w:szCs w:val="32"/>
+        </w:rPr>
+      </w:pPr>
+      <w:r>
+        <w:rPr>
+          <w:rFonts w:ascii="TH SarabunPSK" w:hAnsi="TH SarabunPSK" w:cs="TH SarabunPSK"/>
+          <w:sz w:val="32"/>
+          <w:szCs w:val="32"/>
+        </w:rPr>
+        <w:t>A lot of people sold more things than he did.</w:t>
+      </w:r>
+    </w:p>
+    <w:p>
+      <w:pPr>
+        <w:numPr>
+          <w:ilvl w:val="0"/>
+          <w:numId w:val="10"/>
+        </w:numPr>
+        <w:jc w:val="thaiDistribute"/>
+        <w:rPr>
+          <w:rFonts w:ascii="TH SarabunPSK" w:hAnsi="TH SarabunPSK" w:cs="TH SarabunPSK"/>
+          <w:sz w:val="32"/>
+          <w:szCs w:val="32"/>
+        </w:rPr>
+      </w:pPr>
+      <w:r>
+        <w:rPr>
+          <w:rFonts w:ascii="TH SarabunPSK" w:hAnsi="TH SarabunPSK" w:cs="TH SarabunPSK"/>
+          <w:sz w:val="32"/>
+          <w:szCs w:val="32"/>
+        </w:rPr>
+        <w:t>He didn't collect as much money as the woman.</w:t>
+      </w:r>
+    </w:p>
+    <w:p>
+      <w:pPr>
+        <w:numPr>
+          <w:ilvl w:val="0"/>
+          <w:numId w:val="10"/>
+        </w:numPr>
+        <w:jc w:val="thaiDistribute"/>
+        <w:rPr>
+          <w:rFonts w:ascii="TH SarabunPSK" w:hAnsi="TH SarabunPSK" w:cs="TH SarabunPSK"/>
+          <w:sz w:val="32"/>
+          <w:szCs w:val="32"/>
+        </w:rPr>
+      </w:pPr>
+      <w:r>
+        <w:rPr>
+          <w:rFonts w:ascii="TH SarabunPSK" w:hAnsi="TH SarabunPSK" w:cs="TH SarabunPSK"/>
+          <w:sz w:val="32"/>
+          <w:szCs w:val="32"/>
+        </w:rPr>
+        <w:t>They didn't make as much money as they had hoped.</w:t>
+      </w:r>
+    </w:p>
+    <w:p>
+      <w:pPr>
+        <w:jc w:val="thaiDistribute"/>
+        <w:rPr>
+          <w:rFonts w:ascii="TH SarabunPSK" w:hAnsi="TH SarabunPSK" w:cs="TH SarabunPSK"/>
+          <w:sz w:val="32"/>
+          <w:szCs w:val="32"/>
+        </w:rPr>
+      </w:pPr>
+      <w:r>
+        <w:rPr>
+          <w:rFonts w:ascii="TH SarabunPSK" w:hAnsi="TH SarabunPSK" w:cs="TH SarabunPSK"/>
+          <w:sz w:val="32"/>
+          <w:szCs w:val="32"/>
+        </w:rPr>
+        <w:t>The correct answer is Number 4, so you should blacken Number 4 on your answer sheet.</w:t>
+      </w:r>
+    </w:p>
+    <w:p>
+      <w:pPr>
+        <w:numPr>
+          <w:ilvl w:val="0"/>
+          <w:numId w:val="11"/>
+        </w:numPr>
+        <w:jc w:val="thaiDistribute"/>
+        <w:rPr>
+          <w:rFonts w:ascii="TH SarabunPSK" w:hAnsi="TH SarabunPSK" w:cs="TH SarabunPSK"/>
+          <w:sz w:val="32"/>
+          <w:szCs w:val="32"/>
+        </w:rPr>
+      </w:pPr>
+      <w:r>
+        <w:rPr>
+          <w:rFonts w:ascii="Arial" w:hAnsi="Arial" w:cs="Arial"/>
+          <w:sz w:val="32"/>
+          <w:szCs w:val="32"/>
+        </w:rPr>
+        <w:t>○</w:t>
+      </w:r>
+      <w:r>
+        <w:rPr>
+          <w:rFonts w:ascii="TH SarabunPSK" w:hAnsi="TH SarabunPSK" w:cs="TH SarabunPSK"/>
+          <w:sz w:val="32"/>
+          <w:szCs w:val="32"/>
+        </w:rPr>
+        <w:t xml:space="preserve"> 2. </w:t>
+      </w:r>
+      <w:r>
+        <w:rPr>
+          <w:rFonts w:ascii="Arial" w:hAnsi="Arial" w:cs="Arial"/>
+          <w:sz w:val="32"/>
+          <w:szCs w:val="32"/>
+        </w:rPr>
+        <w:t>○</w:t>
+      </w:r>
+      <w:r>
+        <w:rPr>
+          <w:rFonts w:ascii="TH SarabunPSK" w:hAnsi="TH SarabunPSK" w:cs="TH SarabunPSK"/>
+          <w:sz w:val="32"/>
+          <w:szCs w:val="32"/>
+        </w:rPr>
+        <w:t xml:space="preserve"> 3. </w:t>
+      </w:r>
+      <w:r>
+        <w:rPr>
+          <w:rFonts w:ascii="Arial" w:hAnsi="Arial" w:cs="Arial"/>
+          <w:sz w:val="32"/>
+          <w:szCs w:val="32"/>
+        </w:rPr>
+        <w:t>○</w:t>
+      </w:r>
+      <w:r>
+        <w:rPr>
+          <w:rFonts w:ascii="TH SarabunPSK" w:hAnsi="TH SarabunPSK" w:cs="TH SarabunPSK"/>
+          <w:sz w:val="32"/>
+          <w:szCs w:val="32"/>
+        </w:rPr>
+        <w:t xml:space="preserve"> 4. </w:t>
+      </w:r>
+      <w:r>
+        <w:rPr>
+          <w:rFonts w:ascii="Arial" w:hAnsi="Arial" w:cs="Arial"/>
+          <w:sz w:val="32"/>
+          <w:szCs w:val="32"/>
+        </w:rPr>
+        <w:t>●</w:t>
+      </w:r>
+    </w:p>
+    <w:p>
+      <w:pPr>
+        <w:jc w:val="thaiDistribute"/>
+        <w:rPr>
+          <w:rFonts w:ascii="TH SarabunPSK" w:hAnsi="TH SarabunPSK" w:cs="TH SarabunPSK"/>
+          <w:sz w:val="32"/>
+          <w:szCs w:val="32"/>
+        </w:rPr>
+      </w:pPr>
+      <w:r>
+        <w:rPr>
+          <w:rFonts w:ascii="TH SarabunPSK" w:hAnsi="TH SarabunPSK" w:cs="TH SarabunPSK"/>
+          <w:b/>
+          <w:bCs/>
+          <w:sz w:val="32"/>
+          <w:szCs w:val="32"/>
+        </w:rPr>
+        <w:t>PART I</w:t>
+      </w:r>
+    </w:p>
+    <w:p>
+      <w:pPr>
+        <w:jc w:val="thaiDistribute"/>
+        <w:rPr>
+          <w:rFonts w:ascii="TH SarabunPSK" w:hAnsi="TH SarabunPSK" w:cs="TH SarabunPSK"/>
+          <w:sz w:val="32"/>
+          <w:szCs w:val="32"/>
+        </w:rPr>
+      </w:pPr>
+      <w:r>
+        <w:rPr>
+          <w:rFonts w:ascii="TH SarabunPSK" w:hAnsi="TH SarabunPSK" w:cs="TH SarabunPSK"/>
+          <w:sz w:val="32"/>
+          <w:szCs w:val="32"/>
+        </w:rPr>
+        <w:t xml:space="preserve">Directions: You will hear short conversations between two people. After each conversation, a question will be asked. You will hear the conversation </w:t>
+      </w:r>
+      <w:r>
+        <w:rPr>
+          <w:rFonts w:ascii="TH SarabunPSK" w:hAnsi="TH SarabunPSK" w:cs="TH SarabunPSK"/>
+          <w:b/>
+          <w:bCs/>
+          <w:sz w:val="32"/>
+          <w:szCs w:val="32"/>
+        </w:rPr>
+        <w:t>only once</w:t>
+      </w:r>
+      <w:r>
+        <w:rPr>
+          <w:rFonts w:ascii="TH SarabunPSK" w:hAnsi="TH SarabunPSK" w:cs="TH SarabunPSK"/>
+          <w:sz w:val="32"/>
+          <w:szCs w:val="32"/>
+        </w:rPr>
+        <w:t>, so you must listen carefully to what each speaker says. After you hear the conversation and the question, read the four choices and choose the one which best answers the question.</w:t>
+      </w:r>
+    </w:p>
+    <w:p>
+      <w:pPr>
+        <w:jc w:val="thaiDistribute"/>
+        <w:rPr>
+          <w:rFonts w:ascii="TH SarabunPSK" w:hAnsi="TH SarabunPSK" w:cs="TH SarabunPSK"/>
+          <w:sz w:val="32"/>
+          <w:szCs w:val="32"/>
+        </w:rPr>
+      </w:pPr>
+      <w:r>
+        <w:rPr>
+          <w:rFonts w:ascii="TH SarabunPSK" w:hAnsi="TH SarabunPSK" w:cs="TH SarabunPSK"/>
+          <w:sz w:val="32"/>
+          <w:szCs w:val="32"/>
+        </w:rPr>
+        <w:t>Question 1. W: I really think our new project is going to be a big success!</w:t>
+      </w:r>
+      <w:r>
+        <w:rPr>
+          <w:rFonts w:ascii="TH SarabunPSK" w:hAnsi="TH SarabunPSK" w:cs="TH SarabunPSK"/>
+          <w:sz w:val="32"/>
+          <w:szCs w:val="32"/>
+        </w:rPr>
+        <w:br/>
+        <w:t>M: I wish I could share your enthusiasm.</w:t>
+      </w:r>
+    </w:p>
+    <w:p>
+      <w:pPr>
+        <w:jc w:val="thaiDistribute"/>
+        <w:rPr>
+          <w:rFonts w:ascii="TH SarabunPSK" w:hAnsi="TH SarabunPSK" w:cs="TH SarabunPSK"/>
+          <w:sz w:val="32"/>
+          <w:szCs w:val="32"/>
+        </w:rPr>
+      </w:pPr>
+      <w:r>
+        <w:rPr>
+          <w:rFonts w:ascii="TH SarabunPSK" w:hAnsi="TH SarabunPSK" w:cs="TH SarabunPSK"/>
+          <w:sz w:val="32"/>
+          <w:szCs w:val="32"/>
+        </w:rPr>
+        <w:t>(narrator) How does the man most likely feel?</w:t>
+      </w:r>
+    </w:p>
+    <w:p>
+      <w:pPr>
+        <w:jc w:val="thaiDistribute"/>
+        <w:rPr>
+          <w:rFonts w:ascii="TH SarabunPSK" w:hAnsi="TH SarabunPSK" w:cs="TH SarabunPSK"/>
+          <w:b/>
+          <w:bCs/>
+          <w:sz w:val="32"/>
+          <w:szCs w:val="32"/>
+        </w:rPr>
+      </w:pPr>
+      <w:r>
+        <w:rPr>
+          <w:rFonts w:ascii="TH SarabunPSK" w:hAnsi="TH SarabunPSK" w:cs="TH SarabunPSK"/>
+          <w:b/>
+          <w:bCs/>
+          <w:sz w:val="32"/>
+          <w:szCs w:val="32"/>
+          <w:cs/>
+          <w:lang w:val="en-US"/>
+        </w:rPr>
+        <w:t xml:space="preserve">ภาพที่ </w:t>
+      </w:r>
+      <w:r>
+        <w:rPr>
+          <w:rFonts w:ascii="TH SarabunPSK" w:hAnsi="TH SarabunPSK" w:cs="TH SarabunPSK"/>
+          <w:b/>
+          <w:bCs/>
+          <w:sz w:val="32"/>
+          <w:szCs w:val="32"/>
+        </w:rPr>
+        <w:t>7 (</w:t>
+      </w:r>
+      <w:r>
+        <w:rPr>
+          <w:rFonts w:ascii="TH SarabunPSK" w:hAnsi="TH SarabunPSK" w:cs="TH SarabunPSK"/>
+          <w:b/>
+          <w:bCs/>
+          <w:sz w:val="32"/>
+          <w:szCs w:val="32"/>
+          <w:cs/>
+          <w:lang w:val="en-US"/>
+        </w:rPr>
+        <w:t xml:space="preserve">หน้า </w:t>
+      </w:r>
+      <w:r>
+        <w:rPr>
+          <w:rFonts w:ascii="TH SarabunPSK" w:hAnsi="TH SarabunPSK" w:cs="TH SarabunPSK"/>
+          <w:b/>
+          <w:bCs/>
+          <w:sz w:val="32"/>
+          <w:szCs w:val="32"/>
+        </w:rPr>
+        <w:t>205)</w:t>
+      </w:r>
+    </w:p>
+    <w:p>
+      <w:pPr>
+        <w:jc w:val="thaiDistribute"/>
+        <w:rPr>
+          <w:rFonts w:ascii="TH SarabunPSK" w:hAnsi="TH SarabunPSK" w:cs="TH SarabunPSK"/>
+          <w:sz w:val="32"/>
+          <w:szCs w:val="32"/>
+        </w:rPr>
+      </w:pPr>
+      <w:r>
+        <w:rPr>
+          <w:rFonts w:ascii="TH SarabunPSK" w:hAnsi="TH SarabunPSK" w:cs="TH SarabunPSK"/>
+          <w:b/>
+          <w:bCs/>
+          <w:sz w:val="32"/>
+          <w:szCs w:val="32"/>
+        </w:rPr>
+        <w:t>Practice Test III | 205</w:t>
+      </w:r>
+    </w:p>
+    <w:p>
+      <w:pPr>
+        <w:jc w:val="thaiDistribute"/>
+        <w:rPr>
+          <w:rFonts w:ascii="TH SarabunPSK" w:hAnsi="TH SarabunPSK" w:cs="TH SarabunPSK"/>
+          <w:sz w:val="32"/>
+          <w:szCs w:val="32"/>
+        </w:rPr>
+      </w:pPr>
+      <w:r>
+        <w:rPr>
+          <w:rFonts w:ascii="TH SarabunPSK" w:hAnsi="TH SarabunPSK" w:cs="TH SarabunPSK"/>
+          <w:sz w:val="32"/>
+          <w:szCs w:val="32"/>
+        </w:rPr>
+        <w:lastRenderedPageBreak/>
+        <w:t>Question 2. M: How was your exchange program? Was it a good experience?</w:t>
+      </w:r>
+      <w:r>
+        <w:rPr>
+          <w:rFonts w:ascii="TH SarabunPSK" w:hAnsi="TH SarabunPSK" w:cs="TH SarabunPSK"/>
+          <w:sz w:val="32"/>
+          <w:szCs w:val="32"/>
+        </w:rPr>
+        <w:br/>
+        <w:t>W: I'd do it again in a heartbeat.</w:t>
+      </w:r>
+    </w:p>
+    <w:p>
+      <w:pPr>
+        <w:jc w:val="thaiDistribute"/>
+        <w:rPr>
+          <w:rFonts w:ascii="TH SarabunPSK" w:hAnsi="TH SarabunPSK" w:cs="TH SarabunPSK"/>
+          <w:sz w:val="32"/>
+          <w:szCs w:val="32"/>
+        </w:rPr>
+      </w:pPr>
+      <w:r>
+        <w:rPr>
+          <w:rFonts w:ascii="TH SarabunPSK" w:hAnsi="TH SarabunPSK" w:cs="TH SarabunPSK"/>
+          <w:sz w:val="32"/>
+          <w:szCs w:val="32"/>
+        </w:rPr>
+        <w:t>(narrator) What can be INFERRED from the conversation?</w:t>
+      </w:r>
+    </w:p>
+    <w:p>
+      <w:pPr>
+        <w:jc w:val="thaiDistribute"/>
+        <w:rPr>
+          <w:rFonts w:ascii="TH SarabunPSK" w:hAnsi="TH SarabunPSK" w:cs="TH SarabunPSK"/>
+          <w:sz w:val="32"/>
+          <w:szCs w:val="32"/>
+        </w:rPr>
+      </w:pPr>
+      <w:r>
+        <w:rPr>
+          <w:rFonts w:ascii="TH SarabunPSK" w:hAnsi="TH SarabunPSK" w:cs="TH SarabunPSK"/>
+          <w:sz w:val="32"/>
+          <w:szCs w:val="32"/>
+        </w:rPr>
+        <w:t>Question 3. W: OK, I've stitched up the cut. Make sure to keep the area dry. You should take antibiotics for a few days to make sure it doesn't get infected.</w:t>
+      </w:r>
+      <w:r>
+        <w:rPr>
+          <w:rFonts w:ascii="TH SarabunPSK" w:hAnsi="TH SarabunPSK" w:cs="TH SarabunPSK"/>
+          <w:sz w:val="32"/>
+          <w:szCs w:val="32"/>
+        </w:rPr>
+        <w:br/>
+        <w:t>M: From now on I will be more careful with kitchen knives. Umm...when can you remove the stiches?</w:t>
+      </w:r>
+    </w:p>
+    <w:p>
+      <w:pPr>
+        <w:jc w:val="thaiDistribute"/>
+        <w:rPr>
+          <w:rFonts w:ascii="TH SarabunPSK" w:hAnsi="TH SarabunPSK" w:cs="TH SarabunPSK"/>
+          <w:sz w:val="32"/>
+          <w:szCs w:val="32"/>
+        </w:rPr>
+      </w:pPr>
+      <w:r>
+        <w:rPr>
+          <w:rFonts w:ascii="TH SarabunPSK" w:hAnsi="TH SarabunPSK" w:cs="TH SarabunPSK"/>
+          <w:sz w:val="32"/>
+          <w:szCs w:val="32"/>
+        </w:rPr>
+        <w:t>(narrator) Where are the two speakers?</w:t>
+      </w:r>
+    </w:p>
+    <w:p>
+      <w:pPr>
+        <w:jc w:val="thaiDistribute"/>
+        <w:rPr>
+          <w:rFonts w:ascii="TH SarabunPSK" w:hAnsi="TH SarabunPSK" w:cs="TH SarabunPSK"/>
+          <w:sz w:val="32"/>
+          <w:szCs w:val="32"/>
+        </w:rPr>
+      </w:pPr>
+      <w:r>
+        <w:rPr>
+          <w:rFonts w:ascii="TH SarabunPSK" w:hAnsi="TH SarabunPSK" w:cs="TH SarabunPSK"/>
+          <w:sz w:val="32"/>
+          <w:szCs w:val="32"/>
+        </w:rPr>
+        <w:t>Question 4. M: When is Michael going to be here? I told everyone to be here at 7.</w:t>
+      </w:r>
+      <w:r>
+        <w:rPr>
+          <w:rFonts w:ascii="TH SarabunPSK" w:hAnsi="TH SarabunPSK" w:cs="TH SarabunPSK"/>
+          <w:sz w:val="32"/>
+          <w:szCs w:val="32"/>
+        </w:rPr>
+        <w:br/>
+        <w:t>W: Well, he usually leaves work at 5 p.m., and it's about 30 minutes' drive from there. He said he'd make a quick stop to get a bottle of wine first though. Anyhow, he'll be here before everyone arrives for sure.</w:t>
+      </w:r>
+    </w:p>
+    <w:p>
+      <w:pPr>
+        <w:jc w:val="thaiDistribute"/>
+        <w:rPr>
+          <w:rFonts w:ascii="TH SarabunPSK" w:hAnsi="TH SarabunPSK" w:cs="TH SarabunPSK"/>
+          <w:sz w:val="32"/>
+          <w:szCs w:val="32"/>
+        </w:rPr>
+      </w:pPr>
+      <w:r>
+        <w:rPr>
+          <w:rFonts w:ascii="TH SarabunPSK" w:hAnsi="TH SarabunPSK" w:cs="TH SarabunPSK"/>
+          <w:sz w:val="32"/>
+          <w:szCs w:val="32"/>
+        </w:rPr>
+        <w:t>(narrator) What time can they most likely expect to see Michael?</w:t>
+      </w:r>
+    </w:p>
+    <w:p>
+      <w:pPr>
+        <w:jc w:val="thaiDistribute"/>
+        <w:rPr>
+          <w:rFonts w:ascii="TH SarabunPSK" w:hAnsi="TH SarabunPSK" w:cs="TH SarabunPSK"/>
+          <w:sz w:val="32"/>
+          <w:szCs w:val="32"/>
+        </w:rPr>
+      </w:pPr>
+      <w:r>
+        <w:rPr>
+          <w:rFonts w:ascii="TH SarabunPSK" w:hAnsi="TH SarabunPSK" w:cs="TH SarabunPSK"/>
+          <w:sz w:val="32"/>
+          <w:szCs w:val="32"/>
+        </w:rPr>
+        <w:t>Question 5. M: What should we have for dinner—Thai, Japanese, Italian, or steak?</w:t>
+      </w:r>
+      <w:r>
+        <w:rPr>
+          <w:rFonts w:ascii="TH SarabunPSK" w:hAnsi="TH SarabunPSK" w:cs="TH SarabunPSK"/>
+          <w:sz w:val="32"/>
+          <w:szCs w:val="32"/>
+        </w:rPr>
+        <w:br/>
+        <w:t>W: Another steak dinner, and I'll go 'moo'.</w:t>
+      </w:r>
+    </w:p>
+    <w:p>
+      <w:pPr>
+        <w:jc w:val="thaiDistribute"/>
+        <w:rPr>
+          <w:rFonts w:ascii="TH SarabunPSK" w:hAnsi="TH SarabunPSK" w:cs="TH SarabunPSK"/>
+          <w:sz w:val="32"/>
+          <w:szCs w:val="32"/>
+        </w:rPr>
+      </w:pPr>
+      <w:r>
+        <w:rPr>
+          <w:rFonts w:ascii="TH SarabunPSK" w:hAnsi="TH SarabunPSK" w:cs="TH SarabunPSK"/>
+          <w:sz w:val="32"/>
+          <w:szCs w:val="32"/>
+        </w:rPr>
+        <w:t>(narrator) What does the woman imply?</w:t>
+      </w:r>
+    </w:p>
+    <w:p>
+      <w:pPr>
+        <w:jc w:val="thaiDistribute"/>
+        <w:rPr>
+          <w:rFonts w:ascii="TH SarabunPSK" w:hAnsi="TH SarabunPSK" w:cs="TH SarabunPSK"/>
+          <w:sz w:val="32"/>
+          <w:szCs w:val="32"/>
+        </w:rPr>
+      </w:pPr>
+      <w:r>
+        <w:rPr>
+          <w:rFonts w:ascii="TH SarabunPSK" w:hAnsi="TH SarabunPSK" w:cs="TH SarabunPSK"/>
+          <w:sz w:val="32"/>
+          <w:szCs w:val="32"/>
+        </w:rPr>
+        <w:t>Question 6. W: I want to make a birthday cake for Pam, but we've run out of butter.</w:t>
+      </w:r>
+      <w:r>
+        <w:rPr>
+          <w:rFonts w:ascii="TH SarabunPSK" w:hAnsi="TH SarabunPSK" w:cs="TH SarabunPSK"/>
+          <w:sz w:val="32"/>
+          <w:szCs w:val="32"/>
+        </w:rPr>
+        <w:br/>
+        <w:t>M: If you can wait, I'll pick some up on the way back home from work tonight.</w:t>
+      </w:r>
+    </w:p>
+    <w:p>
+      <w:pPr>
+        <w:jc w:val="thaiDistribute"/>
+        <w:rPr>
+          <w:rFonts w:ascii="TH SarabunPSK" w:hAnsi="TH SarabunPSK" w:cs="TH SarabunPSK"/>
+          <w:sz w:val="32"/>
+          <w:szCs w:val="32"/>
+        </w:rPr>
+      </w:pPr>
+      <w:r>
+        <w:rPr>
+          <w:rFonts w:ascii="TH SarabunPSK" w:hAnsi="TH SarabunPSK" w:cs="TH SarabunPSK"/>
+          <w:sz w:val="32"/>
+          <w:szCs w:val="32"/>
+        </w:rPr>
+        <w:t>(narrator) What is the man most likely going to do next?</w:t>
+      </w:r>
+    </w:p>
+    <w:p>
+      <w:pPr>
+        <w:jc w:val="thaiDistribute"/>
+        <w:rPr>
+          <w:rFonts w:ascii="TH SarabunPSK" w:hAnsi="TH SarabunPSK" w:cs="TH SarabunPSK"/>
+          <w:b/>
+          <w:bCs/>
+          <w:sz w:val="32"/>
+          <w:szCs w:val="32"/>
+        </w:rPr>
+      </w:pPr>
+      <w:r>
+        <w:rPr>
+          <w:rFonts w:ascii="TH SarabunPSK" w:hAnsi="TH SarabunPSK" w:cs="TH SarabunPSK"/>
+          <w:b/>
+          <w:bCs/>
+          <w:sz w:val="32"/>
+          <w:szCs w:val="32"/>
+          <w:cs/>
+          <w:lang w:val="en-US"/>
+        </w:rPr>
+        <w:t xml:space="preserve">ภาพที่ </w:t>
+      </w:r>
+      <w:r>
+        <w:rPr>
+          <w:rFonts w:ascii="TH SarabunPSK" w:hAnsi="TH SarabunPSK" w:cs="TH SarabunPSK"/>
+          <w:b/>
+          <w:bCs/>
+          <w:sz w:val="32"/>
+          <w:szCs w:val="32"/>
+        </w:rPr>
+        <w:t>8 (</w:t>
+      </w:r>
+      <w:r>
+        <w:rPr>
+          <w:rFonts w:ascii="TH SarabunPSK" w:hAnsi="TH SarabunPSK" w:cs="TH SarabunPSK"/>
+          <w:b/>
+          <w:bCs/>
+          <w:sz w:val="32"/>
+          <w:szCs w:val="32"/>
+          <w:cs/>
+          <w:lang w:val="en-US"/>
+        </w:rPr>
+        <w:t xml:space="preserve">หน้า </w:t>
+      </w:r>
+      <w:r>
+        <w:rPr>
+          <w:rFonts w:ascii="TH SarabunPSK" w:hAnsi="TH SarabunPSK" w:cs="TH SarabunPSK"/>
+          <w:b/>
+          <w:bCs/>
+          <w:sz w:val="32"/>
+          <w:szCs w:val="32"/>
+        </w:rPr>
+        <w:t>206)</w:t>
+      </w:r>
+    </w:p>
+    <w:p>
+      <w:pPr>
+        <w:jc w:val="thaiDistribute"/>
+        <w:rPr>
+          <w:rFonts w:ascii="TH SarabunPSK" w:hAnsi="TH SarabunPSK" w:cs="TH SarabunPSK"/>
+          <w:sz w:val="32"/>
+          <w:szCs w:val="32"/>
+        </w:rPr>
+      </w:pPr>
+      <w:r>
+        <w:rPr>
+          <w:rFonts w:ascii="TH SarabunPSK" w:hAnsi="TH SarabunPSK" w:cs="TH SarabunPSK"/>
+          <w:b/>
+          <w:bCs/>
+          <w:sz w:val="32"/>
+          <w:szCs w:val="32"/>
+        </w:rPr>
+        <w:t>206 | Practice Test III</w:t>
+      </w:r>
+    </w:p>
+    <w:p>
+      <w:pPr>
+        <w:jc w:val="thaiDistribute"/>
+        <w:rPr>
+          <w:rFonts w:ascii="TH SarabunPSK" w:hAnsi="TH SarabunPSK" w:cs="TH SarabunPSK"/>
+          <w:sz w:val="32"/>
+          <w:szCs w:val="32"/>
+        </w:rPr>
+      </w:pPr>
+      <w:r>
+        <w:rPr>
+          <w:rFonts w:ascii="TH SarabunPSK" w:hAnsi="TH SarabunPSK" w:cs="TH SarabunPSK"/>
+          <w:sz w:val="32"/>
+          <w:szCs w:val="32"/>
+        </w:rPr>
+        <w:t>Question 7. M: I just finished putting together the project report, and now I need to prepare slides for the presentation. I can do simple slides, but I want to do something more fancy.</w:t>
+      </w:r>
+      <w:r>
+        <w:rPr>
+          <w:rFonts w:ascii="TH SarabunPSK" w:hAnsi="TH SarabunPSK" w:cs="TH SarabunPSK"/>
+          <w:sz w:val="32"/>
+          <w:szCs w:val="32"/>
+        </w:rPr>
+        <w:br/>
+        <w:t>W: Peter is the one you should talk to.</w:t>
+      </w:r>
+    </w:p>
+    <w:p>
+      <w:pPr>
+        <w:jc w:val="thaiDistribute"/>
+        <w:rPr>
+          <w:rFonts w:ascii="TH SarabunPSK" w:hAnsi="TH SarabunPSK" w:cs="TH SarabunPSK"/>
+          <w:sz w:val="32"/>
+          <w:szCs w:val="32"/>
+        </w:rPr>
+      </w:pPr>
+      <w:r>
+        <w:rPr>
+          <w:rFonts w:ascii="TH SarabunPSK" w:hAnsi="TH SarabunPSK" w:cs="TH SarabunPSK"/>
+          <w:sz w:val="32"/>
+          <w:szCs w:val="32"/>
+        </w:rPr>
+        <w:t>(narrator) What does the woman mean?</w:t>
+      </w:r>
+    </w:p>
+    <w:p>
+      <w:pPr>
+        <w:jc w:val="thaiDistribute"/>
+        <w:rPr>
+          <w:rFonts w:ascii="TH SarabunPSK" w:hAnsi="TH SarabunPSK" w:cs="TH SarabunPSK"/>
+          <w:sz w:val="32"/>
+          <w:szCs w:val="32"/>
+        </w:rPr>
+      </w:pPr>
+      <w:r>
+        <w:rPr>
+          <w:rFonts w:ascii="TH SarabunPSK" w:hAnsi="TH SarabunPSK" w:cs="TH SarabunPSK"/>
+          <w:sz w:val="32"/>
+          <w:szCs w:val="32"/>
+        </w:rPr>
+        <w:t>Question 8. W: I ran into your old buddy Kenneth. He runs a restaurant near my office.</w:t>
+      </w:r>
+      <w:r>
+        <w:rPr>
+          <w:rFonts w:ascii="TH SarabunPSK" w:hAnsi="TH SarabunPSK" w:cs="TH SarabunPSK"/>
+          <w:sz w:val="32"/>
+          <w:szCs w:val="32"/>
+        </w:rPr>
+        <w:br/>
+        <w:t>M: The last time I saw him was when we played against each other in a college basketball game. He broke his ankle and had to be taken to the hospital.</w:t>
+      </w:r>
+    </w:p>
+    <w:p>
+      <w:pPr>
+        <w:jc w:val="thaiDistribute"/>
+        <w:rPr>
+          <w:rFonts w:ascii="TH SarabunPSK" w:hAnsi="TH SarabunPSK" w:cs="TH SarabunPSK"/>
+          <w:sz w:val="32"/>
+          <w:szCs w:val="32"/>
+        </w:rPr>
+      </w:pPr>
+      <w:r>
+        <w:rPr>
+          <w:rFonts w:ascii="TH SarabunPSK" w:hAnsi="TH SarabunPSK" w:cs="TH SarabunPSK"/>
+          <w:sz w:val="32"/>
+          <w:szCs w:val="32"/>
+        </w:rPr>
+        <w:t>(narrator) When was the last time the man saw Kenneth?</w:t>
+      </w:r>
+    </w:p>
+    <w:p>
+      <w:pPr>
+        <w:jc w:val="thaiDistribute"/>
+        <w:rPr>
+          <w:rFonts w:ascii="TH SarabunPSK" w:hAnsi="TH SarabunPSK" w:cs="TH SarabunPSK"/>
+          <w:sz w:val="32"/>
+          <w:szCs w:val="32"/>
+        </w:rPr>
+      </w:pPr>
+      <w:r>
+        <w:rPr>
+          <w:rFonts w:ascii="TH SarabunPSK" w:hAnsi="TH SarabunPSK" w:cs="TH SarabunPSK"/>
+          <w:sz w:val="32"/>
+          <w:szCs w:val="32"/>
+        </w:rPr>
+        <w:lastRenderedPageBreak/>
+        <w:t>Question 9. W: John's throwing a party at his house tonight. Do you want to come and wish him happy birthday?</w:t>
+      </w:r>
+      <w:r>
+        <w:rPr>
+          <w:rFonts w:ascii="TH SarabunPSK" w:hAnsi="TH SarabunPSK" w:cs="TH SarabunPSK"/>
+          <w:sz w:val="32"/>
+          <w:szCs w:val="32"/>
+        </w:rPr>
+        <w:br/>
+        <w:t>M: I have an assignment which is due tomorrow.</w:t>
+      </w:r>
+    </w:p>
+    <w:p>
+      <w:pPr>
+        <w:jc w:val="thaiDistribute"/>
+        <w:rPr>
+          <w:rFonts w:ascii="TH SarabunPSK" w:hAnsi="TH SarabunPSK" w:cs="TH SarabunPSK"/>
+          <w:sz w:val="32"/>
+          <w:szCs w:val="32"/>
+        </w:rPr>
+      </w:pPr>
+      <w:r>
+        <w:rPr>
+          <w:rFonts w:ascii="TH SarabunPSK" w:hAnsi="TH SarabunPSK" w:cs="TH SarabunPSK"/>
+          <w:sz w:val="32"/>
+          <w:szCs w:val="32"/>
+        </w:rPr>
+        <w:t>(narrator) What is the man most likely going to do tonight?</w:t>
+      </w:r>
+    </w:p>
+    <w:p>
+      <w:pPr>
+        <w:jc w:val="thaiDistribute"/>
+        <w:rPr>
+          <w:rFonts w:ascii="TH SarabunPSK" w:hAnsi="TH SarabunPSK" w:cs="TH SarabunPSK"/>
+          <w:sz w:val="32"/>
+          <w:szCs w:val="32"/>
+        </w:rPr>
+      </w:pPr>
+      <w:r>
+        <w:rPr>
+          <w:rFonts w:ascii="TH SarabunPSK" w:hAnsi="TH SarabunPSK" w:cs="TH SarabunPSK"/>
+          <w:sz w:val="32"/>
+          <w:szCs w:val="32"/>
+        </w:rPr>
+        <w:t>Question 10. M: Would you like to go trekking in the mountains? Think about it—fresh air, wild animals, the peace and quiet....</w:t>
+      </w:r>
+      <w:r>
+        <w:rPr>
+          <w:rFonts w:ascii="TH SarabunPSK" w:hAnsi="TH SarabunPSK" w:cs="TH SarabunPSK"/>
+          <w:sz w:val="32"/>
+          <w:szCs w:val="32"/>
+        </w:rPr>
+        <w:br/>
+        <w:t>W: I'm afraid that's not my cup of tea.</w:t>
+      </w:r>
+    </w:p>
+    <w:p>
+      <w:pPr>
+        <w:jc w:val="thaiDistribute"/>
+        <w:rPr>
+          <w:rFonts w:ascii="TH SarabunPSK" w:hAnsi="TH SarabunPSK" w:cs="TH SarabunPSK"/>
+          <w:sz w:val="32"/>
+          <w:szCs w:val="32"/>
+        </w:rPr>
+      </w:pPr>
+      <w:r>
+        <w:rPr>
+          <w:rFonts w:ascii="TH SarabunPSK" w:hAnsi="TH SarabunPSK" w:cs="TH SarabunPSK"/>
+          <w:sz w:val="32"/>
+          <w:szCs w:val="32"/>
+        </w:rPr>
+        <w:t>(narrator) What does the woman mean?</w:t>
+      </w:r>
+    </w:p>
+    <w:p>
+      <w:pPr>
+        <w:jc w:val="thaiDistribute"/>
+        <w:rPr>
+          <w:rFonts w:ascii="TH SarabunPSK" w:hAnsi="TH SarabunPSK" w:cs="TH SarabunPSK"/>
+          <w:sz w:val="32"/>
+          <w:szCs w:val="32"/>
+        </w:rPr>
+      </w:pPr>
+      <w:r>
+        <w:rPr>
+          <w:rFonts w:ascii="TH SarabunPSK" w:hAnsi="TH SarabunPSK" w:cs="TH SarabunPSK"/>
+          <w:sz w:val="32"/>
+          <w:szCs w:val="32"/>
+        </w:rPr>
+        <w:t>Question 11. W: I have a lot of old books and magazines that I want to get rid of.</w:t>
+      </w:r>
+      <w:r>
+        <w:rPr>
+          <w:rFonts w:ascii="TH SarabunPSK" w:hAnsi="TH SarabunPSK" w:cs="TH SarabunPSK"/>
+          <w:sz w:val="32"/>
+          <w:szCs w:val="32"/>
+        </w:rPr>
+        <w:br/>
+        <w:t>M: The local library would appreciate them, I think.</w:t>
+      </w:r>
+    </w:p>
+    <w:p>
+      <w:pPr>
+        <w:jc w:val="thaiDistribute"/>
+        <w:rPr>
+          <w:rFonts w:ascii="TH SarabunPSK" w:hAnsi="TH SarabunPSK" w:cs="TH SarabunPSK"/>
+          <w:sz w:val="32"/>
+          <w:szCs w:val="32"/>
+        </w:rPr>
+      </w:pPr>
+      <w:r>
+        <w:rPr>
+          <w:rFonts w:ascii="TH SarabunPSK" w:hAnsi="TH SarabunPSK" w:cs="TH SarabunPSK"/>
+          <w:sz w:val="32"/>
+          <w:szCs w:val="32"/>
+        </w:rPr>
+        <w:t>(narrator) What is the man implying?</w:t>
+      </w:r>
+    </w:p>
+    <w:p>
+      <w:pPr>
+        <w:jc w:val="thaiDistribute"/>
+        <w:rPr>
+          <w:rFonts w:ascii="TH SarabunPSK" w:hAnsi="TH SarabunPSK" w:cs="TH SarabunPSK"/>
+          <w:b/>
+          <w:bCs/>
+          <w:sz w:val="32"/>
+          <w:szCs w:val="32"/>
+        </w:rPr>
+      </w:pPr>
+      <w:r>
+        <w:rPr>
+          <w:rFonts w:ascii="TH SarabunPSK" w:hAnsi="TH SarabunPSK" w:cs="TH SarabunPSK"/>
+          <w:b/>
+          <w:bCs/>
+          <w:sz w:val="32"/>
+          <w:szCs w:val="32"/>
+          <w:cs/>
+          <w:lang w:val="en-US"/>
+        </w:rPr>
+        <w:t xml:space="preserve">ภาพที่ </w:t>
+      </w:r>
+      <w:r>
+        <w:rPr>
+          <w:rFonts w:ascii="TH SarabunPSK" w:hAnsi="TH SarabunPSK" w:cs="TH SarabunPSK"/>
+          <w:b/>
+          <w:bCs/>
+          <w:sz w:val="32"/>
+          <w:szCs w:val="32"/>
+        </w:rPr>
+        <w:t>9 (</w:t>
+      </w:r>
+      <w:r>
+        <w:rPr>
+          <w:rFonts w:ascii="TH SarabunPSK" w:hAnsi="TH SarabunPSK" w:cs="TH SarabunPSK"/>
+          <w:b/>
+          <w:bCs/>
+          <w:sz w:val="32"/>
+          <w:szCs w:val="32"/>
+          <w:cs/>
+          <w:lang w:val="en-US"/>
+        </w:rPr>
+        <w:t xml:space="preserve">หน้า </w:t>
+      </w:r>
+      <w:r>
+        <w:rPr>
+          <w:rFonts w:ascii="TH SarabunPSK" w:hAnsi="TH SarabunPSK" w:cs="TH SarabunPSK"/>
+          <w:b/>
+          <w:bCs/>
+          <w:sz w:val="32"/>
+          <w:szCs w:val="32"/>
+        </w:rPr>
+        <w:t>207)</w:t>
+      </w:r>
+    </w:p>
+    <w:p>
+      <w:pPr>
+        <w:jc w:val="thaiDistribute"/>
+        <w:rPr>
+          <w:rFonts w:ascii="TH SarabunPSK" w:hAnsi="TH SarabunPSK" w:cs="TH SarabunPSK"/>
+          <w:sz w:val="32"/>
+          <w:szCs w:val="32"/>
+        </w:rPr>
+      </w:pPr>
+      <w:r>
+        <w:rPr>
+          <w:rFonts w:ascii="TH SarabunPSK" w:hAnsi="TH SarabunPSK" w:cs="TH SarabunPSK"/>
+          <w:b/>
+          <w:bCs/>
+          <w:sz w:val="32"/>
+          <w:szCs w:val="32"/>
+        </w:rPr>
+        <w:t>Practice Test III | 207</w:t>
+      </w:r>
+    </w:p>
+    <w:p>
+      <w:pPr>
+        <w:jc w:val="thaiDistribute"/>
+        <w:rPr>
+          <w:rFonts w:ascii="TH SarabunPSK" w:hAnsi="TH SarabunPSK" w:cs="TH SarabunPSK"/>
+          <w:sz w:val="32"/>
+          <w:szCs w:val="32"/>
+        </w:rPr>
+      </w:pPr>
+      <w:r>
+        <w:rPr>
+          <w:rFonts w:ascii="TH SarabunPSK" w:hAnsi="TH SarabunPSK" w:cs="TH SarabunPSK"/>
+          <w:sz w:val="32"/>
+          <w:szCs w:val="32"/>
+        </w:rPr>
+        <w:t>Question 12. W: Hey, isn't your flight at 11? You should get going—it's already half past nine.</w:t>
+      </w:r>
+      <w:r>
+        <w:rPr>
+          <w:rFonts w:ascii="TH SarabunPSK" w:hAnsi="TH SarabunPSK" w:cs="TH SarabunPSK"/>
+          <w:sz w:val="32"/>
+          <w:szCs w:val="32"/>
+        </w:rPr>
+        <w:br/>
+        <w:t>M: It's in the evening.</w:t>
+      </w:r>
+    </w:p>
+    <w:p>
+      <w:pPr>
+        <w:jc w:val="thaiDistribute"/>
+        <w:rPr>
+          <w:rFonts w:ascii="TH SarabunPSK" w:hAnsi="TH SarabunPSK" w:cs="TH SarabunPSK"/>
+          <w:sz w:val="32"/>
+          <w:szCs w:val="32"/>
+        </w:rPr>
+      </w:pPr>
+      <w:r>
+        <w:rPr>
+          <w:rFonts w:ascii="TH SarabunPSK" w:hAnsi="TH SarabunPSK" w:cs="TH SarabunPSK"/>
+          <w:sz w:val="32"/>
+          <w:szCs w:val="32"/>
+        </w:rPr>
+        <w:t>(narrator) What time is the man's flight?</w:t>
+      </w:r>
+    </w:p>
+    <w:p>
+      <w:pPr>
+        <w:jc w:val="thaiDistribute"/>
+        <w:rPr>
+          <w:rFonts w:ascii="TH SarabunPSK" w:hAnsi="TH SarabunPSK" w:cs="TH SarabunPSK"/>
+          <w:sz w:val="32"/>
+          <w:szCs w:val="32"/>
+        </w:rPr>
+      </w:pPr>
+      <w:r>
+        <w:rPr>
+          <w:rFonts w:ascii="TH SarabunPSK" w:hAnsi="TH SarabunPSK" w:cs="TH SarabunPSK"/>
+          <w:sz w:val="32"/>
+          <w:szCs w:val="32"/>
+        </w:rPr>
+        <w:t>Question 13. M: How was the film you saw yesterday—Child's Play, right? Was it fun?</w:t>
+      </w:r>
+      <w:r>
+        <w:rPr>
+          <w:rFonts w:ascii="TH SarabunPSK" w:hAnsi="TH SarabunPSK" w:cs="TH SarabunPSK"/>
+          <w:sz w:val="32"/>
+          <w:szCs w:val="32"/>
+        </w:rPr>
+        <w:br/>
+        <w:t>W: I actually thought it was a film for kids, but as it turned out it was about an evil toy, and it's very, very bloody.</w:t>
+      </w:r>
+    </w:p>
+    <w:p>
+      <w:pPr>
+        <w:jc w:val="thaiDistribute"/>
+        <w:rPr>
+          <w:rFonts w:ascii="TH SarabunPSK" w:hAnsi="TH SarabunPSK" w:cs="TH SarabunPSK"/>
+          <w:sz w:val="32"/>
+          <w:szCs w:val="32"/>
+        </w:rPr>
+      </w:pPr>
+      <w:r>
+        <w:rPr>
+          <w:rFonts w:ascii="TH SarabunPSK" w:hAnsi="TH SarabunPSK" w:cs="TH SarabunPSK"/>
+          <w:sz w:val="32"/>
+          <w:szCs w:val="32"/>
+        </w:rPr>
+        <w:t>(narrator) What kind of film is it?</w:t>
+      </w:r>
+    </w:p>
+    <w:p>
+      <w:pPr>
+        <w:jc w:val="thaiDistribute"/>
+        <w:rPr>
+          <w:rFonts w:ascii="TH SarabunPSK" w:hAnsi="TH SarabunPSK" w:cs="TH SarabunPSK"/>
+          <w:sz w:val="32"/>
+          <w:szCs w:val="32"/>
+        </w:rPr>
+      </w:pPr>
+      <w:r>
+        <w:rPr>
+          <w:rFonts w:ascii="TH SarabunPSK" w:hAnsi="TH SarabunPSK" w:cs="TH SarabunPSK"/>
+          <w:sz w:val="32"/>
+          <w:szCs w:val="32"/>
+        </w:rPr>
+        <w:t>Question 14. W: The faucet in the kitchen's dripping and the water pressure is so weak I can't water the lawn.</w:t>
+      </w:r>
+      <w:r>
+        <w:rPr>
+          <w:rFonts w:ascii="TH SarabunPSK" w:hAnsi="TH SarabunPSK" w:cs="TH SarabunPSK"/>
+          <w:sz w:val="32"/>
+          <w:szCs w:val="32"/>
+        </w:rPr>
+        <w:br/>
+        <w:t>M: You'd better call Mr. Larson then.</w:t>
+      </w:r>
+    </w:p>
+    <w:p>
+      <w:pPr>
+        <w:jc w:val="thaiDistribute"/>
+        <w:rPr>
+          <w:rFonts w:ascii="TH SarabunPSK" w:hAnsi="TH SarabunPSK" w:cs="TH SarabunPSK"/>
+          <w:sz w:val="32"/>
+          <w:szCs w:val="32"/>
+        </w:rPr>
+      </w:pPr>
+      <w:r>
+        <w:rPr>
+          <w:rFonts w:ascii="TH SarabunPSK" w:hAnsi="TH SarabunPSK" w:cs="TH SarabunPSK"/>
+          <w:sz w:val="32"/>
+          <w:szCs w:val="32"/>
+        </w:rPr>
+        <w:t>(narrator) Who is Mr. Larson most likely to be?</w:t>
+      </w:r>
+    </w:p>
+    <w:p>
+      <w:pPr>
+        <w:jc w:val="thaiDistribute"/>
+        <w:rPr>
+          <w:rFonts w:ascii="TH SarabunPSK" w:hAnsi="TH SarabunPSK" w:cs="TH SarabunPSK"/>
+          <w:sz w:val="32"/>
+          <w:szCs w:val="32"/>
+        </w:rPr>
+      </w:pPr>
+      <w:r>
+        <w:rPr>
+          <w:rFonts w:ascii="TH SarabunPSK" w:hAnsi="TH SarabunPSK" w:cs="TH SarabunPSK"/>
+          <w:sz w:val="32"/>
+          <w:szCs w:val="32"/>
+        </w:rPr>
+        <w:t>Question 15. W: Do you know anything about the merger?</w:t>
+      </w:r>
+      <w:r>
+        <w:rPr>
+          <w:rFonts w:ascii="TH SarabunPSK" w:hAnsi="TH SarabunPSK" w:cs="TH SarabunPSK"/>
+          <w:sz w:val="32"/>
+          <w:szCs w:val="32"/>
+        </w:rPr>
+        <w:br/>
+        <w:t>M: We're clearly being kept in the dark about it.</w:t>
+      </w:r>
+    </w:p>
+    <w:p>
+      <w:pPr>
+        <w:jc w:val="thaiDistribute"/>
+        <w:rPr>
+          <w:rFonts w:ascii="TH SarabunPSK" w:hAnsi="TH SarabunPSK" w:cs="TH SarabunPSK"/>
+          <w:sz w:val="32"/>
+          <w:szCs w:val="32"/>
+        </w:rPr>
+      </w:pPr>
+      <w:r>
+        <w:rPr>
+          <w:rFonts w:ascii="TH SarabunPSK" w:hAnsi="TH SarabunPSK" w:cs="TH SarabunPSK"/>
+          <w:sz w:val="32"/>
+          <w:szCs w:val="32"/>
+        </w:rPr>
+        <w:t>(narrator) How much does the man know about the merger?</w:t>
+      </w:r>
+    </w:p>
+    <w:p>
+      <w:pPr>
+        <w:jc w:val="thaiDistribute"/>
+        <w:rPr>
+          <w:rFonts w:ascii="TH SarabunPSK" w:hAnsi="TH SarabunPSK" w:cs="TH SarabunPSK"/>
+          <w:b/>
+          <w:bCs/>
+          <w:sz w:val="32"/>
+          <w:szCs w:val="32"/>
+        </w:rPr>
+      </w:pPr>
+      <w:r>
+        <w:rPr>
+          <w:rFonts w:ascii="TH SarabunPSK" w:hAnsi="TH SarabunPSK" w:cs="TH SarabunPSK"/>
+          <w:b/>
+          <w:bCs/>
+          <w:sz w:val="32"/>
+          <w:szCs w:val="32"/>
+          <w:cs/>
+          <w:lang w:val="en-US"/>
+        </w:rPr>
+        <w:t xml:space="preserve">ภาพที่ </w:t>
+      </w:r>
+      <w:r>
+        <w:rPr>
+          <w:rFonts w:ascii="TH SarabunPSK" w:hAnsi="TH SarabunPSK" w:cs="TH SarabunPSK"/>
+          <w:b/>
+          <w:bCs/>
+          <w:sz w:val="32"/>
+          <w:szCs w:val="32"/>
+        </w:rPr>
+        <w:t>10 (</w:t>
+      </w:r>
+      <w:r>
+        <w:rPr>
+          <w:rFonts w:ascii="TH SarabunPSK" w:hAnsi="TH SarabunPSK" w:cs="TH SarabunPSK"/>
+          <w:b/>
+          <w:bCs/>
+          <w:sz w:val="32"/>
+          <w:szCs w:val="32"/>
+          <w:cs/>
+          <w:lang w:val="en-US"/>
+        </w:rPr>
+        <w:t xml:space="preserve">หน้า </w:t>
+      </w:r>
+      <w:r>
+        <w:rPr>
+          <w:rFonts w:ascii="TH SarabunPSK" w:hAnsi="TH SarabunPSK" w:cs="TH SarabunPSK"/>
+          <w:b/>
+          <w:bCs/>
+          <w:sz w:val="32"/>
+          <w:szCs w:val="32"/>
+        </w:rPr>
+        <w:t>208)</w:t>
+      </w:r>
+    </w:p>
+    <w:p>
+      <w:pPr>
+        <w:jc w:val="thaiDistribute"/>
+        <w:rPr>
+          <w:rFonts w:ascii="TH SarabunPSK" w:hAnsi="TH SarabunPSK" w:cs="TH SarabunPSK"/>
+          <w:sz w:val="32"/>
+          <w:szCs w:val="32"/>
+        </w:rPr>
+      </w:pPr>
+      <w:r>
+        <w:rPr>
+          <w:rFonts w:ascii="TH SarabunPSK" w:hAnsi="TH SarabunPSK" w:cs="TH SarabunPSK"/>
+          <w:b/>
+          <w:bCs/>
+          <w:sz w:val="32"/>
+          <w:szCs w:val="32"/>
+        </w:rPr>
+        <w:t>208 | Practice Test III</w:t>
+      </w:r>
+    </w:p>
+    <w:p>
+      <w:pPr>
+        <w:jc w:val="thaiDistribute"/>
+        <w:rPr>
+          <w:rFonts w:ascii="TH SarabunPSK" w:hAnsi="TH SarabunPSK" w:cs="TH SarabunPSK"/>
+          <w:sz w:val="32"/>
+          <w:szCs w:val="32"/>
+        </w:rPr>
+      </w:pPr>
+      <w:r>
+        <w:rPr>
+          <w:rFonts w:ascii="TH SarabunPSK" w:hAnsi="TH SarabunPSK" w:cs="TH SarabunPSK"/>
+          <w:b/>
+          <w:bCs/>
+          <w:sz w:val="32"/>
+          <w:szCs w:val="32"/>
+        </w:rPr>
+        <w:t>PART II</w:t>
+      </w:r>
+    </w:p>
+    <w:p>
+      <w:pPr>
+        <w:jc w:val="thaiDistribute"/>
+        <w:rPr>
+          <w:rFonts w:ascii="TH SarabunPSK" w:hAnsi="TH SarabunPSK" w:cs="TH SarabunPSK"/>
+          <w:sz w:val="32"/>
+          <w:szCs w:val="32"/>
+        </w:rPr>
+      </w:pPr>
+      <w:r>
+        <w:rPr>
+          <w:rFonts w:ascii="TH SarabunPSK" w:hAnsi="TH SarabunPSK" w:cs="TH SarabunPSK"/>
+          <w:sz w:val="32"/>
+          <w:szCs w:val="32"/>
+        </w:rPr>
+        <w:lastRenderedPageBreak/>
+        <w:t xml:space="preserve">Directions: In this part, you will hear longer conversations between two people. After each conversation, some questions will be asked. You will hear the conversations and the questions </w:t>
+      </w:r>
+      <w:r>
+        <w:rPr>
+          <w:rFonts w:ascii="TH SarabunPSK" w:hAnsi="TH SarabunPSK" w:cs="TH SarabunPSK"/>
+          <w:b/>
+          <w:bCs/>
+          <w:sz w:val="32"/>
+          <w:szCs w:val="32"/>
+        </w:rPr>
+        <w:t>only once</w:t>
+      </w:r>
+      <w:r>
+        <w:rPr>
+          <w:rFonts w:ascii="TH SarabunPSK" w:hAnsi="TH SarabunPSK" w:cs="TH SarabunPSK"/>
+          <w:sz w:val="32"/>
+          <w:szCs w:val="32"/>
+        </w:rPr>
+        <w:t>, so listen carefully to what is said. After you hear the question, read the four choices and choose the one which best answers the question.</w:t>
+      </w:r>
+    </w:p>
+    <w:p>
+      <w:pPr>
+        <w:jc w:val="thaiDistribute"/>
+        <w:rPr>
+          <w:rFonts w:ascii="TH SarabunPSK" w:hAnsi="TH SarabunPSK" w:cs="TH SarabunPSK"/>
+          <w:sz w:val="32"/>
+          <w:szCs w:val="32"/>
+        </w:rPr>
+      </w:pPr>
+      <w:r>
+        <w:rPr>
+          <w:rFonts w:ascii="TH SarabunPSK" w:hAnsi="TH SarabunPSK" w:cs="TH SarabunPSK"/>
+          <w:b/>
+          <w:bCs/>
+          <w:sz w:val="32"/>
+          <w:szCs w:val="32"/>
+        </w:rPr>
+        <w:t>Conversation 1</w:t>
+      </w:r>
+    </w:p>
+    <w:p>
+      <w:pPr>
+        <w:jc w:val="thaiDistribute"/>
+        <w:rPr>
+          <w:rFonts w:ascii="TH SarabunPSK" w:hAnsi="TH SarabunPSK" w:cs="TH SarabunPSK"/>
+          <w:sz w:val="32"/>
+          <w:szCs w:val="32"/>
+        </w:rPr>
+      </w:pPr>
+      <w:r>
+        <w:rPr>
+          <w:rFonts w:ascii="TH SarabunPSK" w:hAnsi="TH SarabunPSK" w:cs="TH SarabunPSK"/>
+          <w:sz w:val="32"/>
+          <w:szCs w:val="32"/>
+        </w:rPr>
+        <w:t>Woman: Hey, Barry, I'm afraid I can't make it to the opera tonight. Remember when I said Helen was flying in on Saturday? Well, she's actually arriving this evening. I'm going to go get her right now.</w:t>
+      </w:r>
+      <w:r>
+        <w:rPr>
+          <w:rFonts w:ascii="TH SarabunPSK" w:hAnsi="TH SarabunPSK" w:cs="TH SarabunPSK"/>
+          <w:sz w:val="32"/>
+          <w:szCs w:val="32"/>
+        </w:rPr>
+        <w:br/>
+        <w:t>Man: I'm not surprised. Your sister is always getting the dates of things wrong. I still remember last year when she showed up at the coffee shop to attend my birthday party, but she was two days late!</w:t>
+      </w:r>
+      <w:r>
+        <w:rPr>
+          <w:rFonts w:ascii="TH SarabunPSK" w:hAnsi="TH SarabunPSK" w:cs="TH SarabunPSK"/>
+          <w:sz w:val="32"/>
+          <w:szCs w:val="32"/>
+        </w:rPr>
+        <w:br/>
+        <w:t>Woman: Yeah, that's Helen. Our mother says I got the good memory in the family, while she got the good looks!</w:t>
+      </w:r>
+      <w:r>
+        <w:rPr>
+          <w:rFonts w:ascii="TH SarabunPSK" w:hAnsi="TH SarabunPSK" w:cs="TH SarabunPSK"/>
+          <w:sz w:val="32"/>
+          <w:szCs w:val="32"/>
+        </w:rPr>
+        <w:br/>
+        <w:t>Man: Um, I won't comment on that. I want us to still be friends!</w:t>
+      </w:r>
+      <w:r>
+        <w:rPr>
+          <w:rFonts w:ascii="TH SarabunPSK" w:hAnsi="TH SarabunPSK" w:cs="TH SarabunPSK"/>
+          <w:sz w:val="32"/>
+          <w:szCs w:val="32"/>
+        </w:rPr>
+        <w:br/>
+        <w:t>Woman: (laughs) Smart man. Anyway, let's go to the opera next week. I'll take you out to dinner afterwards. My treat. We can even go to that Italian restaurant you love.</w:t>
+      </w:r>
+      <w:r>
+        <w:rPr>
+          <w:rFonts w:ascii="TH SarabunPSK" w:hAnsi="TH SarabunPSK" w:cs="TH SarabunPSK"/>
+          <w:sz w:val="32"/>
+          <w:szCs w:val="32"/>
+        </w:rPr>
+        <w:br/>
+        <w:t>Man: Great. I'll get their most expensive pasta! (laughs) Anyway, tell Helen I said hello when you go pick her up.</w:t>
+      </w:r>
+    </w:p>
+    <w:p>
+      <w:pPr>
+        <w:jc w:val="thaiDistribute"/>
+        <w:rPr>
+          <w:rFonts w:ascii="TH SarabunPSK" w:hAnsi="TH SarabunPSK" w:cs="TH SarabunPSK"/>
+          <w:sz w:val="32"/>
+          <w:szCs w:val="32"/>
+        </w:rPr>
+      </w:pPr>
+      <w:r>
+        <w:rPr>
+          <w:rFonts w:ascii="TH SarabunPSK" w:hAnsi="TH SarabunPSK" w:cs="TH SarabunPSK"/>
+          <w:sz w:val="32"/>
+          <w:szCs w:val="32"/>
+        </w:rPr>
+        <w:t>Question 16. What is the relationship between the woman and Helen?</w:t>
+      </w:r>
+    </w:p>
+    <w:p>
+      <w:pPr>
+        <w:jc w:val="thaiDistribute"/>
+        <w:rPr>
+          <w:rFonts w:ascii="TH SarabunPSK" w:hAnsi="TH SarabunPSK" w:cs="TH SarabunPSK"/>
+          <w:sz w:val="32"/>
+          <w:szCs w:val="32"/>
+        </w:rPr>
+      </w:pPr>
+      <w:r>
+        <w:rPr>
+          <w:rFonts w:ascii="TH SarabunPSK" w:hAnsi="TH SarabunPSK" w:cs="TH SarabunPSK"/>
+          <w:sz w:val="32"/>
+          <w:szCs w:val="32"/>
+        </w:rPr>
+        <w:t>Question 17. What can be INFERRED about the woman?</w:t>
+      </w:r>
+    </w:p>
+    <w:p>
+      <w:pPr>
+        <w:jc w:val="thaiDistribute"/>
+        <w:rPr>
+          <w:rFonts w:ascii="TH SarabunPSK" w:hAnsi="TH SarabunPSK" w:cs="TH SarabunPSK"/>
+          <w:sz w:val="32"/>
+          <w:szCs w:val="32"/>
+        </w:rPr>
+      </w:pPr>
+      <w:r>
+        <w:rPr>
+          <w:rFonts w:ascii="TH SarabunPSK" w:hAnsi="TH SarabunPSK" w:cs="TH SarabunPSK"/>
+          <w:sz w:val="32"/>
+          <w:szCs w:val="32"/>
+        </w:rPr>
+        <w:t>Question 18. Where will the woman likely go next?</w:t>
+      </w:r>
+    </w:p>
+    <w:p>
+      <w:pPr>
+        <w:jc w:val="thaiDistribute"/>
+        <w:rPr>
+          <w:rFonts w:ascii="TH SarabunPSK" w:hAnsi="TH SarabunPSK" w:cs="TH SarabunPSK"/>
+          <w:b/>
+          <w:bCs/>
+          <w:sz w:val="32"/>
+          <w:szCs w:val="32"/>
+        </w:rPr>
+      </w:pPr>
+      <w:r>
+        <w:rPr>
+          <w:rFonts w:ascii="TH SarabunPSK" w:hAnsi="TH SarabunPSK" w:cs="TH SarabunPSK"/>
+          <w:b/>
+          <w:bCs/>
+          <w:sz w:val="32"/>
+          <w:szCs w:val="32"/>
+          <w:cs/>
+          <w:lang w:val="en-US"/>
+        </w:rPr>
+        <w:t xml:space="preserve">ภาพที่ </w:t>
+      </w:r>
+      <w:r>
+        <w:rPr>
+          <w:rFonts w:ascii="TH SarabunPSK" w:hAnsi="TH SarabunPSK" w:cs="TH SarabunPSK"/>
+          <w:b/>
+          <w:bCs/>
+          <w:sz w:val="32"/>
+          <w:szCs w:val="32"/>
+        </w:rPr>
+        <w:t>11 (</w:t>
+      </w:r>
+      <w:r>
+        <w:rPr>
+          <w:rFonts w:ascii="TH SarabunPSK" w:hAnsi="TH SarabunPSK" w:cs="TH SarabunPSK"/>
+          <w:b/>
+          <w:bCs/>
+          <w:sz w:val="32"/>
+          <w:szCs w:val="32"/>
+          <w:cs/>
+          <w:lang w:val="en-US"/>
+        </w:rPr>
+        <w:t xml:space="preserve">หน้า </w:t>
+      </w:r>
+      <w:r>
+        <w:rPr>
+          <w:rFonts w:ascii="TH SarabunPSK" w:hAnsi="TH SarabunPSK" w:cs="TH SarabunPSK"/>
+          <w:b/>
+          <w:bCs/>
+          <w:sz w:val="32"/>
+          <w:szCs w:val="32"/>
+        </w:rPr>
+        <w:t>209)</w:t>
+      </w:r>
+    </w:p>
+    <w:p>
+      <w:pPr>
+        <w:jc w:val="thaiDistribute"/>
+        <w:rPr>
+          <w:rFonts w:ascii="TH SarabunPSK" w:hAnsi="TH SarabunPSK" w:cs="TH SarabunPSK"/>
+          <w:sz w:val="32"/>
+          <w:szCs w:val="32"/>
+        </w:rPr>
+      </w:pPr>
+      <w:r>
+        <w:rPr>
+          <w:rFonts w:ascii="TH SarabunPSK" w:hAnsi="TH SarabunPSK" w:cs="TH SarabunPSK"/>
+          <w:b/>
+          <w:bCs/>
+          <w:sz w:val="32"/>
+          <w:szCs w:val="32"/>
+        </w:rPr>
+        <w:t>Practice Test III | 209</w:t>
+      </w:r>
+    </w:p>
+    <w:p>
+      <w:pPr>
+        <w:jc w:val="thaiDistribute"/>
+        <w:rPr>
+          <w:rFonts w:ascii="TH SarabunPSK" w:hAnsi="TH SarabunPSK" w:cs="TH SarabunPSK"/>
+          <w:sz w:val="32"/>
+          <w:szCs w:val="32"/>
+        </w:rPr>
+      </w:pPr>
+      <w:r>
+        <w:rPr>
+          <w:rFonts w:ascii="TH SarabunPSK" w:hAnsi="TH SarabunPSK" w:cs="TH SarabunPSK"/>
+          <w:b/>
+          <w:bCs/>
+          <w:sz w:val="32"/>
+          <w:szCs w:val="32"/>
+        </w:rPr>
+        <w:t>Conversation 2</w:t>
+      </w:r>
+    </w:p>
+    <w:p>
+      <w:pPr>
+        <w:jc w:val="thaiDistribute"/>
+        <w:rPr>
+          <w:rFonts w:ascii="TH SarabunPSK" w:hAnsi="TH SarabunPSK" w:cs="TH SarabunPSK"/>
+          <w:sz w:val="32"/>
+          <w:szCs w:val="32"/>
+        </w:rPr>
+      </w:pPr>
+      <w:r>
+        <w:rPr>
+          <w:rFonts w:ascii="TH SarabunPSK" w:hAnsi="TH SarabunPSK" w:cs="TH SarabunPSK"/>
+          <w:sz w:val="32"/>
+          <w:szCs w:val="32"/>
+        </w:rPr>
+        <w:t>Woman: Excuse me, can you tell me which aisle I can find pink salt in?</w:t>
+      </w:r>
+      <w:r>
+        <w:rPr>
+          <w:rFonts w:ascii="TH SarabunPSK" w:hAnsi="TH SarabunPSK" w:cs="TH SarabunPSK"/>
+          <w:sz w:val="32"/>
+          <w:szCs w:val="32"/>
+        </w:rPr>
+        <w:br/>
+        <w:t>Man: Well, the salt and other seasonings like black pepper and five-spice powder are in aisle six, but unfortunately, we do not carry pink salt, ma'am. Aside from regular white salt, we have only black salt and celery salt.</w:t>
+      </w:r>
+      <w:r>
+        <w:rPr>
+          <w:rFonts w:ascii="TH SarabunPSK" w:hAnsi="TH SarabunPSK" w:cs="TH SarabunPSK"/>
+          <w:sz w:val="32"/>
+          <w:szCs w:val="32"/>
+        </w:rPr>
+        <w:br/>
+        <w:t xml:space="preserve">Woman: Oh no! What a shame. Well, the recipe I'm using recommended using pink salt, but it said it's all right to substitute some other salt in. Or I suppose I could put in some onion powder </w:t>
+      </w:r>
+      <w:r>
+        <w:rPr>
+          <w:rFonts w:ascii="TH SarabunPSK" w:hAnsi="TH SarabunPSK" w:cs="TH SarabunPSK"/>
+          <w:sz w:val="32"/>
+          <w:szCs w:val="32"/>
+        </w:rPr>
+        <w:lastRenderedPageBreak/>
+        <w:t>or black pepper. I'll go over to aisle six and pick some up.</w:t>
+      </w:r>
+      <w:r>
+        <w:rPr>
+          <w:rFonts w:ascii="TH SarabunPSK" w:hAnsi="TH SarabunPSK" w:cs="TH SarabunPSK"/>
+          <w:sz w:val="32"/>
+          <w:szCs w:val="32"/>
+        </w:rPr>
+        <w:br/>
+        <w:t>Man: Yes, ma'am. I'm sorry to have to tell you that we've just run out of black pepper today, though. We'll restock it tomorrow, however.</w:t>
+      </w:r>
+      <w:r>
+        <w:rPr>
+          <w:rFonts w:ascii="TH SarabunPSK" w:hAnsi="TH SarabunPSK" w:cs="TH SarabunPSK"/>
+          <w:sz w:val="32"/>
+          <w:szCs w:val="32"/>
+        </w:rPr>
+        <w:br/>
+        <w:t>Woman: Ah, I see. The decision is made for me, then, since there is only one thing left. I hope the seafood soup I'm making for my family will taste good with this addition.</w:t>
+      </w:r>
+      <w:r>
+        <w:rPr>
+          <w:rFonts w:ascii="TH SarabunPSK" w:hAnsi="TH SarabunPSK" w:cs="TH SarabunPSK"/>
+          <w:sz w:val="32"/>
+          <w:szCs w:val="32"/>
+        </w:rPr>
+        <w:br/>
+        <w:t>Man: I'm sure that will taste delicious, ma'am. Actually, my father adds five-spice powder to his. My entire family loves it. I'm sure your family will love yours too.</w:t>
+      </w:r>
+    </w:p>
+    <w:p>
+      <w:pPr>
+        <w:jc w:val="thaiDistribute"/>
+        <w:rPr>
+          <w:rFonts w:ascii="TH SarabunPSK" w:hAnsi="TH SarabunPSK" w:cs="TH SarabunPSK"/>
+          <w:sz w:val="32"/>
+          <w:szCs w:val="32"/>
+        </w:rPr>
+      </w:pPr>
+      <w:r>
+        <w:rPr>
+          <w:rFonts w:ascii="TH SarabunPSK" w:hAnsi="TH SarabunPSK" w:cs="TH SarabunPSK"/>
+          <w:sz w:val="32"/>
+          <w:szCs w:val="32"/>
+        </w:rPr>
+        <w:t>Question 19. Where are the speakers?</w:t>
+      </w:r>
+    </w:p>
+    <w:p>
+      <w:pPr>
+        <w:jc w:val="thaiDistribute"/>
+        <w:rPr>
+          <w:rFonts w:ascii="TH SarabunPSK" w:hAnsi="TH SarabunPSK" w:cs="TH SarabunPSK"/>
+          <w:sz w:val="32"/>
+          <w:szCs w:val="32"/>
+        </w:rPr>
+      </w:pPr>
+      <w:r>
+        <w:rPr>
+          <w:rFonts w:ascii="TH SarabunPSK" w:hAnsi="TH SarabunPSK" w:cs="TH SarabunPSK"/>
+          <w:sz w:val="32"/>
+          <w:szCs w:val="32"/>
+        </w:rPr>
+        <w:t>Question 20. What has the woman decided to add to her seafood soup?</w:t>
+      </w:r>
+    </w:p>
+    <w:p>
+      <w:pPr>
+        <w:jc w:val="thaiDistribute"/>
+        <w:rPr>
+          <w:rFonts w:ascii="TH SarabunPSK" w:hAnsi="TH SarabunPSK" w:cs="TH SarabunPSK"/>
+          <w:sz w:val="32"/>
+          <w:szCs w:val="32"/>
+        </w:rPr>
+      </w:pPr>
+      <w:r>
+        <w:rPr>
+          <w:rFonts w:ascii="TH SarabunPSK" w:hAnsi="TH SarabunPSK" w:cs="TH SarabunPSK"/>
+          <w:sz w:val="32"/>
+          <w:szCs w:val="32"/>
+        </w:rPr>
+        <w:t>Question 21. What can be INFERRED about the woman's soup?</w:t>
+      </w:r>
+    </w:p>
+    <w:p>
+      <w:pPr>
+        <w:jc w:val="thaiDistribute"/>
+        <w:rPr>
+          <w:rFonts w:ascii="TH SarabunPSK" w:hAnsi="TH SarabunPSK" w:cs="TH SarabunPSK"/>
+          <w:b/>
+          <w:bCs/>
+          <w:sz w:val="32"/>
+          <w:szCs w:val="32"/>
+        </w:rPr>
+      </w:pPr>
+      <w:r>
+        <w:rPr>
+          <w:rFonts w:ascii="TH SarabunPSK" w:hAnsi="TH SarabunPSK" w:cs="TH SarabunPSK"/>
+          <w:b/>
+          <w:bCs/>
+          <w:sz w:val="32"/>
+          <w:szCs w:val="32"/>
+          <w:cs/>
+          <w:lang w:val="en-US"/>
+        </w:rPr>
+        <w:t xml:space="preserve">ภาพที่ </w:t>
+      </w:r>
+      <w:r>
+        <w:rPr>
+          <w:rFonts w:ascii="TH SarabunPSK" w:hAnsi="TH SarabunPSK" w:cs="TH SarabunPSK"/>
+          <w:b/>
+          <w:bCs/>
+          <w:sz w:val="32"/>
+          <w:szCs w:val="32"/>
+        </w:rPr>
+        <w:t>12 (</w:t>
+      </w:r>
+      <w:r>
+        <w:rPr>
+          <w:rFonts w:ascii="TH SarabunPSK" w:hAnsi="TH SarabunPSK" w:cs="TH SarabunPSK"/>
+          <w:b/>
+          <w:bCs/>
+          <w:sz w:val="32"/>
+          <w:szCs w:val="32"/>
+          <w:cs/>
+          <w:lang w:val="en-US"/>
+        </w:rPr>
+        <w:t xml:space="preserve">หน้า </w:t>
+      </w:r>
+      <w:r>
+        <w:rPr>
+          <w:rFonts w:ascii="TH SarabunPSK" w:hAnsi="TH SarabunPSK" w:cs="TH SarabunPSK"/>
+          <w:b/>
+          <w:bCs/>
+          <w:sz w:val="32"/>
+          <w:szCs w:val="32"/>
+        </w:rPr>
+        <w:t>210)</w:t>
+      </w:r>
+    </w:p>
+    <w:p>
+      <w:pPr>
+        <w:jc w:val="thaiDistribute"/>
+        <w:rPr>
+          <w:rFonts w:ascii="TH SarabunPSK" w:hAnsi="TH SarabunPSK" w:cs="TH SarabunPSK"/>
+          <w:sz w:val="32"/>
+          <w:szCs w:val="32"/>
+        </w:rPr>
+      </w:pPr>
+      <w:r>
+        <w:rPr>
+          <w:rFonts w:ascii="TH SarabunPSK" w:hAnsi="TH SarabunPSK" w:cs="TH SarabunPSK"/>
+          <w:b/>
+          <w:bCs/>
+          <w:sz w:val="32"/>
+          <w:szCs w:val="32"/>
+        </w:rPr>
+        <w:t>210 | Practice Test III</w:t>
+      </w:r>
+    </w:p>
+    <w:p>
+      <w:pPr>
+        <w:jc w:val="thaiDistribute"/>
+        <w:rPr>
+          <w:rFonts w:ascii="TH SarabunPSK" w:hAnsi="TH SarabunPSK" w:cs="TH SarabunPSK"/>
+          <w:sz w:val="32"/>
+          <w:szCs w:val="32"/>
+        </w:rPr>
+      </w:pPr>
+      <w:r>
+        <w:rPr>
+          <w:rFonts w:ascii="TH SarabunPSK" w:hAnsi="TH SarabunPSK" w:cs="TH SarabunPSK"/>
+          <w:b/>
+          <w:bCs/>
+          <w:sz w:val="32"/>
+          <w:szCs w:val="32"/>
+        </w:rPr>
+        <w:t>Conversation 3</w:t>
+      </w:r>
+    </w:p>
+    <w:p>
+      <w:pPr>
+        <w:jc w:val="thaiDistribute"/>
+        <w:rPr>
+          <w:rFonts w:ascii="TH SarabunPSK" w:hAnsi="TH SarabunPSK" w:cs="TH SarabunPSK"/>
+          <w:sz w:val="32"/>
+          <w:szCs w:val="32"/>
+        </w:rPr>
+      </w:pPr>
+      <w:r>
+        <w:rPr>
+          <w:rFonts w:ascii="TH SarabunPSK" w:hAnsi="TH SarabunPSK" w:cs="TH SarabunPSK"/>
+          <w:sz w:val="32"/>
+          <w:szCs w:val="32"/>
+        </w:rPr>
+        <w:t>Man: Hey, give me a moment to catch my breath! You keep hitting the ball at my head!</w:t>
+      </w:r>
+      <w:r>
+        <w:rPr>
+          <w:rFonts w:ascii="TH SarabunPSK" w:hAnsi="TH SarabunPSK" w:cs="TH SarabunPSK"/>
+          <w:sz w:val="32"/>
+          <w:szCs w:val="32"/>
+        </w:rPr>
+        <w:br/>
+        <w:t>Woman: I am not! You're just really bad at tennis. Maybe if you raised your racket once in a while and hit the ball instead of running away from it, you wouldn't be so exhausted!</w:t>
+      </w:r>
+      <w:r>
+        <w:rPr>
+          <w:rFonts w:ascii="TH SarabunPSK" w:hAnsi="TH SarabunPSK" w:cs="TH SarabunPSK"/>
+          <w:sz w:val="32"/>
+          <w:szCs w:val="32"/>
+        </w:rPr>
+        <w:br/>
+        <w:t>Man: That's not nice! This is only my third time playing this sport. Not all of us can be high school tennis champions like you!</w:t>
+      </w:r>
+      <w:r>
+        <w:rPr>
+          <w:rFonts w:ascii="TH SarabunPSK" w:hAnsi="TH SarabunPSK" w:cs="TH SarabunPSK"/>
+          <w:sz w:val="32"/>
+          <w:szCs w:val="32"/>
+        </w:rPr>
+        <w:br/>
+        <w:t>Woman: You don't see me complaining when you're better than me in badminton or swimming. Come on. Get up. I want to finish the game before the sun sets. We won't be able to see anything in the next five minutes. This court isn't very well-lit.</w:t>
+      </w:r>
+      <w:r>
+        <w:rPr>
+          <w:rFonts w:ascii="TH SarabunPSK" w:hAnsi="TH SarabunPSK" w:cs="TH SarabunPSK"/>
+          <w:sz w:val="32"/>
+          <w:szCs w:val="32"/>
+        </w:rPr>
+        <w:br/>
+        <w:t>Man: You know, maybe we should try a sport that neither of us is good at, so we're on equal footing. How about boxing?</w:t>
+      </w:r>
+      <w:r>
+        <w:rPr>
+          <w:rFonts w:ascii="TH SarabunPSK" w:hAnsi="TH SarabunPSK" w:cs="TH SarabunPSK"/>
+          <w:sz w:val="32"/>
+          <w:szCs w:val="32"/>
+        </w:rPr>
+        <w:br/>
+        <w:t>Woman: Well, I'm sorry to tell you this, but I was a boxing champion at university!</w:t>
+      </w:r>
+    </w:p>
+    <w:p>
+      <w:pPr>
+        <w:jc w:val="thaiDistribute"/>
+        <w:rPr>
+          <w:rFonts w:ascii="TH SarabunPSK" w:hAnsi="TH SarabunPSK" w:cs="TH SarabunPSK"/>
+          <w:sz w:val="32"/>
+          <w:szCs w:val="32"/>
+        </w:rPr>
+      </w:pPr>
+      <w:r>
+        <w:rPr>
+          <w:rFonts w:ascii="TH SarabunPSK" w:hAnsi="TH SarabunPSK" w:cs="TH SarabunPSK"/>
+          <w:sz w:val="32"/>
+          <w:szCs w:val="32"/>
+        </w:rPr>
+        <w:t>Question 22. What are the speakers currently doing?</w:t>
+      </w:r>
+    </w:p>
+    <w:p>
+      <w:pPr>
+        <w:jc w:val="thaiDistribute"/>
+        <w:rPr>
+          <w:rFonts w:ascii="TH SarabunPSK" w:hAnsi="TH SarabunPSK" w:cs="TH SarabunPSK"/>
+          <w:sz w:val="32"/>
+          <w:szCs w:val="32"/>
+        </w:rPr>
+      </w:pPr>
+      <w:r>
+        <w:rPr>
+          <w:rFonts w:ascii="TH SarabunPSK" w:hAnsi="TH SarabunPSK" w:cs="TH SarabunPSK"/>
+          <w:sz w:val="32"/>
+          <w:szCs w:val="32"/>
+        </w:rPr>
+        <w:t>Question 23. What can be INFERRED from the conversation?</w:t>
+      </w:r>
+    </w:p>
+    <w:p>
+      <w:pPr>
+        <w:jc w:val="thaiDistribute"/>
+        <w:rPr>
+          <w:rFonts w:ascii="TH SarabunPSK" w:hAnsi="TH SarabunPSK" w:cs="TH SarabunPSK"/>
+          <w:sz w:val="32"/>
+          <w:szCs w:val="32"/>
+        </w:rPr>
+      </w:pPr>
+      <w:r>
+        <w:rPr>
+          <w:rFonts w:ascii="TH SarabunPSK" w:hAnsi="TH SarabunPSK" w:cs="TH SarabunPSK"/>
+          <w:sz w:val="32"/>
+          <w:szCs w:val="32"/>
+        </w:rPr>
+        <w:t>Question 24. How many times has the man played tennis?</w:t>
+      </w:r>
+    </w:p>
+    <w:p>
+      <w:pPr>
+        <w:jc w:val="thaiDistribute"/>
+        <w:rPr>
+          <w:rFonts w:ascii="TH SarabunPSK" w:hAnsi="TH SarabunPSK" w:cs="TH SarabunPSK"/>
+          <w:b/>
+          <w:bCs/>
+          <w:sz w:val="32"/>
+          <w:szCs w:val="32"/>
+        </w:rPr>
+      </w:pPr>
+      <w:r>
+        <w:rPr>
+          <w:rFonts w:ascii="TH SarabunPSK" w:hAnsi="TH SarabunPSK" w:cs="TH SarabunPSK"/>
+          <w:b/>
+          <w:bCs/>
+          <w:sz w:val="32"/>
+          <w:szCs w:val="32"/>
+          <w:cs/>
+          <w:lang w:val="en-US"/>
+        </w:rPr>
+        <w:t xml:space="preserve">ภาพที่ </w:t>
+      </w:r>
+      <w:r>
+        <w:rPr>
+          <w:rFonts w:ascii="TH SarabunPSK" w:hAnsi="TH SarabunPSK" w:cs="TH SarabunPSK"/>
+          <w:b/>
+          <w:bCs/>
+          <w:sz w:val="32"/>
+          <w:szCs w:val="32"/>
+        </w:rPr>
+        <w:t>13 (</w:t>
+      </w:r>
+      <w:r>
+        <w:rPr>
+          <w:rFonts w:ascii="TH SarabunPSK" w:hAnsi="TH SarabunPSK" w:cs="TH SarabunPSK"/>
+          <w:b/>
+          <w:bCs/>
+          <w:sz w:val="32"/>
+          <w:szCs w:val="32"/>
+          <w:cs/>
+          <w:lang w:val="en-US"/>
+        </w:rPr>
+        <w:t xml:space="preserve">หน้า </w:t>
+      </w:r>
+      <w:r>
+        <w:rPr>
+          <w:rFonts w:ascii="TH SarabunPSK" w:hAnsi="TH SarabunPSK" w:cs="TH SarabunPSK"/>
+          <w:b/>
+          <w:bCs/>
+          <w:sz w:val="32"/>
+          <w:szCs w:val="32"/>
+        </w:rPr>
+        <w:t>211)</w:t>
+      </w:r>
+    </w:p>
+    <w:p>
+      <w:pPr>
+        <w:jc w:val="thaiDistribute"/>
+        <w:rPr>
+          <w:rFonts w:ascii="TH SarabunPSK" w:hAnsi="TH SarabunPSK" w:cs="TH SarabunPSK"/>
+          <w:sz w:val="32"/>
+          <w:szCs w:val="32"/>
+        </w:rPr>
+      </w:pPr>
+      <w:r>
+        <w:rPr>
+          <w:rFonts w:ascii="TH SarabunPSK" w:hAnsi="TH SarabunPSK" w:cs="TH SarabunPSK"/>
+          <w:b/>
+          <w:bCs/>
+          <w:sz w:val="32"/>
+          <w:szCs w:val="32"/>
+        </w:rPr>
+        <w:t>Practice Test III | 211</w:t>
+      </w:r>
+    </w:p>
+    <w:p>
+      <w:pPr>
+        <w:jc w:val="thaiDistribute"/>
+        <w:rPr>
+          <w:rFonts w:ascii="TH SarabunPSK" w:hAnsi="TH SarabunPSK" w:cs="TH SarabunPSK"/>
+          <w:sz w:val="32"/>
+          <w:szCs w:val="32"/>
+        </w:rPr>
+      </w:pPr>
+      <w:r>
+        <w:rPr>
+          <w:rFonts w:ascii="TH SarabunPSK" w:hAnsi="TH SarabunPSK" w:cs="TH SarabunPSK"/>
+          <w:b/>
+          <w:bCs/>
+          <w:sz w:val="32"/>
+          <w:szCs w:val="32"/>
+        </w:rPr>
+        <w:t>PART III</w:t>
+      </w:r>
+    </w:p>
+    <w:p>
+      <w:pPr>
+        <w:jc w:val="thaiDistribute"/>
+        <w:rPr>
+          <w:rFonts w:ascii="TH SarabunPSK" w:hAnsi="TH SarabunPSK" w:cs="TH SarabunPSK"/>
+          <w:sz w:val="32"/>
+          <w:szCs w:val="32"/>
+        </w:rPr>
+      </w:pPr>
+      <w:r>
+        <w:rPr>
+          <w:rFonts w:ascii="TH SarabunPSK" w:hAnsi="TH SarabunPSK" w:cs="TH SarabunPSK"/>
+          <w:sz w:val="32"/>
+          <w:szCs w:val="32"/>
+        </w:rPr>
+        <w:lastRenderedPageBreak/>
+        <w:t xml:space="preserve">Directions: In this part of the test, you will hear two talks. After each talk, you will be asked some questions. You will hear each talk and the questions </w:t>
+      </w:r>
+      <w:r>
+        <w:rPr>
+          <w:rFonts w:ascii="TH SarabunPSK" w:hAnsi="TH SarabunPSK" w:cs="TH SarabunPSK"/>
+          <w:b/>
+          <w:bCs/>
+          <w:sz w:val="32"/>
+          <w:szCs w:val="32"/>
+        </w:rPr>
+        <w:t>only once</w:t>
+      </w:r>
+      <w:r>
+        <w:rPr>
+          <w:rFonts w:ascii="TH SarabunPSK" w:hAnsi="TH SarabunPSK" w:cs="TH SarabunPSK"/>
+          <w:sz w:val="32"/>
+          <w:szCs w:val="32"/>
+        </w:rPr>
+        <w:t>, so listen carefully to what is said. After you hear each question, read the four choices and choose the one which best answers the question.</w:t>
+      </w:r>
+    </w:p>
+    <w:p>
+      <w:pPr>
+        <w:jc w:val="thaiDistribute"/>
+        <w:rPr>
+          <w:rFonts w:ascii="TH SarabunPSK" w:hAnsi="TH SarabunPSK" w:cs="TH SarabunPSK"/>
+          <w:sz w:val="32"/>
+          <w:szCs w:val="32"/>
+        </w:rPr>
+      </w:pPr>
+      <w:r>
+        <w:rPr>
+          <w:rFonts w:ascii="TH SarabunPSK" w:hAnsi="TH SarabunPSK" w:cs="TH SarabunPSK"/>
+          <w:b/>
+          <w:bCs/>
+          <w:sz w:val="32"/>
+          <w:szCs w:val="32"/>
+        </w:rPr>
+        <w:t>Talk I</w:t>
+      </w:r>
+    </w:p>
+    <w:p>
+      <w:pPr>
+        <w:jc w:val="thaiDistribute"/>
+        <w:rPr>
+          <w:rFonts w:ascii="TH SarabunPSK" w:hAnsi="TH SarabunPSK" w:cs="TH SarabunPSK"/>
+          <w:sz w:val="32"/>
+          <w:szCs w:val="32"/>
+        </w:rPr>
+      </w:pPr>
+      <w:r>
+        <w:rPr>
+          <w:rFonts w:ascii="TH SarabunPSK" w:hAnsi="TH SarabunPSK" w:cs="TH SarabunPSK"/>
+          <w:sz w:val="32"/>
+          <w:szCs w:val="32"/>
+        </w:rPr>
+        <w:t>One social media user's complaint about a restaurant in the Turkish capital city of Istanbul that does not allow children sparked a public debate on child-free restaurants. There were numerous messages of support for the woman, who said that the owners refused to let her child in the restaurant, claiming their establishment was not open to those fourteen years and younger. The young mother said she was embarrassed and upset by the ban, and many social media users voiced their objection at how the owners treated her and her child. However, there were an equal number of messages that supported the ban on children in restaurants. People who advocate child-free restaurants said that customers should be permitted to enjoy a nice meal free of noisy and disruptive children. Some social media users said that they would happily pay more money to eat their food in a restaurant with a quiet atmosphere. Opponents to child-free restaurants say children and their families have the same rights as others, and that this is a form of discrimination. While child-free restaurants have been successfully launched in various countries, including the United States and Germany, the concept is not actually allowed under Turkish law. Legal experts says Turkish hotels and restaurants cannot commit discrimination, and customers have a right to file complaints to relevant authorities, such as ministries and municipalities in charge of issuing permits to such businesses. Businesses that violate this law may face fines. According to the country's consumer protection laws, without a justifiable reason, a business cannot refuse to serve a customer.</w:t>
+      </w:r>
+    </w:p>
+    <w:p>
+      <w:pPr>
+        <w:jc w:val="thaiDistribute"/>
+        <w:rPr>
+          <w:rFonts w:ascii="TH SarabunPSK" w:hAnsi="TH SarabunPSK" w:cs="TH SarabunPSK"/>
+          <w:sz w:val="32"/>
+          <w:szCs w:val="32"/>
+        </w:rPr>
+      </w:pPr>
+      <w:r>
+        <w:rPr>
+          <w:rFonts w:ascii="TH SarabunPSK" w:hAnsi="TH SarabunPSK" w:cs="TH SarabunPSK"/>
+          <w:sz w:val="32"/>
+          <w:szCs w:val="32"/>
+        </w:rPr>
+        <w:t>Question 25. According to the talk, what is the main reason people support child-free restaurants?</w:t>
+      </w:r>
+    </w:p>
+    <w:p>
+      <w:pPr>
+        <w:jc w:val="thaiDistribute"/>
+        <w:rPr>
+          <w:rFonts w:ascii="TH SarabunPSK" w:hAnsi="TH SarabunPSK" w:cs="TH SarabunPSK"/>
+          <w:sz w:val="32"/>
+          <w:szCs w:val="32"/>
+        </w:rPr>
+      </w:pPr>
+      <w:r>
+        <w:rPr>
+          <w:rFonts w:ascii="TH SarabunPSK" w:hAnsi="TH SarabunPSK" w:cs="TH SarabunPSK"/>
+          <w:sz w:val="32"/>
+          <w:szCs w:val="32"/>
+        </w:rPr>
+        <w:t>Question 26. According to the talk, in which country has child-free restaurants been opened successfully?</w:t>
+      </w:r>
+    </w:p>
+    <w:p>
+      <w:pPr>
+        <w:jc w:val="thaiDistribute"/>
+        <w:rPr>
+          <w:rFonts w:ascii="TH SarabunPSK" w:hAnsi="TH SarabunPSK" w:cs="TH SarabunPSK"/>
+          <w:sz w:val="32"/>
+          <w:szCs w:val="32"/>
+        </w:rPr>
+      </w:pPr>
+      <w:r>
+        <w:rPr>
+          <w:rFonts w:ascii="TH SarabunPSK" w:hAnsi="TH SarabunPSK" w:cs="TH SarabunPSK"/>
+          <w:sz w:val="32"/>
+          <w:szCs w:val="32"/>
+        </w:rPr>
+        <w:t>Question 27. What can be INFERRED from the talk?</w:t>
+      </w:r>
+    </w:p>
+    <w:p>
+      <w:pPr>
+        <w:jc w:val="thaiDistribute"/>
+        <w:rPr>
+          <w:rFonts w:ascii="TH SarabunPSK" w:hAnsi="TH SarabunPSK" w:cs="TH SarabunPSK"/>
+          <w:b/>
+          <w:bCs/>
+          <w:sz w:val="32"/>
+          <w:szCs w:val="32"/>
+        </w:rPr>
+      </w:pPr>
+      <w:r>
+        <w:rPr>
+          <w:rFonts w:ascii="TH SarabunPSK" w:hAnsi="TH SarabunPSK" w:cs="TH SarabunPSK"/>
+          <w:b/>
+          <w:bCs/>
+          <w:sz w:val="32"/>
+          <w:szCs w:val="32"/>
+          <w:cs/>
+          <w:lang w:val="en-US"/>
+        </w:rPr>
+        <w:t xml:space="preserve">ภาพที่ </w:t>
+      </w:r>
+      <w:r>
+        <w:rPr>
+          <w:rFonts w:ascii="TH SarabunPSK" w:hAnsi="TH SarabunPSK" w:cs="TH SarabunPSK"/>
+          <w:b/>
+          <w:bCs/>
+          <w:sz w:val="32"/>
+          <w:szCs w:val="32"/>
+        </w:rPr>
+        <w:t>14 (</w:t>
+      </w:r>
+      <w:r>
+        <w:rPr>
+          <w:rFonts w:ascii="TH SarabunPSK" w:hAnsi="TH SarabunPSK" w:cs="TH SarabunPSK"/>
+          <w:b/>
+          <w:bCs/>
+          <w:sz w:val="32"/>
+          <w:szCs w:val="32"/>
+          <w:cs/>
+          <w:lang w:val="en-US"/>
+        </w:rPr>
+        <w:t xml:space="preserve">หน้า </w:t>
+      </w:r>
+      <w:r>
+        <w:rPr>
+          <w:rFonts w:ascii="TH SarabunPSK" w:hAnsi="TH SarabunPSK" w:cs="TH SarabunPSK"/>
+          <w:b/>
+          <w:bCs/>
+          <w:sz w:val="32"/>
+          <w:szCs w:val="32"/>
+        </w:rPr>
+        <w:t>212)</w:t>
+      </w:r>
+    </w:p>
+    <w:p>
+      <w:pPr>
+        <w:jc w:val="thaiDistribute"/>
+        <w:rPr>
+          <w:rFonts w:ascii="TH SarabunPSK" w:hAnsi="TH SarabunPSK" w:cs="TH SarabunPSK"/>
+          <w:sz w:val="32"/>
+          <w:szCs w:val="32"/>
+        </w:rPr>
+      </w:pPr>
+      <w:r>
+        <w:rPr>
+          <w:rFonts w:ascii="TH SarabunPSK" w:hAnsi="TH SarabunPSK" w:cs="TH SarabunPSK"/>
+          <w:b/>
+          <w:bCs/>
+          <w:sz w:val="32"/>
+          <w:szCs w:val="32"/>
+        </w:rPr>
+        <w:t>212 | Practice Test III</w:t>
+      </w:r>
+    </w:p>
+    <w:p>
+      <w:pPr>
+        <w:jc w:val="thaiDistribute"/>
+        <w:rPr>
+          <w:rFonts w:ascii="TH SarabunPSK" w:hAnsi="TH SarabunPSK" w:cs="TH SarabunPSK"/>
+          <w:sz w:val="32"/>
+          <w:szCs w:val="32"/>
+        </w:rPr>
+      </w:pPr>
+      <w:r>
+        <w:rPr>
+          <w:rFonts w:ascii="TH SarabunPSK" w:hAnsi="TH SarabunPSK" w:cs="TH SarabunPSK"/>
+          <w:b/>
+          <w:bCs/>
+          <w:sz w:val="32"/>
+          <w:szCs w:val="32"/>
+        </w:rPr>
+        <w:t>Talk II</w:t>
+      </w:r>
+    </w:p>
+    <w:p>
+      <w:pPr>
+        <w:jc w:val="thaiDistribute"/>
+        <w:rPr>
+          <w:rFonts w:ascii="TH SarabunPSK" w:hAnsi="TH SarabunPSK" w:cs="TH SarabunPSK"/>
+          <w:sz w:val="32"/>
+          <w:szCs w:val="32"/>
+        </w:rPr>
+      </w:pPr>
+      <w:r>
+        <w:rPr>
+          <w:rFonts w:ascii="TH SarabunPSK" w:hAnsi="TH SarabunPSK" w:cs="TH SarabunPSK"/>
+          <w:sz w:val="32"/>
+          <w:szCs w:val="32"/>
+        </w:rPr>
+        <w:lastRenderedPageBreak/>
+        <w:t>If you are forgetful or make mistakes when in a hurry, a large-scale study in the United States found that meditation could help you to become less likely to make errors. The research tested how a form of meditation called "open monitoring meditation" altered brain activity in a way that suggests increased error recognition. The researchers were amazed to see how just one session of guided open monitoring meditation was able to help produce changes to brain activity in people who had never meditated previously. They discovered that just 20 minutes of this form of meditation was able to enhance the brain's ability to detect and pay attention to mistakes. According to the study's authors, open monitoring meditation differs from other forms of meditation because people are asked to focus awareness on their feelings, thoughts or sensations as they occur in their minds and bodies. Other forms of meditation have the person focus on a single object, commonly their breath, but in open monitoring meditation, people sit quietly and pay careful attention to the direction of their thoughts instead of looking at their surroundings or an object. The findings of the study also suggest that different forms of meditation can have different effects on the brain and thoughts, although there is currently a lack of research in this area.</w:t>
+      </w:r>
+    </w:p>
+    <w:p>
+      <w:pPr>
+        <w:jc w:val="thaiDistribute"/>
+        <w:rPr>
+          <w:rFonts w:ascii="TH SarabunPSK" w:hAnsi="TH SarabunPSK" w:cs="TH SarabunPSK"/>
+          <w:sz w:val="32"/>
+          <w:szCs w:val="32"/>
+        </w:rPr>
+      </w:pPr>
+      <w:r>
+        <w:rPr>
+          <w:rFonts w:ascii="TH SarabunPSK" w:hAnsi="TH SarabunPSK" w:cs="TH SarabunPSK"/>
+          <w:sz w:val="32"/>
+          <w:szCs w:val="32"/>
+        </w:rPr>
+        <w:t>Question 28. This talk mainly discusses _______.</w:t>
+      </w:r>
+    </w:p>
+    <w:p>
+      <w:pPr>
+        <w:jc w:val="thaiDistribute"/>
+        <w:rPr>
+          <w:rFonts w:ascii="TH SarabunPSK" w:hAnsi="TH SarabunPSK" w:cs="TH SarabunPSK"/>
+          <w:sz w:val="32"/>
+          <w:szCs w:val="32"/>
+        </w:rPr>
+      </w:pPr>
+      <w:r>
+        <w:rPr>
+          <w:rFonts w:ascii="TH SarabunPSK" w:hAnsi="TH SarabunPSK" w:cs="TH SarabunPSK"/>
+          <w:sz w:val="32"/>
+          <w:szCs w:val="32"/>
+        </w:rPr>
+        <w:t>Question 29. When people practice open monitoring meditation, what is focused on?</w:t>
+      </w:r>
+    </w:p>
+    <w:p>
+      <w:pPr>
+        <w:jc w:val="thaiDistribute"/>
+        <w:rPr>
+          <w:rFonts w:ascii="TH SarabunPSK" w:hAnsi="TH SarabunPSK" w:cs="TH SarabunPSK"/>
+          <w:sz w:val="32"/>
+          <w:szCs w:val="32"/>
+        </w:rPr>
+      </w:pPr>
+      <w:r>
+        <w:rPr>
+          <w:rFonts w:ascii="TH SarabunPSK" w:hAnsi="TH SarabunPSK" w:cs="TH SarabunPSK"/>
+          <w:sz w:val="32"/>
+          <w:szCs w:val="32"/>
+        </w:rPr>
+        <w:t>Question 30. Based on this talk, who may benefit from open monitoring meditation?</w:t>
+      </w:r>
+    </w:p>
+    <w:p>
+      <w:pPr>
+        <w:jc w:val="center"/>
+        <w:rPr>
+          <w:rFonts w:ascii="TH SarabunPSK" w:hAnsi="TH SarabunPSK" w:cs="TH SarabunPSK"/>
+          <w:b/>
+          <w:bCs/>
+          <w:sz w:val="32"/>
+          <w:szCs w:val="32"/>
+        </w:rPr>
+      </w:pPr>
+    </w:p>
+    <w:p>
+      <w:pPr>
+        <w:jc w:val="center"/>
+        <w:rPr>
+          <w:rFonts w:ascii="TH SarabunPSK" w:hAnsi="TH SarabunPSK" w:cs="TH SarabunPSK"/>
+          <w:sz w:val="32"/>
+          <w:szCs w:val="32"/>
+        </w:rPr>
+      </w:pPr>
+      <w:r>
+        <w:rPr>
+          <w:rFonts w:ascii="TH SarabunPSK" w:hAnsi="TH SarabunPSK" w:cs="TH SarabunPSK"/>
+          <w:b/>
+          <w:bCs/>
+          <w:sz w:val="32"/>
+          <w:szCs w:val="32"/>
+        </w:rPr>
+        <w:t>End of the Listening Test</w:t>
+      </w:r>
+    </w:p>
+    <w:p>
+      <w:pPr>
+        <w:rPr>
+          <w:rFonts w:ascii="TH SarabunPSK" w:hAnsi="TH SarabunPSK" w:cs="TH SarabunPSK"/>
           <w:sz w:val="32"/>
           <w:szCs w:val="32"/>
           <w:lang w:val="en-US"/>
@@ -36343,6 +44433,684 @@
       <w:lvlJc w:val="left"/>
     </w:lvl>
   </w:abstractNum>
+  <w:abstractNum w:abstractNumId="5" w15:restartNumberingAfterBreak="0">
+    <w:nsid w:val="02787479"/>
+    <w:multiLevelType w:val="multilevel"/>
+    <w:tmpl w:val="211A36D6"/>
+    <w:lvl w:ilvl="0">
+      <w:start w:val="105"/>
+      <w:numFmt w:val="decimal"/>
+      <w:lvlText w:val="%1."/>
+      <w:lvlJc w:val="left"/>
+      <w:pPr>
+        <w:tabs>
+          <w:tab w:val="num" w:pos="720"/>
+        </w:tabs>
+        <w:ind w:left="720" w:hanging="360"/>
+      </w:pPr>
+    </w:lvl>
+    <w:lvl w:ilvl="1" w:tentative="1">
+      <w:start w:val="1"/>
+      <w:numFmt w:val="decimal"/>
+      <w:lvlText w:val="%2."/>
+      <w:lvlJc w:val="left"/>
+      <w:pPr>
+        <w:tabs>
+          <w:tab w:val="num" w:pos="1440"/>
+        </w:tabs>
+        <w:ind w:left="1440" w:hanging="360"/>
+      </w:pPr>
+    </w:lvl>
+    <w:lvl w:ilvl="2" w:tentative="1">
+      <w:start w:val="1"/>
+      <w:numFmt w:val="decimal"/>
+      <w:lvlText w:val="%3."/>
+      <w:lvlJc w:val="left"/>
+      <w:pPr>
+        <w:tabs>
+          <w:tab w:val="num" w:pos="2160"/>
+        </w:tabs>
+        <w:ind w:left="2160" w:hanging="360"/>
+      </w:pPr>
+    </w:lvl>
+    <w:lvl w:ilvl="3" w:tentative="1">
+      <w:start w:val="1"/>
+      <w:numFmt w:val="decimal"/>
+      <w:lvlText w:val="%4."/>
+      <w:lvlJc w:val="left"/>
+      <w:pPr>
+        <w:tabs>
+          <w:tab w:val="num" w:pos="2880"/>
+        </w:tabs>
+        <w:ind w:left="2880" w:hanging="360"/>
+      </w:pPr>
+    </w:lvl>
+    <w:lvl w:ilvl="4" w:tentative="1">
+      <w:start w:val="1"/>
+      <w:numFmt w:val="decimal"/>
+      <w:lvlText w:val="%5."/>
+      <w:lvlJc w:val="left"/>
+      <w:pPr>
+        <w:tabs>
+          <w:tab w:val="num" w:pos="3600"/>
+        </w:tabs>
+        <w:ind w:left="3600" w:hanging="360"/>
+      </w:pPr>
+    </w:lvl>
+    <w:lvl w:ilvl="5" w:tentative="1">
+      <w:start w:val="1"/>
+      <w:numFmt w:val="decimal"/>
+      <w:lvlText w:val="%6."/>
+      <w:lvlJc w:val="left"/>
+      <w:pPr>
+        <w:tabs>
+          <w:tab w:val="num" w:pos="4320"/>
+        </w:tabs>
+        <w:ind w:left="4320" w:hanging="360"/>
+      </w:pPr>
+    </w:lvl>
+    <w:lvl w:ilvl="6" w:tentative="1">
+      <w:start w:val="1"/>
+      <w:numFmt w:val="decimal"/>
+      <w:lvlText w:val="%7."/>
+      <w:lvlJc w:val="left"/>
+      <w:pPr>
+        <w:tabs>
+          <w:tab w:val="num" w:pos="5040"/>
+        </w:tabs>
+        <w:ind w:left="5040" w:hanging="360"/>
+      </w:pPr>
+    </w:lvl>
+    <w:lvl w:ilvl="7" w:tentative="1">
+      <w:start w:val="1"/>
+      <w:numFmt w:val="decimal"/>
+      <w:lvlText w:val="%8."/>
+      <w:lvlJc w:val="left"/>
+      <w:pPr>
+        <w:tabs>
+          <w:tab w:val="num" w:pos="5760"/>
+        </w:tabs>
+        <w:ind w:left="5760" w:hanging="360"/>
+      </w:pPr>
+    </w:lvl>
+    <w:lvl w:ilvl="8" w:tentative="1">
+      <w:start w:val="1"/>
+      <w:numFmt w:val="decimal"/>
+      <w:lvlText w:val="%9."/>
+      <w:lvlJc w:val="left"/>
+      <w:pPr>
+        <w:tabs>
+          <w:tab w:val="num" w:pos="6480"/>
+        </w:tabs>
+        <w:ind w:left="6480" w:hanging="360"/>
+      </w:pPr>
+    </w:lvl>
+  </w:abstractNum>
+  <w:abstractNum w:abstractNumId="6" w15:restartNumberingAfterBreak="0">
+    <w:nsid w:val="134023B3"/>
+    <w:multiLevelType w:val="multilevel"/>
+    <w:tmpl w:val="735E702A"/>
+    <w:lvl w:ilvl="0">
+      <w:start w:val="1"/>
+      <w:numFmt w:val="decimal"/>
+      <w:lvlText w:val="%1."/>
+      <w:lvlJc w:val="left"/>
+      <w:pPr>
+        <w:tabs>
+          <w:tab w:val="num" w:pos="720"/>
+        </w:tabs>
+        <w:ind w:left="720" w:hanging="360"/>
+      </w:pPr>
+    </w:lvl>
+    <w:lvl w:ilvl="1" w:tentative="1">
+      <w:start w:val="1"/>
+      <w:numFmt w:val="decimal"/>
+      <w:lvlText w:val="%2."/>
+      <w:lvlJc w:val="left"/>
+      <w:pPr>
+        <w:tabs>
+          <w:tab w:val="num" w:pos="1440"/>
+        </w:tabs>
+        <w:ind w:left="1440" w:hanging="360"/>
+      </w:pPr>
+    </w:lvl>
+    <w:lvl w:ilvl="2" w:tentative="1">
+      <w:start w:val="1"/>
+      <w:numFmt w:val="decimal"/>
+      <w:lvlText w:val="%3."/>
+      <w:lvlJc w:val="left"/>
+      <w:pPr>
+        <w:tabs>
+          <w:tab w:val="num" w:pos="2160"/>
+        </w:tabs>
+        <w:ind w:left="2160" w:hanging="360"/>
+      </w:pPr>
+    </w:lvl>
+    <w:lvl w:ilvl="3" w:tentative="1">
+      <w:start w:val="1"/>
+      <w:numFmt w:val="decimal"/>
+      <w:lvlText w:val="%4."/>
+      <w:lvlJc w:val="left"/>
+      <w:pPr>
+        <w:tabs>
+          <w:tab w:val="num" w:pos="2880"/>
+        </w:tabs>
+        <w:ind w:left="2880" w:hanging="360"/>
+      </w:pPr>
+    </w:lvl>
+    <w:lvl w:ilvl="4" w:tentative="1">
+      <w:start w:val="1"/>
+      <w:numFmt w:val="decimal"/>
+      <w:lvlText w:val="%5."/>
+      <w:lvlJc w:val="left"/>
+      <w:pPr>
+        <w:tabs>
+          <w:tab w:val="num" w:pos="3600"/>
+        </w:tabs>
+        <w:ind w:left="3600" w:hanging="360"/>
+      </w:pPr>
+    </w:lvl>
+    <w:lvl w:ilvl="5" w:tentative="1">
+      <w:start w:val="1"/>
+      <w:numFmt w:val="decimal"/>
+      <w:lvlText w:val="%6."/>
+      <w:lvlJc w:val="left"/>
+      <w:pPr>
+        <w:tabs>
+          <w:tab w:val="num" w:pos="4320"/>
+        </w:tabs>
+        <w:ind w:left="4320" w:hanging="360"/>
+      </w:pPr>
+    </w:lvl>
+    <w:lvl w:ilvl="6" w:tentative="1">
+      <w:start w:val="1"/>
+      <w:numFmt w:val="decimal"/>
+      <w:lvlText w:val="%7."/>
+      <w:lvlJc w:val="left"/>
+      <w:pPr>
+        <w:tabs>
+          <w:tab w:val="num" w:pos="5040"/>
+        </w:tabs>
+        <w:ind w:left="5040" w:hanging="360"/>
+      </w:pPr>
+    </w:lvl>
+    <w:lvl w:ilvl="7" w:tentative="1">
+      <w:start w:val="1"/>
+      <w:numFmt w:val="decimal"/>
+      <w:lvlText w:val="%8."/>
+      <w:lvlJc w:val="left"/>
+      <w:pPr>
+        <w:tabs>
+          <w:tab w:val="num" w:pos="5760"/>
+        </w:tabs>
+        <w:ind w:left="5760" w:hanging="360"/>
+      </w:pPr>
+    </w:lvl>
+    <w:lvl w:ilvl="8" w:tentative="1">
+      <w:start w:val="1"/>
+      <w:numFmt w:val="decimal"/>
+      <w:lvlText w:val="%9."/>
+      <w:lvlJc w:val="left"/>
+      <w:pPr>
+        <w:tabs>
+          <w:tab w:val="num" w:pos="6480"/>
+        </w:tabs>
+        <w:ind w:left="6480" w:hanging="360"/>
+      </w:pPr>
+    </w:lvl>
+  </w:abstractNum>
+  <w:abstractNum w:abstractNumId="7" w15:restartNumberingAfterBreak="0">
+    <w:nsid w:val="3AEC4089"/>
+    <w:multiLevelType w:val="multilevel"/>
+    <w:tmpl w:val="ED8E0B3E"/>
+    <w:lvl w:ilvl="0">
+      <w:start w:val="1"/>
+      <w:numFmt w:val="decimal"/>
+      <w:lvlText w:val="%1."/>
+      <w:lvlJc w:val="left"/>
+      <w:pPr>
+        <w:tabs>
+          <w:tab w:val="num" w:pos="720"/>
+        </w:tabs>
+        <w:ind w:left="720" w:hanging="360"/>
+      </w:pPr>
+    </w:lvl>
+    <w:lvl w:ilvl="1" w:tentative="1">
+      <w:start w:val="1"/>
+      <w:numFmt w:val="decimal"/>
+      <w:lvlText w:val="%2."/>
+      <w:lvlJc w:val="left"/>
+      <w:pPr>
+        <w:tabs>
+          <w:tab w:val="num" w:pos="1440"/>
+        </w:tabs>
+        <w:ind w:left="1440" w:hanging="360"/>
+      </w:pPr>
+    </w:lvl>
+    <w:lvl w:ilvl="2" w:tentative="1">
+      <w:start w:val="1"/>
+      <w:numFmt w:val="decimal"/>
+      <w:lvlText w:val="%3."/>
+      <w:lvlJc w:val="left"/>
+      <w:pPr>
+        <w:tabs>
+          <w:tab w:val="num" w:pos="2160"/>
+        </w:tabs>
+        <w:ind w:left="2160" w:hanging="360"/>
+      </w:pPr>
+    </w:lvl>
+    <w:lvl w:ilvl="3" w:tentative="1">
+      <w:start w:val="1"/>
+      <w:numFmt w:val="decimal"/>
+      <w:lvlText w:val="%4."/>
+      <w:lvlJc w:val="left"/>
+      <w:pPr>
+        <w:tabs>
+          <w:tab w:val="num" w:pos="2880"/>
+        </w:tabs>
+        <w:ind w:left="2880" w:hanging="360"/>
+      </w:pPr>
+    </w:lvl>
+    <w:lvl w:ilvl="4" w:tentative="1">
+      <w:start w:val="1"/>
+      <w:numFmt w:val="decimal"/>
+      <w:lvlText w:val="%5."/>
+      <w:lvlJc w:val="left"/>
+      <w:pPr>
+        <w:tabs>
+          <w:tab w:val="num" w:pos="3600"/>
+        </w:tabs>
+        <w:ind w:left="3600" w:hanging="360"/>
+      </w:pPr>
+    </w:lvl>
+    <w:lvl w:ilvl="5" w:tentative="1">
+      <w:start w:val="1"/>
+      <w:numFmt w:val="decimal"/>
+      <w:lvlText w:val="%6."/>
+      <w:lvlJc w:val="left"/>
+      <w:pPr>
+        <w:tabs>
+          <w:tab w:val="num" w:pos="4320"/>
+        </w:tabs>
+        <w:ind w:left="4320" w:hanging="360"/>
+      </w:pPr>
+    </w:lvl>
+    <w:lvl w:ilvl="6" w:tentative="1">
+      <w:start w:val="1"/>
+      <w:numFmt w:val="decimal"/>
+      <w:lvlText w:val="%7."/>
+      <w:lvlJc w:val="left"/>
+      <w:pPr>
+        <w:tabs>
+          <w:tab w:val="num" w:pos="5040"/>
+        </w:tabs>
+        <w:ind w:left="5040" w:hanging="360"/>
+      </w:pPr>
+    </w:lvl>
+    <w:lvl w:ilvl="7" w:tentative="1">
+      <w:start w:val="1"/>
+      <w:numFmt w:val="decimal"/>
+      <w:lvlText w:val="%8."/>
+      <w:lvlJc w:val="left"/>
+      <w:pPr>
+        <w:tabs>
+          <w:tab w:val="num" w:pos="5760"/>
+        </w:tabs>
+        <w:ind w:left="5760" w:hanging="360"/>
+      </w:pPr>
+    </w:lvl>
+    <w:lvl w:ilvl="8" w:tentative="1">
+      <w:start w:val="1"/>
+      <w:numFmt w:val="decimal"/>
+      <w:lvlText w:val="%9."/>
+      <w:lvlJc w:val="left"/>
+      <w:pPr>
+        <w:tabs>
+          <w:tab w:val="num" w:pos="6480"/>
+        </w:tabs>
+        <w:ind w:left="6480" w:hanging="360"/>
+      </w:pPr>
+    </w:lvl>
+  </w:abstractNum>
+  <w:abstractNum w:abstractNumId="8" w15:restartNumberingAfterBreak="0">
+    <w:nsid w:val="40BB11B7"/>
+    <w:multiLevelType w:val="multilevel"/>
+    <w:tmpl w:val="A7948500"/>
+    <w:lvl w:ilvl="0">
+      <w:start w:val="117"/>
+      <w:numFmt w:val="decimal"/>
+      <w:lvlText w:val="%1."/>
+      <w:lvlJc w:val="left"/>
+      <w:pPr>
+        <w:tabs>
+          <w:tab w:val="num" w:pos="720"/>
+        </w:tabs>
+        <w:ind w:left="720" w:hanging="360"/>
+      </w:pPr>
+    </w:lvl>
+    <w:lvl w:ilvl="1" w:tentative="1">
+      <w:start w:val="1"/>
+      <w:numFmt w:val="decimal"/>
+      <w:lvlText w:val="%2."/>
+      <w:lvlJc w:val="left"/>
+      <w:pPr>
+        <w:tabs>
+          <w:tab w:val="num" w:pos="1440"/>
+        </w:tabs>
+        <w:ind w:left="1440" w:hanging="360"/>
+      </w:pPr>
+    </w:lvl>
+    <w:lvl w:ilvl="2" w:tentative="1">
+      <w:start w:val="1"/>
+      <w:numFmt w:val="decimal"/>
+      <w:lvlText w:val="%3."/>
+      <w:lvlJc w:val="left"/>
+      <w:pPr>
+        <w:tabs>
+          <w:tab w:val="num" w:pos="2160"/>
+        </w:tabs>
+        <w:ind w:left="2160" w:hanging="360"/>
+      </w:pPr>
+    </w:lvl>
+    <w:lvl w:ilvl="3" w:tentative="1">
+      <w:start w:val="1"/>
+      <w:numFmt w:val="decimal"/>
+      <w:lvlText w:val="%4."/>
+      <w:lvlJc w:val="left"/>
+      <w:pPr>
+        <w:tabs>
+          <w:tab w:val="num" w:pos="2880"/>
+        </w:tabs>
+        <w:ind w:left="2880" w:hanging="360"/>
+      </w:pPr>
+    </w:lvl>
+    <w:lvl w:ilvl="4" w:tentative="1">
+      <w:start w:val="1"/>
+      <w:numFmt w:val="decimal"/>
+      <w:lvlText w:val="%5."/>
+      <w:lvlJc w:val="left"/>
+      <w:pPr>
+        <w:tabs>
+          <w:tab w:val="num" w:pos="3600"/>
+        </w:tabs>
+        <w:ind w:left="3600" w:hanging="360"/>
+      </w:pPr>
+    </w:lvl>
+    <w:lvl w:ilvl="5" w:tentative="1">
+      <w:start w:val="1"/>
+      <w:numFmt w:val="decimal"/>
+      <w:lvlText w:val="%6."/>
+      <w:lvlJc w:val="left"/>
+      <w:pPr>
+        <w:tabs>
+          <w:tab w:val="num" w:pos="4320"/>
+        </w:tabs>
+        <w:ind w:left="4320" w:hanging="360"/>
+      </w:pPr>
+    </w:lvl>
+    <w:lvl w:ilvl="6" w:tentative="1">
+      <w:start w:val="1"/>
+      <w:numFmt w:val="decimal"/>
+      <w:lvlText w:val="%7."/>
+      <w:lvlJc w:val="left"/>
+      <w:pPr>
+        <w:tabs>
+          <w:tab w:val="num" w:pos="5040"/>
+        </w:tabs>
+        <w:ind w:left="5040" w:hanging="360"/>
+      </w:pPr>
+    </w:lvl>
+    <w:lvl w:ilvl="7" w:tentative="1">
+      <w:start w:val="1"/>
+      <w:numFmt w:val="decimal"/>
+      <w:lvlText w:val="%8."/>
+      <w:lvlJc w:val="left"/>
+      <w:pPr>
+        <w:tabs>
+          <w:tab w:val="num" w:pos="5760"/>
+        </w:tabs>
+        <w:ind w:left="5760" w:hanging="360"/>
+      </w:pPr>
+    </w:lvl>
+    <w:lvl w:ilvl="8" w:tentative="1">
+      <w:start w:val="1"/>
+      <w:numFmt w:val="decimal"/>
+      <w:lvlText w:val="%9."/>
+      <w:lvlJc w:val="left"/>
+      <w:pPr>
+        <w:tabs>
+          <w:tab w:val="num" w:pos="6480"/>
+        </w:tabs>
+        <w:ind w:left="6480" w:hanging="360"/>
+      </w:pPr>
+    </w:lvl>
+  </w:abstractNum>
+  <w:abstractNum w:abstractNumId="9" w15:restartNumberingAfterBreak="0">
+    <w:nsid w:val="66EB0E09"/>
+    <w:multiLevelType w:val="multilevel"/>
+    <w:tmpl w:val="420E6768"/>
+    <w:lvl w:ilvl="0">
+      <w:start w:val="91"/>
+      <w:numFmt w:val="decimal"/>
+      <w:lvlText w:val="%1."/>
+      <w:lvlJc w:val="left"/>
+      <w:pPr>
+        <w:tabs>
+          <w:tab w:val="num" w:pos="720"/>
+        </w:tabs>
+        <w:ind w:left="720" w:hanging="360"/>
+      </w:pPr>
+    </w:lvl>
+    <w:lvl w:ilvl="1" w:tentative="1">
+      <w:start w:val="1"/>
+      <w:numFmt w:val="decimal"/>
+      <w:lvlText w:val="%2."/>
+      <w:lvlJc w:val="left"/>
+      <w:pPr>
+        <w:tabs>
+          <w:tab w:val="num" w:pos="1440"/>
+        </w:tabs>
+        <w:ind w:left="1440" w:hanging="360"/>
+      </w:pPr>
+    </w:lvl>
+    <w:lvl w:ilvl="2" w:tentative="1">
+      <w:start w:val="1"/>
+      <w:numFmt w:val="decimal"/>
+      <w:lvlText w:val="%3."/>
+      <w:lvlJc w:val="left"/>
+      <w:pPr>
+        <w:tabs>
+          <w:tab w:val="num" w:pos="2160"/>
+        </w:tabs>
+        <w:ind w:left="2160" w:hanging="360"/>
+      </w:pPr>
+    </w:lvl>
+    <w:lvl w:ilvl="3" w:tentative="1">
+      <w:start w:val="1"/>
+      <w:numFmt w:val="decimal"/>
+      <w:lvlText w:val="%4."/>
+      <w:lvlJc w:val="left"/>
+      <w:pPr>
+        <w:tabs>
+          <w:tab w:val="num" w:pos="2880"/>
+        </w:tabs>
+        <w:ind w:left="2880" w:hanging="360"/>
+      </w:pPr>
+    </w:lvl>
+    <w:lvl w:ilvl="4" w:tentative="1">
+      <w:start w:val="1"/>
+      <w:numFmt w:val="decimal"/>
+      <w:lvlText w:val="%5."/>
+      <w:lvlJc w:val="left"/>
+      <w:pPr>
+        <w:tabs>
+          <w:tab w:val="num" w:pos="3600"/>
+        </w:tabs>
+        <w:ind w:left="3600" w:hanging="360"/>
+      </w:pPr>
+    </w:lvl>
+    <w:lvl w:ilvl="5" w:tentative="1">
+      <w:start w:val="1"/>
+      <w:numFmt w:val="decimal"/>
+      <w:lvlText w:val="%6."/>
+      <w:lvlJc w:val="left"/>
+      <w:pPr>
+        <w:tabs>
+          <w:tab w:val="num" w:pos="4320"/>
+        </w:tabs>
+        <w:ind w:left="4320" w:hanging="360"/>
+      </w:pPr>
+    </w:lvl>
+    <w:lvl w:ilvl="6" w:tentative="1">
+      <w:start w:val="1"/>
+      <w:numFmt w:val="decimal"/>
+      <w:lvlText w:val="%7."/>
+      <w:lvlJc w:val="left"/>
+      <w:pPr>
+        <w:tabs>
+          <w:tab w:val="num" w:pos="5040"/>
+        </w:tabs>
+        <w:ind w:left="5040" w:hanging="360"/>
+      </w:pPr>
+    </w:lvl>
+    <w:lvl w:ilvl="7" w:tentative="1">
+      <w:start w:val="1"/>
+      <w:numFmt w:val="decimal"/>
+      <w:lvlText w:val="%8."/>
+      <w:lvlJc w:val="left"/>
+      <w:pPr>
+        <w:tabs>
+          <w:tab w:val="num" w:pos="5760"/>
+        </w:tabs>
+        <w:ind w:left="5760" w:hanging="360"/>
+      </w:pPr>
+    </w:lvl>
+    <w:lvl w:ilvl="8" w:tentative="1">
+      <w:start w:val="1"/>
+      <w:numFmt w:val="decimal"/>
+      <w:lvlText w:val="%9."/>
+      <w:lvlJc w:val="left"/>
+      <w:pPr>
+        <w:tabs>
+          <w:tab w:val="num" w:pos="6480"/>
+        </w:tabs>
+        <w:ind w:left="6480" w:hanging="360"/>
+      </w:pPr>
+    </w:lvl>
+  </w:abstractNum>
+  <w:abstractNum w:abstractNumId="10" w15:restartNumberingAfterBreak="0">
+    <w:nsid w:val="69826E1B"/>
+    <w:multiLevelType w:val="multilevel"/>
+    <w:tmpl w:val="84B2123A"/>
+    <w:lvl w:ilvl="0">
+      <w:start w:val="92"/>
+      <w:numFmt w:val="decimal"/>
+      <w:lvlText w:val="%1."/>
+      <w:lvlJc w:val="left"/>
+      <w:pPr>
+        <w:tabs>
+          <w:tab w:val="num" w:pos="720"/>
+        </w:tabs>
+        <w:ind w:left="720" w:hanging="360"/>
+      </w:pPr>
+    </w:lvl>
+    <w:lvl w:ilvl="1" w:tentative="1">
+      <w:start w:val="1"/>
+      <w:numFmt w:val="decimal"/>
+      <w:lvlText w:val="%2."/>
+      <w:lvlJc w:val="left"/>
+      <w:pPr>
+        <w:tabs>
+          <w:tab w:val="num" w:pos="1440"/>
+        </w:tabs>
+        <w:ind w:left="1440" w:hanging="360"/>
+      </w:pPr>
+    </w:lvl>
+    <w:lvl w:ilvl="2" w:tentative="1">
+      <w:start w:val="1"/>
+      <w:numFmt w:val="decimal"/>
+      <w:lvlText w:val="%3."/>
+      <w:lvlJc w:val="left"/>
+      <w:pPr>
+        <w:tabs>
+          <w:tab w:val="num" w:pos="2160"/>
+        </w:tabs>
+        <w:ind w:left="2160" w:hanging="360"/>
+      </w:pPr>
+    </w:lvl>
+    <w:lvl w:ilvl="3" w:tentative="1">
+      <w:start w:val="1"/>
+      <w:numFmt w:val="decimal"/>
+      <w:lvlText w:val="%4."/>
+      <w:lvlJc w:val="left"/>
+      <w:pPr>
+        <w:tabs>
+          <w:tab w:val="num" w:pos="2880"/>
+        </w:tabs>
+        <w:ind w:left="2880" w:hanging="360"/>
+      </w:pPr>
+    </w:lvl>
+    <w:lvl w:ilvl="4" w:tentative="1">
+      <w:start w:val="1"/>
+      <w:numFmt w:val="decimal"/>
+      <w:lvlText w:val="%5."/>
+      <w:lvlJc w:val="left"/>
+      <w:pPr>
+        <w:tabs>
+          <w:tab w:val="num" w:pos="3600"/>
+        </w:tabs>
+        <w:ind w:left="3600" w:hanging="360"/>
+      </w:pPr>
+    </w:lvl>
+    <w:lvl w:ilvl="5" w:tentative="1">
+      <w:start w:val="1"/>
+      <w:numFmt w:val="decimal"/>
+      <w:lvlText w:val="%6."/>
+      <w:lvlJc w:val="left"/>
+      <w:pPr>
+        <w:tabs>
+          <w:tab w:val="num" w:pos="4320"/>
+        </w:tabs>
+        <w:ind w:left="4320" w:hanging="360"/>
+      </w:pPr>
+    </w:lvl>
+    <w:lvl w:ilvl="6" w:tentative="1">
+      <w:start w:val="1"/>
+      <w:numFmt w:val="decimal"/>
+      <w:lvlText w:val="%7."/>
+      <w:lvlJc w:val="left"/>
+      <w:pPr>
+        <w:tabs>
+          <w:tab w:val="num" w:pos="5040"/>
+        </w:tabs>
+        <w:ind w:left="5040" w:hanging="360"/>
+      </w:pPr>
+    </w:lvl>
+    <w:lvl w:ilvl="7" w:tentative="1">
+      <w:start w:val="1"/>
+      <w:numFmt w:val="decimal"/>
+      <w:lvlText w:val="%8."/>
+      <w:lvlJc w:val="left"/>
+      <w:pPr>
+        <w:tabs>
+          <w:tab w:val="num" w:pos="5760"/>
+        </w:tabs>
+        <w:ind w:left="5760" w:hanging="360"/>
+      </w:pPr>
+    </w:lvl>
+    <w:lvl w:ilvl="8" w:tentative="1">
+      <w:start w:val="1"/>
+      <w:numFmt w:val="decimal"/>
+      <w:lvlText w:val="%9."/>
+      <w:lvlJc w:val="left"/>
+      <w:pPr>
+        <w:tabs>
+          <w:tab w:val="num" w:pos="6480"/>
+        </w:tabs>
+        <w:ind w:left="6480" w:hanging="360"/>
+      </w:pPr>
+    </w:lvl>
+  </w:abstractNum>
   <w:num w:numId="1" w16cid:durableId="1212302714">
     <w:abstractNumId w:val="0"/>
   </w:num>
@@ -36357,6 +45125,24 @@
   </w:num>
   <w:num w:numId="5" w16cid:durableId="59328034">
     <w:abstractNumId w:val="4"/>
+  </w:num>
+  <w:num w:numId="6" w16cid:durableId="844780114">
+    <w:abstractNumId w:val="9"/>
+  </w:num>
+  <w:num w:numId="7" w16cid:durableId="1607736935">
+    <w:abstractNumId w:val="10"/>
+  </w:num>
+  <w:num w:numId="8" w16cid:durableId="2125614329">
+    <w:abstractNumId w:val="5"/>
+  </w:num>
+  <w:num w:numId="9" w16cid:durableId="1642228187">
+    <w:abstractNumId w:val="8"/>
+  </w:num>
+  <w:num w:numId="10" w16cid:durableId="1717849053">
+    <w:abstractNumId w:val="7"/>
+  </w:num>
+  <w:num w:numId="11" w16cid:durableId="1152409283">
+    <w:abstractNumId w:val="6"/>
   </w:num>
 </w:numbering>
 </file>
@@ -36757,8 +45543,12 @@
   <w:style w:type="paragraph" w:default="1" w:styleId="Normal">
     <w:name w:val="Normal"/>
     <w:qFormat/>
+    <w:rsid w:val="00D50417"/>
     <w:rPr>
-      <w:rFonts w:cs="Angsana New"/>
+      <w:rFonts w:ascii="Times New Roman" w:eastAsia="Times New Roman" w:hAnsi="Times New Roman" w:cs="Times New Roman"/>
+      <w:kern w:val="0"/>
+      <w:szCs w:val="24"/>
+      <w14:ligatures w14:val="none"/>
     </w:rPr>
   </w:style>
   <w:style w:type="paragraph" w:styleId="Heading1">
@@ -36961,7 +45751,6 @@
   <w:style w:type="character" w:default="1" w:styleId="DefaultParagraphFont">
     <w:name w:val="Default Paragraph Font"/>
     <w:uiPriority w:val="1"/>
-    <w:semiHidden/>
     <w:unhideWhenUsed/>
   </w:style>
   <w:style w:type="table" w:default="1" w:styleId="TableNormal">
@@ -37342,6 +46131,17 @@
       </w:tblBorders>
     </w:tblPr>
   </w:style>
+  <w:style w:type="character" w:styleId="Strong">
+    <w:name w:val="Strong"/>
+    <w:basedOn w:val="DefaultParagraphFont"/>
+    <w:uiPriority w:val="22"/>
+    <w:qFormat/>
+    <w:rsid w:val="00D50417"/>
+    <w:rPr>
+      <w:b/>
+      <w:bCs/>
+    </w:rPr>
+  </w:style>
 </w:styles>
 </file>
 
